--- a/docs/testing-results/comparative-testing-results.docx
+++ b/docs/testing-results/comparative-testing-results.docx
@@ -9,14 +9,15 @@
         <w:tblLook w:val="04A0" w:firstRow="1" w:lastRow="0" w:firstColumn="1" w:lastColumn="0" w:noHBand="0" w:noVBand="1"/>
       </w:tblPr>
       <w:tblGrid>
-        <w:gridCol w:w="4247"/>
-        <w:gridCol w:w="4247"/>
+        <w:gridCol w:w="5807"/>
+        <w:gridCol w:w="1276"/>
+        <w:gridCol w:w="1411"/>
       </w:tblGrid>
       <w:tr>
         <w:tc>
           <w:tcPr>
             <w:tcW w:w="8494" w:type="dxa"/>
-            <w:gridSpan w:val="2"/>
+            <w:gridSpan w:val="3"/>
           </w:tcPr>
           <w:p>
             <w:pPr>
@@ -44,16 +45,7 @@
                 <w:sz w:val="20"/>
                 <w:szCs w:val="20"/>
               </w:rPr>
-              <w:t>00</w:t>
-            </w:r>
-            <w:r>
-              <w:rPr>
-                <w:b/>
-                <w:bCs/>
-                <w:sz w:val="20"/>
-                <w:szCs w:val="20"/>
-              </w:rPr>
-              <w:t>1</w:t>
+              <w:t>001</w:t>
             </w:r>
           </w:p>
         </w:tc>
@@ -61,7 +53,7 @@
       <w:tr>
         <w:tc>
           <w:tcPr>
-            <w:tcW w:w="4247" w:type="dxa"/>
+            <w:tcW w:w="5807" w:type="dxa"/>
           </w:tcPr>
           <w:p>
             <w:pPr>
@@ -82,22 +74,23 @@
         </w:tc>
         <w:tc>
           <w:tcPr>
-            <w:tcW w:w="4247" w:type="dxa"/>
-          </w:tcPr>
-          <w:p>
-            <w:pPr>
-              <w:pStyle w:val="Tabletext"/>
-              <w:rPr>
-                <w:sz w:val="20"/>
-                <w:szCs w:val="20"/>
-              </w:rPr>
-            </w:pPr>
-            <w:r>
-              <w:rPr>
-                <w:sz w:val="20"/>
-                <w:szCs w:val="20"/>
-              </w:rPr>
-              <w:t>thesis-validator-test-correct</w:t>
+            <w:tcW w:w="2687" w:type="dxa"/>
+            <w:gridSpan w:val="2"/>
+          </w:tcPr>
+          <w:p>
+            <w:pPr>
+              <w:pStyle w:val="Tabletext"/>
+              <w:rPr>
+                <w:sz w:val="20"/>
+                <w:szCs w:val="20"/>
+              </w:rPr>
+            </w:pPr>
+            <w:r>
+              <w:rPr>
+                <w:sz w:val="20"/>
+                <w:szCs w:val="20"/>
+              </w:rPr>
+              <w:t>test-correct</w:t>
             </w:r>
             <w:r>
               <w:rPr>
@@ -112,44 +105,59 @@
       <w:tr>
         <w:tc>
           <w:tcPr>
-            <w:tcW w:w="4247" w:type="dxa"/>
-          </w:tcPr>
-          <w:p>
-            <w:pPr>
-              <w:pStyle w:val="Tabletext"/>
-              <w:rPr>
-                <w:sz w:val="20"/>
-                <w:szCs w:val="20"/>
-              </w:rPr>
-            </w:pPr>
-            <w:r>
-              <w:rPr>
-                <w:sz w:val="20"/>
-                <w:szCs w:val="20"/>
-              </w:rPr>
-              <w:t>Failimaht (KB)</w:t>
-            </w:r>
-          </w:p>
-        </w:tc>
-        <w:tc>
-          <w:tcPr>
-            <w:tcW w:w="4247" w:type="dxa"/>
-          </w:tcPr>
-          <w:p>
-            <w:pPr>
-              <w:pStyle w:val="Tabletext"/>
-              <w:rPr>
-                <w:sz w:val="20"/>
-                <w:szCs w:val="20"/>
-              </w:rPr>
-            </w:pPr>
+            <w:tcW w:w="5807" w:type="dxa"/>
+          </w:tcPr>
+          <w:p>
+            <w:pPr>
+              <w:pStyle w:val="Tabletext"/>
+              <w:rPr>
+                <w:sz w:val="20"/>
+                <w:szCs w:val="20"/>
+              </w:rPr>
+            </w:pPr>
+            <w:r>
+              <w:rPr>
+                <w:sz w:val="20"/>
+                <w:szCs w:val="20"/>
+              </w:rPr>
+              <w:t>Failimaht</w:t>
+            </w:r>
+            <w:r>
+              <w:rPr>
+                <w:sz w:val="20"/>
+                <w:szCs w:val="20"/>
+              </w:rPr>
+              <w:t xml:space="preserve"> (KB)</w:t>
+            </w:r>
+          </w:p>
+        </w:tc>
+        <w:tc>
+          <w:tcPr>
+            <w:tcW w:w="2687" w:type="dxa"/>
+            <w:gridSpan w:val="2"/>
+          </w:tcPr>
+          <w:p>
+            <w:pPr>
+              <w:pStyle w:val="Tabletext"/>
+              <w:rPr>
+                <w:sz w:val="20"/>
+                <w:szCs w:val="20"/>
+              </w:rPr>
+            </w:pPr>
+            <w:r>
+              <w:rPr>
+                <w:sz w:val="20"/>
+                <w:szCs w:val="20"/>
+              </w:rPr>
+              <w:t>636 KB</w:t>
+            </w:r>
           </w:p>
         </w:tc>
       </w:tr>
       <w:tr>
         <w:tc>
           <w:tcPr>
-            <w:tcW w:w="4247" w:type="dxa"/>
+            <w:tcW w:w="5807" w:type="dxa"/>
           </w:tcPr>
           <w:p>
             <w:pPr>
@@ -170,23 +178,31 @@
         </w:tc>
         <w:tc>
           <w:tcPr>
-            <w:tcW w:w="4247" w:type="dxa"/>
-          </w:tcPr>
-          <w:p>
-            <w:pPr>
-              <w:pStyle w:val="Tabletext"/>
-              <w:rPr>
-                <w:sz w:val="20"/>
-                <w:szCs w:val="20"/>
-              </w:rPr>
-            </w:pPr>
+            <w:tcW w:w="2687" w:type="dxa"/>
+            <w:gridSpan w:val="2"/>
+          </w:tcPr>
+          <w:p>
+            <w:pPr>
+              <w:pStyle w:val="Tabletext"/>
+              <w:rPr>
+                <w:sz w:val="20"/>
+                <w:szCs w:val="20"/>
+              </w:rPr>
+            </w:pPr>
+            <w:r>
+              <w:rPr>
+                <w:sz w:val="20"/>
+                <w:szCs w:val="20"/>
+              </w:rPr>
+              <w:t>43 lk</w:t>
+            </w:r>
           </w:p>
         </w:tc>
       </w:tr>
       <w:tr>
         <w:tc>
           <w:tcPr>
-            <w:tcW w:w="4247" w:type="dxa"/>
+            <w:tcW w:w="5807" w:type="dxa"/>
           </w:tcPr>
           <w:p>
             <w:pPr>
@@ -207,60 +223,83 @@
         </w:tc>
         <w:tc>
           <w:tcPr>
-            <w:tcW w:w="4247" w:type="dxa"/>
-          </w:tcPr>
-          <w:p>
-            <w:pPr>
-              <w:pStyle w:val="Tabletext"/>
-              <w:rPr>
-                <w:sz w:val="20"/>
-                <w:szCs w:val="20"/>
-              </w:rPr>
-            </w:pPr>
+            <w:tcW w:w="2687" w:type="dxa"/>
+            <w:gridSpan w:val="2"/>
+          </w:tcPr>
+          <w:p>
+            <w:pPr>
+              <w:pStyle w:val="Tabletext"/>
+              <w:rPr>
+                <w:sz w:val="20"/>
+                <w:szCs w:val="20"/>
+              </w:rPr>
+            </w:pPr>
+            <w:r>
+              <w:rPr>
+                <w:sz w:val="20"/>
+                <w:szCs w:val="20"/>
+              </w:rPr>
+              <w:t>06.05.2026</w:t>
+            </w:r>
           </w:p>
         </w:tc>
       </w:tr>
       <w:tr>
         <w:tc>
           <w:tcPr>
-            <w:tcW w:w="4247" w:type="dxa"/>
-          </w:tcPr>
-          <w:p>
-            <w:pPr>
-              <w:pStyle w:val="Tabletext"/>
-              <w:rPr>
-                <w:sz w:val="20"/>
-                <w:szCs w:val="20"/>
-              </w:rPr>
-            </w:pPr>
-            <w:r>
-              <w:rPr>
-                <w:sz w:val="20"/>
-                <w:szCs w:val="20"/>
-              </w:rPr>
-              <w:t>Eksperdi kontrolli aeg (min)</w:t>
-            </w:r>
-          </w:p>
-        </w:tc>
-        <w:tc>
-          <w:tcPr>
-            <w:tcW w:w="4247" w:type="dxa"/>
-          </w:tcPr>
-          <w:p>
-            <w:pPr>
-              <w:pStyle w:val="Tabletext"/>
-              <w:rPr>
-                <w:sz w:val="20"/>
-                <w:szCs w:val="20"/>
-              </w:rPr>
-            </w:pPr>
+            <w:tcW w:w="5807" w:type="dxa"/>
+          </w:tcPr>
+          <w:p>
+            <w:pPr>
+              <w:pStyle w:val="Tabletext"/>
+              <w:rPr>
+                <w:sz w:val="20"/>
+                <w:szCs w:val="20"/>
+              </w:rPr>
+            </w:pPr>
+            <w:r>
+              <w:rPr>
+                <w:sz w:val="20"/>
+                <w:szCs w:val="20"/>
+              </w:rPr>
+              <w:t>Eksperdi kontrolli aeg</w:t>
+            </w:r>
+            <w:r>
+              <w:rPr>
+                <w:sz w:val="20"/>
+                <w:szCs w:val="20"/>
+              </w:rPr>
+              <w:t xml:space="preserve"> (min)</w:t>
+            </w:r>
+          </w:p>
+        </w:tc>
+        <w:tc>
+          <w:tcPr>
+            <w:tcW w:w="2687" w:type="dxa"/>
+            <w:gridSpan w:val="2"/>
+          </w:tcPr>
+          <w:p>
+            <w:pPr>
+              <w:pStyle w:val="Tabletext"/>
+              <w:rPr>
+                <w:sz w:val="20"/>
+                <w:szCs w:val="20"/>
+              </w:rPr>
+            </w:pPr>
+            <w:r>
+              <w:rPr>
+                <w:sz w:val="20"/>
+                <w:szCs w:val="20"/>
+              </w:rPr>
+              <w:t>15:18 min</w:t>
+            </w:r>
           </w:p>
         </w:tc>
       </w:tr>
       <w:tr>
         <w:tc>
           <w:tcPr>
-            <w:tcW w:w="4247" w:type="dxa"/>
+            <w:tcW w:w="5807" w:type="dxa"/>
           </w:tcPr>
           <w:p>
             <w:pPr>
@@ -277,20 +316,109 @@
               </w:rPr>
               <w:t>Rakenduse kontrolli aeg (s)</w:t>
             </w:r>
-          </w:p>
-        </w:tc>
-        <w:tc>
-          <w:tcPr>
-            <w:tcW w:w="4247" w:type="dxa"/>
-          </w:tcPr>
-          <w:p>
-            <w:pPr>
-              <w:pStyle w:val="Tabletext"/>
-              <w:rPr>
-                <w:sz w:val="20"/>
-                <w:szCs w:val="20"/>
-              </w:rPr>
-            </w:pPr>
+            <w:r>
+              <w:rPr>
+                <w:sz w:val="20"/>
+                <w:szCs w:val="20"/>
+              </w:rPr>
+              <w:t xml:space="preserve"> 1. ja 2. katsel</w:t>
+            </w:r>
+          </w:p>
+        </w:tc>
+        <w:tc>
+          <w:tcPr>
+            <w:tcW w:w="1276" w:type="dxa"/>
+          </w:tcPr>
+          <w:p>
+            <w:pPr>
+              <w:pStyle w:val="Tabletext"/>
+              <w:rPr>
+                <w:sz w:val="20"/>
+                <w:szCs w:val="20"/>
+              </w:rPr>
+            </w:pPr>
+            <w:r>
+              <w:rPr>
+                <w:sz w:val="20"/>
+                <w:szCs w:val="20"/>
+              </w:rPr>
+              <w:t>1,37 s</w:t>
+            </w:r>
+          </w:p>
+        </w:tc>
+        <w:tc>
+          <w:tcPr>
+            <w:tcW w:w="1411" w:type="dxa"/>
+          </w:tcPr>
+          <w:p>
+            <w:pPr>
+              <w:pStyle w:val="Tabletext"/>
+              <w:rPr>
+                <w:sz w:val="20"/>
+                <w:szCs w:val="20"/>
+              </w:rPr>
+            </w:pPr>
+            <w:r>
+              <w:rPr>
+                <w:sz w:val="20"/>
+                <w:szCs w:val="20"/>
+              </w:rPr>
+              <w:t>1,11 s</w:t>
+            </w:r>
+          </w:p>
+        </w:tc>
+      </w:tr>
+      <w:tr>
+        <w:tc>
+          <w:tcPr>
+            <w:tcW w:w="5807" w:type="dxa"/>
+          </w:tcPr>
+          <w:p>
+            <w:pPr>
+              <w:pStyle w:val="Tabletext"/>
+              <w:rPr>
+                <w:sz w:val="20"/>
+                <w:szCs w:val="20"/>
+              </w:rPr>
+            </w:pPr>
+            <w:proofErr w:type="spellStart"/>
+            <w:r>
+              <w:rPr>
+                <w:sz w:val="20"/>
+                <w:szCs w:val="20"/>
+              </w:rPr>
+              <w:t>Deterministlikkus</w:t>
+            </w:r>
+            <w:proofErr w:type="spellEnd"/>
+            <w:r>
+              <w:rPr>
+                <w:sz w:val="20"/>
+                <w:szCs w:val="20"/>
+              </w:rPr>
+              <w:t>: 2. katse valideerimistulemused ühtisid 1. katsega</w:t>
+            </w:r>
+          </w:p>
+        </w:tc>
+        <w:tc>
+          <w:tcPr>
+            <w:tcW w:w="2687" w:type="dxa"/>
+            <w:gridSpan w:val="2"/>
+          </w:tcPr>
+          <w:p>
+            <w:pPr>
+              <w:pStyle w:val="Tabletext"/>
+              <w:rPr>
+                <w:sz w:val="20"/>
+                <w:szCs w:val="20"/>
+              </w:rPr>
+            </w:pPr>
+            <w:r>
+              <w:rPr>
+                <w:sz w:val="20"/>
+                <w:szCs w:val="20"/>
+              </w:rPr>
+              <w:t>Jah</w:t>
+            </w:r>
           </w:p>
         </w:tc>
       </w:tr>
@@ -299,21 +427,22 @@
     <w:tbl>
       <w:tblPr>
         <w:tblStyle w:val="TableGrid"/>
-        <w:tblW w:w="10201" w:type="dxa"/>
+        <w:tblW w:w="11482" w:type="dxa"/>
+        <w:tblInd w:w="-1281" w:type="dxa"/>
         <w:tblLook w:val="04A0" w:firstRow="1" w:lastRow="0" w:firstColumn="1" w:lastColumn="0" w:noHBand="0" w:noVBand="1"/>
       </w:tblPr>
       <w:tblGrid>
-        <w:gridCol w:w="797"/>
-        <w:gridCol w:w="2885"/>
-        <w:gridCol w:w="1247"/>
-        <w:gridCol w:w="1298"/>
-        <w:gridCol w:w="984"/>
-        <w:gridCol w:w="2990"/>
+        <w:gridCol w:w="750"/>
+        <w:gridCol w:w="4354"/>
+        <w:gridCol w:w="1275"/>
+        <w:gridCol w:w="1179"/>
+        <w:gridCol w:w="983"/>
+        <w:gridCol w:w="2941"/>
       </w:tblGrid>
       <w:tr>
         <w:tc>
           <w:tcPr>
-            <w:tcW w:w="797" w:type="dxa"/>
+            <w:tcW w:w="750" w:type="dxa"/>
           </w:tcPr>
           <w:p>
             <w:pPr>
@@ -338,7 +467,7 @@
         </w:tc>
         <w:tc>
           <w:tcPr>
-            <w:tcW w:w="2885" w:type="dxa"/>
+            <w:tcW w:w="4354" w:type="dxa"/>
           </w:tcPr>
           <w:p>
             <w:pPr>
@@ -363,7 +492,7 @@
         </w:tc>
         <w:tc>
           <w:tcPr>
-            <w:tcW w:w="1247" w:type="dxa"/>
+            <w:tcW w:w="1275" w:type="dxa"/>
           </w:tcPr>
           <w:p>
             <w:pPr>
@@ -398,7 +527,7 @@
         </w:tc>
         <w:tc>
           <w:tcPr>
-            <w:tcW w:w="1298" w:type="dxa"/>
+            <w:tcW w:w="1179" w:type="dxa"/>
           </w:tcPr>
           <w:p>
             <w:pPr>
@@ -433,7 +562,7 @@
         </w:tc>
         <w:tc>
           <w:tcPr>
-            <w:tcW w:w="984" w:type="dxa"/>
+            <w:tcW w:w="983" w:type="dxa"/>
           </w:tcPr>
           <w:p>
             <w:pPr>
@@ -458,7 +587,7 @@
         </w:tc>
         <w:tc>
           <w:tcPr>
-            <w:tcW w:w="2990" w:type="dxa"/>
+            <w:tcW w:w="2941" w:type="dxa"/>
           </w:tcPr>
           <w:p>
             <w:pPr>
@@ -512,7 +641,7 @@
       <w:tr>
         <w:tc>
           <w:tcPr>
-            <w:tcW w:w="797" w:type="dxa"/>
+            <w:tcW w:w="750" w:type="dxa"/>
           </w:tcPr>
           <w:p>
             <w:pPr>
@@ -533,7 +662,7 @@
         </w:tc>
         <w:tc>
           <w:tcPr>
-            <w:tcW w:w="2885" w:type="dxa"/>
+            <w:tcW w:w="4354" w:type="dxa"/>
           </w:tcPr>
           <w:p>
             <w:pPr>
@@ -554,49 +683,70 @@
         </w:tc>
         <w:tc>
           <w:tcPr>
-            <w:tcW w:w="1247" w:type="dxa"/>
-          </w:tcPr>
-          <w:p>
-            <w:pPr>
-              <w:pStyle w:val="Tabletext"/>
-              <w:rPr>
-                <w:sz w:val="20"/>
-                <w:szCs w:val="20"/>
-              </w:rPr>
-            </w:pPr>
-          </w:p>
-        </w:tc>
-        <w:tc>
-          <w:tcPr>
-            <w:tcW w:w="1298" w:type="dxa"/>
-          </w:tcPr>
-          <w:p>
-            <w:pPr>
-              <w:pStyle w:val="Tabletext"/>
-              <w:rPr>
-                <w:sz w:val="20"/>
-                <w:szCs w:val="20"/>
-              </w:rPr>
-            </w:pPr>
-          </w:p>
-        </w:tc>
-        <w:tc>
-          <w:tcPr>
-            <w:tcW w:w="984" w:type="dxa"/>
-          </w:tcPr>
-          <w:p>
-            <w:pPr>
-              <w:pStyle w:val="Tabletext"/>
-              <w:rPr>
-                <w:sz w:val="20"/>
-                <w:szCs w:val="20"/>
-              </w:rPr>
-            </w:pPr>
-          </w:p>
-        </w:tc>
-        <w:tc>
-          <w:tcPr>
-            <w:tcW w:w="2990" w:type="dxa"/>
+            <w:tcW w:w="1275" w:type="dxa"/>
+          </w:tcPr>
+          <w:p>
+            <w:pPr>
+              <w:pStyle w:val="Tabletext"/>
+              <w:rPr>
+                <w:sz w:val="20"/>
+                <w:szCs w:val="20"/>
+              </w:rPr>
+            </w:pPr>
+            <w:r>
+              <w:rPr>
+                <w:sz w:val="20"/>
+                <w:szCs w:val="20"/>
+              </w:rPr>
+              <w:t>0</w:t>
+            </w:r>
+          </w:p>
+        </w:tc>
+        <w:tc>
+          <w:tcPr>
+            <w:tcW w:w="1179" w:type="dxa"/>
+          </w:tcPr>
+          <w:p>
+            <w:pPr>
+              <w:pStyle w:val="Tabletext"/>
+              <w:rPr>
+                <w:sz w:val="20"/>
+                <w:szCs w:val="20"/>
+              </w:rPr>
+            </w:pPr>
+            <w:r>
+              <w:rPr>
+                <w:sz w:val="20"/>
+                <w:szCs w:val="20"/>
+              </w:rPr>
+              <w:t>0</w:t>
+            </w:r>
+          </w:p>
+        </w:tc>
+        <w:tc>
+          <w:tcPr>
+            <w:tcW w:w="983" w:type="dxa"/>
+          </w:tcPr>
+          <w:p>
+            <w:pPr>
+              <w:pStyle w:val="Tabletext"/>
+              <w:rPr>
+                <w:sz w:val="20"/>
+                <w:szCs w:val="20"/>
+              </w:rPr>
+            </w:pPr>
+            <w:r>
+              <w:rPr>
+                <w:sz w:val="20"/>
+                <w:szCs w:val="20"/>
+              </w:rPr>
+              <w:t>TN</w:t>
+            </w:r>
+          </w:p>
+        </w:tc>
+        <w:tc>
+          <w:tcPr>
+            <w:tcW w:w="2941" w:type="dxa"/>
           </w:tcPr>
           <w:p>
             <w:pPr>
@@ -619,7 +769,7 @@
       <w:tr>
         <w:tc>
           <w:tcPr>
-            <w:tcW w:w="797" w:type="dxa"/>
+            <w:tcW w:w="750" w:type="dxa"/>
           </w:tcPr>
           <w:p>
             <w:pPr>
@@ -640,7 +790,7 @@
         </w:tc>
         <w:tc>
           <w:tcPr>
-            <w:tcW w:w="2885" w:type="dxa"/>
+            <w:tcW w:w="4354" w:type="dxa"/>
           </w:tcPr>
           <w:p>
             <w:pPr>
@@ -661,49 +811,70 @@
         </w:tc>
         <w:tc>
           <w:tcPr>
-            <w:tcW w:w="1247" w:type="dxa"/>
-          </w:tcPr>
-          <w:p>
-            <w:pPr>
-              <w:pStyle w:val="Tabletext"/>
-              <w:rPr>
-                <w:sz w:val="20"/>
-                <w:szCs w:val="20"/>
-              </w:rPr>
-            </w:pPr>
-          </w:p>
-        </w:tc>
-        <w:tc>
-          <w:tcPr>
-            <w:tcW w:w="1298" w:type="dxa"/>
-          </w:tcPr>
-          <w:p>
-            <w:pPr>
-              <w:pStyle w:val="Tabletext"/>
-              <w:rPr>
-                <w:sz w:val="20"/>
-                <w:szCs w:val="20"/>
-              </w:rPr>
-            </w:pPr>
-          </w:p>
-        </w:tc>
-        <w:tc>
-          <w:tcPr>
-            <w:tcW w:w="984" w:type="dxa"/>
-          </w:tcPr>
-          <w:p>
-            <w:pPr>
-              <w:pStyle w:val="Tabletext"/>
-              <w:rPr>
-                <w:sz w:val="20"/>
-                <w:szCs w:val="20"/>
-              </w:rPr>
-            </w:pPr>
-          </w:p>
-        </w:tc>
-        <w:tc>
-          <w:tcPr>
-            <w:tcW w:w="2990" w:type="dxa"/>
+            <w:tcW w:w="1275" w:type="dxa"/>
+          </w:tcPr>
+          <w:p>
+            <w:pPr>
+              <w:pStyle w:val="Tabletext"/>
+              <w:rPr>
+                <w:sz w:val="20"/>
+                <w:szCs w:val="20"/>
+              </w:rPr>
+            </w:pPr>
+            <w:r>
+              <w:rPr>
+                <w:sz w:val="20"/>
+                <w:szCs w:val="20"/>
+              </w:rPr>
+              <w:t>0</w:t>
+            </w:r>
+          </w:p>
+        </w:tc>
+        <w:tc>
+          <w:tcPr>
+            <w:tcW w:w="1179" w:type="dxa"/>
+          </w:tcPr>
+          <w:p>
+            <w:pPr>
+              <w:pStyle w:val="Tabletext"/>
+              <w:rPr>
+                <w:sz w:val="20"/>
+                <w:szCs w:val="20"/>
+              </w:rPr>
+            </w:pPr>
+            <w:r>
+              <w:rPr>
+                <w:sz w:val="20"/>
+                <w:szCs w:val="20"/>
+              </w:rPr>
+              <w:t>0</w:t>
+            </w:r>
+          </w:p>
+        </w:tc>
+        <w:tc>
+          <w:tcPr>
+            <w:tcW w:w="983" w:type="dxa"/>
+          </w:tcPr>
+          <w:p>
+            <w:pPr>
+              <w:pStyle w:val="Tabletext"/>
+              <w:rPr>
+                <w:sz w:val="20"/>
+                <w:szCs w:val="20"/>
+              </w:rPr>
+            </w:pPr>
+            <w:r>
+              <w:rPr>
+                <w:sz w:val="20"/>
+                <w:szCs w:val="20"/>
+              </w:rPr>
+              <w:t>TN</w:t>
+            </w:r>
+          </w:p>
+        </w:tc>
+        <w:tc>
+          <w:tcPr>
+            <w:tcW w:w="2941" w:type="dxa"/>
           </w:tcPr>
           <w:p>
             <w:pPr>
@@ -726,7 +897,7 @@
       <w:tr>
         <w:tc>
           <w:tcPr>
-            <w:tcW w:w="797" w:type="dxa"/>
+            <w:tcW w:w="750" w:type="dxa"/>
           </w:tcPr>
           <w:p>
             <w:pPr>
@@ -747,7 +918,7 @@
         </w:tc>
         <w:tc>
           <w:tcPr>
-            <w:tcW w:w="2885" w:type="dxa"/>
+            <w:tcW w:w="4354" w:type="dxa"/>
           </w:tcPr>
           <w:p>
             <w:pPr>
@@ -768,49 +939,70 @@
         </w:tc>
         <w:tc>
           <w:tcPr>
-            <w:tcW w:w="1247" w:type="dxa"/>
-          </w:tcPr>
-          <w:p>
-            <w:pPr>
-              <w:pStyle w:val="Tabletext"/>
-              <w:rPr>
-                <w:sz w:val="20"/>
-                <w:szCs w:val="20"/>
-              </w:rPr>
-            </w:pPr>
-          </w:p>
-        </w:tc>
-        <w:tc>
-          <w:tcPr>
-            <w:tcW w:w="1298" w:type="dxa"/>
-          </w:tcPr>
-          <w:p>
-            <w:pPr>
-              <w:pStyle w:val="Tabletext"/>
-              <w:rPr>
-                <w:sz w:val="20"/>
-                <w:szCs w:val="20"/>
-              </w:rPr>
-            </w:pPr>
-          </w:p>
-        </w:tc>
-        <w:tc>
-          <w:tcPr>
-            <w:tcW w:w="984" w:type="dxa"/>
-          </w:tcPr>
-          <w:p>
-            <w:pPr>
-              <w:pStyle w:val="Tabletext"/>
-              <w:rPr>
-                <w:sz w:val="20"/>
-                <w:szCs w:val="20"/>
-              </w:rPr>
-            </w:pPr>
-          </w:p>
-        </w:tc>
-        <w:tc>
-          <w:tcPr>
-            <w:tcW w:w="2990" w:type="dxa"/>
+            <w:tcW w:w="1275" w:type="dxa"/>
+          </w:tcPr>
+          <w:p>
+            <w:pPr>
+              <w:pStyle w:val="Tabletext"/>
+              <w:rPr>
+                <w:sz w:val="20"/>
+                <w:szCs w:val="20"/>
+              </w:rPr>
+            </w:pPr>
+            <w:r>
+              <w:rPr>
+                <w:sz w:val="20"/>
+                <w:szCs w:val="20"/>
+              </w:rPr>
+              <w:t>0</w:t>
+            </w:r>
+          </w:p>
+        </w:tc>
+        <w:tc>
+          <w:tcPr>
+            <w:tcW w:w="1179" w:type="dxa"/>
+          </w:tcPr>
+          <w:p>
+            <w:pPr>
+              <w:pStyle w:val="Tabletext"/>
+              <w:rPr>
+                <w:sz w:val="20"/>
+                <w:szCs w:val="20"/>
+              </w:rPr>
+            </w:pPr>
+            <w:r>
+              <w:rPr>
+                <w:sz w:val="20"/>
+                <w:szCs w:val="20"/>
+              </w:rPr>
+              <w:t>0</w:t>
+            </w:r>
+          </w:p>
+        </w:tc>
+        <w:tc>
+          <w:tcPr>
+            <w:tcW w:w="983" w:type="dxa"/>
+          </w:tcPr>
+          <w:p>
+            <w:pPr>
+              <w:pStyle w:val="Tabletext"/>
+              <w:rPr>
+                <w:sz w:val="20"/>
+                <w:szCs w:val="20"/>
+              </w:rPr>
+            </w:pPr>
+            <w:r>
+              <w:rPr>
+                <w:sz w:val="20"/>
+                <w:szCs w:val="20"/>
+              </w:rPr>
+              <w:t>TN</w:t>
+            </w:r>
+          </w:p>
+        </w:tc>
+        <w:tc>
+          <w:tcPr>
+            <w:tcW w:w="2941" w:type="dxa"/>
           </w:tcPr>
           <w:p>
             <w:pPr>
@@ -833,7 +1025,7 @@
       <w:tr>
         <w:tc>
           <w:tcPr>
-            <w:tcW w:w="797" w:type="dxa"/>
+            <w:tcW w:w="750" w:type="dxa"/>
           </w:tcPr>
           <w:p>
             <w:pPr>
@@ -854,7 +1046,7 @@
         </w:tc>
         <w:tc>
           <w:tcPr>
-            <w:tcW w:w="2885" w:type="dxa"/>
+            <w:tcW w:w="4354" w:type="dxa"/>
           </w:tcPr>
           <w:p>
             <w:pPr>
@@ -875,49 +1067,70 @@
         </w:tc>
         <w:tc>
           <w:tcPr>
-            <w:tcW w:w="1247" w:type="dxa"/>
-          </w:tcPr>
-          <w:p>
-            <w:pPr>
-              <w:pStyle w:val="Tabletext"/>
-              <w:rPr>
-                <w:sz w:val="20"/>
-                <w:szCs w:val="20"/>
-              </w:rPr>
-            </w:pPr>
-          </w:p>
-        </w:tc>
-        <w:tc>
-          <w:tcPr>
-            <w:tcW w:w="1298" w:type="dxa"/>
-          </w:tcPr>
-          <w:p>
-            <w:pPr>
-              <w:pStyle w:val="Tabletext"/>
-              <w:rPr>
-                <w:sz w:val="20"/>
-                <w:szCs w:val="20"/>
-              </w:rPr>
-            </w:pPr>
-          </w:p>
-        </w:tc>
-        <w:tc>
-          <w:tcPr>
-            <w:tcW w:w="984" w:type="dxa"/>
-          </w:tcPr>
-          <w:p>
-            <w:pPr>
-              <w:pStyle w:val="Tabletext"/>
-              <w:rPr>
-                <w:sz w:val="20"/>
-                <w:szCs w:val="20"/>
-              </w:rPr>
-            </w:pPr>
-          </w:p>
-        </w:tc>
-        <w:tc>
-          <w:tcPr>
-            <w:tcW w:w="2990" w:type="dxa"/>
+            <w:tcW w:w="1275" w:type="dxa"/>
+          </w:tcPr>
+          <w:p>
+            <w:pPr>
+              <w:pStyle w:val="Tabletext"/>
+              <w:rPr>
+                <w:sz w:val="20"/>
+                <w:szCs w:val="20"/>
+              </w:rPr>
+            </w:pPr>
+            <w:r>
+              <w:rPr>
+                <w:sz w:val="20"/>
+                <w:szCs w:val="20"/>
+              </w:rPr>
+              <w:t>0</w:t>
+            </w:r>
+          </w:p>
+        </w:tc>
+        <w:tc>
+          <w:tcPr>
+            <w:tcW w:w="1179" w:type="dxa"/>
+          </w:tcPr>
+          <w:p>
+            <w:pPr>
+              <w:pStyle w:val="Tabletext"/>
+              <w:rPr>
+                <w:sz w:val="20"/>
+                <w:szCs w:val="20"/>
+              </w:rPr>
+            </w:pPr>
+            <w:r>
+              <w:rPr>
+                <w:sz w:val="20"/>
+                <w:szCs w:val="20"/>
+              </w:rPr>
+              <w:t>0</w:t>
+            </w:r>
+          </w:p>
+        </w:tc>
+        <w:tc>
+          <w:tcPr>
+            <w:tcW w:w="983" w:type="dxa"/>
+          </w:tcPr>
+          <w:p>
+            <w:pPr>
+              <w:pStyle w:val="Tabletext"/>
+              <w:rPr>
+                <w:sz w:val="20"/>
+                <w:szCs w:val="20"/>
+              </w:rPr>
+            </w:pPr>
+            <w:r>
+              <w:rPr>
+                <w:sz w:val="20"/>
+                <w:szCs w:val="20"/>
+              </w:rPr>
+              <w:t>TN</w:t>
+            </w:r>
+          </w:p>
+        </w:tc>
+        <w:tc>
+          <w:tcPr>
+            <w:tcW w:w="2941" w:type="dxa"/>
           </w:tcPr>
           <w:p>
             <w:pPr>
@@ -940,7 +1153,7 @@
       <w:tr>
         <w:tc>
           <w:tcPr>
-            <w:tcW w:w="797" w:type="dxa"/>
+            <w:tcW w:w="750" w:type="dxa"/>
           </w:tcPr>
           <w:p>
             <w:pPr>
@@ -961,7 +1174,7 @@
         </w:tc>
         <w:tc>
           <w:tcPr>
-            <w:tcW w:w="2885" w:type="dxa"/>
+            <w:tcW w:w="4354" w:type="dxa"/>
           </w:tcPr>
           <w:p>
             <w:pPr>
@@ -982,49 +1195,70 @@
         </w:tc>
         <w:tc>
           <w:tcPr>
-            <w:tcW w:w="1247" w:type="dxa"/>
-          </w:tcPr>
-          <w:p>
-            <w:pPr>
-              <w:pStyle w:val="Tabletext"/>
-              <w:rPr>
-                <w:sz w:val="20"/>
-                <w:szCs w:val="20"/>
-              </w:rPr>
-            </w:pPr>
-          </w:p>
-        </w:tc>
-        <w:tc>
-          <w:tcPr>
-            <w:tcW w:w="1298" w:type="dxa"/>
-          </w:tcPr>
-          <w:p>
-            <w:pPr>
-              <w:pStyle w:val="Tabletext"/>
-              <w:rPr>
-                <w:sz w:val="20"/>
-                <w:szCs w:val="20"/>
-              </w:rPr>
-            </w:pPr>
-          </w:p>
-        </w:tc>
-        <w:tc>
-          <w:tcPr>
-            <w:tcW w:w="984" w:type="dxa"/>
-          </w:tcPr>
-          <w:p>
-            <w:pPr>
-              <w:pStyle w:val="Tabletext"/>
-              <w:rPr>
-                <w:sz w:val="20"/>
-                <w:szCs w:val="20"/>
-              </w:rPr>
-            </w:pPr>
-          </w:p>
-        </w:tc>
-        <w:tc>
-          <w:tcPr>
-            <w:tcW w:w="2990" w:type="dxa"/>
+            <w:tcW w:w="1275" w:type="dxa"/>
+          </w:tcPr>
+          <w:p>
+            <w:pPr>
+              <w:pStyle w:val="Tabletext"/>
+              <w:rPr>
+                <w:sz w:val="20"/>
+                <w:szCs w:val="20"/>
+              </w:rPr>
+            </w:pPr>
+            <w:r>
+              <w:rPr>
+                <w:sz w:val="20"/>
+                <w:szCs w:val="20"/>
+              </w:rPr>
+              <w:t>0</w:t>
+            </w:r>
+          </w:p>
+        </w:tc>
+        <w:tc>
+          <w:tcPr>
+            <w:tcW w:w="1179" w:type="dxa"/>
+          </w:tcPr>
+          <w:p>
+            <w:pPr>
+              <w:pStyle w:val="Tabletext"/>
+              <w:rPr>
+                <w:sz w:val="20"/>
+                <w:szCs w:val="20"/>
+              </w:rPr>
+            </w:pPr>
+            <w:r>
+              <w:rPr>
+                <w:sz w:val="20"/>
+                <w:szCs w:val="20"/>
+              </w:rPr>
+              <w:t>0</w:t>
+            </w:r>
+          </w:p>
+        </w:tc>
+        <w:tc>
+          <w:tcPr>
+            <w:tcW w:w="983" w:type="dxa"/>
+          </w:tcPr>
+          <w:p>
+            <w:pPr>
+              <w:pStyle w:val="Tabletext"/>
+              <w:rPr>
+                <w:sz w:val="20"/>
+                <w:szCs w:val="20"/>
+              </w:rPr>
+            </w:pPr>
+            <w:r>
+              <w:rPr>
+                <w:sz w:val="20"/>
+                <w:szCs w:val="20"/>
+              </w:rPr>
+              <w:t>TN</w:t>
+            </w:r>
+          </w:p>
+        </w:tc>
+        <w:tc>
+          <w:tcPr>
+            <w:tcW w:w="2941" w:type="dxa"/>
           </w:tcPr>
           <w:p>
             <w:pPr>
@@ -1047,7 +1281,7 @@
       <w:tr>
         <w:tc>
           <w:tcPr>
-            <w:tcW w:w="797" w:type="dxa"/>
+            <w:tcW w:w="750" w:type="dxa"/>
           </w:tcPr>
           <w:p>
             <w:pPr>
@@ -1068,7 +1302,7 @@
         </w:tc>
         <w:tc>
           <w:tcPr>
-            <w:tcW w:w="2885" w:type="dxa"/>
+            <w:tcW w:w="4354" w:type="dxa"/>
           </w:tcPr>
           <w:p>
             <w:pPr>
@@ -1098,49 +1332,70 @@
         </w:tc>
         <w:tc>
           <w:tcPr>
-            <w:tcW w:w="1247" w:type="dxa"/>
-          </w:tcPr>
-          <w:p>
-            <w:pPr>
-              <w:pStyle w:val="Tabletext"/>
-              <w:rPr>
-                <w:sz w:val="20"/>
-                <w:szCs w:val="20"/>
-              </w:rPr>
-            </w:pPr>
-          </w:p>
-        </w:tc>
-        <w:tc>
-          <w:tcPr>
-            <w:tcW w:w="1298" w:type="dxa"/>
-          </w:tcPr>
-          <w:p>
-            <w:pPr>
-              <w:pStyle w:val="Tabletext"/>
-              <w:rPr>
-                <w:sz w:val="20"/>
-                <w:szCs w:val="20"/>
-              </w:rPr>
-            </w:pPr>
-          </w:p>
-        </w:tc>
-        <w:tc>
-          <w:tcPr>
-            <w:tcW w:w="984" w:type="dxa"/>
-          </w:tcPr>
-          <w:p>
-            <w:pPr>
-              <w:pStyle w:val="Tabletext"/>
-              <w:rPr>
-                <w:sz w:val="20"/>
-                <w:szCs w:val="20"/>
-              </w:rPr>
-            </w:pPr>
-          </w:p>
-        </w:tc>
-        <w:tc>
-          <w:tcPr>
-            <w:tcW w:w="2990" w:type="dxa"/>
+            <w:tcW w:w="1275" w:type="dxa"/>
+          </w:tcPr>
+          <w:p>
+            <w:pPr>
+              <w:pStyle w:val="Tabletext"/>
+              <w:rPr>
+                <w:sz w:val="20"/>
+                <w:szCs w:val="20"/>
+              </w:rPr>
+            </w:pPr>
+            <w:r>
+              <w:rPr>
+                <w:sz w:val="20"/>
+                <w:szCs w:val="20"/>
+              </w:rPr>
+              <w:t>0</w:t>
+            </w:r>
+          </w:p>
+        </w:tc>
+        <w:tc>
+          <w:tcPr>
+            <w:tcW w:w="1179" w:type="dxa"/>
+          </w:tcPr>
+          <w:p>
+            <w:pPr>
+              <w:pStyle w:val="Tabletext"/>
+              <w:rPr>
+                <w:sz w:val="20"/>
+                <w:szCs w:val="20"/>
+              </w:rPr>
+            </w:pPr>
+            <w:r>
+              <w:rPr>
+                <w:sz w:val="20"/>
+                <w:szCs w:val="20"/>
+              </w:rPr>
+              <w:t>0</w:t>
+            </w:r>
+          </w:p>
+        </w:tc>
+        <w:tc>
+          <w:tcPr>
+            <w:tcW w:w="983" w:type="dxa"/>
+          </w:tcPr>
+          <w:p>
+            <w:pPr>
+              <w:pStyle w:val="Tabletext"/>
+              <w:rPr>
+                <w:sz w:val="20"/>
+                <w:szCs w:val="20"/>
+              </w:rPr>
+            </w:pPr>
+            <w:r>
+              <w:rPr>
+                <w:sz w:val="20"/>
+                <w:szCs w:val="20"/>
+              </w:rPr>
+              <w:t>TN</w:t>
+            </w:r>
+          </w:p>
+        </w:tc>
+        <w:tc>
+          <w:tcPr>
+            <w:tcW w:w="2941" w:type="dxa"/>
           </w:tcPr>
           <w:p>
             <w:pPr>
@@ -1163,7 +1418,7 @@
       <w:tr>
         <w:tc>
           <w:tcPr>
-            <w:tcW w:w="797" w:type="dxa"/>
+            <w:tcW w:w="750" w:type="dxa"/>
           </w:tcPr>
           <w:p>
             <w:pPr>
@@ -1184,7 +1439,7 @@
         </w:tc>
         <w:tc>
           <w:tcPr>
-            <w:tcW w:w="2885" w:type="dxa"/>
+            <w:tcW w:w="4354" w:type="dxa"/>
           </w:tcPr>
           <w:p>
             <w:pPr>
@@ -1214,49 +1469,70 @@
         </w:tc>
         <w:tc>
           <w:tcPr>
-            <w:tcW w:w="1247" w:type="dxa"/>
-          </w:tcPr>
-          <w:p>
-            <w:pPr>
-              <w:pStyle w:val="Tabletext"/>
-              <w:rPr>
-                <w:sz w:val="20"/>
-                <w:szCs w:val="20"/>
-              </w:rPr>
-            </w:pPr>
-          </w:p>
-        </w:tc>
-        <w:tc>
-          <w:tcPr>
-            <w:tcW w:w="1298" w:type="dxa"/>
-          </w:tcPr>
-          <w:p>
-            <w:pPr>
-              <w:pStyle w:val="Tabletext"/>
-              <w:rPr>
-                <w:sz w:val="20"/>
-                <w:szCs w:val="20"/>
-              </w:rPr>
-            </w:pPr>
-          </w:p>
-        </w:tc>
-        <w:tc>
-          <w:tcPr>
-            <w:tcW w:w="984" w:type="dxa"/>
-          </w:tcPr>
-          <w:p>
-            <w:pPr>
-              <w:pStyle w:val="Tabletext"/>
-              <w:rPr>
-                <w:sz w:val="20"/>
-                <w:szCs w:val="20"/>
-              </w:rPr>
-            </w:pPr>
-          </w:p>
-        </w:tc>
-        <w:tc>
-          <w:tcPr>
-            <w:tcW w:w="2990" w:type="dxa"/>
+            <w:tcW w:w="1275" w:type="dxa"/>
+          </w:tcPr>
+          <w:p>
+            <w:pPr>
+              <w:pStyle w:val="Tabletext"/>
+              <w:rPr>
+                <w:sz w:val="20"/>
+                <w:szCs w:val="20"/>
+              </w:rPr>
+            </w:pPr>
+            <w:r>
+              <w:rPr>
+                <w:sz w:val="20"/>
+                <w:szCs w:val="20"/>
+              </w:rPr>
+              <w:t>0</w:t>
+            </w:r>
+          </w:p>
+        </w:tc>
+        <w:tc>
+          <w:tcPr>
+            <w:tcW w:w="1179" w:type="dxa"/>
+          </w:tcPr>
+          <w:p>
+            <w:pPr>
+              <w:pStyle w:val="Tabletext"/>
+              <w:rPr>
+                <w:sz w:val="20"/>
+                <w:szCs w:val="20"/>
+              </w:rPr>
+            </w:pPr>
+            <w:r>
+              <w:rPr>
+                <w:sz w:val="20"/>
+                <w:szCs w:val="20"/>
+              </w:rPr>
+              <w:t>0</w:t>
+            </w:r>
+          </w:p>
+        </w:tc>
+        <w:tc>
+          <w:tcPr>
+            <w:tcW w:w="983" w:type="dxa"/>
+          </w:tcPr>
+          <w:p>
+            <w:pPr>
+              <w:pStyle w:val="Tabletext"/>
+              <w:rPr>
+                <w:sz w:val="20"/>
+                <w:szCs w:val="20"/>
+              </w:rPr>
+            </w:pPr>
+            <w:r>
+              <w:rPr>
+                <w:sz w:val="20"/>
+                <w:szCs w:val="20"/>
+              </w:rPr>
+              <w:t>TN</w:t>
+            </w:r>
+          </w:p>
+        </w:tc>
+        <w:tc>
+          <w:tcPr>
+            <w:tcW w:w="2941" w:type="dxa"/>
           </w:tcPr>
           <w:p>
             <w:pPr>
@@ -1320,7 +1596,7 @@
       <w:tr>
         <w:tc>
           <w:tcPr>
-            <w:tcW w:w="797" w:type="dxa"/>
+            <w:tcW w:w="750" w:type="dxa"/>
           </w:tcPr>
           <w:p>
             <w:pPr>
@@ -1341,7 +1617,7 @@
         </w:tc>
         <w:tc>
           <w:tcPr>
-            <w:tcW w:w="2885" w:type="dxa"/>
+            <w:tcW w:w="4354" w:type="dxa"/>
           </w:tcPr>
           <w:p>
             <w:pPr>
@@ -1371,49 +1647,70 @@
         </w:tc>
         <w:tc>
           <w:tcPr>
-            <w:tcW w:w="1247" w:type="dxa"/>
-          </w:tcPr>
-          <w:p>
-            <w:pPr>
-              <w:pStyle w:val="Tabletext"/>
-              <w:rPr>
-                <w:sz w:val="20"/>
-                <w:szCs w:val="20"/>
-              </w:rPr>
-            </w:pPr>
-          </w:p>
-        </w:tc>
-        <w:tc>
-          <w:tcPr>
-            <w:tcW w:w="1298" w:type="dxa"/>
-          </w:tcPr>
-          <w:p>
-            <w:pPr>
-              <w:pStyle w:val="Tabletext"/>
-              <w:rPr>
-                <w:sz w:val="20"/>
-                <w:szCs w:val="20"/>
-              </w:rPr>
-            </w:pPr>
-          </w:p>
-        </w:tc>
-        <w:tc>
-          <w:tcPr>
-            <w:tcW w:w="984" w:type="dxa"/>
-          </w:tcPr>
-          <w:p>
-            <w:pPr>
-              <w:pStyle w:val="Tabletext"/>
-              <w:rPr>
-                <w:sz w:val="20"/>
-                <w:szCs w:val="20"/>
-              </w:rPr>
-            </w:pPr>
-          </w:p>
-        </w:tc>
-        <w:tc>
-          <w:tcPr>
-            <w:tcW w:w="2990" w:type="dxa"/>
+            <w:tcW w:w="1275" w:type="dxa"/>
+          </w:tcPr>
+          <w:p>
+            <w:pPr>
+              <w:pStyle w:val="Tabletext"/>
+              <w:rPr>
+                <w:sz w:val="20"/>
+                <w:szCs w:val="20"/>
+              </w:rPr>
+            </w:pPr>
+            <w:r>
+              <w:rPr>
+                <w:sz w:val="20"/>
+                <w:szCs w:val="20"/>
+              </w:rPr>
+              <w:t>0</w:t>
+            </w:r>
+          </w:p>
+        </w:tc>
+        <w:tc>
+          <w:tcPr>
+            <w:tcW w:w="1179" w:type="dxa"/>
+          </w:tcPr>
+          <w:p>
+            <w:pPr>
+              <w:pStyle w:val="Tabletext"/>
+              <w:rPr>
+                <w:sz w:val="20"/>
+                <w:szCs w:val="20"/>
+              </w:rPr>
+            </w:pPr>
+            <w:r>
+              <w:rPr>
+                <w:sz w:val="20"/>
+                <w:szCs w:val="20"/>
+              </w:rPr>
+              <w:t>0</w:t>
+            </w:r>
+          </w:p>
+        </w:tc>
+        <w:tc>
+          <w:tcPr>
+            <w:tcW w:w="983" w:type="dxa"/>
+          </w:tcPr>
+          <w:p>
+            <w:pPr>
+              <w:pStyle w:val="Tabletext"/>
+              <w:rPr>
+                <w:sz w:val="20"/>
+                <w:szCs w:val="20"/>
+              </w:rPr>
+            </w:pPr>
+            <w:r>
+              <w:rPr>
+                <w:sz w:val="20"/>
+                <w:szCs w:val="20"/>
+              </w:rPr>
+              <w:t>TN</w:t>
+            </w:r>
+          </w:p>
+        </w:tc>
+        <w:tc>
+          <w:tcPr>
+            <w:tcW w:w="2941" w:type="dxa"/>
           </w:tcPr>
           <w:p>
             <w:pPr>
@@ -1445,7 +1742,7 @@
       <w:tr>
         <w:tc>
           <w:tcPr>
-            <w:tcW w:w="797" w:type="dxa"/>
+            <w:tcW w:w="750" w:type="dxa"/>
           </w:tcPr>
           <w:p>
             <w:pPr>
@@ -1466,7 +1763,7 @@
         </w:tc>
         <w:tc>
           <w:tcPr>
-            <w:tcW w:w="2885" w:type="dxa"/>
+            <w:tcW w:w="4354" w:type="dxa"/>
           </w:tcPr>
           <w:p>
             <w:pPr>
@@ -1496,49 +1793,70 @@
         </w:tc>
         <w:tc>
           <w:tcPr>
-            <w:tcW w:w="1247" w:type="dxa"/>
-          </w:tcPr>
-          <w:p>
-            <w:pPr>
-              <w:pStyle w:val="Tabletext"/>
-              <w:rPr>
-                <w:sz w:val="20"/>
-                <w:szCs w:val="20"/>
-              </w:rPr>
-            </w:pPr>
-          </w:p>
-        </w:tc>
-        <w:tc>
-          <w:tcPr>
-            <w:tcW w:w="1298" w:type="dxa"/>
-          </w:tcPr>
-          <w:p>
-            <w:pPr>
-              <w:pStyle w:val="Tabletext"/>
-              <w:rPr>
-                <w:sz w:val="20"/>
-                <w:szCs w:val="20"/>
-              </w:rPr>
-            </w:pPr>
-          </w:p>
-        </w:tc>
-        <w:tc>
-          <w:tcPr>
-            <w:tcW w:w="984" w:type="dxa"/>
-          </w:tcPr>
-          <w:p>
-            <w:pPr>
-              <w:pStyle w:val="Tabletext"/>
-              <w:rPr>
-                <w:sz w:val="20"/>
-                <w:szCs w:val="20"/>
-              </w:rPr>
-            </w:pPr>
-          </w:p>
-        </w:tc>
-        <w:tc>
-          <w:tcPr>
-            <w:tcW w:w="2990" w:type="dxa"/>
+            <w:tcW w:w="1275" w:type="dxa"/>
+          </w:tcPr>
+          <w:p>
+            <w:pPr>
+              <w:pStyle w:val="Tabletext"/>
+              <w:rPr>
+                <w:sz w:val="20"/>
+                <w:szCs w:val="20"/>
+              </w:rPr>
+            </w:pPr>
+            <w:r>
+              <w:rPr>
+                <w:sz w:val="20"/>
+                <w:szCs w:val="20"/>
+              </w:rPr>
+              <w:t>0</w:t>
+            </w:r>
+          </w:p>
+        </w:tc>
+        <w:tc>
+          <w:tcPr>
+            <w:tcW w:w="1179" w:type="dxa"/>
+          </w:tcPr>
+          <w:p>
+            <w:pPr>
+              <w:pStyle w:val="Tabletext"/>
+              <w:rPr>
+                <w:sz w:val="20"/>
+                <w:szCs w:val="20"/>
+              </w:rPr>
+            </w:pPr>
+            <w:r>
+              <w:rPr>
+                <w:sz w:val="20"/>
+                <w:szCs w:val="20"/>
+              </w:rPr>
+              <w:t>0</w:t>
+            </w:r>
+          </w:p>
+        </w:tc>
+        <w:tc>
+          <w:tcPr>
+            <w:tcW w:w="983" w:type="dxa"/>
+          </w:tcPr>
+          <w:p>
+            <w:pPr>
+              <w:pStyle w:val="Tabletext"/>
+              <w:rPr>
+                <w:sz w:val="20"/>
+                <w:szCs w:val="20"/>
+              </w:rPr>
+            </w:pPr>
+            <w:r>
+              <w:rPr>
+                <w:sz w:val="20"/>
+                <w:szCs w:val="20"/>
+              </w:rPr>
+              <w:t>TN</w:t>
+            </w:r>
+          </w:p>
+        </w:tc>
+        <w:tc>
+          <w:tcPr>
+            <w:tcW w:w="2941" w:type="dxa"/>
           </w:tcPr>
           <w:p>
             <w:pPr>
@@ -1570,7 +1888,7 @@
       <w:tr>
         <w:tc>
           <w:tcPr>
-            <w:tcW w:w="797" w:type="dxa"/>
+            <w:tcW w:w="750" w:type="dxa"/>
           </w:tcPr>
           <w:p>
             <w:pPr>
@@ -1591,7 +1909,7 @@
         </w:tc>
         <w:tc>
           <w:tcPr>
-            <w:tcW w:w="2885" w:type="dxa"/>
+            <w:tcW w:w="4354" w:type="dxa"/>
           </w:tcPr>
           <w:p>
             <w:pPr>
@@ -1621,49 +1939,70 @@
         </w:tc>
         <w:tc>
           <w:tcPr>
-            <w:tcW w:w="1247" w:type="dxa"/>
-          </w:tcPr>
-          <w:p>
-            <w:pPr>
-              <w:pStyle w:val="Tabletext"/>
-              <w:rPr>
-                <w:sz w:val="20"/>
-                <w:szCs w:val="20"/>
-              </w:rPr>
-            </w:pPr>
-          </w:p>
-        </w:tc>
-        <w:tc>
-          <w:tcPr>
-            <w:tcW w:w="1298" w:type="dxa"/>
-          </w:tcPr>
-          <w:p>
-            <w:pPr>
-              <w:pStyle w:val="Tabletext"/>
-              <w:rPr>
-                <w:sz w:val="20"/>
-                <w:szCs w:val="20"/>
-              </w:rPr>
-            </w:pPr>
-          </w:p>
-        </w:tc>
-        <w:tc>
-          <w:tcPr>
-            <w:tcW w:w="984" w:type="dxa"/>
-          </w:tcPr>
-          <w:p>
-            <w:pPr>
-              <w:pStyle w:val="Tabletext"/>
-              <w:rPr>
-                <w:sz w:val="20"/>
-                <w:szCs w:val="20"/>
-              </w:rPr>
-            </w:pPr>
-          </w:p>
-        </w:tc>
-        <w:tc>
-          <w:tcPr>
-            <w:tcW w:w="2990" w:type="dxa"/>
+            <w:tcW w:w="1275" w:type="dxa"/>
+          </w:tcPr>
+          <w:p>
+            <w:pPr>
+              <w:pStyle w:val="Tabletext"/>
+              <w:rPr>
+                <w:sz w:val="20"/>
+                <w:szCs w:val="20"/>
+              </w:rPr>
+            </w:pPr>
+            <w:r>
+              <w:rPr>
+                <w:sz w:val="20"/>
+                <w:szCs w:val="20"/>
+              </w:rPr>
+              <w:t>0</w:t>
+            </w:r>
+          </w:p>
+        </w:tc>
+        <w:tc>
+          <w:tcPr>
+            <w:tcW w:w="1179" w:type="dxa"/>
+          </w:tcPr>
+          <w:p>
+            <w:pPr>
+              <w:pStyle w:val="Tabletext"/>
+              <w:rPr>
+                <w:sz w:val="20"/>
+                <w:szCs w:val="20"/>
+              </w:rPr>
+            </w:pPr>
+            <w:r>
+              <w:rPr>
+                <w:sz w:val="20"/>
+                <w:szCs w:val="20"/>
+              </w:rPr>
+              <w:t>0</w:t>
+            </w:r>
+          </w:p>
+        </w:tc>
+        <w:tc>
+          <w:tcPr>
+            <w:tcW w:w="983" w:type="dxa"/>
+          </w:tcPr>
+          <w:p>
+            <w:pPr>
+              <w:pStyle w:val="Tabletext"/>
+              <w:rPr>
+                <w:sz w:val="20"/>
+                <w:szCs w:val="20"/>
+              </w:rPr>
+            </w:pPr>
+            <w:r>
+              <w:rPr>
+                <w:sz w:val="20"/>
+                <w:szCs w:val="20"/>
+              </w:rPr>
+              <w:t>TN</w:t>
+            </w:r>
+          </w:p>
+        </w:tc>
+        <w:tc>
+          <w:tcPr>
+            <w:tcW w:w="2941" w:type="dxa"/>
           </w:tcPr>
           <w:p>
             <w:pPr>
@@ -1686,7 +2025,7 @@
       <w:tr>
         <w:tc>
           <w:tcPr>
-            <w:tcW w:w="797" w:type="dxa"/>
+            <w:tcW w:w="750" w:type="dxa"/>
           </w:tcPr>
           <w:p>
             <w:pPr>
@@ -1707,7 +2046,7 @@
         </w:tc>
         <w:tc>
           <w:tcPr>
-            <w:tcW w:w="2885" w:type="dxa"/>
+            <w:tcW w:w="4354" w:type="dxa"/>
           </w:tcPr>
           <w:p>
             <w:pPr>
@@ -1737,49 +2076,70 @@
         </w:tc>
         <w:tc>
           <w:tcPr>
-            <w:tcW w:w="1247" w:type="dxa"/>
-          </w:tcPr>
-          <w:p>
-            <w:pPr>
-              <w:pStyle w:val="Tabletext"/>
-              <w:rPr>
-                <w:sz w:val="20"/>
-                <w:szCs w:val="20"/>
-              </w:rPr>
-            </w:pPr>
-          </w:p>
-        </w:tc>
-        <w:tc>
-          <w:tcPr>
-            <w:tcW w:w="1298" w:type="dxa"/>
-          </w:tcPr>
-          <w:p>
-            <w:pPr>
-              <w:pStyle w:val="Tabletext"/>
-              <w:rPr>
-                <w:sz w:val="20"/>
-                <w:szCs w:val="20"/>
-              </w:rPr>
-            </w:pPr>
-          </w:p>
-        </w:tc>
-        <w:tc>
-          <w:tcPr>
-            <w:tcW w:w="984" w:type="dxa"/>
-          </w:tcPr>
-          <w:p>
-            <w:pPr>
-              <w:pStyle w:val="Tabletext"/>
-              <w:rPr>
-                <w:sz w:val="20"/>
-                <w:szCs w:val="20"/>
-              </w:rPr>
-            </w:pPr>
-          </w:p>
-        </w:tc>
-        <w:tc>
-          <w:tcPr>
-            <w:tcW w:w="2990" w:type="dxa"/>
+            <w:tcW w:w="1275" w:type="dxa"/>
+          </w:tcPr>
+          <w:p>
+            <w:pPr>
+              <w:pStyle w:val="Tabletext"/>
+              <w:rPr>
+                <w:sz w:val="20"/>
+                <w:szCs w:val="20"/>
+              </w:rPr>
+            </w:pPr>
+            <w:r>
+              <w:rPr>
+                <w:sz w:val="20"/>
+                <w:szCs w:val="20"/>
+              </w:rPr>
+              <w:t>0</w:t>
+            </w:r>
+          </w:p>
+        </w:tc>
+        <w:tc>
+          <w:tcPr>
+            <w:tcW w:w="1179" w:type="dxa"/>
+          </w:tcPr>
+          <w:p>
+            <w:pPr>
+              <w:pStyle w:val="Tabletext"/>
+              <w:rPr>
+                <w:sz w:val="20"/>
+                <w:szCs w:val="20"/>
+              </w:rPr>
+            </w:pPr>
+            <w:r>
+              <w:rPr>
+                <w:sz w:val="20"/>
+                <w:szCs w:val="20"/>
+              </w:rPr>
+              <w:t>0</w:t>
+            </w:r>
+          </w:p>
+        </w:tc>
+        <w:tc>
+          <w:tcPr>
+            <w:tcW w:w="983" w:type="dxa"/>
+          </w:tcPr>
+          <w:p>
+            <w:pPr>
+              <w:pStyle w:val="Tabletext"/>
+              <w:rPr>
+                <w:sz w:val="20"/>
+                <w:szCs w:val="20"/>
+              </w:rPr>
+            </w:pPr>
+            <w:r>
+              <w:rPr>
+                <w:sz w:val="20"/>
+                <w:szCs w:val="20"/>
+              </w:rPr>
+              <w:t>TN</w:t>
+            </w:r>
+          </w:p>
+        </w:tc>
+        <w:tc>
+          <w:tcPr>
+            <w:tcW w:w="2941" w:type="dxa"/>
           </w:tcPr>
           <w:p>
             <w:pPr>
@@ -1811,7 +2171,7 @@
       <w:tr>
         <w:tc>
           <w:tcPr>
-            <w:tcW w:w="797" w:type="dxa"/>
+            <w:tcW w:w="750" w:type="dxa"/>
           </w:tcPr>
           <w:p>
             <w:pPr>
@@ -1832,7 +2192,7 @@
         </w:tc>
         <w:tc>
           <w:tcPr>
-            <w:tcW w:w="2885" w:type="dxa"/>
+            <w:tcW w:w="4354" w:type="dxa"/>
           </w:tcPr>
           <w:p>
             <w:pPr>
@@ -1862,49 +2222,70 @@
         </w:tc>
         <w:tc>
           <w:tcPr>
-            <w:tcW w:w="1247" w:type="dxa"/>
-          </w:tcPr>
-          <w:p>
-            <w:pPr>
-              <w:pStyle w:val="Tabletext"/>
-              <w:rPr>
-                <w:sz w:val="20"/>
-                <w:szCs w:val="20"/>
-              </w:rPr>
-            </w:pPr>
-          </w:p>
-        </w:tc>
-        <w:tc>
-          <w:tcPr>
-            <w:tcW w:w="1298" w:type="dxa"/>
-          </w:tcPr>
-          <w:p>
-            <w:pPr>
-              <w:pStyle w:val="Tabletext"/>
-              <w:rPr>
-                <w:sz w:val="20"/>
-                <w:szCs w:val="20"/>
-              </w:rPr>
-            </w:pPr>
-          </w:p>
-        </w:tc>
-        <w:tc>
-          <w:tcPr>
-            <w:tcW w:w="984" w:type="dxa"/>
-          </w:tcPr>
-          <w:p>
-            <w:pPr>
-              <w:pStyle w:val="Tabletext"/>
-              <w:rPr>
-                <w:sz w:val="20"/>
-                <w:szCs w:val="20"/>
-              </w:rPr>
-            </w:pPr>
-          </w:p>
-        </w:tc>
-        <w:tc>
-          <w:tcPr>
-            <w:tcW w:w="2990" w:type="dxa"/>
+            <w:tcW w:w="1275" w:type="dxa"/>
+          </w:tcPr>
+          <w:p>
+            <w:pPr>
+              <w:pStyle w:val="Tabletext"/>
+              <w:rPr>
+                <w:sz w:val="20"/>
+                <w:szCs w:val="20"/>
+              </w:rPr>
+            </w:pPr>
+            <w:r>
+              <w:rPr>
+                <w:sz w:val="20"/>
+                <w:szCs w:val="20"/>
+              </w:rPr>
+              <w:t>0</w:t>
+            </w:r>
+          </w:p>
+        </w:tc>
+        <w:tc>
+          <w:tcPr>
+            <w:tcW w:w="1179" w:type="dxa"/>
+          </w:tcPr>
+          <w:p>
+            <w:pPr>
+              <w:pStyle w:val="Tabletext"/>
+              <w:rPr>
+                <w:sz w:val="20"/>
+                <w:szCs w:val="20"/>
+              </w:rPr>
+            </w:pPr>
+            <w:r>
+              <w:rPr>
+                <w:sz w:val="20"/>
+                <w:szCs w:val="20"/>
+              </w:rPr>
+              <w:t>0</w:t>
+            </w:r>
+          </w:p>
+        </w:tc>
+        <w:tc>
+          <w:tcPr>
+            <w:tcW w:w="983" w:type="dxa"/>
+          </w:tcPr>
+          <w:p>
+            <w:pPr>
+              <w:pStyle w:val="Tabletext"/>
+              <w:rPr>
+                <w:sz w:val="20"/>
+                <w:szCs w:val="20"/>
+              </w:rPr>
+            </w:pPr>
+            <w:r>
+              <w:rPr>
+                <w:sz w:val="20"/>
+                <w:szCs w:val="20"/>
+              </w:rPr>
+              <w:t>TN</w:t>
+            </w:r>
+          </w:p>
+        </w:tc>
+        <w:tc>
+          <w:tcPr>
+            <w:tcW w:w="2941" w:type="dxa"/>
           </w:tcPr>
           <w:p>
             <w:pPr>
@@ -1927,7 +2308,7 @@
       <w:tr>
         <w:tc>
           <w:tcPr>
-            <w:tcW w:w="797" w:type="dxa"/>
+            <w:tcW w:w="750" w:type="dxa"/>
           </w:tcPr>
           <w:p>
             <w:pPr>
@@ -1948,7 +2329,7 @@
         </w:tc>
         <w:tc>
           <w:tcPr>
-            <w:tcW w:w="2885" w:type="dxa"/>
+            <w:tcW w:w="4354" w:type="dxa"/>
           </w:tcPr>
           <w:p>
             <w:pPr>
@@ -1978,49 +2359,70 @@
         </w:tc>
         <w:tc>
           <w:tcPr>
-            <w:tcW w:w="1247" w:type="dxa"/>
-          </w:tcPr>
-          <w:p>
-            <w:pPr>
-              <w:pStyle w:val="Tabletext"/>
-              <w:rPr>
-                <w:sz w:val="20"/>
-                <w:szCs w:val="20"/>
-              </w:rPr>
-            </w:pPr>
-          </w:p>
-        </w:tc>
-        <w:tc>
-          <w:tcPr>
-            <w:tcW w:w="1298" w:type="dxa"/>
-          </w:tcPr>
-          <w:p>
-            <w:pPr>
-              <w:pStyle w:val="Tabletext"/>
-              <w:rPr>
-                <w:sz w:val="20"/>
-                <w:szCs w:val="20"/>
-              </w:rPr>
-            </w:pPr>
-          </w:p>
-        </w:tc>
-        <w:tc>
-          <w:tcPr>
-            <w:tcW w:w="984" w:type="dxa"/>
-          </w:tcPr>
-          <w:p>
-            <w:pPr>
-              <w:pStyle w:val="Tabletext"/>
-              <w:rPr>
-                <w:sz w:val="20"/>
-                <w:szCs w:val="20"/>
-              </w:rPr>
-            </w:pPr>
-          </w:p>
-        </w:tc>
-        <w:tc>
-          <w:tcPr>
-            <w:tcW w:w="2990" w:type="dxa"/>
+            <w:tcW w:w="1275" w:type="dxa"/>
+          </w:tcPr>
+          <w:p>
+            <w:pPr>
+              <w:pStyle w:val="Tabletext"/>
+              <w:rPr>
+                <w:sz w:val="20"/>
+                <w:szCs w:val="20"/>
+              </w:rPr>
+            </w:pPr>
+            <w:r>
+              <w:rPr>
+                <w:sz w:val="20"/>
+                <w:szCs w:val="20"/>
+              </w:rPr>
+              <w:t>0</w:t>
+            </w:r>
+          </w:p>
+        </w:tc>
+        <w:tc>
+          <w:tcPr>
+            <w:tcW w:w="1179" w:type="dxa"/>
+          </w:tcPr>
+          <w:p>
+            <w:pPr>
+              <w:pStyle w:val="Tabletext"/>
+              <w:rPr>
+                <w:sz w:val="20"/>
+                <w:szCs w:val="20"/>
+              </w:rPr>
+            </w:pPr>
+            <w:r>
+              <w:rPr>
+                <w:sz w:val="20"/>
+                <w:szCs w:val="20"/>
+              </w:rPr>
+              <w:t>0</w:t>
+            </w:r>
+          </w:p>
+        </w:tc>
+        <w:tc>
+          <w:tcPr>
+            <w:tcW w:w="983" w:type="dxa"/>
+          </w:tcPr>
+          <w:p>
+            <w:pPr>
+              <w:pStyle w:val="Tabletext"/>
+              <w:rPr>
+                <w:sz w:val="20"/>
+                <w:szCs w:val="20"/>
+              </w:rPr>
+            </w:pPr>
+            <w:r>
+              <w:rPr>
+                <w:sz w:val="20"/>
+                <w:szCs w:val="20"/>
+              </w:rPr>
+              <w:t>TN</w:t>
+            </w:r>
+          </w:p>
+        </w:tc>
+        <w:tc>
+          <w:tcPr>
+            <w:tcW w:w="2941" w:type="dxa"/>
           </w:tcPr>
           <w:p>
             <w:pPr>
@@ -2068,7 +2470,7 @@
       <w:tr>
         <w:tc>
           <w:tcPr>
-            <w:tcW w:w="797" w:type="dxa"/>
+            <w:tcW w:w="750" w:type="dxa"/>
           </w:tcPr>
           <w:p>
             <w:pPr>
@@ -2089,7 +2491,7 @@
         </w:tc>
         <w:tc>
           <w:tcPr>
-            <w:tcW w:w="2885" w:type="dxa"/>
+            <w:tcW w:w="4354" w:type="dxa"/>
           </w:tcPr>
           <w:p>
             <w:pPr>
@@ -2110,49 +2512,70 @@
         </w:tc>
         <w:tc>
           <w:tcPr>
-            <w:tcW w:w="1247" w:type="dxa"/>
-          </w:tcPr>
-          <w:p>
-            <w:pPr>
-              <w:pStyle w:val="Tabletext"/>
-              <w:rPr>
-                <w:sz w:val="20"/>
-                <w:szCs w:val="20"/>
-              </w:rPr>
-            </w:pPr>
-          </w:p>
-        </w:tc>
-        <w:tc>
-          <w:tcPr>
-            <w:tcW w:w="1298" w:type="dxa"/>
-          </w:tcPr>
-          <w:p>
-            <w:pPr>
-              <w:pStyle w:val="Tabletext"/>
-              <w:rPr>
-                <w:sz w:val="20"/>
-                <w:szCs w:val="20"/>
-              </w:rPr>
-            </w:pPr>
-          </w:p>
-        </w:tc>
-        <w:tc>
-          <w:tcPr>
-            <w:tcW w:w="984" w:type="dxa"/>
-          </w:tcPr>
-          <w:p>
-            <w:pPr>
-              <w:pStyle w:val="Tabletext"/>
-              <w:rPr>
-                <w:sz w:val="20"/>
-                <w:szCs w:val="20"/>
-              </w:rPr>
-            </w:pPr>
-          </w:p>
-        </w:tc>
-        <w:tc>
-          <w:tcPr>
-            <w:tcW w:w="2990" w:type="dxa"/>
+            <w:tcW w:w="1275" w:type="dxa"/>
+          </w:tcPr>
+          <w:p>
+            <w:pPr>
+              <w:pStyle w:val="Tabletext"/>
+              <w:rPr>
+                <w:sz w:val="20"/>
+                <w:szCs w:val="20"/>
+              </w:rPr>
+            </w:pPr>
+            <w:r>
+              <w:rPr>
+                <w:sz w:val="20"/>
+                <w:szCs w:val="20"/>
+              </w:rPr>
+              <w:t>0</w:t>
+            </w:r>
+          </w:p>
+        </w:tc>
+        <w:tc>
+          <w:tcPr>
+            <w:tcW w:w="1179" w:type="dxa"/>
+          </w:tcPr>
+          <w:p>
+            <w:pPr>
+              <w:pStyle w:val="Tabletext"/>
+              <w:rPr>
+                <w:sz w:val="20"/>
+                <w:szCs w:val="20"/>
+              </w:rPr>
+            </w:pPr>
+            <w:r>
+              <w:rPr>
+                <w:sz w:val="20"/>
+                <w:szCs w:val="20"/>
+              </w:rPr>
+              <w:t>0</w:t>
+            </w:r>
+          </w:p>
+        </w:tc>
+        <w:tc>
+          <w:tcPr>
+            <w:tcW w:w="983" w:type="dxa"/>
+          </w:tcPr>
+          <w:p>
+            <w:pPr>
+              <w:pStyle w:val="Tabletext"/>
+              <w:rPr>
+                <w:sz w:val="20"/>
+                <w:szCs w:val="20"/>
+              </w:rPr>
+            </w:pPr>
+            <w:r>
+              <w:rPr>
+                <w:sz w:val="20"/>
+                <w:szCs w:val="20"/>
+              </w:rPr>
+              <w:t>TN</w:t>
+            </w:r>
+          </w:p>
+        </w:tc>
+        <w:tc>
+          <w:tcPr>
+            <w:tcW w:w="2941" w:type="dxa"/>
           </w:tcPr>
           <w:p>
             <w:pPr>
@@ -2216,7 +2639,7 @@
       <w:tr>
         <w:tc>
           <w:tcPr>
-            <w:tcW w:w="797" w:type="dxa"/>
+            <w:tcW w:w="750" w:type="dxa"/>
           </w:tcPr>
           <w:p>
             <w:pPr>
@@ -2237,7 +2660,7 @@
         </w:tc>
         <w:tc>
           <w:tcPr>
-            <w:tcW w:w="2885" w:type="dxa"/>
+            <w:tcW w:w="4354" w:type="dxa"/>
           </w:tcPr>
           <w:p>
             <w:pPr>
@@ -2258,49 +2681,70 @@
         </w:tc>
         <w:tc>
           <w:tcPr>
-            <w:tcW w:w="1247" w:type="dxa"/>
-          </w:tcPr>
-          <w:p>
-            <w:pPr>
-              <w:pStyle w:val="Tabletext"/>
-              <w:rPr>
-                <w:sz w:val="20"/>
-                <w:szCs w:val="20"/>
-              </w:rPr>
-            </w:pPr>
-          </w:p>
-        </w:tc>
-        <w:tc>
-          <w:tcPr>
-            <w:tcW w:w="1298" w:type="dxa"/>
-          </w:tcPr>
-          <w:p>
-            <w:pPr>
-              <w:pStyle w:val="Tabletext"/>
-              <w:rPr>
-                <w:sz w:val="20"/>
-                <w:szCs w:val="20"/>
-              </w:rPr>
-            </w:pPr>
-          </w:p>
-        </w:tc>
-        <w:tc>
-          <w:tcPr>
-            <w:tcW w:w="984" w:type="dxa"/>
-          </w:tcPr>
-          <w:p>
-            <w:pPr>
-              <w:pStyle w:val="Tabletext"/>
-              <w:rPr>
-                <w:sz w:val="20"/>
-                <w:szCs w:val="20"/>
-              </w:rPr>
-            </w:pPr>
-          </w:p>
-        </w:tc>
-        <w:tc>
-          <w:tcPr>
-            <w:tcW w:w="2990" w:type="dxa"/>
+            <w:tcW w:w="1275" w:type="dxa"/>
+          </w:tcPr>
+          <w:p>
+            <w:pPr>
+              <w:pStyle w:val="Tabletext"/>
+              <w:rPr>
+                <w:sz w:val="20"/>
+                <w:szCs w:val="20"/>
+              </w:rPr>
+            </w:pPr>
+            <w:r>
+              <w:rPr>
+                <w:sz w:val="20"/>
+                <w:szCs w:val="20"/>
+              </w:rPr>
+              <w:t>0</w:t>
+            </w:r>
+          </w:p>
+        </w:tc>
+        <w:tc>
+          <w:tcPr>
+            <w:tcW w:w="1179" w:type="dxa"/>
+          </w:tcPr>
+          <w:p>
+            <w:pPr>
+              <w:pStyle w:val="Tabletext"/>
+              <w:rPr>
+                <w:sz w:val="20"/>
+                <w:szCs w:val="20"/>
+              </w:rPr>
+            </w:pPr>
+            <w:r>
+              <w:rPr>
+                <w:sz w:val="20"/>
+                <w:szCs w:val="20"/>
+              </w:rPr>
+              <w:t>0</w:t>
+            </w:r>
+          </w:p>
+        </w:tc>
+        <w:tc>
+          <w:tcPr>
+            <w:tcW w:w="983" w:type="dxa"/>
+          </w:tcPr>
+          <w:p>
+            <w:pPr>
+              <w:pStyle w:val="Tabletext"/>
+              <w:rPr>
+                <w:sz w:val="20"/>
+                <w:szCs w:val="20"/>
+              </w:rPr>
+            </w:pPr>
+            <w:r>
+              <w:rPr>
+                <w:sz w:val="20"/>
+                <w:szCs w:val="20"/>
+              </w:rPr>
+              <w:t>TN</w:t>
+            </w:r>
+          </w:p>
+        </w:tc>
+        <w:tc>
+          <w:tcPr>
+            <w:tcW w:w="2941" w:type="dxa"/>
           </w:tcPr>
           <w:p>
             <w:pPr>
@@ -2323,7 +2767,7 @@
       <w:tr>
         <w:tc>
           <w:tcPr>
-            <w:tcW w:w="797" w:type="dxa"/>
+            <w:tcW w:w="750" w:type="dxa"/>
           </w:tcPr>
           <w:p>
             <w:pPr>
@@ -2344,70 +2788,105 @@
         </w:tc>
         <w:tc>
           <w:tcPr>
-            <w:tcW w:w="2885" w:type="dxa"/>
-          </w:tcPr>
-          <w:p>
-            <w:pPr>
-              <w:pStyle w:val="Tabletext"/>
-              <w:rPr>
-                <w:sz w:val="20"/>
-                <w:szCs w:val="20"/>
-              </w:rPr>
-            </w:pPr>
-            <w:r>
-              <w:rPr>
-                <w:sz w:val="20"/>
-                <w:szCs w:val="20"/>
-              </w:rPr>
-              <w:t>Alapeatükk sisaldab vähemalt kaks lõiku</w:t>
-            </w:r>
-          </w:p>
-        </w:tc>
-        <w:tc>
-          <w:tcPr>
-            <w:tcW w:w="1247" w:type="dxa"/>
-          </w:tcPr>
-          <w:p>
-            <w:pPr>
-              <w:pStyle w:val="Tabletext"/>
-              <w:rPr>
-                <w:sz w:val="20"/>
-                <w:szCs w:val="20"/>
-              </w:rPr>
-            </w:pPr>
-          </w:p>
-        </w:tc>
-        <w:tc>
-          <w:tcPr>
-            <w:tcW w:w="1298" w:type="dxa"/>
-          </w:tcPr>
-          <w:p>
-            <w:pPr>
-              <w:pStyle w:val="Tabletext"/>
-              <w:rPr>
-                <w:sz w:val="20"/>
-                <w:szCs w:val="20"/>
-              </w:rPr>
-            </w:pPr>
-          </w:p>
-        </w:tc>
-        <w:tc>
-          <w:tcPr>
-            <w:tcW w:w="984" w:type="dxa"/>
-          </w:tcPr>
-          <w:p>
-            <w:pPr>
-              <w:pStyle w:val="Tabletext"/>
-              <w:rPr>
-                <w:sz w:val="20"/>
-                <w:szCs w:val="20"/>
-              </w:rPr>
-            </w:pPr>
-          </w:p>
-        </w:tc>
-        <w:tc>
-          <w:tcPr>
-            <w:tcW w:w="2990" w:type="dxa"/>
+            <w:tcW w:w="4354" w:type="dxa"/>
+          </w:tcPr>
+          <w:p>
+            <w:pPr>
+              <w:pStyle w:val="Tabletext"/>
+              <w:rPr>
+                <w:sz w:val="20"/>
+                <w:szCs w:val="20"/>
+              </w:rPr>
+            </w:pPr>
+            <w:r>
+              <w:rPr>
+                <w:sz w:val="20"/>
+                <w:szCs w:val="20"/>
+              </w:rPr>
+              <w:t xml:space="preserve">Alapeatükk sisaldab vähemalt kaks </w:t>
+            </w:r>
+            <w:r>
+              <w:rPr>
+                <w:sz w:val="20"/>
+                <w:szCs w:val="20"/>
+              </w:rPr>
+              <w:t>lõiku</w:t>
+            </w:r>
+            <w:r>
+              <w:rPr>
+                <w:sz w:val="20"/>
+                <w:szCs w:val="20"/>
+              </w:rPr>
+              <w:t xml:space="preserve"> (ja neist esimene on tekstilõik)</w:t>
+            </w:r>
+          </w:p>
+        </w:tc>
+        <w:tc>
+          <w:tcPr>
+            <w:tcW w:w="1275" w:type="dxa"/>
+          </w:tcPr>
+          <w:p>
+            <w:pPr>
+              <w:pStyle w:val="Tabletext"/>
+              <w:rPr>
+                <w:sz w:val="20"/>
+                <w:szCs w:val="20"/>
+              </w:rPr>
+            </w:pPr>
+            <w:r>
+              <w:rPr>
+                <w:sz w:val="20"/>
+                <w:szCs w:val="20"/>
+              </w:rPr>
+              <w:t>0</w:t>
+            </w:r>
+          </w:p>
+        </w:tc>
+        <w:tc>
+          <w:tcPr>
+            <w:tcW w:w="1179" w:type="dxa"/>
+          </w:tcPr>
+          <w:p>
+            <w:pPr>
+              <w:pStyle w:val="Tabletext"/>
+              <w:rPr>
+                <w:sz w:val="20"/>
+                <w:szCs w:val="20"/>
+              </w:rPr>
+            </w:pPr>
+            <w:r>
+              <w:rPr>
+                <w:sz w:val="20"/>
+                <w:szCs w:val="20"/>
+              </w:rPr>
+              <w:t>0</w:t>
+            </w:r>
+          </w:p>
+        </w:tc>
+        <w:tc>
+          <w:tcPr>
+            <w:tcW w:w="983" w:type="dxa"/>
+          </w:tcPr>
+          <w:p>
+            <w:pPr>
+              <w:pStyle w:val="Tabletext"/>
+              <w:rPr>
+                <w:sz w:val="20"/>
+                <w:szCs w:val="20"/>
+              </w:rPr>
+            </w:pPr>
+            <w:r>
+              <w:rPr>
+                <w:sz w:val="20"/>
+                <w:szCs w:val="20"/>
+              </w:rPr>
+              <w:t>TN</w:t>
+            </w:r>
+          </w:p>
+        </w:tc>
+        <w:tc>
+          <w:tcPr>
+            <w:tcW w:w="2941" w:type="dxa"/>
           </w:tcPr>
           <w:p>
             <w:pPr>
@@ -2455,7 +2934,7 @@
       <w:tr>
         <w:tc>
           <w:tcPr>
-            <w:tcW w:w="797" w:type="dxa"/>
+            <w:tcW w:w="750" w:type="dxa"/>
           </w:tcPr>
           <w:p>
             <w:pPr>
@@ -2476,7 +2955,7 @@
         </w:tc>
         <w:tc>
           <w:tcPr>
-            <w:tcW w:w="2885" w:type="dxa"/>
+            <w:tcW w:w="4354" w:type="dxa"/>
           </w:tcPr>
           <w:p>
             <w:pPr>
@@ -2497,49 +2976,70 @@
         </w:tc>
         <w:tc>
           <w:tcPr>
-            <w:tcW w:w="1247" w:type="dxa"/>
-          </w:tcPr>
-          <w:p>
-            <w:pPr>
-              <w:pStyle w:val="Tabletext"/>
-              <w:rPr>
-                <w:sz w:val="20"/>
-                <w:szCs w:val="20"/>
-              </w:rPr>
-            </w:pPr>
-          </w:p>
-        </w:tc>
-        <w:tc>
-          <w:tcPr>
-            <w:tcW w:w="1298" w:type="dxa"/>
-          </w:tcPr>
-          <w:p>
-            <w:pPr>
-              <w:pStyle w:val="Tabletext"/>
-              <w:rPr>
-                <w:sz w:val="20"/>
-                <w:szCs w:val="20"/>
-              </w:rPr>
-            </w:pPr>
-          </w:p>
-        </w:tc>
-        <w:tc>
-          <w:tcPr>
-            <w:tcW w:w="984" w:type="dxa"/>
-          </w:tcPr>
-          <w:p>
-            <w:pPr>
-              <w:pStyle w:val="Tabletext"/>
-              <w:rPr>
-                <w:sz w:val="20"/>
-                <w:szCs w:val="20"/>
-              </w:rPr>
-            </w:pPr>
-          </w:p>
-        </w:tc>
-        <w:tc>
-          <w:tcPr>
-            <w:tcW w:w="2990" w:type="dxa"/>
+            <w:tcW w:w="1275" w:type="dxa"/>
+          </w:tcPr>
+          <w:p>
+            <w:pPr>
+              <w:pStyle w:val="Tabletext"/>
+              <w:rPr>
+                <w:sz w:val="20"/>
+                <w:szCs w:val="20"/>
+              </w:rPr>
+            </w:pPr>
+            <w:r>
+              <w:rPr>
+                <w:sz w:val="20"/>
+                <w:szCs w:val="20"/>
+              </w:rPr>
+              <w:t>0 (31 lk)</w:t>
+            </w:r>
+          </w:p>
+        </w:tc>
+        <w:tc>
+          <w:tcPr>
+            <w:tcW w:w="1179" w:type="dxa"/>
+          </w:tcPr>
+          <w:p>
+            <w:pPr>
+              <w:pStyle w:val="Tabletext"/>
+              <w:rPr>
+                <w:sz w:val="20"/>
+                <w:szCs w:val="20"/>
+              </w:rPr>
+            </w:pPr>
+            <w:r>
+              <w:rPr>
+                <w:sz w:val="20"/>
+                <w:szCs w:val="20"/>
+              </w:rPr>
+              <w:t>0</w:t>
+            </w:r>
+          </w:p>
+        </w:tc>
+        <w:tc>
+          <w:tcPr>
+            <w:tcW w:w="983" w:type="dxa"/>
+          </w:tcPr>
+          <w:p>
+            <w:pPr>
+              <w:pStyle w:val="Tabletext"/>
+              <w:rPr>
+                <w:sz w:val="20"/>
+                <w:szCs w:val="20"/>
+              </w:rPr>
+            </w:pPr>
+            <w:r>
+              <w:rPr>
+                <w:sz w:val="20"/>
+                <w:szCs w:val="20"/>
+              </w:rPr>
+              <w:t>TN</w:t>
+            </w:r>
+          </w:p>
+        </w:tc>
+        <w:tc>
+          <w:tcPr>
+            <w:tcW w:w="2941" w:type="dxa"/>
           </w:tcPr>
           <w:p>
             <w:pPr>
@@ -2571,7 +3071,7 @@
       <w:tr>
         <w:tc>
           <w:tcPr>
-            <w:tcW w:w="797" w:type="dxa"/>
+            <w:tcW w:w="750" w:type="dxa"/>
           </w:tcPr>
           <w:p>
             <w:pPr>
@@ -2592,7 +3092,7 @@
         </w:tc>
         <w:tc>
           <w:tcPr>
-            <w:tcW w:w="2885" w:type="dxa"/>
+            <w:tcW w:w="4354" w:type="dxa"/>
           </w:tcPr>
           <w:p>
             <w:pPr>
@@ -2613,49 +3113,70 @@
         </w:tc>
         <w:tc>
           <w:tcPr>
-            <w:tcW w:w="1247" w:type="dxa"/>
-          </w:tcPr>
-          <w:p>
-            <w:pPr>
-              <w:pStyle w:val="Tabletext"/>
-              <w:rPr>
-                <w:sz w:val="20"/>
-                <w:szCs w:val="20"/>
-              </w:rPr>
-            </w:pPr>
-          </w:p>
-        </w:tc>
-        <w:tc>
-          <w:tcPr>
-            <w:tcW w:w="1298" w:type="dxa"/>
-          </w:tcPr>
-          <w:p>
-            <w:pPr>
-              <w:pStyle w:val="Tabletext"/>
-              <w:rPr>
-                <w:sz w:val="20"/>
-                <w:szCs w:val="20"/>
-              </w:rPr>
-            </w:pPr>
-          </w:p>
-        </w:tc>
-        <w:tc>
-          <w:tcPr>
-            <w:tcW w:w="984" w:type="dxa"/>
-          </w:tcPr>
-          <w:p>
-            <w:pPr>
-              <w:pStyle w:val="Tabletext"/>
-              <w:rPr>
-                <w:sz w:val="20"/>
-                <w:szCs w:val="20"/>
-              </w:rPr>
-            </w:pPr>
-          </w:p>
-        </w:tc>
-        <w:tc>
-          <w:tcPr>
-            <w:tcW w:w="2990" w:type="dxa"/>
+            <w:tcW w:w="1275" w:type="dxa"/>
+          </w:tcPr>
+          <w:p>
+            <w:pPr>
+              <w:pStyle w:val="Tabletext"/>
+              <w:rPr>
+                <w:sz w:val="20"/>
+                <w:szCs w:val="20"/>
+              </w:rPr>
+            </w:pPr>
+            <w:r>
+              <w:rPr>
+                <w:sz w:val="20"/>
+                <w:szCs w:val="20"/>
+              </w:rPr>
+              <w:t>Ei kehti</w:t>
+            </w:r>
+          </w:p>
+        </w:tc>
+        <w:tc>
+          <w:tcPr>
+            <w:tcW w:w="1179" w:type="dxa"/>
+          </w:tcPr>
+          <w:p>
+            <w:pPr>
+              <w:pStyle w:val="Tabletext"/>
+              <w:rPr>
+                <w:sz w:val="20"/>
+                <w:szCs w:val="20"/>
+              </w:rPr>
+            </w:pPr>
+            <w:r>
+              <w:rPr>
+                <w:sz w:val="20"/>
+                <w:szCs w:val="20"/>
+              </w:rPr>
+              <w:t>Ei kehti</w:t>
+            </w:r>
+          </w:p>
+        </w:tc>
+        <w:tc>
+          <w:tcPr>
+            <w:tcW w:w="983" w:type="dxa"/>
+          </w:tcPr>
+          <w:p>
+            <w:pPr>
+              <w:pStyle w:val="Tabletext"/>
+              <w:rPr>
+                <w:sz w:val="20"/>
+                <w:szCs w:val="20"/>
+              </w:rPr>
+            </w:pPr>
+            <w:r>
+              <w:rPr>
+                <w:sz w:val="20"/>
+                <w:szCs w:val="20"/>
+              </w:rPr>
+              <w:t>TN</w:t>
+            </w:r>
+          </w:p>
+        </w:tc>
+        <w:tc>
+          <w:tcPr>
+            <w:tcW w:w="2941" w:type="dxa"/>
           </w:tcPr>
           <w:p>
             <w:pPr>
@@ -2687,7 +3208,7 @@
       <w:tr>
         <w:tc>
           <w:tcPr>
-            <w:tcW w:w="797" w:type="dxa"/>
+            <w:tcW w:w="750" w:type="dxa"/>
           </w:tcPr>
           <w:p>
             <w:pPr>
@@ -2708,7 +3229,7 @@
         </w:tc>
         <w:tc>
           <w:tcPr>
-            <w:tcW w:w="2885" w:type="dxa"/>
+            <w:tcW w:w="4354" w:type="dxa"/>
           </w:tcPr>
           <w:p>
             <w:pPr>
@@ -2729,64 +3250,85 @@
         </w:tc>
         <w:tc>
           <w:tcPr>
-            <w:tcW w:w="1247" w:type="dxa"/>
-          </w:tcPr>
-          <w:p>
-            <w:pPr>
-              <w:pStyle w:val="Tabletext"/>
-              <w:rPr>
-                <w:sz w:val="20"/>
-                <w:szCs w:val="20"/>
-              </w:rPr>
-            </w:pPr>
-          </w:p>
-        </w:tc>
-        <w:tc>
-          <w:tcPr>
-            <w:tcW w:w="1298" w:type="dxa"/>
-          </w:tcPr>
-          <w:p>
-            <w:pPr>
-              <w:pStyle w:val="Tabletext"/>
-              <w:rPr>
-                <w:sz w:val="20"/>
-                <w:szCs w:val="20"/>
-              </w:rPr>
-            </w:pPr>
-          </w:p>
-        </w:tc>
-        <w:tc>
-          <w:tcPr>
-            <w:tcW w:w="984" w:type="dxa"/>
-          </w:tcPr>
-          <w:p>
-            <w:pPr>
-              <w:pStyle w:val="Tabletext"/>
-              <w:rPr>
-                <w:sz w:val="20"/>
-                <w:szCs w:val="20"/>
-              </w:rPr>
-            </w:pPr>
-          </w:p>
-        </w:tc>
-        <w:tc>
-          <w:tcPr>
-            <w:tcW w:w="2990" w:type="dxa"/>
-          </w:tcPr>
-          <w:p>
-            <w:pPr>
-              <w:pStyle w:val="Tabletext"/>
-              <w:rPr>
-                <w:sz w:val="20"/>
-                <w:szCs w:val="20"/>
-              </w:rPr>
-            </w:pPr>
-            <w:r>
-              <w:rPr>
-                <w:sz w:val="20"/>
-                <w:szCs w:val="20"/>
-              </w:rPr>
-              <w:t>I taseme pealkirjade järjekord (sh tiitellehe tuvastus tabeli kaudu)</w:t>
+            <w:tcW w:w="1275" w:type="dxa"/>
+          </w:tcPr>
+          <w:p>
+            <w:pPr>
+              <w:pStyle w:val="Tabletext"/>
+              <w:rPr>
+                <w:sz w:val="20"/>
+                <w:szCs w:val="20"/>
+              </w:rPr>
+            </w:pPr>
+            <w:r>
+              <w:rPr>
+                <w:sz w:val="20"/>
+                <w:szCs w:val="20"/>
+              </w:rPr>
+              <w:t>0</w:t>
+            </w:r>
+          </w:p>
+        </w:tc>
+        <w:tc>
+          <w:tcPr>
+            <w:tcW w:w="1179" w:type="dxa"/>
+          </w:tcPr>
+          <w:p>
+            <w:pPr>
+              <w:pStyle w:val="Tabletext"/>
+              <w:rPr>
+                <w:sz w:val="20"/>
+                <w:szCs w:val="20"/>
+              </w:rPr>
+            </w:pPr>
+            <w:r>
+              <w:rPr>
+                <w:sz w:val="20"/>
+                <w:szCs w:val="20"/>
+              </w:rPr>
+              <w:t>0</w:t>
+            </w:r>
+          </w:p>
+        </w:tc>
+        <w:tc>
+          <w:tcPr>
+            <w:tcW w:w="983" w:type="dxa"/>
+          </w:tcPr>
+          <w:p>
+            <w:pPr>
+              <w:pStyle w:val="Tabletext"/>
+              <w:rPr>
+                <w:sz w:val="20"/>
+                <w:szCs w:val="20"/>
+              </w:rPr>
+            </w:pPr>
+            <w:r>
+              <w:rPr>
+                <w:sz w:val="20"/>
+                <w:szCs w:val="20"/>
+              </w:rPr>
+              <w:t>TN</w:t>
+            </w:r>
+          </w:p>
+        </w:tc>
+        <w:tc>
+          <w:tcPr>
+            <w:tcW w:w="2941" w:type="dxa"/>
+          </w:tcPr>
+          <w:p>
+            <w:pPr>
+              <w:pStyle w:val="Tabletext"/>
+              <w:rPr>
+                <w:sz w:val="20"/>
+                <w:szCs w:val="20"/>
+              </w:rPr>
+            </w:pPr>
+            <w:r>
+              <w:rPr>
+                <w:sz w:val="20"/>
+                <w:szCs w:val="20"/>
+              </w:rPr>
+              <w:t>I taseme pealkirjade järjekord</w:t>
             </w:r>
           </w:p>
         </w:tc>
@@ -2794,7 +3336,7 @@
       <w:tr>
         <w:tc>
           <w:tcPr>
-            <w:tcW w:w="797" w:type="dxa"/>
+            <w:tcW w:w="750" w:type="dxa"/>
           </w:tcPr>
           <w:p>
             <w:pPr>
@@ -2815,7 +3357,7 @@
         </w:tc>
         <w:tc>
           <w:tcPr>
-            <w:tcW w:w="2885" w:type="dxa"/>
+            <w:tcW w:w="4354" w:type="dxa"/>
           </w:tcPr>
           <w:p>
             <w:pPr>
@@ -2836,49 +3378,70 @@
         </w:tc>
         <w:tc>
           <w:tcPr>
-            <w:tcW w:w="1247" w:type="dxa"/>
-          </w:tcPr>
-          <w:p>
-            <w:pPr>
-              <w:pStyle w:val="Tabletext"/>
-              <w:rPr>
-                <w:sz w:val="20"/>
-                <w:szCs w:val="20"/>
-              </w:rPr>
-            </w:pPr>
-          </w:p>
-        </w:tc>
-        <w:tc>
-          <w:tcPr>
-            <w:tcW w:w="1298" w:type="dxa"/>
-          </w:tcPr>
-          <w:p>
-            <w:pPr>
-              <w:pStyle w:val="Tabletext"/>
-              <w:rPr>
-                <w:sz w:val="20"/>
-                <w:szCs w:val="20"/>
-              </w:rPr>
-            </w:pPr>
-          </w:p>
-        </w:tc>
-        <w:tc>
-          <w:tcPr>
-            <w:tcW w:w="984" w:type="dxa"/>
-          </w:tcPr>
-          <w:p>
-            <w:pPr>
-              <w:pStyle w:val="Tabletext"/>
-              <w:rPr>
-                <w:sz w:val="20"/>
-                <w:szCs w:val="20"/>
-              </w:rPr>
-            </w:pPr>
-          </w:p>
-        </w:tc>
-        <w:tc>
-          <w:tcPr>
-            <w:tcW w:w="2990" w:type="dxa"/>
+            <w:tcW w:w="1275" w:type="dxa"/>
+          </w:tcPr>
+          <w:p>
+            <w:pPr>
+              <w:pStyle w:val="Tabletext"/>
+              <w:rPr>
+                <w:sz w:val="20"/>
+                <w:szCs w:val="20"/>
+              </w:rPr>
+            </w:pPr>
+            <w:r>
+              <w:rPr>
+                <w:sz w:val="20"/>
+                <w:szCs w:val="20"/>
+              </w:rPr>
+              <w:t>0</w:t>
+            </w:r>
+          </w:p>
+        </w:tc>
+        <w:tc>
+          <w:tcPr>
+            <w:tcW w:w="1179" w:type="dxa"/>
+          </w:tcPr>
+          <w:p>
+            <w:pPr>
+              <w:pStyle w:val="Tabletext"/>
+              <w:rPr>
+                <w:sz w:val="20"/>
+                <w:szCs w:val="20"/>
+              </w:rPr>
+            </w:pPr>
+            <w:r>
+              <w:rPr>
+                <w:sz w:val="20"/>
+                <w:szCs w:val="20"/>
+              </w:rPr>
+              <w:t>0</w:t>
+            </w:r>
+          </w:p>
+        </w:tc>
+        <w:tc>
+          <w:tcPr>
+            <w:tcW w:w="983" w:type="dxa"/>
+          </w:tcPr>
+          <w:p>
+            <w:pPr>
+              <w:pStyle w:val="Tabletext"/>
+              <w:rPr>
+                <w:sz w:val="20"/>
+                <w:szCs w:val="20"/>
+              </w:rPr>
+            </w:pPr>
+            <w:r>
+              <w:rPr>
+                <w:sz w:val="20"/>
+                <w:szCs w:val="20"/>
+              </w:rPr>
+              <w:t>TN</w:t>
+            </w:r>
+          </w:p>
+        </w:tc>
+        <w:tc>
+          <w:tcPr>
+            <w:tcW w:w="2941" w:type="dxa"/>
           </w:tcPr>
           <w:p>
             <w:pPr>
@@ -2901,7 +3464,7 @@
       <w:tr>
         <w:tc>
           <w:tcPr>
-            <w:tcW w:w="797" w:type="dxa"/>
+            <w:tcW w:w="750" w:type="dxa"/>
           </w:tcPr>
           <w:p>
             <w:pPr>
@@ -2922,7 +3485,7 @@
         </w:tc>
         <w:tc>
           <w:tcPr>
-            <w:tcW w:w="2885" w:type="dxa"/>
+            <w:tcW w:w="4354" w:type="dxa"/>
           </w:tcPr>
           <w:p>
             <w:pPr>
@@ -2943,49 +3506,70 @@
         </w:tc>
         <w:tc>
           <w:tcPr>
-            <w:tcW w:w="1247" w:type="dxa"/>
-          </w:tcPr>
-          <w:p>
-            <w:pPr>
-              <w:pStyle w:val="Tabletext"/>
-              <w:rPr>
-                <w:sz w:val="20"/>
-                <w:szCs w:val="20"/>
-              </w:rPr>
-            </w:pPr>
-          </w:p>
-        </w:tc>
-        <w:tc>
-          <w:tcPr>
-            <w:tcW w:w="1298" w:type="dxa"/>
-          </w:tcPr>
-          <w:p>
-            <w:pPr>
-              <w:pStyle w:val="Tabletext"/>
-              <w:rPr>
-                <w:sz w:val="20"/>
-                <w:szCs w:val="20"/>
-              </w:rPr>
-            </w:pPr>
-          </w:p>
-        </w:tc>
-        <w:tc>
-          <w:tcPr>
-            <w:tcW w:w="984" w:type="dxa"/>
-          </w:tcPr>
-          <w:p>
-            <w:pPr>
-              <w:pStyle w:val="Tabletext"/>
-              <w:rPr>
-                <w:sz w:val="20"/>
-                <w:szCs w:val="20"/>
-              </w:rPr>
-            </w:pPr>
-          </w:p>
-        </w:tc>
-        <w:tc>
-          <w:tcPr>
-            <w:tcW w:w="2990" w:type="dxa"/>
+            <w:tcW w:w="1275" w:type="dxa"/>
+          </w:tcPr>
+          <w:p>
+            <w:pPr>
+              <w:pStyle w:val="Tabletext"/>
+              <w:rPr>
+                <w:sz w:val="20"/>
+                <w:szCs w:val="20"/>
+              </w:rPr>
+            </w:pPr>
+            <w:r>
+              <w:rPr>
+                <w:sz w:val="20"/>
+                <w:szCs w:val="20"/>
+              </w:rPr>
+              <w:t>0</w:t>
+            </w:r>
+          </w:p>
+        </w:tc>
+        <w:tc>
+          <w:tcPr>
+            <w:tcW w:w="1179" w:type="dxa"/>
+          </w:tcPr>
+          <w:p>
+            <w:pPr>
+              <w:pStyle w:val="Tabletext"/>
+              <w:rPr>
+                <w:sz w:val="20"/>
+                <w:szCs w:val="20"/>
+              </w:rPr>
+            </w:pPr>
+            <w:r>
+              <w:rPr>
+                <w:sz w:val="20"/>
+                <w:szCs w:val="20"/>
+              </w:rPr>
+              <w:t>0</w:t>
+            </w:r>
+          </w:p>
+        </w:tc>
+        <w:tc>
+          <w:tcPr>
+            <w:tcW w:w="983" w:type="dxa"/>
+          </w:tcPr>
+          <w:p>
+            <w:pPr>
+              <w:pStyle w:val="Tabletext"/>
+              <w:rPr>
+                <w:sz w:val="20"/>
+                <w:szCs w:val="20"/>
+              </w:rPr>
+            </w:pPr>
+            <w:r>
+              <w:rPr>
+                <w:sz w:val="20"/>
+                <w:szCs w:val="20"/>
+              </w:rPr>
+              <w:t>TN</w:t>
+            </w:r>
+          </w:p>
+        </w:tc>
+        <w:tc>
+          <w:tcPr>
+            <w:tcW w:w="2941" w:type="dxa"/>
           </w:tcPr>
           <w:p>
             <w:pPr>
@@ -3008,7 +3592,7 @@
       <w:tr>
         <w:tc>
           <w:tcPr>
-            <w:tcW w:w="797" w:type="dxa"/>
+            <w:tcW w:w="750" w:type="dxa"/>
           </w:tcPr>
           <w:p>
             <w:pPr>
@@ -3029,7 +3613,7 @@
         </w:tc>
         <w:tc>
           <w:tcPr>
-            <w:tcW w:w="2885" w:type="dxa"/>
+            <w:tcW w:w="4354" w:type="dxa"/>
           </w:tcPr>
           <w:p>
             <w:pPr>
@@ -3050,49 +3634,70 @@
         </w:tc>
         <w:tc>
           <w:tcPr>
-            <w:tcW w:w="1247" w:type="dxa"/>
-          </w:tcPr>
-          <w:p>
-            <w:pPr>
-              <w:pStyle w:val="Tabletext"/>
-              <w:rPr>
-                <w:sz w:val="20"/>
-                <w:szCs w:val="20"/>
-              </w:rPr>
-            </w:pPr>
-          </w:p>
-        </w:tc>
-        <w:tc>
-          <w:tcPr>
-            <w:tcW w:w="1298" w:type="dxa"/>
-          </w:tcPr>
-          <w:p>
-            <w:pPr>
-              <w:pStyle w:val="Tabletext"/>
-              <w:rPr>
-                <w:sz w:val="20"/>
-                <w:szCs w:val="20"/>
-              </w:rPr>
-            </w:pPr>
-          </w:p>
-        </w:tc>
-        <w:tc>
-          <w:tcPr>
-            <w:tcW w:w="984" w:type="dxa"/>
-          </w:tcPr>
-          <w:p>
-            <w:pPr>
-              <w:pStyle w:val="Tabletext"/>
-              <w:rPr>
-                <w:sz w:val="20"/>
-                <w:szCs w:val="20"/>
-              </w:rPr>
-            </w:pPr>
-          </w:p>
-        </w:tc>
-        <w:tc>
-          <w:tcPr>
-            <w:tcW w:w="2990" w:type="dxa"/>
+            <w:tcW w:w="1275" w:type="dxa"/>
+          </w:tcPr>
+          <w:p>
+            <w:pPr>
+              <w:pStyle w:val="Tabletext"/>
+              <w:rPr>
+                <w:sz w:val="20"/>
+                <w:szCs w:val="20"/>
+              </w:rPr>
+            </w:pPr>
+            <w:r>
+              <w:rPr>
+                <w:sz w:val="20"/>
+                <w:szCs w:val="20"/>
+              </w:rPr>
+              <w:t>0</w:t>
+            </w:r>
+          </w:p>
+        </w:tc>
+        <w:tc>
+          <w:tcPr>
+            <w:tcW w:w="1179" w:type="dxa"/>
+          </w:tcPr>
+          <w:p>
+            <w:pPr>
+              <w:pStyle w:val="Tabletext"/>
+              <w:rPr>
+                <w:sz w:val="20"/>
+                <w:szCs w:val="20"/>
+              </w:rPr>
+            </w:pPr>
+            <w:r>
+              <w:rPr>
+                <w:sz w:val="20"/>
+                <w:szCs w:val="20"/>
+              </w:rPr>
+              <w:t>0</w:t>
+            </w:r>
+          </w:p>
+        </w:tc>
+        <w:tc>
+          <w:tcPr>
+            <w:tcW w:w="983" w:type="dxa"/>
+          </w:tcPr>
+          <w:p>
+            <w:pPr>
+              <w:pStyle w:val="Tabletext"/>
+              <w:rPr>
+                <w:sz w:val="20"/>
+                <w:szCs w:val="20"/>
+              </w:rPr>
+            </w:pPr>
+            <w:r>
+              <w:rPr>
+                <w:sz w:val="20"/>
+                <w:szCs w:val="20"/>
+              </w:rPr>
+              <w:t>TN</w:t>
+            </w:r>
+          </w:p>
+        </w:tc>
+        <w:tc>
+          <w:tcPr>
+            <w:tcW w:w="2941" w:type="dxa"/>
           </w:tcPr>
           <w:p>
             <w:pPr>
@@ -3188,14 +3793,15 @@
         <w:tblLook w:val="04A0" w:firstRow="1" w:lastRow="0" w:firstColumn="1" w:lastColumn="0" w:noHBand="0" w:noVBand="1"/>
       </w:tblPr>
       <w:tblGrid>
-        <w:gridCol w:w="4247"/>
-        <w:gridCol w:w="4247"/>
+        <w:gridCol w:w="5807"/>
+        <w:gridCol w:w="1276"/>
+        <w:gridCol w:w="1411"/>
       </w:tblGrid>
       <w:tr>
         <w:tc>
           <w:tcPr>
             <w:tcW w:w="8494" w:type="dxa"/>
-            <w:gridSpan w:val="2"/>
+            <w:gridSpan w:val="3"/>
           </w:tcPr>
           <w:p>
             <w:pPr>
@@ -3232,7 +3838,7 @@
       <w:tr>
         <w:tc>
           <w:tcPr>
-            <w:tcW w:w="4247" w:type="dxa"/>
+            <w:tcW w:w="5807" w:type="dxa"/>
           </w:tcPr>
           <w:p>
             <w:pPr>
@@ -3253,22 +3859,23 @@
         </w:tc>
         <w:tc>
           <w:tcPr>
-            <w:tcW w:w="4247" w:type="dxa"/>
-          </w:tcPr>
-          <w:p>
-            <w:pPr>
-              <w:pStyle w:val="Tabletext"/>
-              <w:rPr>
-                <w:sz w:val="20"/>
-                <w:szCs w:val="20"/>
-              </w:rPr>
-            </w:pPr>
-            <w:r>
-              <w:rPr>
-                <w:sz w:val="20"/>
-                <w:szCs w:val="20"/>
-              </w:rPr>
-              <w:t>thesis-validator-test-errors</w:t>
+            <w:tcW w:w="2687" w:type="dxa"/>
+            <w:gridSpan w:val="2"/>
+          </w:tcPr>
+          <w:p>
+            <w:pPr>
+              <w:pStyle w:val="Tabletext"/>
+              <w:rPr>
+                <w:sz w:val="20"/>
+                <w:szCs w:val="20"/>
+              </w:rPr>
+            </w:pPr>
+            <w:r>
+              <w:rPr>
+                <w:sz w:val="20"/>
+                <w:szCs w:val="20"/>
+              </w:rPr>
+              <w:t>test-errors</w:t>
             </w:r>
             <w:r>
               <w:rPr>
@@ -3283,7 +3890,7 @@
       <w:tr>
         <w:tc>
           <w:tcPr>
-            <w:tcW w:w="4247" w:type="dxa"/>
+            <w:tcW w:w="5807" w:type="dxa"/>
           </w:tcPr>
           <w:p>
             <w:pPr>
@@ -3304,23 +3911,31 @@
         </w:tc>
         <w:tc>
           <w:tcPr>
-            <w:tcW w:w="4247" w:type="dxa"/>
-          </w:tcPr>
-          <w:p>
-            <w:pPr>
-              <w:pStyle w:val="Tabletext"/>
-              <w:rPr>
-                <w:sz w:val="20"/>
-                <w:szCs w:val="20"/>
-              </w:rPr>
-            </w:pPr>
+            <w:tcW w:w="2687" w:type="dxa"/>
+            <w:gridSpan w:val="2"/>
+          </w:tcPr>
+          <w:p>
+            <w:pPr>
+              <w:pStyle w:val="Tabletext"/>
+              <w:rPr>
+                <w:sz w:val="20"/>
+                <w:szCs w:val="20"/>
+              </w:rPr>
+            </w:pPr>
+            <w:r>
+              <w:rPr>
+                <w:sz w:val="20"/>
+                <w:szCs w:val="20"/>
+              </w:rPr>
+              <w:t>637 KB</w:t>
+            </w:r>
           </w:p>
         </w:tc>
       </w:tr>
       <w:tr>
         <w:tc>
           <w:tcPr>
-            <w:tcW w:w="4247" w:type="dxa"/>
+            <w:tcW w:w="5807" w:type="dxa"/>
           </w:tcPr>
           <w:p>
             <w:pPr>
@@ -3341,23 +3956,31 @@
         </w:tc>
         <w:tc>
           <w:tcPr>
-            <w:tcW w:w="4247" w:type="dxa"/>
-          </w:tcPr>
-          <w:p>
-            <w:pPr>
-              <w:pStyle w:val="Tabletext"/>
-              <w:rPr>
-                <w:sz w:val="20"/>
-                <w:szCs w:val="20"/>
-              </w:rPr>
-            </w:pPr>
+            <w:tcW w:w="2687" w:type="dxa"/>
+            <w:gridSpan w:val="2"/>
+          </w:tcPr>
+          <w:p>
+            <w:pPr>
+              <w:pStyle w:val="Tabletext"/>
+              <w:rPr>
+                <w:sz w:val="20"/>
+                <w:szCs w:val="20"/>
+              </w:rPr>
+            </w:pPr>
+            <w:r>
+              <w:rPr>
+                <w:sz w:val="20"/>
+                <w:szCs w:val="20"/>
+              </w:rPr>
+              <w:t>36 lk</w:t>
+            </w:r>
           </w:p>
         </w:tc>
       </w:tr>
       <w:tr>
         <w:tc>
           <w:tcPr>
-            <w:tcW w:w="4247" w:type="dxa"/>
+            <w:tcW w:w="5807" w:type="dxa"/>
           </w:tcPr>
           <w:p>
             <w:pPr>
@@ -3378,60 +4001,90 @@
         </w:tc>
         <w:tc>
           <w:tcPr>
-            <w:tcW w:w="4247" w:type="dxa"/>
-          </w:tcPr>
-          <w:p>
-            <w:pPr>
-              <w:pStyle w:val="Tabletext"/>
-              <w:rPr>
-                <w:sz w:val="20"/>
-                <w:szCs w:val="20"/>
-              </w:rPr>
-            </w:pPr>
+            <w:tcW w:w="2687" w:type="dxa"/>
+            <w:gridSpan w:val="2"/>
+          </w:tcPr>
+          <w:p>
+            <w:pPr>
+              <w:pStyle w:val="Tabletext"/>
+              <w:rPr>
+                <w:sz w:val="20"/>
+                <w:szCs w:val="20"/>
+              </w:rPr>
+            </w:pPr>
+            <w:r>
+              <w:rPr>
+                <w:sz w:val="20"/>
+                <w:szCs w:val="20"/>
+              </w:rPr>
+              <w:t>06.05.2026</w:t>
+            </w:r>
           </w:p>
         </w:tc>
       </w:tr>
       <w:tr>
         <w:tc>
           <w:tcPr>
-            <w:tcW w:w="4247" w:type="dxa"/>
-          </w:tcPr>
-          <w:p>
-            <w:pPr>
-              <w:pStyle w:val="Tabletext"/>
-              <w:rPr>
-                <w:sz w:val="20"/>
-                <w:szCs w:val="20"/>
-              </w:rPr>
-            </w:pPr>
-            <w:r>
-              <w:rPr>
-                <w:sz w:val="20"/>
-                <w:szCs w:val="20"/>
-              </w:rPr>
-              <w:t>Eksperdi kontrolli aeg (min)</w:t>
-            </w:r>
-          </w:p>
-        </w:tc>
-        <w:tc>
-          <w:tcPr>
-            <w:tcW w:w="4247" w:type="dxa"/>
-          </w:tcPr>
-          <w:p>
-            <w:pPr>
-              <w:pStyle w:val="Tabletext"/>
-              <w:rPr>
-                <w:sz w:val="20"/>
-                <w:szCs w:val="20"/>
-              </w:rPr>
-            </w:pPr>
+            <w:tcW w:w="5807" w:type="dxa"/>
+          </w:tcPr>
+          <w:p>
+            <w:pPr>
+              <w:pStyle w:val="Tabletext"/>
+              <w:rPr>
+                <w:sz w:val="20"/>
+                <w:szCs w:val="20"/>
+              </w:rPr>
+            </w:pPr>
+            <w:r>
+              <w:rPr>
+                <w:sz w:val="20"/>
+                <w:szCs w:val="20"/>
+              </w:rPr>
+              <w:t>Eksperdi kontrolli aeg</w:t>
+            </w:r>
+            <w:r>
+              <w:rPr>
+                <w:sz w:val="20"/>
+                <w:szCs w:val="20"/>
+              </w:rPr>
+              <w:t xml:space="preserve"> </w:t>
+            </w:r>
+            <w:r>
+              <w:rPr>
+                <w:sz w:val="20"/>
+                <w:szCs w:val="20"/>
+              </w:rPr>
+              <w:t>(min)</w:t>
+            </w:r>
+          </w:p>
+        </w:tc>
+        <w:tc>
+          <w:tcPr>
+            <w:tcW w:w="2687" w:type="dxa"/>
+            <w:gridSpan w:val="2"/>
+          </w:tcPr>
+          <w:p>
+            <w:pPr>
+              <w:pStyle w:val="Tabletext"/>
+              <w:rPr>
+                <w:sz w:val="20"/>
+                <w:szCs w:val="20"/>
+              </w:rPr>
+            </w:pPr>
+            <w:r>
+              <w:rPr>
+                <w:sz w:val="20"/>
+                <w:szCs w:val="20"/>
+              </w:rPr>
+              <w:t>22:20 min</w:t>
+            </w:r>
           </w:p>
         </w:tc>
       </w:tr>
       <w:tr>
         <w:tc>
           <w:tcPr>
-            <w:tcW w:w="4247" w:type="dxa"/>
+            <w:tcW w:w="5807" w:type="dxa"/>
           </w:tcPr>
           <w:p>
             <w:pPr>
@@ -3448,20 +4101,109 @@
               </w:rPr>
               <w:t>Rakenduse kontrolli aeg (s)</w:t>
             </w:r>
-          </w:p>
-        </w:tc>
-        <w:tc>
-          <w:tcPr>
-            <w:tcW w:w="4247" w:type="dxa"/>
-          </w:tcPr>
-          <w:p>
-            <w:pPr>
-              <w:pStyle w:val="Tabletext"/>
-              <w:rPr>
-                <w:sz w:val="20"/>
-                <w:szCs w:val="20"/>
-              </w:rPr>
-            </w:pPr>
+            <w:r>
+              <w:rPr>
+                <w:sz w:val="20"/>
+                <w:szCs w:val="20"/>
+              </w:rPr>
+              <w:t xml:space="preserve"> 1. ja 2. katsel</w:t>
+            </w:r>
+          </w:p>
+        </w:tc>
+        <w:tc>
+          <w:tcPr>
+            <w:tcW w:w="1276" w:type="dxa"/>
+          </w:tcPr>
+          <w:p>
+            <w:pPr>
+              <w:pStyle w:val="Tabletext"/>
+              <w:rPr>
+                <w:sz w:val="20"/>
+                <w:szCs w:val="20"/>
+              </w:rPr>
+            </w:pPr>
+            <w:r>
+              <w:rPr>
+                <w:sz w:val="20"/>
+                <w:szCs w:val="20"/>
+              </w:rPr>
+              <w:t>1,20 s</w:t>
+            </w:r>
+          </w:p>
+        </w:tc>
+        <w:tc>
+          <w:tcPr>
+            <w:tcW w:w="1411" w:type="dxa"/>
+          </w:tcPr>
+          <w:p>
+            <w:pPr>
+              <w:pStyle w:val="Tabletext"/>
+              <w:rPr>
+                <w:sz w:val="20"/>
+                <w:szCs w:val="20"/>
+              </w:rPr>
+            </w:pPr>
+            <w:r>
+              <w:rPr>
+                <w:sz w:val="20"/>
+                <w:szCs w:val="20"/>
+              </w:rPr>
+              <w:t>1,12 s</w:t>
+            </w:r>
+          </w:p>
+        </w:tc>
+      </w:tr>
+      <w:tr>
+        <w:tc>
+          <w:tcPr>
+            <w:tcW w:w="5807" w:type="dxa"/>
+          </w:tcPr>
+          <w:p>
+            <w:pPr>
+              <w:pStyle w:val="Tabletext"/>
+              <w:rPr>
+                <w:sz w:val="20"/>
+                <w:szCs w:val="20"/>
+              </w:rPr>
+            </w:pPr>
+            <w:proofErr w:type="spellStart"/>
+            <w:r>
+              <w:rPr>
+                <w:sz w:val="20"/>
+                <w:szCs w:val="20"/>
+              </w:rPr>
+              <w:t>Deterministlikkus</w:t>
+            </w:r>
+            <w:proofErr w:type="spellEnd"/>
+            <w:r>
+              <w:rPr>
+                <w:sz w:val="20"/>
+                <w:szCs w:val="20"/>
+              </w:rPr>
+              <w:t>: 2. katse valideerimistulemused ühtisid 1. katsega</w:t>
+            </w:r>
+          </w:p>
+        </w:tc>
+        <w:tc>
+          <w:tcPr>
+            <w:tcW w:w="2687" w:type="dxa"/>
+            <w:gridSpan w:val="2"/>
+          </w:tcPr>
+          <w:p>
+            <w:pPr>
+              <w:pStyle w:val="Tabletext"/>
+              <w:rPr>
+                <w:sz w:val="20"/>
+                <w:szCs w:val="20"/>
+              </w:rPr>
+            </w:pPr>
+            <w:r>
+              <w:rPr>
+                <w:sz w:val="20"/>
+                <w:szCs w:val="20"/>
+              </w:rPr>
+              <w:t>Jah</w:t>
+            </w:r>
           </w:p>
         </w:tc>
       </w:tr>
@@ -3470,21 +4212,22 @@
     <w:tbl>
       <w:tblPr>
         <w:tblStyle w:val="TableGrid"/>
-        <w:tblW w:w="10201" w:type="dxa"/>
+        <w:tblW w:w="11340" w:type="dxa"/>
+        <w:tblInd w:w="-1139" w:type="dxa"/>
         <w:tblLook w:val="04A0" w:firstRow="1" w:lastRow="0" w:firstColumn="1" w:lastColumn="0" w:noHBand="0" w:noVBand="1"/>
       </w:tblPr>
       <w:tblGrid>
-        <w:gridCol w:w="783"/>
-        <w:gridCol w:w="2508"/>
-        <w:gridCol w:w="1168"/>
-        <w:gridCol w:w="1254"/>
-        <w:gridCol w:w="977"/>
-        <w:gridCol w:w="3511"/>
+        <w:gridCol w:w="750"/>
+        <w:gridCol w:w="2936"/>
+        <w:gridCol w:w="1701"/>
+        <w:gridCol w:w="1540"/>
+        <w:gridCol w:w="976"/>
+        <w:gridCol w:w="3437"/>
       </w:tblGrid>
       <w:tr>
         <w:tc>
           <w:tcPr>
-            <w:tcW w:w="783" w:type="dxa"/>
+            <w:tcW w:w="750" w:type="dxa"/>
           </w:tcPr>
           <w:p>
             <w:pPr>
@@ -3509,7 +4252,7 @@
         </w:tc>
         <w:tc>
           <w:tcPr>
-            <w:tcW w:w="2508" w:type="dxa"/>
+            <w:tcW w:w="2936" w:type="dxa"/>
           </w:tcPr>
           <w:p>
             <w:pPr>
@@ -3534,7 +4277,7 @@
         </w:tc>
         <w:tc>
           <w:tcPr>
-            <w:tcW w:w="1168" w:type="dxa"/>
+            <w:tcW w:w="1701" w:type="dxa"/>
           </w:tcPr>
           <w:p>
             <w:pPr>
@@ -3569,7 +4312,7 @@
         </w:tc>
         <w:tc>
           <w:tcPr>
-            <w:tcW w:w="1254" w:type="dxa"/>
+            <w:tcW w:w="1540" w:type="dxa"/>
           </w:tcPr>
           <w:p>
             <w:pPr>
@@ -3604,7 +4347,7 @@
         </w:tc>
         <w:tc>
           <w:tcPr>
-            <w:tcW w:w="977" w:type="dxa"/>
+            <w:tcW w:w="976" w:type="dxa"/>
           </w:tcPr>
           <w:p>
             <w:pPr>
@@ -3629,7 +4372,7 @@
         </w:tc>
         <w:tc>
           <w:tcPr>
-            <w:tcW w:w="3511" w:type="dxa"/>
+            <w:tcW w:w="3437" w:type="dxa"/>
           </w:tcPr>
           <w:p>
             <w:pPr>
@@ -3656,7 +4399,7 @@
       <w:tr>
         <w:tc>
           <w:tcPr>
-            <w:tcW w:w="783" w:type="dxa"/>
+            <w:tcW w:w="750" w:type="dxa"/>
           </w:tcPr>
           <w:p>
             <w:pPr>
@@ -3677,7 +4420,7 @@
         </w:tc>
         <w:tc>
           <w:tcPr>
-            <w:tcW w:w="2508" w:type="dxa"/>
+            <w:tcW w:w="2936" w:type="dxa"/>
           </w:tcPr>
           <w:p>
             <w:pPr>
@@ -3698,49 +4441,70 @@
         </w:tc>
         <w:tc>
           <w:tcPr>
-            <w:tcW w:w="1168" w:type="dxa"/>
-          </w:tcPr>
-          <w:p>
-            <w:pPr>
-              <w:pStyle w:val="Tabletext"/>
-              <w:rPr>
-                <w:sz w:val="20"/>
-                <w:szCs w:val="20"/>
-              </w:rPr>
-            </w:pPr>
-          </w:p>
-        </w:tc>
-        <w:tc>
-          <w:tcPr>
-            <w:tcW w:w="1254" w:type="dxa"/>
-          </w:tcPr>
-          <w:p>
-            <w:pPr>
-              <w:pStyle w:val="Tabletext"/>
-              <w:rPr>
-                <w:sz w:val="20"/>
-                <w:szCs w:val="20"/>
-              </w:rPr>
-            </w:pPr>
-          </w:p>
-        </w:tc>
-        <w:tc>
-          <w:tcPr>
-            <w:tcW w:w="977" w:type="dxa"/>
-          </w:tcPr>
-          <w:p>
-            <w:pPr>
-              <w:pStyle w:val="Tabletext"/>
-              <w:rPr>
-                <w:sz w:val="20"/>
-                <w:szCs w:val="20"/>
-              </w:rPr>
-            </w:pPr>
-          </w:p>
-        </w:tc>
-        <w:tc>
-          <w:tcPr>
-            <w:tcW w:w="3511" w:type="dxa"/>
+            <w:tcW w:w="1701" w:type="dxa"/>
+          </w:tcPr>
+          <w:p>
+            <w:pPr>
+              <w:pStyle w:val="Tabletext"/>
+              <w:rPr>
+                <w:sz w:val="20"/>
+                <w:szCs w:val="20"/>
+              </w:rPr>
+            </w:pPr>
+            <w:r>
+              <w:rPr>
+                <w:sz w:val="20"/>
+                <w:szCs w:val="20"/>
+              </w:rPr>
+              <w:t>1 (2 cm)</w:t>
+            </w:r>
+          </w:p>
+        </w:tc>
+        <w:tc>
+          <w:tcPr>
+            <w:tcW w:w="1540" w:type="dxa"/>
+          </w:tcPr>
+          <w:p>
+            <w:pPr>
+              <w:pStyle w:val="Tabletext"/>
+              <w:rPr>
+                <w:sz w:val="20"/>
+                <w:szCs w:val="20"/>
+              </w:rPr>
+            </w:pPr>
+            <w:r>
+              <w:rPr>
+                <w:sz w:val="20"/>
+                <w:szCs w:val="20"/>
+              </w:rPr>
+              <w:t>1 (2 cm)</w:t>
+            </w:r>
+          </w:p>
+        </w:tc>
+        <w:tc>
+          <w:tcPr>
+            <w:tcW w:w="976" w:type="dxa"/>
+          </w:tcPr>
+          <w:p>
+            <w:pPr>
+              <w:pStyle w:val="Tabletext"/>
+              <w:rPr>
+                <w:sz w:val="20"/>
+                <w:szCs w:val="20"/>
+              </w:rPr>
+            </w:pPr>
+            <w:r>
+              <w:rPr>
+                <w:sz w:val="20"/>
+                <w:szCs w:val="20"/>
+              </w:rPr>
+              <w:t>TP</w:t>
+            </w:r>
+          </w:p>
+        </w:tc>
+        <w:tc>
+          <w:tcPr>
+            <w:tcW w:w="3437" w:type="dxa"/>
           </w:tcPr>
           <w:p>
             <w:pPr>
@@ -3763,7 +4527,7 @@
       <w:tr>
         <w:tc>
           <w:tcPr>
-            <w:tcW w:w="783" w:type="dxa"/>
+            <w:tcW w:w="750" w:type="dxa"/>
           </w:tcPr>
           <w:p>
             <w:pPr>
@@ -3784,7 +4548,7 @@
         </w:tc>
         <w:tc>
           <w:tcPr>
-            <w:tcW w:w="2508" w:type="dxa"/>
+            <w:tcW w:w="2936" w:type="dxa"/>
           </w:tcPr>
           <w:p>
             <w:pPr>
@@ -3805,49 +4569,84 @@
         </w:tc>
         <w:tc>
           <w:tcPr>
-            <w:tcW w:w="1168" w:type="dxa"/>
-          </w:tcPr>
-          <w:p>
-            <w:pPr>
-              <w:pStyle w:val="Tabletext"/>
-              <w:rPr>
-                <w:sz w:val="20"/>
-                <w:szCs w:val="20"/>
-              </w:rPr>
-            </w:pPr>
-          </w:p>
-        </w:tc>
-        <w:tc>
-          <w:tcPr>
-            <w:tcW w:w="1254" w:type="dxa"/>
-          </w:tcPr>
-          <w:p>
-            <w:pPr>
-              <w:pStyle w:val="Tabletext"/>
-              <w:rPr>
-                <w:sz w:val="20"/>
-                <w:szCs w:val="20"/>
-              </w:rPr>
-            </w:pPr>
-          </w:p>
-        </w:tc>
-        <w:tc>
-          <w:tcPr>
-            <w:tcW w:w="977" w:type="dxa"/>
-          </w:tcPr>
-          <w:p>
-            <w:pPr>
-              <w:pStyle w:val="Tabletext"/>
-              <w:rPr>
-                <w:sz w:val="20"/>
-                <w:szCs w:val="20"/>
-              </w:rPr>
-            </w:pPr>
-          </w:p>
-        </w:tc>
-        <w:tc>
-          <w:tcPr>
-            <w:tcW w:w="3511" w:type="dxa"/>
+            <w:tcW w:w="1701" w:type="dxa"/>
+          </w:tcPr>
+          <w:p>
+            <w:pPr>
+              <w:pStyle w:val="Tabletext"/>
+              <w:rPr>
+                <w:sz w:val="20"/>
+                <w:szCs w:val="20"/>
+              </w:rPr>
+            </w:pPr>
+            <w:r>
+              <w:rPr>
+                <w:sz w:val="20"/>
+                <w:szCs w:val="20"/>
+              </w:rPr>
+              <w:t>1 (</w:t>
+            </w:r>
+            <w:r>
+              <w:rPr>
+                <w:sz w:val="20"/>
+                <w:szCs w:val="20"/>
+              </w:rPr>
+              <w:t>3</w:t>
+            </w:r>
+            <w:r>
+              <w:rPr>
+                <w:sz w:val="20"/>
+                <w:szCs w:val="20"/>
+              </w:rPr>
+              <w:t xml:space="preserve"> cm)</w:t>
+            </w:r>
+          </w:p>
+        </w:tc>
+        <w:tc>
+          <w:tcPr>
+            <w:tcW w:w="1540" w:type="dxa"/>
+          </w:tcPr>
+          <w:p>
+            <w:pPr>
+              <w:pStyle w:val="Tabletext"/>
+              <w:rPr>
+                <w:sz w:val="20"/>
+                <w:szCs w:val="20"/>
+              </w:rPr>
+            </w:pPr>
+            <w:r>
+              <w:rPr>
+                <w:sz w:val="20"/>
+                <w:szCs w:val="20"/>
+              </w:rPr>
+              <w:t>1 (3 cm)</w:t>
+            </w:r>
+          </w:p>
+        </w:tc>
+        <w:tc>
+          <w:tcPr>
+            <w:tcW w:w="976" w:type="dxa"/>
+          </w:tcPr>
+          <w:p>
+            <w:pPr>
+              <w:pStyle w:val="Tabletext"/>
+              <w:rPr>
+                <w:sz w:val="20"/>
+                <w:szCs w:val="20"/>
+              </w:rPr>
+            </w:pPr>
+            <w:r>
+              <w:rPr>
+                <w:sz w:val="20"/>
+                <w:szCs w:val="20"/>
+              </w:rPr>
+              <w:t>TP</w:t>
+            </w:r>
+          </w:p>
+        </w:tc>
+        <w:tc>
+          <w:tcPr>
+            <w:tcW w:w="3437" w:type="dxa"/>
           </w:tcPr>
           <w:p>
             <w:pPr>
@@ -3870,7 +4669,7 @@
       <w:tr>
         <w:tc>
           <w:tcPr>
-            <w:tcW w:w="783" w:type="dxa"/>
+            <w:tcW w:w="750" w:type="dxa"/>
           </w:tcPr>
           <w:p>
             <w:pPr>
@@ -3891,7 +4690,7 @@
         </w:tc>
         <w:tc>
           <w:tcPr>
-            <w:tcW w:w="2508" w:type="dxa"/>
+            <w:tcW w:w="2936" w:type="dxa"/>
           </w:tcPr>
           <w:p>
             <w:pPr>
@@ -3912,49 +4711,84 @@
         </w:tc>
         <w:tc>
           <w:tcPr>
-            <w:tcW w:w="1168" w:type="dxa"/>
-          </w:tcPr>
-          <w:p>
-            <w:pPr>
-              <w:pStyle w:val="Tabletext"/>
-              <w:rPr>
-                <w:sz w:val="20"/>
-                <w:szCs w:val="20"/>
-              </w:rPr>
-            </w:pPr>
-          </w:p>
-        </w:tc>
-        <w:tc>
-          <w:tcPr>
-            <w:tcW w:w="1254" w:type="dxa"/>
-          </w:tcPr>
-          <w:p>
-            <w:pPr>
-              <w:pStyle w:val="Tabletext"/>
-              <w:rPr>
-                <w:sz w:val="20"/>
-                <w:szCs w:val="20"/>
-              </w:rPr>
-            </w:pPr>
-          </w:p>
-        </w:tc>
-        <w:tc>
-          <w:tcPr>
-            <w:tcW w:w="977" w:type="dxa"/>
-          </w:tcPr>
-          <w:p>
-            <w:pPr>
-              <w:pStyle w:val="Tabletext"/>
-              <w:rPr>
-                <w:sz w:val="20"/>
-                <w:szCs w:val="20"/>
-              </w:rPr>
-            </w:pPr>
-          </w:p>
-        </w:tc>
-        <w:tc>
-          <w:tcPr>
-            <w:tcW w:w="3511" w:type="dxa"/>
+            <w:tcW w:w="1701" w:type="dxa"/>
+          </w:tcPr>
+          <w:p>
+            <w:pPr>
+              <w:pStyle w:val="Tabletext"/>
+              <w:rPr>
+                <w:sz w:val="20"/>
+                <w:szCs w:val="20"/>
+              </w:rPr>
+            </w:pPr>
+            <w:r>
+              <w:rPr>
+                <w:sz w:val="20"/>
+                <w:szCs w:val="20"/>
+              </w:rPr>
+              <w:t>1 (2</w:t>
+            </w:r>
+            <w:r>
+              <w:rPr>
+                <w:sz w:val="20"/>
+                <w:szCs w:val="20"/>
+              </w:rPr>
+              <w:t>,5</w:t>
+            </w:r>
+            <w:r>
+              <w:rPr>
+                <w:sz w:val="20"/>
+                <w:szCs w:val="20"/>
+              </w:rPr>
+              <w:t xml:space="preserve"> cm)</w:t>
+            </w:r>
+          </w:p>
+        </w:tc>
+        <w:tc>
+          <w:tcPr>
+            <w:tcW w:w="1540" w:type="dxa"/>
+          </w:tcPr>
+          <w:p>
+            <w:pPr>
+              <w:pStyle w:val="Tabletext"/>
+              <w:rPr>
+                <w:sz w:val="20"/>
+                <w:szCs w:val="20"/>
+              </w:rPr>
+            </w:pPr>
+            <w:r>
+              <w:rPr>
+                <w:sz w:val="20"/>
+                <w:szCs w:val="20"/>
+              </w:rPr>
+              <w:t>1 (2,5 cm)</w:t>
+            </w:r>
+          </w:p>
+        </w:tc>
+        <w:tc>
+          <w:tcPr>
+            <w:tcW w:w="976" w:type="dxa"/>
+          </w:tcPr>
+          <w:p>
+            <w:pPr>
+              <w:pStyle w:val="Tabletext"/>
+              <w:rPr>
+                <w:sz w:val="20"/>
+                <w:szCs w:val="20"/>
+              </w:rPr>
+            </w:pPr>
+            <w:r>
+              <w:rPr>
+                <w:sz w:val="20"/>
+                <w:szCs w:val="20"/>
+              </w:rPr>
+              <w:t>TP</w:t>
+            </w:r>
+          </w:p>
+        </w:tc>
+        <w:tc>
+          <w:tcPr>
+            <w:tcW w:w="3437" w:type="dxa"/>
           </w:tcPr>
           <w:p>
             <w:pPr>
@@ -3977,7 +4811,7 @@
       <w:tr>
         <w:tc>
           <w:tcPr>
-            <w:tcW w:w="783" w:type="dxa"/>
+            <w:tcW w:w="750" w:type="dxa"/>
           </w:tcPr>
           <w:p>
             <w:pPr>
@@ -3998,7 +4832,7 @@
         </w:tc>
         <w:tc>
           <w:tcPr>
-            <w:tcW w:w="2508" w:type="dxa"/>
+            <w:tcW w:w="2936" w:type="dxa"/>
           </w:tcPr>
           <w:p>
             <w:pPr>
@@ -4019,49 +4853,84 @@
         </w:tc>
         <w:tc>
           <w:tcPr>
-            <w:tcW w:w="1168" w:type="dxa"/>
-          </w:tcPr>
-          <w:p>
-            <w:pPr>
-              <w:pStyle w:val="Tabletext"/>
-              <w:rPr>
-                <w:sz w:val="20"/>
-                <w:szCs w:val="20"/>
-              </w:rPr>
-            </w:pPr>
-          </w:p>
-        </w:tc>
-        <w:tc>
-          <w:tcPr>
-            <w:tcW w:w="1254" w:type="dxa"/>
-          </w:tcPr>
-          <w:p>
-            <w:pPr>
-              <w:pStyle w:val="Tabletext"/>
-              <w:rPr>
-                <w:sz w:val="20"/>
-                <w:szCs w:val="20"/>
-              </w:rPr>
-            </w:pPr>
-          </w:p>
-        </w:tc>
-        <w:tc>
-          <w:tcPr>
-            <w:tcW w:w="977" w:type="dxa"/>
-          </w:tcPr>
-          <w:p>
-            <w:pPr>
-              <w:pStyle w:val="Tabletext"/>
-              <w:rPr>
-                <w:sz w:val="20"/>
-                <w:szCs w:val="20"/>
-              </w:rPr>
-            </w:pPr>
-          </w:p>
-        </w:tc>
-        <w:tc>
-          <w:tcPr>
-            <w:tcW w:w="3511" w:type="dxa"/>
+            <w:tcW w:w="1701" w:type="dxa"/>
+          </w:tcPr>
+          <w:p>
+            <w:pPr>
+              <w:pStyle w:val="Tabletext"/>
+              <w:rPr>
+                <w:sz w:val="20"/>
+                <w:szCs w:val="20"/>
+              </w:rPr>
+            </w:pPr>
+            <w:r>
+              <w:rPr>
+                <w:sz w:val="20"/>
+                <w:szCs w:val="20"/>
+              </w:rPr>
+              <w:t>1 (</w:t>
+            </w:r>
+            <w:r>
+              <w:rPr>
+                <w:sz w:val="20"/>
+                <w:szCs w:val="20"/>
+              </w:rPr>
+              <w:t>3,5</w:t>
+            </w:r>
+            <w:r>
+              <w:rPr>
+                <w:sz w:val="20"/>
+                <w:szCs w:val="20"/>
+              </w:rPr>
+              <w:t xml:space="preserve"> cm)</w:t>
+            </w:r>
+          </w:p>
+        </w:tc>
+        <w:tc>
+          <w:tcPr>
+            <w:tcW w:w="1540" w:type="dxa"/>
+          </w:tcPr>
+          <w:p>
+            <w:pPr>
+              <w:pStyle w:val="Tabletext"/>
+              <w:rPr>
+                <w:sz w:val="20"/>
+                <w:szCs w:val="20"/>
+              </w:rPr>
+            </w:pPr>
+            <w:r>
+              <w:rPr>
+                <w:sz w:val="20"/>
+                <w:szCs w:val="20"/>
+              </w:rPr>
+              <w:t>1 (3,5 cm)</w:t>
+            </w:r>
+          </w:p>
+        </w:tc>
+        <w:tc>
+          <w:tcPr>
+            <w:tcW w:w="976" w:type="dxa"/>
+          </w:tcPr>
+          <w:p>
+            <w:pPr>
+              <w:pStyle w:val="Tabletext"/>
+              <w:rPr>
+                <w:sz w:val="20"/>
+                <w:szCs w:val="20"/>
+              </w:rPr>
+            </w:pPr>
+            <w:r>
+              <w:rPr>
+                <w:sz w:val="20"/>
+                <w:szCs w:val="20"/>
+              </w:rPr>
+              <w:t>TP</w:t>
+            </w:r>
+          </w:p>
+        </w:tc>
+        <w:tc>
+          <w:tcPr>
+            <w:tcW w:w="3437" w:type="dxa"/>
           </w:tcPr>
           <w:p>
             <w:pPr>
@@ -4084,7 +4953,7 @@
       <w:tr>
         <w:tc>
           <w:tcPr>
-            <w:tcW w:w="783" w:type="dxa"/>
+            <w:tcW w:w="750" w:type="dxa"/>
           </w:tcPr>
           <w:p>
             <w:pPr>
@@ -4105,7 +4974,7 @@
         </w:tc>
         <w:tc>
           <w:tcPr>
-            <w:tcW w:w="2508" w:type="dxa"/>
+            <w:tcW w:w="2936" w:type="dxa"/>
           </w:tcPr>
           <w:p>
             <w:pPr>
@@ -4126,49 +4995,70 @@
         </w:tc>
         <w:tc>
           <w:tcPr>
-            <w:tcW w:w="1168" w:type="dxa"/>
-          </w:tcPr>
-          <w:p>
-            <w:pPr>
-              <w:pStyle w:val="Tabletext"/>
-              <w:rPr>
-                <w:sz w:val="20"/>
-                <w:szCs w:val="20"/>
-              </w:rPr>
-            </w:pPr>
-          </w:p>
-        </w:tc>
-        <w:tc>
-          <w:tcPr>
-            <w:tcW w:w="1254" w:type="dxa"/>
-          </w:tcPr>
-          <w:p>
-            <w:pPr>
-              <w:pStyle w:val="Tabletext"/>
-              <w:rPr>
-                <w:sz w:val="20"/>
-                <w:szCs w:val="20"/>
-              </w:rPr>
-            </w:pPr>
-          </w:p>
-        </w:tc>
-        <w:tc>
-          <w:tcPr>
-            <w:tcW w:w="977" w:type="dxa"/>
-          </w:tcPr>
-          <w:p>
-            <w:pPr>
-              <w:pStyle w:val="Tabletext"/>
-              <w:rPr>
-                <w:sz w:val="20"/>
-                <w:szCs w:val="20"/>
-              </w:rPr>
-            </w:pPr>
-          </w:p>
-        </w:tc>
-        <w:tc>
-          <w:tcPr>
-            <w:tcW w:w="3511" w:type="dxa"/>
+            <w:tcW w:w="1701" w:type="dxa"/>
+          </w:tcPr>
+          <w:p>
+            <w:pPr>
+              <w:pStyle w:val="Tabletext"/>
+              <w:rPr>
+                <w:sz w:val="20"/>
+                <w:szCs w:val="20"/>
+              </w:rPr>
+            </w:pPr>
+            <w:r>
+              <w:rPr>
+                <w:sz w:val="20"/>
+                <w:szCs w:val="20"/>
+              </w:rPr>
+              <w:t>3 (1,25, 1,43, 1,56 cm)</w:t>
+            </w:r>
+          </w:p>
+        </w:tc>
+        <w:tc>
+          <w:tcPr>
+            <w:tcW w:w="1540" w:type="dxa"/>
+          </w:tcPr>
+          <w:p>
+            <w:pPr>
+              <w:pStyle w:val="Tabletext"/>
+              <w:rPr>
+                <w:sz w:val="20"/>
+                <w:szCs w:val="20"/>
+              </w:rPr>
+            </w:pPr>
+            <w:r>
+              <w:rPr>
+                <w:sz w:val="20"/>
+                <w:szCs w:val="20"/>
+              </w:rPr>
+              <w:t>3 (1,25, 1,43, 1,56 cm)</w:t>
+            </w:r>
+          </w:p>
+        </w:tc>
+        <w:tc>
+          <w:tcPr>
+            <w:tcW w:w="976" w:type="dxa"/>
+          </w:tcPr>
+          <w:p>
+            <w:pPr>
+              <w:pStyle w:val="Tabletext"/>
+              <w:rPr>
+                <w:sz w:val="20"/>
+                <w:szCs w:val="20"/>
+              </w:rPr>
+            </w:pPr>
+            <w:r>
+              <w:rPr>
+                <w:sz w:val="20"/>
+                <w:szCs w:val="20"/>
+              </w:rPr>
+              <w:t>TP</w:t>
+            </w:r>
+          </w:p>
+        </w:tc>
+        <w:tc>
+          <w:tcPr>
+            <w:tcW w:w="3437" w:type="dxa"/>
           </w:tcPr>
           <w:p>
             <w:pPr>
@@ -4191,7 +5081,7 @@
       <w:tr>
         <w:tc>
           <w:tcPr>
-            <w:tcW w:w="783" w:type="dxa"/>
+            <w:tcW w:w="750" w:type="dxa"/>
           </w:tcPr>
           <w:p>
             <w:pPr>
@@ -4212,7 +5102,7 @@
         </w:tc>
         <w:tc>
           <w:tcPr>
-            <w:tcW w:w="2508" w:type="dxa"/>
+            <w:tcW w:w="2936" w:type="dxa"/>
           </w:tcPr>
           <w:p>
             <w:pPr>
@@ -4242,49 +5132,102 @@
         </w:tc>
         <w:tc>
           <w:tcPr>
-            <w:tcW w:w="1168" w:type="dxa"/>
-          </w:tcPr>
-          <w:p>
-            <w:pPr>
-              <w:pStyle w:val="Tabletext"/>
-              <w:rPr>
-                <w:sz w:val="20"/>
-                <w:szCs w:val="20"/>
-              </w:rPr>
-            </w:pPr>
-          </w:p>
-        </w:tc>
-        <w:tc>
-          <w:tcPr>
-            <w:tcW w:w="1254" w:type="dxa"/>
-          </w:tcPr>
-          <w:p>
-            <w:pPr>
-              <w:pStyle w:val="Tabletext"/>
-              <w:rPr>
-                <w:sz w:val="20"/>
-                <w:szCs w:val="20"/>
-              </w:rPr>
-            </w:pPr>
-          </w:p>
-        </w:tc>
-        <w:tc>
-          <w:tcPr>
-            <w:tcW w:w="977" w:type="dxa"/>
-          </w:tcPr>
-          <w:p>
-            <w:pPr>
-              <w:pStyle w:val="Tabletext"/>
-              <w:rPr>
-                <w:sz w:val="20"/>
-                <w:szCs w:val="20"/>
-              </w:rPr>
-            </w:pPr>
-          </w:p>
-        </w:tc>
-        <w:tc>
-          <w:tcPr>
-            <w:tcW w:w="3511" w:type="dxa"/>
+            <w:tcW w:w="1701" w:type="dxa"/>
+          </w:tcPr>
+          <w:p>
+            <w:pPr>
+              <w:pStyle w:val="Tabletext"/>
+              <w:rPr>
+                <w:sz w:val="20"/>
+                <w:szCs w:val="20"/>
+              </w:rPr>
+            </w:pPr>
+            <w:r>
+              <w:rPr>
+                <w:sz w:val="20"/>
+                <w:szCs w:val="20"/>
+              </w:rPr>
+              <w:t xml:space="preserve">3 (13, 11, 20 </w:t>
+            </w:r>
+            <w:proofErr w:type="spellStart"/>
+            <w:r>
+              <w:rPr>
+                <w:sz w:val="20"/>
+                <w:szCs w:val="20"/>
+              </w:rPr>
+              <w:t>pt</w:t>
+            </w:r>
+            <w:proofErr w:type="spellEnd"/>
+            <w:r>
+              <w:rPr>
+                <w:sz w:val="20"/>
+                <w:szCs w:val="20"/>
+              </w:rPr>
+              <w:t>)</w:t>
+            </w:r>
+          </w:p>
+        </w:tc>
+        <w:tc>
+          <w:tcPr>
+            <w:tcW w:w="1540" w:type="dxa"/>
+          </w:tcPr>
+          <w:p>
+            <w:pPr>
+              <w:pStyle w:val="Tabletext"/>
+              <w:rPr>
+                <w:sz w:val="20"/>
+                <w:szCs w:val="20"/>
+              </w:rPr>
+            </w:pPr>
+            <w:r>
+              <w:rPr>
+                <w:sz w:val="20"/>
+                <w:szCs w:val="20"/>
+              </w:rPr>
+              <w:t xml:space="preserve">3 (13, 11, 20 </w:t>
+            </w:r>
+            <w:proofErr w:type="spellStart"/>
+            <w:r>
+              <w:rPr>
+                <w:sz w:val="20"/>
+                <w:szCs w:val="20"/>
+              </w:rPr>
+              <w:t>pt</w:t>
+            </w:r>
+            <w:proofErr w:type="spellEnd"/>
+            <w:r>
+              <w:rPr>
+                <w:sz w:val="20"/>
+                <w:szCs w:val="20"/>
+              </w:rPr>
+              <w:t>)</w:t>
+            </w:r>
+          </w:p>
+        </w:tc>
+        <w:tc>
+          <w:tcPr>
+            <w:tcW w:w="976" w:type="dxa"/>
+          </w:tcPr>
+          <w:p>
+            <w:pPr>
+              <w:pStyle w:val="Tabletext"/>
+              <w:rPr>
+                <w:sz w:val="20"/>
+                <w:szCs w:val="20"/>
+              </w:rPr>
+            </w:pPr>
+            <w:r>
+              <w:rPr>
+                <w:sz w:val="20"/>
+                <w:szCs w:val="20"/>
+              </w:rPr>
+              <w:t>TP</w:t>
+            </w:r>
+          </w:p>
+        </w:tc>
+        <w:tc>
+          <w:tcPr>
+            <w:tcW w:w="3437" w:type="dxa"/>
           </w:tcPr>
           <w:p>
             <w:pPr>
@@ -4307,7 +5250,7 @@
       <w:tr>
         <w:tc>
           <w:tcPr>
-            <w:tcW w:w="783" w:type="dxa"/>
+            <w:tcW w:w="750" w:type="dxa"/>
           </w:tcPr>
           <w:p>
             <w:pPr>
@@ -4328,7 +5271,7 @@
         </w:tc>
         <w:tc>
           <w:tcPr>
-            <w:tcW w:w="2508" w:type="dxa"/>
+            <w:tcW w:w="2936" w:type="dxa"/>
           </w:tcPr>
           <w:p>
             <w:pPr>
@@ -4358,49 +5301,102 @@
         </w:tc>
         <w:tc>
           <w:tcPr>
-            <w:tcW w:w="1168" w:type="dxa"/>
-          </w:tcPr>
-          <w:p>
-            <w:pPr>
-              <w:pStyle w:val="Tabletext"/>
-              <w:rPr>
-                <w:sz w:val="20"/>
-                <w:szCs w:val="20"/>
-              </w:rPr>
-            </w:pPr>
-          </w:p>
-        </w:tc>
-        <w:tc>
-          <w:tcPr>
-            <w:tcW w:w="1254" w:type="dxa"/>
-          </w:tcPr>
-          <w:p>
-            <w:pPr>
-              <w:pStyle w:val="Tabletext"/>
-              <w:rPr>
-                <w:sz w:val="20"/>
-                <w:szCs w:val="20"/>
-              </w:rPr>
-            </w:pPr>
-          </w:p>
-        </w:tc>
-        <w:tc>
-          <w:tcPr>
-            <w:tcW w:w="977" w:type="dxa"/>
-          </w:tcPr>
-          <w:p>
-            <w:pPr>
-              <w:pStyle w:val="Tabletext"/>
-              <w:rPr>
-                <w:sz w:val="20"/>
-                <w:szCs w:val="20"/>
-              </w:rPr>
-            </w:pPr>
-          </w:p>
-        </w:tc>
-        <w:tc>
-          <w:tcPr>
-            <w:tcW w:w="3511" w:type="dxa"/>
+            <w:tcW w:w="1701" w:type="dxa"/>
+          </w:tcPr>
+          <w:p>
+            <w:pPr>
+              <w:pStyle w:val="Tabletext"/>
+              <w:rPr>
+                <w:sz w:val="20"/>
+                <w:szCs w:val="20"/>
+              </w:rPr>
+            </w:pPr>
+            <w:r>
+              <w:rPr>
+                <w:sz w:val="20"/>
+                <w:szCs w:val="20"/>
+              </w:rPr>
+              <w:t xml:space="preserve">4 (17, 18, 14, 15 </w:t>
+            </w:r>
+            <w:proofErr w:type="spellStart"/>
+            <w:r>
+              <w:rPr>
+                <w:sz w:val="20"/>
+                <w:szCs w:val="20"/>
+              </w:rPr>
+              <w:t>pt</w:t>
+            </w:r>
+            <w:proofErr w:type="spellEnd"/>
+            <w:r>
+              <w:rPr>
+                <w:sz w:val="20"/>
+                <w:szCs w:val="20"/>
+              </w:rPr>
+              <w:t>)</w:t>
+            </w:r>
+          </w:p>
+        </w:tc>
+        <w:tc>
+          <w:tcPr>
+            <w:tcW w:w="1540" w:type="dxa"/>
+          </w:tcPr>
+          <w:p>
+            <w:pPr>
+              <w:pStyle w:val="Tabletext"/>
+              <w:rPr>
+                <w:sz w:val="20"/>
+                <w:szCs w:val="20"/>
+              </w:rPr>
+            </w:pPr>
+            <w:r>
+              <w:rPr>
+                <w:sz w:val="20"/>
+                <w:szCs w:val="20"/>
+              </w:rPr>
+              <w:t xml:space="preserve">4 (17, 18, 14, 15 </w:t>
+            </w:r>
+            <w:proofErr w:type="spellStart"/>
+            <w:r>
+              <w:rPr>
+                <w:sz w:val="20"/>
+                <w:szCs w:val="20"/>
+              </w:rPr>
+              <w:t>pt</w:t>
+            </w:r>
+            <w:proofErr w:type="spellEnd"/>
+            <w:r>
+              <w:rPr>
+                <w:sz w:val="20"/>
+                <w:szCs w:val="20"/>
+              </w:rPr>
+              <w:t>)</w:t>
+            </w:r>
+          </w:p>
+        </w:tc>
+        <w:tc>
+          <w:tcPr>
+            <w:tcW w:w="976" w:type="dxa"/>
+          </w:tcPr>
+          <w:p>
+            <w:pPr>
+              <w:pStyle w:val="Tabletext"/>
+              <w:rPr>
+                <w:sz w:val="20"/>
+                <w:szCs w:val="20"/>
+              </w:rPr>
+            </w:pPr>
+            <w:r>
+              <w:rPr>
+                <w:sz w:val="20"/>
+                <w:szCs w:val="20"/>
+              </w:rPr>
+              <w:t>TP</w:t>
+            </w:r>
+          </w:p>
+        </w:tc>
+        <w:tc>
+          <w:tcPr>
+            <w:tcW w:w="3437" w:type="dxa"/>
           </w:tcPr>
           <w:p>
             <w:pPr>
@@ -4464,7 +5460,7 @@
       <w:tr>
         <w:tc>
           <w:tcPr>
-            <w:tcW w:w="783" w:type="dxa"/>
+            <w:tcW w:w="750" w:type="dxa"/>
           </w:tcPr>
           <w:p>
             <w:pPr>
@@ -4485,7 +5481,7 @@
         </w:tc>
         <w:tc>
           <w:tcPr>
-            <w:tcW w:w="2508" w:type="dxa"/>
+            <w:tcW w:w="2936" w:type="dxa"/>
           </w:tcPr>
           <w:p>
             <w:pPr>
@@ -4515,49 +5511,102 @@
         </w:tc>
         <w:tc>
           <w:tcPr>
-            <w:tcW w:w="1168" w:type="dxa"/>
-          </w:tcPr>
-          <w:p>
-            <w:pPr>
-              <w:pStyle w:val="Tabletext"/>
-              <w:rPr>
-                <w:sz w:val="20"/>
-                <w:szCs w:val="20"/>
-              </w:rPr>
-            </w:pPr>
-          </w:p>
-        </w:tc>
-        <w:tc>
-          <w:tcPr>
-            <w:tcW w:w="1254" w:type="dxa"/>
-          </w:tcPr>
-          <w:p>
-            <w:pPr>
-              <w:pStyle w:val="Tabletext"/>
-              <w:rPr>
-                <w:sz w:val="20"/>
-                <w:szCs w:val="20"/>
-              </w:rPr>
-            </w:pPr>
-          </w:p>
-        </w:tc>
-        <w:tc>
-          <w:tcPr>
-            <w:tcW w:w="977" w:type="dxa"/>
-          </w:tcPr>
-          <w:p>
-            <w:pPr>
-              <w:pStyle w:val="Tabletext"/>
-              <w:rPr>
-                <w:sz w:val="20"/>
-                <w:szCs w:val="20"/>
-              </w:rPr>
-            </w:pPr>
-          </w:p>
-        </w:tc>
-        <w:tc>
-          <w:tcPr>
-            <w:tcW w:w="3511" w:type="dxa"/>
+            <w:tcW w:w="1701" w:type="dxa"/>
+          </w:tcPr>
+          <w:p>
+            <w:pPr>
+              <w:pStyle w:val="Tabletext"/>
+              <w:rPr>
+                <w:sz w:val="20"/>
+                <w:szCs w:val="20"/>
+              </w:rPr>
+            </w:pPr>
+            <w:r>
+              <w:rPr>
+                <w:sz w:val="20"/>
+                <w:szCs w:val="20"/>
+              </w:rPr>
+              <w:t xml:space="preserve">1 (13 </w:t>
+            </w:r>
+            <w:proofErr w:type="spellStart"/>
+            <w:r>
+              <w:rPr>
+                <w:sz w:val="20"/>
+                <w:szCs w:val="20"/>
+              </w:rPr>
+              <w:t>pt</w:t>
+            </w:r>
+            <w:proofErr w:type="spellEnd"/>
+            <w:r>
+              <w:rPr>
+                <w:sz w:val="20"/>
+                <w:szCs w:val="20"/>
+              </w:rPr>
+              <w:t>)</w:t>
+            </w:r>
+          </w:p>
+        </w:tc>
+        <w:tc>
+          <w:tcPr>
+            <w:tcW w:w="1540" w:type="dxa"/>
+          </w:tcPr>
+          <w:p>
+            <w:pPr>
+              <w:pStyle w:val="Tabletext"/>
+              <w:rPr>
+                <w:sz w:val="20"/>
+                <w:szCs w:val="20"/>
+              </w:rPr>
+            </w:pPr>
+            <w:r>
+              <w:rPr>
+                <w:sz w:val="20"/>
+                <w:szCs w:val="20"/>
+              </w:rPr>
+              <w:t xml:space="preserve">1 (13 </w:t>
+            </w:r>
+            <w:proofErr w:type="spellStart"/>
+            <w:r>
+              <w:rPr>
+                <w:sz w:val="20"/>
+                <w:szCs w:val="20"/>
+              </w:rPr>
+              <w:t>pt</w:t>
+            </w:r>
+            <w:proofErr w:type="spellEnd"/>
+            <w:r>
+              <w:rPr>
+                <w:sz w:val="20"/>
+                <w:szCs w:val="20"/>
+              </w:rPr>
+              <w:t>)</w:t>
+            </w:r>
+          </w:p>
+        </w:tc>
+        <w:tc>
+          <w:tcPr>
+            <w:tcW w:w="976" w:type="dxa"/>
+          </w:tcPr>
+          <w:p>
+            <w:pPr>
+              <w:pStyle w:val="Tabletext"/>
+              <w:rPr>
+                <w:sz w:val="20"/>
+                <w:szCs w:val="20"/>
+              </w:rPr>
+            </w:pPr>
+            <w:r>
+              <w:rPr>
+                <w:sz w:val="20"/>
+                <w:szCs w:val="20"/>
+              </w:rPr>
+              <w:t>TP</w:t>
+            </w:r>
+          </w:p>
+        </w:tc>
+        <w:tc>
+          <w:tcPr>
+            <w:tcW w:w="3437" w:type="dxa"/>
           </w:tcPr>
           <w:p>
             <w:pPr>
@@ -4589,7 +5638,7 @@
       <w:tr>
         <w:tc>
           <w:tcPr>
-            <w:tcW w:w="783" w:type="dxa"/>
+            <w:tcW w:w="750" w:type="dxa"/>
           </w:tcPr>
           <w:p>
             <w:pPr>
@@ -4610,7 +5659,7 @@
         </w:tc>
         <w:tc>
           <w:tcPr>
-            <w:tcW w:w="2508" w:type="dxa"/>
+            <w:tcW w:w="2936" w:type="dxa"/>
           </w:tcPr>
           <w:p>
             <w:pPr>
@@ -4640,49 +5689,116 @@
         </w:tc>
         <w:tc>
           <w:tcPr>
-            <w:tcW w:w="1168" w:type="dxa"/>
-          </w:tcPr>
-          <w:p>
-            <w:pPr>
-              <w:pStyle w:val="Tabletext"/>
-              <w:rPr>
-                <w:sz w:val="20"/>
-                <w:szCs w:val="20"/>
-              </w:rPr>
-            </w:pPr>
-          </w:p>
-        </w:tc>
-        <w:tc>
-          <w:tcPr>
-            <w:tcW w:w="1254" w:type="dxa"/>
-          </w:tcPr>
-          <w:p>
-            <w:pPr>
-              <w:pStyle w:val="Tabletext"/>
-              <w:rPr>
-                <w:sz w:val="20"/>
-                <w:szCs w:val="20"/>
-              </w:rPr>
-            </w:pPr>
-          </w:p>
-        </w:tc>
-        <w:tc>
-          <w:tcPr>
-            <w:tcW w:w="977" w:type="dxa"/>
-          </w:tcPr>
-          <w:p>
-            <w:pPr>
-              <w:pStyle w:val="Tabletext"/>
-              <w:rPr>
-                <w:sz w:val="20"/>
-                <w:szCs w:val="20"/>
-              </w:rPr>
-            </w:pPr>
-          </w:p>
-        </w:tc>
-        <w:tc>
-          <w:tcPr>
-            <w:tcW w:w="3511" w:type="dxa"/>
+            <w:tcW w:w="1701" w:type="dxa"/>
+          </w:tcPr>
+          <w:p>
+            <w:pPr>
+              <w:pStyle w:val="Tabletext"/>
+              <w:rPr>
+                <w:sz w:val="20"/>
+                <w:szCs w:val="20"/>
+              </w:rPr>
+            </w:pPr>
+            <w:r>
+              <w:rPr>
+                <w:sz w:val="20"/>
+                <w:szCs w:val="20"/>
+              </w:rPr>
+              <w:t xml:space="preserve">1 (11 </w:t>
+            </w:r>
+            <w:proofErr w:type="spellStart"/>
+            <w:r>
+              <w:rPr>
+                <w:sz w:val="20"/>
+                <w:szCs w:val="20"/>
+              </w:rPr>
+              <w:t>pt</w:t>
+            </w:r>
+            <w:proofErr w:type="spellEnd"/>
+            <w:r>
+              <w:rPr>
+                <w:sz w:val="20"/>
+                <w:szCs w:val="20"/>
+              </w:rPr>
+              <w:t>)</w:t>
+            </w:r>
+          </w:p>
+        </w:tc>
+        <w:tc>
+          <w:tcPr>
+            <w:tcW w:w="1540" w:type="dxa"/>
+          </w:tcPr>
+          <w:p>
+            <w:pPr>
+              <w:pStyle w:val="Tabletext"/>
+              <w:rPr>
+                <w:sz w:val="20"/>
+                <w:szCs w:val="20"/>
+              </w:rPr>
+            </w:pPr>
+            <w:r>
+              <w:rPr>
+                <w:sz w:val="20"/>
+                <w:szCs w:val="20"/>
+              </w:rPr>
+              <w:t>1 (1</w:t>
+            </w:r>
+            <w:r>
+              <w:rPr>
+                <w:sz w:val="20"/>
+                <w:szCs w:val="20"/>
+              </w:rPr>
+              <w:t>1</w:t>
+            </w:r>
+            <w:r>
+              <w:rPr>
+                <w:sz w:val="20"/>
+                <w:szCs w:val="20"/>
+              </w:rPr>
+              <w:t xml:space="preserve"> </w:t>
+            </w:r>
+            <w:proofErr w:type="spellStart"/>
+            <w:r>
+              <w:rPr>
+                <w:sz w:val="20"/>
+                <w:szCs w:val="20"/>
+              </w:rPr>
+              <w:t>pt</w:t>
+            </w:r>
+            <w:proofErr w:type="spellEnd"/>
+            <w:r>
+              <w:rPr>
+                <w:sz w:val="20"/>
+                <w:szCs w:val="20"/>
+              </w:rPr>
+              <w:t>)</w:t>
+            </w:r>
+          </w:p>
+        </w:tc>
+        <w:tc>
+          <w:tcPr>
+            <w:tcW w:w="976" w:type="dxa"/>
+          </w:tcPr>
+          <w:p>
+            <w:pPr>
+              <w:pStyle w:val="Tabletext"/>
+              <w:rPr>
+                <w:sz w:val="20"/>
+                <w:szCs w:val="20"/>
+              </w:rPr>
+            </w:pPr>
+            <w:r>
+              <w:rPr>
+                <w:sz w:val="20"/>
+                <w:szCs w:val="20"/>
+              </w:rPr>
+              <w:t>TP</w:t>
+            </w:r>
+          </w:p>
+        </w:tc>
+        <w:tc>
+          <w:tcPr>
+            <w:tcW w:w="3437" w:type="dxa"/>
           </w:tcPr>
           <w:p>
             <w:pPr>
@@ -4714,7 +5830,7 @@
       <w:tr>
         <w:tc>
           <w:tcPr>
-            <w:tcW w:w="783" w:type="dxa"/>
+            <w:tcW w:w="750" w:type="dxa"/>
           </w:tcPr>
           <w:p>
             <w:pPr>
@@ -4735,7 +5851,7 @@
         </w:tc>
         <w:tc>
           <w:tcPr>
-            <w:tcW w:w="2508" w:type="dxa"/>
+            <w:tcW w:w="2936" w:type="dxa"/>
           </w:tcPr>
           <w:p>
             <w:pPr>
@@ -4765,49 +5881,123 @@
         </w:tc>
         <w:tc>
           <w:tcPr>
-            <w:tcW w:w="1168" w:type="dxa"/>
-          </w:tcPr>
-          <w:p>
-            <w:pPr>
-              <w:pStyle w:val="Tabletext"/>
-              <w:rPr>
-                <w:sz w:val="20"/>
-                <w:szCs w:val="20"/>
-              </w:rPr>
-            </w:pPr>
-          </w:p>
-        </w:tc>
-        <w:tc>
-          <w:tcPr>
-            <w:tcW w:w="1254" w:type="dxa"/>
-          </w:tcPr>
-          <w:p>
-            <w:pPr>
-              <w:pStyle w:val="Tabletext"/>
-              <w:rPr>
-                <w:sz w:val="20"/>
-                <w:szCs w:val="20"/>
-              </w:rPr>
-            </w:pPr>
-          </w:p>
-        </w:tc>
-        <w:tc>
-          <w:tcPr>
-            <w:tcW w:w="977" w:type="dxa"/>
-          </w:tcPr>
-          <w:p>
-            <w:pPr>
-              <w:pStyle w:val="Tabletext"/>
-              <w:rPr>
-                <w:sz w:val="20"/>
-                <w:szCs w:val="20"/>
-              </w:rPr>
-            </w:pPr>
-          </w:p>
-        </w:tc>
-        <w:tc>
-          <w:tcPr>
-            <w:tcW w:w="3511" w:type="dxa"/>
+            <w:tcW w:w="1701" w:type="dxa"/>
+          </w:tcPr>
+          <w:p>
+            <w:pPr>
+              <w:pStyle w:val="Tabletext"/>
+              <w:rPr>
+                <w:sz w:val="20"/>
+                <w:szCs w:val="20"/>
+              </w:rPr>
+            </w:pPr>
+            <w:r>
+              <w:rPr>
+                <w:sz w:val="20"/>
+                <w:szCs w:val="20"/>
+              </w:rPr>
+              <w:t xml:space="preserve">2 (13, 11 </w:t>
+            </w:r>
+            <w:proofErr w:type="spellStart"/>
+            <w:r>
+              <w:rPr>
+                <w:sz w:val="20"/>
+                <w:szCs w:val="20"/>
+              </w:rPr>
+              <w:t>pt</w:t>
+            </w:r>
+            <w:proofErr w:type="spellEnd"/>
+            <w:r>
+              <w:rPr>
+                <w:sz w:val="20"/>
+                <w:szCs w:val="20"/>
+              </w:rPr>
+              <w:t>)</w:t>
+            </w:r>
+          </w:p>
+        </w:tc>
+        <w:tc>
+          <w:tcPr>
+            <w:tcW w:w="1540" w:type="dxa"/>
+          </w:tcPr>
+          <w:p>
+            <w:pPr>
+              <w:pStyle w:val="Tabletext"/>
+              <w:rPr>
+                <w:sz w:val="20"/>
+                <w:szCs w:val="20"/>
+              </w:rPr>
+            </w:pPr>
+            <w:r>
+              <w:rPr>
+                <w:sz w:val="20"/>
+                <w:szCs w:val="20"/>
+              </w:rPr>
+              <w:t>2</w:t>
+            </w:r>
+            <w:r>
+              <w:rPr>
+                <w:sz w:val="20"/>
+                <w:szCs w:val="20"/>
+              </w:rPr>
+              <w:t xml:space="preserve"> (</w:t>
+            </w:r>
+            <w:r>
+              <w:rPr>
+                <w:sz w:val="20"/>
+                <w:szCs w:val="20"/>
+              </w:rPr>
+              <w:t xml:space="preserve">13, </w:t>
+            </w:r>
+            <w:r>
+              <w:rPr>
+                <w:sz w:val="20"/>
+                <w:szCs w:val="20"/>
+              </w:rPr>
+              <w:t xml:space="preserve">11 </w:t>
+            </w:r>
+            <w:proofErr w:type="spellStart"/>
+            <w:r>
+              <w:rPr>
+                <w:sz w:val="20"/>
+                <w:szCs w:val="20"/>
+              </w:rPr>
+              <w:t>pt</w:t>
+            </w:r>
+            <w:proofErr w:type="spellEnd"/>
+            <w:r>
+              <w:rPr>
+                <w:sz w:val="20"/>
+                <w:szCs w:val="20"/>
+              </w:rPr>
+              <w:t>)</w:t>
+            </w:r>
+          </w:p>
+        </w:tc>
+        <w:tc>
+          <w:tcPr>
+            <w:tcW w:w="976" w:type="dxa"/>
+          </w:tcPr>
+          <w:p>
+            <w:pPr>
+              <w:pStyle w:val="Tabletext"/>
+              <w:rPr>
+                <w:sz w:val="20"/>
+                <w:szCs w:val="20"/>
+              </w:rPr>
+            </w:pPr>
+            <w:r>
+              <w:rPr>
+                <w:sz w:val="20"/>
+                <w:szCs w:val="20"/>
+              </w:rPr>
+              <w:t>TP</w:t>
+            </w:r>
+          </w:p>
+        </w:tc>
+        <w:tc>
+          <w:tcPr>
+            <w:tcW w:w="3437" w:type="dxa"/>
           </w:tcPr>
           <w:p>
             <w:pPr>
@@ -4830,7 +6020,7 @@
       <w:tr>
         <w:tc>
           <w:tcPr>
-            <w:tcW w:w="783" w:type="dxa"/>
+            <w:tcW w:w="750" w:type="dxa"/>
           </w:tcPr>
           <w:p>
             <w:pPr>
@@ -4851,7 +6041,7 @@
         </w:tc>
         <w:tc>
           <w:tcPr>
-            <w:tcW w:w="2508" w:type="dxa"/>
+            <w:tcW w:w="2936" w:type="dxa"/>
           </w:tcPr>
           <w:p>
             <w:pPr>
@@ -4881,49 +6071,116 @@
         </w:tc>
         <w:tc>
           <w:tcPr>
-            <w:tcW w:w="1168" w:type="dxa"/>
-          </w:tcPr>
-          <w:p>
-            <w:pPr>
-              <w:pStyle w:val="Tabletext"/>
-              <w:rPr>
-                <w:sz w:val="20"/>
-                <w:szCs w:val="20"/>
-              </w:rPr>
-            </w:pPr>
-          </w:p>
-        </w:tc>
-        <w:tc>
-          <w:tcPr>
-            <w:tcW w:w="1254" w:type="dxa"/>
-          </w:tcPr>
-          <w:p>
-            <w:pPr>
-              <w:pStyle w:val="Tabletext"/>
-              <w:rPr>
-                <w:sz w:val="20"/>
-                <w:szCs w:val="20"/>
-              </w:rPr>
-            </w:pPr>
-          </w:p>
-        </w:tc>
-        <w:tc>
-          <w:tcPr>
-            <w:tcW w:w="977" w:type="dxa"/>
-          </w:tcPr>
-          <w:p>
-            <w:pPr>
-              <w:pStyle w:val="Tabletext"/>
-              <w:rPr>
-                <w:sz w:val="20"/>
-                <w:szCs w:val="20"/>
-              </w:rPr>
-            </w:pPr>
-          </w:p>
-        </w:tc>
-        <w:tc>
-          <w:tcPr>
-            <w:tcW w:w="3511" w:type="dxa"/>
+            <w:tcW w:w="1701" w:type="dxa"/>
+          </w:tcPr>
+          <w:p>
+            <w:pPr>
+              <w:pStyle w:val="Tabletext"/>
+              <w:rPr>
+                <w:sz w:val="20"/>
+                <w:szCs w:val="20"/>
+              </w:rPr>
+            </w:pPr>
+            <w:r>
+              <w:rPr>
+                <w:sz w:val="20"/>
+                <w:szCs w:val="20"/>
+              </w:rPr>
+              <w:t xml:space="preserve">2 (9, 11 </w:t>
+            </w:r>
+            <w:proofErr w:type="spellStart"/>
+            <w:r>
+              <w:rPr>
+                <w:sz w:val="20"/>
+                <w:szCs w:val="20"/>
+              </w:rPr>
+              <w:t>pt</w:t>
+            </w:r>
+            <w:proofErr w:type="spellEnd"/>
+            <w:r>
+              <w:rPr>
+                <w:sz w:val="20"/>
+                <w:szCs w:val="20"/>
+              </w:rPr>
+              <w:t>)</w:t>
+            </w:r>
+          </w:p>
+        </w:tc>
+        <w:tc>
+          <w:tcPr>
+            <w:tcW w:w="1540" w:type="dxa"/>
+          </w:tcPr>
+          <w:p>
+            <w:pPr>
+              <w:pStyle w:val="Tabletext"/>
+              <w:rPr>
+                <w:sz w:val="20"/>
+                <w:szCs w:val="20"/>
+              </w:rPr>
+            </w:pPr>
+            <w:r>
+              <w:rPr>
+                <w:sz w:val="20"/>
+                <w:szCs w:val="20"/>
+              </w:rPr>
+              <w:t>2 (</w:t>
+            </w:r>
+            <w:r>
+              <w:rPr>
+                <w:sz w:val="20"/>
+                <w:szCs w:val="20"/>
+              </w:rPr>
+              <w:t>9</w:t>
+            </w:r>
+            <w:r>
+              <w:rPr>
+                <w:sz w:val="20"/>
+                <w:szCs w:val="20"/>
+              </w:rPr>
+              <w:t xml:space="preserve">, 11 </w:t>
+            </w:r>
+            <w:proofErr w:type="spellStart"/>
+            <w:r>
+              <w:rPr>
+                <w:sz w:val="20"/>
+                <w:szCs w:val="20"/>
+              </w:rPr>
+              <w:t>pt</w:t>
+            </w:r>
+            <w:proofErr w:type="spellEnd"/>
+            <w:r>
+              <w:rPr>
+                <w:sz w:val="20"/>
+                <w:szCs w:val="20"/>
+              </w:rPr>
+              <w:t>)</w:t>
+            </w:r>
+          </w:p>
+        </w:tc>
+        <w:tc>
+          <w:tcPr>
+            <w:tcW w:w="976" w:type="dxa"/>
+          </w:tcPr>
+          <w:p>
+            <w:pPr>
+              <w:pStyle w:val="Tabletext"/>
+              <w:rPr>
+                <w:sz w:val="20"/>
+                <w:szCs w:val="20"/>
+              </w:rPr>
+            </w:pPr>
+            <w:r>
+              <w:rPr>
+                <w:sz w:val="20"/>
+                <w:szCs w:val="20"/>
+              </w:rPr>
+              <w:t>TP</w:t>
+            </w:r>
+          </w:p>
+        </w:tc>
+        <w:tc>
+          <w:tcPr>
+            <w:tcW w:w="3437" w:type="dxa"/>
           </w:tcPr>
           <w:p>
             <w:pPr>
@@ -4955,7 +6212,7 @@
       <w:tr>
         <w:tc>
           <w:tcPr>
-            <w:tcW w:w="783" w:type="dxa"/>
+            <w:tcW w:w="750" w:type="dxa"/>
           </w:tcPr>
           <w:p>
             <w:pPr>
@@ -4976,7 +6233,7 @@
         </w:tc>
         <w:tc>
           <w:tcPr>
-            <w:tcW w:w="2508" w:type="dxa"/>
+            <w:tcW w:w="2936" w:type="dxa"/>
           </w:tcPr>
           <w:p>
             <w:pPr>
@@ -5006,49 +6263,137 @@
         </w:tc>
         <w:tc>
           <w:tcPr>
-            <w:tcW w:w="1168" w:type="dxa"/>
-          </w:tcPr>
-          <w:p>
-            <w:pPr>
-              <w:pStyle w:val="Tabletext"/>
-              <w:rPr>
-                <w:sz w:val="20"/>
-                <w:szCs w:val="20"/>
-              </w:rPr>
-            </w:pPr>
-          </w:p>
-        </w:tc>
-        <w:tc>
-          <w:tcPr>
-            <w:tcW w:w="1254" w:type="dxa"/>
-          </w:tcPr>
-          <w:p>
-            <w:pPr>
-              <w:pStyle w:val="Tabletext"/>
-              <w:rPr>
-                <w:sz w:val="20"/>
-                <w:szCs w:val="20"/>
-              </w:rPr>
-            </w:pPr>
-          </w:p>
-        </w:tc>
-        <w:tc>
-          <w:tcPr>
-            <w:tcW w:w="977" w:type="dxa"/>
-          </w:tcPr>
-          <w:p>
-            <w:pPr>
-              <w:pStyle w:val="Tabletext"/>
-              <w:rPr>
-                <w:sz w:val="20"/>
-                <w:szCs w:val="20"/>
-              </w:rPr>
-            </w:pPr>
-          </w:p>
-        </w:tc>
-        <w:tc>
-          <w:tcPr>
-            <w:tcW w:w="3511" w:type="dxa"/>
+            <w:tcW w:w="1701" w:type="dxa"/>
+          </w:tcPr>
+          <w:p>
+            <w:pPr>
+              <w:pStyle w:val="Tabletext"/>
+              <w:rPr>
+                <w:sz w:val="20"/>
+                <w:szCs w:val="20"/>
+              </w:rPr>
+            </w:pPr>
+            <w:r>
+              <w:rPr>
+                <w:sz w:val="20"/>
+                <w:szCs w:val="20"/>
+              </w:rPr>
+              <w:t xml:space="preserve">3 (12, 14, 10 </w:t>
+            </w:r>
+            <w:proofErr w:type="spellStart"/>
+            <w:r>
+              <w:rPr>
+                <w:sz w:val="20"/>
+                <w:szCs w:val="20"/>
+              </w:rPr>
+              <w:t>pt</w:t>
+            </w:r>
+            <w:proofErr w:type="spellEnd"/>
+            <w:r>
+              <w:rPr>
+                <w:sz w:val="20"/>
+                <w:szCs w:val="20"/>
+              </w:rPr>
+              <w:t>)</w:t>
+            </w:r>
+          </w:p>
+        </w:tc>
+        <w:tc>
+          <w:tcPr>
+            <w:tcW w:w="1540" w:type="dxa"/>
+          </w:tcPr>
+          <w:p>
+            <w:pPr>
+              <w:pStyle w:val="Tabletext"/>
+              <w:rPr>
+                <w:sz w:val="20"/>
+                <w:szCs w:val="20"/>
+              </w:rPr>
+            </w:pPr>
+            <w:r>
+              <w:rPr>
+                <w:sz w:val="20"/>
+                <w:szCs w:val="20"/>
+              </w:rPr>
+              <w:t>3</w:t>
+            </w:r>
+            <w:r>
+              <w:rPr>
+                <w:sz w:val="20"/>
+                <w:szCs w:val="20"/>
+              </w:rPr>
+              <w:t xml:space="preserve"> (</w:t>
+            </w:r>
+            <w:r>
+              <w:rPr>
+                <w:sz w:val="20"/>
+                <w:szCs w:val="20"/>
+              </w:rPr>
+              <w:t>12</w:t>
+            </w:r>
+            <w:r>
+              <w:rPr>
+                <w:sz w:val="20"/>
+                <w:szCs w:val="20"/>
+              </w:rPr>
+              <w:t>, 1</w:t>
+            </w:r>
+            <w:r>
+              <w:rPr>
+                <w:sz w:val="20"/>
+                <w:szCs w:val="20"/>
+              </w:rPr>
+              <w:t>4, 10</w:t>
+            </w:r>
+            <w:r>
+              <w:rPr>
+                <w:sz w:val="20"/>
+                <w:szCs w:val="20"/>
+              </w:rPr>
+              <w:t xml:space="preserve"> </w:t>
+            </w:r>
+            <w:proofErr w:type="spellStart"/>
+            <w:r>
+              <w:rPr>
+                <w:sz w:val="20"/>
+                <w:szCs w:val="20"/>
+              </w:rPr>
+              <w:t>pt</w:t>
+            </w:r>
+            <w:proofErr w:type="spellEnd"/>
+            <w:r>
+              <w:rPr>
+                <w:sz w:val="20"/>
+                <w:szCs w:val="20"/>
+              </w:rPr>
+              <w:t>)</w:t>
+            </w:r>
+          </w:p>
+        </w:tc>
+        <w:tc>
+          <w:tcPr>
+            <w:tcW w:w="976" w:type="dxa"/>
+          </w:tcPr>
+          <w:p>
+            <w:pPr>
+              <w:pStyle w:val="Tabletext"/>
+              <w:rPr>
+                <w:sz w:val="20"/>
+                <w:szCs w:val="20"/>
+              </w:rPr>
+            </w:pPr>
+            <w:r>
+              <w:rPr>
+                <w:sz w:val="20"/>
+                <w:szCs w:val="20"/>
+              </w:rPr>
+              <w:t>TP</w:t>
+            </w:r>
+          </w:p>
+        </w:tc>
+        <w:tc>
+          <w:tcPr>
+            <w:tcW w:w="3437" w:type="dxa"/>
           </w:tcPr>
           <w:p>
             <w:pPr>
@@ -5071,7 +6416,7 @@
       <w:tr>
         <w:tc>
           <w:tcPr>
-            <w:tcW w:w="783" w:type="dxa"/>
+            <w:tcW w:w="750" w:type="dxa"/>
           </w:tcPr>
           <w:p>
             <w:pPr>
@@ -5092,7 +6437,7 @@
         </w:tc>
         <w:tc>
           <w:tcPr>
-            <w:tcW w:w="2508" w:type="dxa"/>
+            <w:tcW w:w="2936" w:type="dxa"/>
           </w:tcPr>
           <w:p>
             <w:pPr>
@@ -5122,49 +6467,151 @@
         </w:tc>
         <w:tc>
           <w:tcPr>
-            <w:tcW w:w="1168" w:type="dxa"/>
-          </w:tcPr>
-          <w:p>
-            <w:pPr>
-              <w:pStyle w:val="Tabletext"/>
-              <w:rPr>
-                <w:sz w:val="20"/>
-                <w:szCs w:val="20"/>
-              </w:rPr>
-            </w:pPr>
-          </w:p>
-        </w:tc>
-        <w:tc>
-          <w:tcPr>
-            <w:tcW w:w="1254" w:type="dxa"/>
-          </w:tcPr>
-          <w:p>
-            <w:pPr>
-              <w:pStyle w:val="Tabletext"/>
-              <w:rPr>
-                <w:sz w:val="20"/>
-                <w:szCs w:val="20"/>
-              </w:rPr>
-            </w:pPr>
-          </w:p>
-        </w:tc>
-        <w:tc>
-          <w:tcPr>
-            <w:tcW w:w="977" w:type="dxa"/>
-          </w:tcPr>
-          <w:p>
-            <w:pPr>
-              <w:pStyle w:val="Tabletext"/>
-              <w:rPr>
-                <w:sz w:val="20"/>
-                <w:szCs w:val="20"/>
-              </w:rPr>
-            </w:pPr>
-          </w:p>
-        </w:tc>
-        <w:tc>
-          <w:tcPr>
-            <w:tcW w:w="3511" w:type="dxa"/>
+            <w:tcW w:w="1701" w:type="dxa"/>
+          </w:tcPr>
+          <w:p>
+            <w:pPr>
+              <w:pStyle w:val="Tabletext"/>
+              <w:rPr>
+                <w:sz w:val="20"/>
+                <w:szCs w:val="20"/>
+              </w:rPr>
+            </w:pPr>
+            <w:r>
+              <w:rPr>
+                <w:sz w:val="20"/>
+                <w:szCs w:val="20"/>
+              </w:rPr>
+              <w:t>3</w:t>
+            </w:r>
+            <w:r>
+              <w:rPr>
+                <w:sz w:val="20"/>
+                <w:szCs w:val="20"/>
+              </w:rPr>
+              <w:t xml:space="preserve"> (11, 9</w:t>
+            </w:r>
+            <w:r>
+              <w:rPr>
+                <w:sz w:val="20"/>
+                <w:szCs w:val="20"/>
+              </w:rPr>
+              <w:t>, 18</w:t>
+            </w:r>
+            <w:r>
+              <w:rPr>
+                <w:sz w:val="20"/>
+                <w:szCs w:val="20"/>
+              </w:rPr>
+              <w:t xml:space="preserve"> </w:t>
+            </w:r>
+            <w:proofErr w:type="spellStart"/>
+            <w:r>
+              <w:rPr>
+                <w:sz w:val="20"/>
+                <w:szCs w:val="20"/>
+              </w:rPr>
+              <w:t>pt</w:t>
+            </w:r>
+            <w:proofErr w:type="spellEnd"/>
+            <w:r>
+              <w:rPr>
+                <w:sz w:val="20"/>
+                <w:szCs w:val="20"/>
+              </w:rPr>
+              <w:t>)</w:t>
+            </w:r>
+          </w:p>
+        </w:tc>
+        <w:tc>
+          <w:tcPr>
+            <w:tcW w:w="1540" w:type="dxa"/>
+          </w:tcPr>
+          <w:p>
+            <w:pPr>
+              <w:pStyle w:val="Tabletext"/>
+              <w:rPr>
+                <w:sz w:val="20"/>
+                <w:szCs w:val="20"/>
+              </w:rPr>
+            </w:pPr>
+            <w:r>
+              <w:rPr>
+                <w:sz w:val="20"/>
+                <w:szCs w:val="20"/>
+              </w:rPr>
+              <w:t>3</w:t>
+            </w:r>
+            <w:r>
+              <w:rPr>
+                <w:sz w:val="20"/>
+                <w:szCs w:val="20"/>
+              </w:rPr>
+              <w:t xml:space="preserve"> (11</w:t>
+            </w:r>
+            <w:r>
+              <w:rPr>
+                <w:sz w:val="20"/>
+                <w:szCs w:val="20"/>
+              </w:rPr>
+              <w:t>, 9</w:t>
+            </w:r>
+            <w:r>
+              <w:rPr>
+                <w:sz w:val="20"/>
+                <w:szCs w:val="20"/>
+              </w:rPr>
+              <w:t>, 18</w:t>
+            </w:r>
+            <w:r>
+              <w:rPr>
+                <w:sz w:val="20"/>
+                <w:szCs w:val="20"/>
+              </w:rPr>
+              <w:t xml:space="preserve"> </w:t>
+            </w:r>
+            <w:proofErr w:type="spellStart"/>
+            <w:r>
+              <w:rPr>
+                <w:sz w:val="20"/>
+                <w:szCs w:val="20"/>
+              </w:rPr>
+              <w:t>pt</w:t>
+            </w:r>
+            <w:proofErr w:type="spellEnd"/>
+            <w:r>
+              <w:rPr>
+                <w:sz w:val="20"/>
+                <w:szCs w:val="20"/>
+              </w:rPr>
+              <w:t>)</w:t>
+            </w:r>
+          </w:p>
+        </w:tc>
+        <w:tc>
+          <w:tcPr>
+            <w:tcW w:w="976" w:type="dxa"/>
+          </w:tcPr>
+          <w:p>
+            <w:pPr>
+              <w:pStyle w:val="Tabletext"/>
+              <w:rPr>
+                <w:sz w:val="20"/>
+                <w:szCs w:val="20"/>
+              </w:rPr>
+            </w:pPr>
+            <w:r>
+              <w:rPr>
+                <w:sz w:val="20"/>
+                <w:szCs w:val="20"/>
+              </w:rPr>
+              <w:t>TP</w:t>
+            </w:r>
+          </w:p>
+        </w:tc>
+        <w:tc>
+          <w:tcPr>
+            <w:tcW w:w="3437" w:type="dxa"/>
           </w:tcPr>
           <w:p>
             <w:pPr>
@@ -5212,7 +6659,7 @@
       <w:tr>
         <w:tc>
           <w:tcPr>
-            <w:tcW w:w="783" w:type="dxa"/>
+            <w:tcW w:w="750" w:type="dxa"/>
           </w:tcPr>
           <w:p>
             <w:pPr>
@@ -5233,7 +6680,7 @@
         </w:tc>
         <w:tc>
           <w:tcPr>
-            <w:tcW w:w="2508" w:type="dxa"/>
+            <w:tcW w:w="2936" w:type="dxa"/>
           </w:tcPr>
           <w:p>
             <w:pPr>
@@ -5254,49 +6701,70 @@
         </w:tc>
         <w:tc>
           <w:tcPr>
-            <w:tcW w:w="1168" w:type="dxa"/>
-          </w:tcPr>
-          <w:p>
-            <w:pPr>
-              <w:pStyle w:val="Tabletext"/>
-              <w:rPr>
-                <w:sz w:val="20"/>
-                <w:szCs w:val="20"/>
-              </w:rPr>
-            </w:pPr>
-          </w:p>
-        </w:tc>
-        <w:tc>
-          <w:tcPr>
-            <w:tcW w:w="1254" w:type="dxa"/>
-          </w:tcPr>
-          <w:p>
-            <w:pPr>
-              <w:pStyle w:val="Tabletext"/>
-              <w:rPr>
-                <w:sz w:val="20"/>
-                <w:szCs w:val="20"/>
-              </w:rPr>
-            </w:pPr>
-          </w:p>
-        </w:tc>
-        <w:tc>
-          <w:tcPr>
-            <w:tcW w:w="977" w:type="dxa"/>
-          </w:tcPr>
-          <w:p>
-            <w:pPr>
-              <w:pStyle w:val="Tabletext"/>
-              <w:rPr>
-                <w:sz w:val="20"/>
-                <w:szCs w:val="20"/>
-              </w:rPr>
-            </w:pPr>
-          </w:p>
-        </w:tc>
-        <w:tc>
-          <w:tcPr>
-            <w:tcW w:w="3511" w:type="dxa"/>
+            <w:tcW w:w="1701" w:type="dxa"/>
+          </w:tcPr>
+          <w:p>
+            <w:pPr>
+              <w:pStyle w:val="Tabletext"/>
+              <w:rPr>
+                <w:sz w:val="20"/>
+                <w:szCs w:val="20"/>
+              </w:rPr>
+            </w:pPr>
+            <w:r>
+              <w:rPr>
+                <w:sz w:val="20"/>
+                <w:szCs w:val="20"/>
+              </w:rPr>
+              <w:t>8</w:t>
+            </w:r>
+          </w:p>
+        </w:tc>
+        <w:tc>
+          <w:tcPr>
+            <w:tcW w:w="1540" w:type="dxa"/>
+          </w:tcPr>
+          <w:p>
+            <w:pPr>
+              <w:pStyle w:val="Tabletext"/>
+              <w:rPr>
+                <w:sz w:val="20"/>
+                <w:szCs w:val="20"/>
+              </w:rPr>
+            </w:pPr>
+            <w:r>
+              <w:rPr>
+                <w:sz w:val="20"/>
+                <w:szCs w:val="20"/>
+              </w:rPr>
+              <w:t>8</w:t>
+            </w:r>
+          </w:p>
+        </w:tc>
+        <w:tc>
+          <w:tcPr>
+            <w:tcW w:w="976" w:type="dxa"/>
+          </w:tcPr>
+          <w:p>
+            <w:pPr>
+              <w:pStyle w:val="Tabletext"/>
+              <w:rPr>
+                <w:sz w:val="20"/>
+                <w:szCs w:val="20"/>
+              </w:rPr>
+            </w:pPr>
+            <w:r>
+              <w:rPr>
+                <w:sz w:val="20"/>
+                <w:szCs w:val="20"/>
+              </w:rPr>
+              <w:t>TP</w:t>
+            </w:r>
+          </w:p>
+        </w:tc>
+        <w:tc>
+          <w:tcPr>
+            <w:tcW w:w="3437" w:type="dxa"/>
           </w:tcPr>
           <w:p>
             <w:pPr>
@@ -5360,7 +6828,7 @@
       <w:tr>
         <w:tc>
           <w:tcPr>
-            <w:tcW w:w="783" w:type="dxa"/>
+            <w:tcW w:w="750" w:type="dxa"/>
           </w:tcPr>
           <w:p>
             <w:pPr>
@@ -5381,7 +6849,7 @@
         </w:tc>
         <w:tc>
           <w:tcPr>
-            <w:tcW w:w="2508" w:type="dxa"/>
+            <w:tcW w:w="2936" w:type="dxa"/>
           </w:tcPr>
           <w:p>
             <w:pPr>
@@ -5402,49 +6870,70 @@
         </w:tc>
         <w:tc>
           <w:tcPr>
-            <w:tcW w:w="1168" w:type="dxa"/>
-          </w:tcPr>
-          <w:p>
-            <w:pPr>
-              <w:pStyle w:val="Tabletext"/>
-              <w:rPr>
-                <w:sz w:val="20"/>
-                <w:szCs w:val="20"/>
-              </w:rPr>
-            </w:pPr>
-          </w:p>
-        </w:tc>
-        <w:tc>
-          <w:tcPr>
-            <w:tcW w:w="1254" w:type="dxa"/>
-          </w:tcPr>
-          <w:p>
-            <w:pPr>
-              <w:pStyle w:val="Tabletext"/>
-              <w:rPr>
-                <w:sz w:val="20"/>
-                <w:szCs w:val="20"/>
-              </w:rPr>
-            </w:pPr>
-          </w:p>
-        </w:tc>
-        <w:tc>
-          <w:tcPr>
-            <w:tcW w:w="977" w:type="dxa"/>
-          </w:tcPr>
-          <w:p>
-            <w:pPr>
-              <w:pStyle w:val="Tabletext"/>
-              <w:rPr>
-                <w:sz w:val="20"/>
-                <w:szCs w:val="20"/>
-              </w:rPr>
-            </w:pPr>
-          </w:p>
-        </w:tc>
-        <w:tc>
-          <w:tcPr>
-            <w:tcW w:w="3511" w:type="dxa"/>
+            <w:tcW w:w="1701" w:type="dxa"/>
+          </w:tcPr>
+          <w:p>
+            <w:pPr>
+              <w:pStyle w:val="Tabletext"/>
+              <w:rPr>
+                <w:sz w:val="20"/>
+                <w:szCs w:val="20"/>
+              </w:rPr>
+            </w:pPr>
+            <w:r>
+              <w:rPr>
+                <w:sz w:val="20"/>
+                <w:szCs w:val="20"/>
+              </w:rPr>
+              <w:t>3 lõiku</w:t>
+            </w:r>
+          </w:p>
+        </w:tc>
+        <w:tc>
+          <w:tcPr>
+            <w:tcW w:w="1540" w:type="dxa"/>
+          </w:tcPr>
+          <w:p>
+            <w:pPr>
+              <w:pStyle w:val="Tabletext"/>
+              <w:rPr>
+                <w:sz w:val="20"/>
+                <w:szCs w:val="20"/>
+              </w:rPr>
+            </w:pPr>
+            <w:r>
+              <w:rPr>
+                <w:sz w:val="20"/>
+                <w:szCs w:val="20"/>
+              </w:rPr>
+              <w:t>3 viga</w:t>
+            </w:r>
+          </w:p>
+        </w:tc>
+        <w:tc>
+          <w:tcPr>
+            <w:tcW w:w="976" w:type="dxa"/>
+          </w:tcPr>
+          <w:p>
+            <w:pPr>
+              <w:pStyle w:val="Tabletext"/>
+              <w:rPr>
+                <w:sz w:val="20"/>
+                <w:szCs w:val="20"/>
+              </w:rPr>
+            </w:pPr>
+            <w:r>
+              <w:rPr>
+                <w:sz w:val="20"/>
+                <w:szCs w:val="20"/>
+              </w:rPr>
+              <w:t>TP</w:t>
+            </w:r>
+          </w:p>
+        </w:tc>
+        <w:tc>
+          <w:tcPr>
+            <w:tcW w:w="3437" w:type="dxa"/>
           </w:tcPr>
           <w:p>
             <w:pPr>
@@ -5467,7 +6956,7 @@
       <w:tr>
         <w:tc>
           <w:tcPr>
-            <w:tcW w:w="783" w:type="dxa"/>
+            <w:tcW w:w="750" w:type="dxa"/>
           </w:tcPr>
           <w:p>
             <w:pPr>
@@ -5488,7 +6977,7 @@
         </w:tc>
         <w:tc>
           <w:tcPr>
-            <w:tcW w:w="2508" w:type="dxa"/>
+            <w:tcW w:w="2936" w:type="dxa"/>
           </w:tcPr>
           <w:p>
             <w:pPr>
@@ -5505,53 +6994,81 @@
               </w:rPr>
               <w:t>Alapeatükk sisaldab vähemalt kaks lõiku</w:t>
             </w:r>
-          </w:p>
-        </w:tc>
-        <w:tc>
-          <w:tcPr>
-            <w:tcW w:w="1168" w:type="dxa"/>
-          </w:tcPr>
-          <w:p>
-            <w:pPr>
-              <w:pStyle w:val="Tabletext"/>
-              <w:rPr>
-                <w:sz w:val="20"/>
-                <w:szCs w:val="20"/>
-              </w:rPr>
-            </w:pPr>
-          </w:p>
-        </w:tc>
-        <w:tc>
-          <w:tcPr>
-            <w:tcW w:w="1254" w:type="dxa"/>
-          </w:tcPr>
-          <w:p>
-            <w:pPr>
-              <w:pStyle w:val="Tabletext"/>
-              <w:rPr>
-                <w:sz w:val="20"/>
-                <w:szCs w:val="20"/>
-              </w:rPr>
-            </w:pPr>
-          </w:p>
-        </w:tc>
-        <w:tc>
-          <w:tcPr>
-            <w:tcW w:w="977" w:type="dxa"/>
-          </w:tcPr>
-          <w:p>
-            <w:pPr>
-              <w:pStyle w:val="Tabletext"/>
-              <w:rPr>
-                <w:sz w:val="20"/>
-                <w:szCs w:val="20"/>
-              </w:rPr>
-            </w:pPr>
-          </w:p>
-        </w:tc>
-        <w:tc>
-          <w:tcPr>
-            <w:tcW w:w="3511" w:type="dxa"/>
+            <w:r>
+              <w:rPr>
+                <w:sz w:val="20"/>
+                <w:szCs w:val="20"/>
+              </w:rPr>
+              <w:t xml:space="preserve"> (ja neist esimene on tekstilõik)</w:t>
+            </w:r>
+          </w:p>
+        </w:tc>
+        <w:tc>
+          <w:tcPr>
+            <w:tcW w:w="1701" w:type="dxa"/>
+          </w:tcPr>
+          <w:p>
+            <w:pPr>
+              <w:pStyle w:val="Tabletext"/>
+              <w:rPr>
+                <w:sz w:val="20"/>
+                <w:szCs w:val="20"/>
+              </w:rPr>
+            </w:pPr>
+            <w:r>
+              <w:rPr>
+                <w:sz w:val="20"/>
+                <w:szCs w:val="20"/>
+              </w:rPr>
+              <w:t>5</w:t>
+            </w:r>
+          </w:p>
+        </w:tc>
+        <w:tc>
+          <w:tcPr>
+            <w:tcW w:w="1540" w:type="dxa"/>
+          </w:tcPr>
+          <w:p>
+            <w:pPr>
+              <w:pStyle w:val="Tabletext"/>
+              <w:rPr>
+                <w:sz w:val="20"/>
+                <w:szCs w:val="20"/>
+              </w:rPr>
+            </w:pPr>
+            <w:r>
+              <w:rPr>
+                <w:sz w:val="20"/>
+                <w:szCs w:val="20"/>
+              </w:rPr>
+              <w:t>5</w:t>
+            </w:r>
+          </w:p>
+        </w:tc>
+        <w:tc>
+          <w:tcPr>
+            <w:tcW w:w="976" w:type="dxa"/>
+          </w:tcPr>
+          <w:p>
+            <w:pPr>
+              <w:pStyle w:val="Tabletext"/>
+              <w:rPr>
+                <w:sz w:val="20"/>
+                <w:szCs w:val="20"/>
+              </w:rPr>
+            </w:pPr>
+            <w:r>
+              <w:rPr>
+                <w:sz w:val="20"/>
+                <w:szCs w:val="20"/>
+              </w:rPr>
+              <w:t>TP</w:t>
+            </w:r>
+          </w:p>
+        </w:tc>
+        <w:tc>
+          <w:tcPr>
+            <w:tcW w:w="3437" w:type="dxa"/>
           </w:tcPr>
           <w:p>
             <w:pPr>
@@ -5599,7 +7116,7 @@
       <w:tr>
         <w:tc>
           <w:tcPr>
-            <w:tcW w:w="783" w:type="dxa"/>
+            <w:tcW w:w="750" w:type="dxa"/>
           </w:tcPr>
           <w:p>
             <w:pPr>
@@ -5620,7 +7137,7 @@
         </w:tc>
         <w:tc>
           <w:tcPr>
-            <w:tcW w:w="2508" w:type="dxa"/>
+            <w:tcW w:w="2936" w:type="dxa"/>
           </w:tcPr>
           <w:p>
             <w:pPr>
@@ -5641,49 +7158,70 @@
         </w:tc>
         <w:tc>
           <w:tcPr>
-            <w:tcW w:w="1168" w:type="dxa"/>
-          </w:tcPr>
-          <w:p>
-            <w:pPr>
-              <w:pStyle w:val="Tabletext"/>
-              <w:rPr>
-                <w:sz w:val="20"/>
-                <w:szCs w:val="20"/>
-              </w:rPr>
-            </w:pPr>
-          </w:p>
-        </w:tc>
-        <w:tc>
-          <w:tcPr>
-            <w:tcW w:w="1254" w:type="dxa"/>
-          </w:tcPr>
-          <w:p>
-            <w:pPr>
-              <w:pStyle w:val="Tabletext"/>
-              <w:rPr>
-                <w:sz w:val="20"/>
-                <w:szCs w:val="20"/>
-              </w:rPr>
-            </w:pPr>
-          </w:p>
-        </w:tc>
-        <w:tc>
-          <w:tcPr>
-            <w:tcW w:w="977" w:type="dxa"/>
-          </w:tcPr>
-          <w:p>
-            <w:pPr>
-              <w:pStyle w:val="Tabletext"/>
-              <w:rPr>
-                <w:sz w:val="20"/>
-                <w:szCs w:val="20"/>
-              </w:rPr>
-            </w:pPr>
-          </w:p>
-        </w:tc>
-        <w:tc>
-          <w:tcPr>
-            <w:tcW w:w="3511" w:type="dxa"/>
+            <w:tcW w:w="1701" w:type="dxa"/>
+          </w:tcPr>
+          <w:p>
+            <w:pPr>
+              <w:pStyle w:val="Tabletext"/>
+              <w:rPr>
+                <w:sz w:val="20"/>
+                <w:szCs w:val="20"/>
+              </w:rPr>
+            </w:pPr>
+            <w:r>
+              <w:rPr>
+                <w:sz w:val="20"/>
+                <w:szCs w:val="20"/>
+              </w:rPr>
+              <w:t>1 (24 lk)</w:t>
+            </w:r>
+          </w:p>
+        </w:tc>
+        <w:tc>
+          <w:tcPr>
+            <w:tcW w:w="1540" w:type="dxa"/>
+          </w:tcPr>
+          <w:p>
+            <w:pPr>
+              <w:pStyle w:val="Tabletext"/>
+              <w:rPr>
+                <w:sz w:val="20"/>
+                <w:szCs w:val="20"/>
+              </w:rPr>
+            </w:pPr>
+            <w:r>
+              <w:rPr>
+                <w:sz w:val="20"/>
+                <w:szCs w:val="20"/>
+              </w:rPr>
+              <w:t>1 (23 lk)</w:t>
+            </w:r>
+          </w:p>
+        </w:tc>
+        <w:tc>
+          <w:tcPr>
+            <w:tcW w:w="976" w:type="dxa"/>
+          </w:tcPr>
+          <w:p>
+            <w:pPr>
+              <w:pStyle w:val="Tabletext"/>
+              <w:rPr>
+                <w:sz w:val="20"/>
+                <w:szCs w:val="20"/>
+              </w:rPr>
+            </w:pPr>
+            <w:r>
+              <w:rPr>
+                <w:sz w:val="20"/>
+                <w:szCs w:val="20"/>
+              </w:rPr>
+              <w:t>VP</w:t>
+            </w:r>
+          </w:p>
+        </w:tc>
+        <w:tc>
+          <w:tcPr>
+            <w:tcW w:w="3437" w:type="dxa"/>
           </w:tcPr>
           <w:p>
             <w:pPr>
@@ -5708,6 +7246,29 @@
                 <w:szCs w:val="20"/>
               </w:rPr>
               <w:t xml:space="preserve"> lehekülgede arv</w:t>
+            </w:r>
+            <w:r>
+              <w:rPr>
+                <w:sz w:val="20"/>
+                <w:szCs w:val="20"/>
+              </w:rPr>
+              <w:t>.</w:t>
+            </w:r>
+            <w:r>
+              <w:rPr>
+                <w:sz w:val="20"/>
+                <w:szCs w:val="20"/>
+              </w:rPr>
+              <w:br/>
+            </w:r>
+            <w:r>
+              <w:rPr>
+                <w:i/>
+                <w:iCs/>
+                <w:sz w:val="20"/>
+                <w:szCs w:val="20"/>
+              </w:rPr>
+              <w:t>Rakenduse tulemus erineb O-001 vea tõttu.</w:t>
             </w:r>
           </w:p>
         </w:tc>
@@ -5715,7 +7276,7 @@
       <w:tr>
         <w:tc>
           <w:tcPr>
-            <w:tcW w:w="783" w:type="dxa"/>
+            <w:tcW w:w="750" w:type="dxa"/>
           </w:tcPr>
           <w:p>
             <w:pPr>
@@ -5736,7 +7297,7 @@
         </w:tc>
         <w:tc>
           <w:tcPr>
-            <w:tcW w:w="2508" w:type="dxa"/>
+            <w:tcW w:w="2936" w:type="dxa"/>
           </w:tcPr>
           <w:p>
             <w:pPr>
@@ -5757,49 +7318,70 @@
         </w:tc>
         <w:tc>
           <w:tcPr>
-            <w:tcW w:w="1168" w:type="dxa"/>
-          </w:tcPr>
-          <w:p>
-            <w:pPr>
-              <w:pStyle w:val="Tabletext"/>
-              <w:rPr>
-                <w:sz w:val="20"/>
-                <w:szCs w:val="20"/>
-              </w:rPr>
-            </w:pPr>
-          </w:p>
-        </w:tc>
-        <w:tc>
-          <w:tcPr>
-            <w:tcW w:w="1254" w:type="dxa"/>
-          </w:tcPr>
-          <w:p>
-            <w:pPr>
-              <w:pStyle w:val="Tabletext"/>
-              <w:rPr>
-                <w:sz w:val="20"/>
-                <w:szCs w:val="20"/>
-              </w:rPr>
-            </w:pPr>
-          </w:p>
-        </w:tc>
-        <w:tc>
-          <w:tcPr>
-            <w:tcW w:w="977" w:type="dxa"/>
-          </w:tcPr>
-          <w:p>
-            <w:pPr>
-              <w:pStyle w:val="Tabletext"/>
-              <w:rPr>
-                <w:sz w:val="20"/>
-                <w:szCs w:val="20"/>
-              </w:rPr>
-            </w:pPr>
-          </w:p>
-        </w:tc>
-        <w:tc>
-          <w:tcPr>
-            <w:tcW w:w="3511" w:type="dxa"/>
+            <w:tcW w:w="1701" w:type="dxa"/>
+          </w:tcPr>
+          <w:p>
+            <w:pPr>
+              <w:pStyle w:val="Tabletext"/>
+              <w:rPr>
+                <w:sz w:val="20"/>
+                <w:szCs w:val="20"/>
+              </w:rPr>
+            </w:pPr>
+            <w:r>
+              <w:rPr>
+                <w:sz w:val="20"/>
+                <w:szCs w:val="20"/>
+              </w:rPr>
+              <w:t>Ei kehti</w:t>
+            </w:r>
+          </w:p>
+        </w:tc>
+        <w:tc>
+          <w:tcPr>
+            <w:tcW w:w="1540" w:type="dxa"/>
+          </w:tcPr>
+          <w:p>
+            <w:pPr>
+              <w:pStyle w:val="Tabletext"/>
+              <w:rPr>
+                <w:sz w:val="20"/>
+                <w:szCs w:val="20"/>
+              </w:rPr>
+            </w:pPr>
+            <w:r>
+              <w:rPr>
+                <w:sz w:val="20"/>
+                <w:szCs w:val="20"/>
+              </w:rPr>
+              <w:t>Ei kehti</w:t>
+            </w:r>
+          </w:p>
+        </w:tc>
+        <w:tc>
+          <w:tcPr>
+            <w:tcW w:w="976" w:type="dxa"/>
+          </w:tcPr>
+          <w:p>
+            <w:pPr>
+              <w:pStyle w:val="Tabletext"/>
+              <w:rPr>
+                <w:sz w:val="20"/>
+                <w:szCs w:val="20"/>
+              </w:rPr>
+            </w:pPr>
+            <w:r>
+              <w:rPr>
+                <w:sz w:val="20"/>
+                <w:szCs w:val="20"/>
+              </w:rPr>
+              <w:t>TN</w:t>
+            </w:r>
+          </w:p>
+        </w:tc>
+        <w:tc>
+          <w:tcPr>
+            <w:tcW w:w="3437" w:type="dxa"/>
           </w:tcPr>
           <w:p>
             <w:pPr>
@@ -5831,7 +7413,7 @@
       <w:tr>
         <w:tc>
           <w:tcPr>
-            <w:tcW w:w="783" w:type="dxa"/>
+            <w:tcW w:w="750" w:type="dxa"/>
           </w:tcPr>
           <w:p>
             <w:pPr>
@@ -5852,7 +7434,7 @@
         </w:tc>
         <w:tc>
           <w:tcPr>
-            <w:tcW w:w="2508" w:type="dxa"/>
+            <w:tcW w:w="2936" w:type="dxa"/>
           </w:tcPr>
           <w:p>
             <w:pPr>
@@ -5873,64 +7455,85 @@
         </w:tc>
         <w:tc>
           <w:tcPr>
-            <w:tcW w:w="1168" w:type="dxa"/>
-          </w:tcPr>
-          <w:p>
-            <w:pPr>
-              <w:pStyle w:val="Tabletext"/>
-              <w:rPr>
-                <w:sz w:val="20"/>
-                <w:szCs w:val="20"/>
-              </w:rPr>
-            </w:pPr>
-          </w:p>
-        </w:tc>
-        <w:tc>
-          <w:tcPr>
-            <w:tcW w:w="1254" w:type="dxa"/>
-          </w:tcPr>
-          <w:p>
-            <w:pPr>
-              <w:pStyle w:val="Tabletext"/>
-              <w:rPr>
-                <w:sz w:val="20"/>
-                <w:szCs w:val="20"/>
-              </w:rPr>
-            </w:pPr>
-          </w:p>
-        </w:tc>
-        <w:tc>
-          <w:tcPr>
-            <w:tcW w:w="977" w:type="dxa"/>
-          </w:tcPr>
-          <w:p>
-            <w:pPr>
-              <w:pStyle w:val="Tabletext"/>
-              <w:rPr>
-                <w:sz w:val="20"/>
-                <w:szCs w:val="20"/>
-              </w:rPr>
-            </w:pPr>
-          </w:p>
-        </w:tc>
-        <w:tc>
-          <w:tcPr>
-            <w:tcW w:w="3511" w:type="dxa"/>
-          </w:tcPr>
-          <w:p>
-            <w:pPr>
-              <w:pStyle w:val="Tabletext"/>
-              <w:rPr>
-                <w:sz w:val="20"/>
-                <w:szCs w:val="20"/>
-              </w:rPr>
-            </w:pPr>
-            <w:r>
-              <w:rPr>
-                <w:sz w:val="20"/>
-                <w:szCs w:val="20"/>
-              </w:rPr>
-              <w:t>I taseme pealkirjade järjekord (sh tiitellehe tuvastus tabeli kaudu)</w:t>
+            <w:tcW w:w="1701" w:type="dxa"/>
+          </w:tcPr>
+          <w:p>
+            <w:pPr>
+              <w:pStyle w:val="Tabletext"/>
+              <w:rPr>
+                <w:sz w:val="20"/>
+                <w:szCs w:val="20"/>
+              </w:rPr>
+            </w:pPr>
+            <w:r>
+              <w:rPr>
+                <w:sz w:val="20"/>
+                <w:szCs w:val="20"/>
+              </w:rPr>
+              <w:t>1 (esineb vigu)</w:t>
+            </w:r>
+          </w:p>
+        </w:tc>
+        <w:tc>
+          <w:tcPr>
+            <w:tcW w:w="1540" w:type="dxa"/>
+          </w:tcPr>
+          <w:p>
+            <w:pPr>
+              <w:pStyle w:val="Tabletext"/>
+              <w:rPr>
+                <w:sz w:val="20"/>
+                <w:szCs w:val="20"/>
+              </w:rPr>
+            </w:pPr>
+            <w:r>
+              <w:rPr>
+                <w:sz w:val="20"/>
+                <w:szCs w:val="20"/>
+              </w:rPr>
+              <w:t>1 (esineb vigu)</w:t>
+            </w:r>
+          </w:p>
+        </w:tc>
+        <w:tc>
+          <w:tcPr>
+            <w:tcW w:w="976" w:type="dxa"/>
+          </w:tcPr>
+          <w:p>
+            <w:pPr>
+              <w:pStyle w:val="Tabletext"/>
+              <w:rPr>
+                <w:sz w:val="20"/>
+                <w:szCs w:val="20"/>
+              </w:rPr>
+            </w:pPr>
+            <w:r>
+              <w:rPr>
+                <w:sz w:val="20"/>
+                <w:szCs w:val="20"/>
+              </w:rPr>
+              <w:t>TP</w:t>
+            </w:r>
+          </w:p>
+        </w:tc>
+        <w:tc>
+          <w:tcPr>
+            <w:tcW w:w="3437" w:type="dxa"/>
+          </w:tcPr>
+          <w:p>
+            <w:pPr>
+              <w:pStyle w:val="Tabletext"/>
+              <w:rPr>
+                <w:sz w:val="20"/>
+                <w:szCs w:val="20"/>
+              </w:rPr>
+            </w:pPr>
+            <w:r>
+              <w:rPr>
+                <w:sz w:val="20"/>
+                <w:szCs w:val="20"/>
+              </w:rPr>
+              <w:t>I taseme pealkirjade järjekord</w:t>
             </w:r>
           </w:p>
         </w:tc>
@@ -5938,7 +7541,7 @@
       <w:tr>
         <w:tc>
           <w:tcPr>
-            <w:tcW w:w="783" w:type="dxa"/>
+            <w:tcW w:w="750" w:type="dxa"/>
           </w:tcPr>
           <w:p>
             <w:pPr>
@@ -5959,7 +7562,7 @@
         </w:tc>
         <w:tc>
           <w:tcPr>
-            <w:tcW w:w="2508" w:type="dxa"/>
+            <w:tcW w:w="2936" w:type="dxa"/>
           </w:tcPr>
           <w:p>
             <w:pPr>
@@ -5980,49 +7583,70 @@
         </w:tc>
         <w:tc>
           <w:tcPr>
-            <w:tcW w:w="1168" w:type="dxa"/>
-          </w:tcPr>
-          <w:p>
-            <w:pPr>
-              <w:pStyle w:val="Tabletext"/>
-              <w:rPr>
-                <w:sz w:val="20"/>
-                <w:szCs w:val="20"/>
-              </w:rPr>
-            </w:pPr>
-          </w:p>
-        </w:tc>
-        <w:tc>
-          <w:tcPr>
-            <w:tcW w:w="1254" w:type="dxa"/>
-          </w:tcPr>
-          <w:p>
-            <w:pPr>
-              <w:pStyle w:val="Tabletext"/>
-              <w:rPr>
-                <w:sz w:val="20"/>
-                <w:szCs w:val="20"/>
-              </w:rPr>
-            </w:pPr>
-          </w:p>
-        </w:tc>
-        <w:tc>
-          <w:tcPr>
-            <w:tcW w:w="977" w:type="dxa"/>
-          </w:tcPr>
-          <w:p>
-            <w:pPr>
-              <w:pStyle w:val="Tabletext"/>
-              <w:rPr>
-                <w:sz w:val="20"/>
-                <w:szCs w:val="20"/>
-              </w:rPr>
-            </w:pPr>
-          </w:p>
-        </w:tc>
-        <w:tc>
-          <w:tcPr>
-            <w:tcW w:w="3511" w:type="dxa"/>
+            <w:tcW w:w="1701" w:type="dxa"/>
+          </w:tcPr>
+          <w:p>
+            <w:pPr>
+              <w:pStyle w:val="Tabletext"/>
+              <w:rPr>
+                <w:sz w:val="20"/>
+                <w:szCs w:val="20"/>
+              </w:rPr>
+            </w:pPr>
+            <w:r>
+              <w:rPr>
+                <w:sz w:val="20"/>
+                <w:szCs w:val="20"/>
+              </w:rPr>
+              <w:t>1</w:t>
+            </w:r>
+          </w:p>
+        </w:tc>
+        <w:tc>
+          <w:tcPr>
+            <w:tcW w:w="1540" w:type="dxa"/>
+          </w:tcPr>
+          <w:p>
+            <w:pPr>
+              <w:pStyle w:val="Tabletext"/>
+              <w:rPr>
+                <w:sz w:val="20"/>
+                <w:szCs w:val="20"/>
+              </w:rPr>
+            </w:pPr>
+            <w:r>
+              <w:rPr>
+                <w:sz w:val="20"/>
+                <w:szCs w:val="20"/>
+              </w:rPr>
+              <w:t>2</w:t>
+            </w:r>
+          </w:p>
+        </w:tc>
+        <w:tc>
+          <w:tcPr>
+            <w:tcW w:w="976" w:type="dxa"/>
+          </w:tcPr>
+          <w:p>
+            <w:pPr>
+              <w:pStyle w:val="Tabletext"/>
+              <w:rPr>
+                <w:sz w:val="20"/>
+                <w:szCs w:val="20"/>
+              </w:rPr>
+            </w:pPr>
+            <w:r>
+              <w:rPr>
+                <w:sz w:val="20"/>
+                <w:szCs w:val="20"/>
+              </w:rPr>
+              <w:t>VP</w:t>
+            </w:r>
+          </w:p>
+        </w:tc>
+        <w:tc>
+          <w:tcPr>
+            <w:tcW w:w="3437" w:type="dxa"/>
           </w:tcPr>
           <w:p>
             <w:pPr>
@@ -6038,6 +7662,47 @@
                 <w:szCs w:val="20"/>
               </w:rPr>
               <w:t>Terminid sektsioonis „Lühendite ja mõistete sõnastik“; töö põhiosa tekst</w:t>
+            </w:r>
+            <w:r>
+              <w:rPr>
+                <w:sz w:val="20"/>
+                <w:szCs w:val="20"/>
+              </w:rPr>
+              <w:t>.</w:t>
+            </w:r>
+            <w:r>
+              <w:rPr>
+                <w:sz w:val="20"/>
+                <w:szCs w:val="20"/>
+              </w:rPr>
+              <w:br/>
+            </w:r>
+            <w:r>
+              <w:rPr>
+                <w:i/>
+                <w:iCs/>
+                <w:sz w:val="20"/>
+                <w:szCs w:val="20"/>
+              </w:rPr>
+              <w:t xml:space="preserve">Rakenduse tulemus erineb </w:t>
+            </w:r>
+            <w:r>
+              <w:rPr>
+                <w:i/>
+                <w:iCs/>
+                <w:sz w:val="20"/>
+                <w:szCs w:val="20"/>
+              </w:rPr>
+              <w:t>O-001</w:t>
+            </w:r>
+            <w:r>
+              <w:rPr>
+                <w:i/>
+                <w:iCs/>
+                <w:sz w:val="20"/>
+                <w:szCs w:val="20"/>
+              </w:rPr>
+              <w:t xml:space="preserve"> vea tõttu.</w:t>
             </w:r>
           </w:p>
         </w:tc>
@@ -6045,7 +7710,7 @@
       <w:tr>
         <w:tc>
           <w:tcPr>
-            <w:tcW w:w="783" w:type="dxa"/>
+            <w:tcW w:w="750" w:type="dxa"/>
           </w:tcPr>
           <w:p>
             <w:pPr>
@@ -6066,7 +7731,7 @@
         </w:tc>
         <w:tc>
           <w:tcPr>
-            <w:tcW w:w="2508" w:type="dxa"/>
+            <w:tcW w:w="2936" w:type="dxa"/>
           </w:tcPr>
           <w:p>
             <w:pPr>
@@ -6087,49 +7752,102 @@
         </w:tc>
         <w:tc>
           <w:tcPr>
-            <w:tcW w:w="1168" w:type="dxa"/>
-          </w:tcPr>
-          <w:p>
-            <w:pPr>
-              <w:pStyle w:val="Tabletext"/>
-              <w:rPr>
-                <w:sz w:val="20"/>
-                <w:szCs w:val="20"/>
-              </w:rPr>
-            </w:pPr>
-          </w:p>
-        </w:tc>
-        <w:tc>
-          <w:tcPr>
-            <w:tcW w:w="1254" w:type="dxa"/>
-          </w:tcPr>
-          <w:p>
-            <w:pPr>
-              <w:pStyle w:val="Tabletext"/>
-              <w:rPr>
-                <w:sz w:val="20"/>
-                <w:szCs w:val="20"/>
-              </w:rPr>
-            </w:pPr>
-          </w:p>
-        </w:tc>
-        <w:tc>
-          <w:tcPr>
-            <w:tcW w:w="977" w:type="dxa"/>
-          </w:tcPr>
-          <w:p>
-            <w:pPr>
-              <w:pStyle w:val="Tabletext"/>
-              <w:rPr>
-                <w:sz w:val="20"/>
-                <w:szCs w:val="20"/>
-              </w:rPr>
-            </w:pPr>
-          </w:p>
-        </w:tc>
-        <w:tc>
-          <w:tcPr>
-            <w:tcW w:w="3511" w:type="dxa"/>
+            <w:tcW w:w="1701" w:type="dxa"/>
+          </w:tcPr>
+          <w:p>
+            <w:pPr>
+              <w:pStyle w:val="Tabletext"/>
+              <w:rPr>
+                <w:sz w:val="20"/>
+                <w:szCs w:val="20"/>
+              </w:rPr>
+            </w:pPr>
+            <w:r>
+              <w:rPr>
+                <w:sz w:val="20"/>
+                <w:szCs w:val="20"/>
+              </w:rPr>
+              <w:t>1 (</w:t>
+            </w:r>
+            <w:proofErr w:type="spellStart"/>
+            <w:r>
+              <w:rPr>
+                <w:sz w:val="20"/>
+                <w:szCs w:val="20"/>
+              </w:rPr>
+              <w:t>en</w:t>
+            </w:r>
+            <w:proofErr w:type="spellEnd"/>
+            <w:r>
+              <w:rPr>
+                <w:sz w:val="20"/>
+                <w:szCs w:val="20"/>
+              </w:rPr>
+              <w:t>, et)</w:t>
+            </w:r>
+          </w:p>
+        </w:tc>
+        <w:tc>
+          <w:tcPr>
+            <w:tcW w:w="1540" w:type="dxa"/>
+          </w:tcPr>
+          <w:p>
+            <w:pPr>
+              <w:pStyle w:val="Tabletext"/>
+              <w:rPr>
+                <w:sz w:val="20"/>
+                <w:szCs w:val="20"/>
+              </w:rPr>
+            </w:pPr>
+            <w:r>
+              <w:rPr>
+                <w:sz w:val="20"/>
+                <w:szCs w:val="20"/>
+              </w:rPr>
+              <w:t>1 (</w:t>
+            </w:r>
+            <w:proofErr w:type="spellStart"/>
+            <w:r>
+              <w:rPr>
+                <w:sz w:val="20"/>
+                <w:szCs w:val="20"/>
+              </w:rPr>
+              <w:t>en</w:t>
+            </w:r>
+            <w:proofErr w:type="spellEnd"/>
+            <w:r>
+              <w:rPr>
+                <w:sz w:val="20"/>
+                <w:szCs w:val="20"/>
+              </w:rPr>
+              <w:t>, et)</w:t>
+            </w:r>
+          </w:p>
+        </w:tc>
+        <w:tc>
+          <w:tcPr>
+            <w:tcW w:w="976" w:type="dxa"/>
+          </w:tcPr>
+          <w:p>
+            <w:pPr>
+              <w:pStyle w:val="Tabletext"/>
+              <w:rPr>
+                <w:sz w:val="20"/>
+                <w:szCs w:val="20"/>
+              </w:rPr>
+            </w:pPr>
+            <w:r>
+              <w:rPr>
+                <w:sz w:val="20"/>
+                <w:szCs w:val="20"/>
+              </w:rPr>
+              <w:t>TP</w:t>
+            </w:r>
+          </w:p>
+        </w:tc>
+        <w:tc>
+          <w:tcPr>
+            <w:tcW w:w="3437" w:type="dxa"/>
           </w:tcPr>
           <w:p>
             <w:pPr>
@@ -6152,7 +7870,7 @@
       <w:tr>
         <w:tc>
           <w:tcPr>
-            <w:tcW w:w="783" w:type="dxa"/>
+            <w:tcW w:w="750" w:type="dxa"/>
           </w:tcPr>
           <w:p>
             <w:pPr>
@@ -6173,7 +7891,7 @@
         </w:tc>
         <w:tc>
           <w:tcPr>
-            <w:tcW w:w="2508" w:type="dxa"/>
+            <w:tcW w:w="2936" w:type="dxa"/>
           </w:tcPr>
           <w:p>
             <w:pPr>
@@ -6194,49 +7912,70 @@
         </w:tc>
         <w:tc>
           <w:tcPr>
-            <w:tcW w:w="1168" w:type="dxa"/>
-          </w:tcPr>
-          <w:p>
-            <w:pPr>
-              <w:pStyle w:val="Tabletext"/>
-              <w:rPr>
-                <w:sz w:val="20"/>
-                <w:szCs w:val="20"/>
-              </w:rPr>
-            </w:pPr>
-          </w:p>
-        </w:tc>
-        <w:tc>
-          <w:tcPr>
-            <w:tcW w:w="1254" w:type="dxa"/>
-          </w:tcPr>
-          <w:p>
-            <w:pPr>
-              <w:pStyle w:val="Tabletext"/>
-              <w:rPr>
-                <w:sz w:val="20"/>
-                <w:szCs w:val="20"/>
-              </w:rPr>
-            </w:pPr>
-          </w:p>
-        </w:tc>
-        <w:tc>
-          <w:tcPr>
-            <w:tcW w:w="977" w:type="dxa"/>
-          </w:tcPr>
-          <w:p>
-            <w:pPr>
-              <w:pStyle w:val="Tabletext"/>
-              <w:rPr>
-                <w:sz w:val="20"/>
-                <w:szCs w:val="20"/>
-              </w:rPr>
-            </w:pPr>
-          </w:p>
-        </w:tc>
-        <w:tc>
-          <w:tcPr>
-            <w:tcW w:w="3511" w:type="dxa"/>
+            <w:tcW w:w="1701" w:type="dxa"/>
+          </w:tcPr>
+          <w:p>
+            <w:pPr>
+              <w:pStyle w:val="Tabletext"/>
+              <w:rPr>
+                <w:sz w:val="20"/>
+                <w:szCs w:val="20"/>
+              </w:rPr>
+            </w:pPr>
+            <w:r>
+              <w:rPr>
+                <w:sz w:val="20"/>
+                <w:szCs w:val="20"/>
+              </w:rPr>
+              <w:t>3</w:t>
+            </w:r>
+          </w:p>
+        </w:tc>
+        <w:tc>
+          <w:tcPr>
+            <w:tcW w:w="1540" w:type="dxa"/>
+          </w:tcPr>
+          <w:p>
+            <w:pPr>
+              <w:pStyle w:val="Tabletext"/>
+              <w:rPr>
+                <w:sz w:val="20"/>
+                <w:szCs w:val="20"/>
+              </w:rPr>
+            </w:pPr>
+            <w:r>
+              <w:rPr>
+                <w:sz w:val="20"/>
+                <w:szCs w:val="20"/>
+              </w:rPr>
+              <w:t>3</w:t>
+            </w:r>
+          </w:p>
+        </w:tc>
+        <w:tc>
+          <w:tcPr>
+            <w:tcW w:w="976" w:type="dxa"/>
+          </w:tcPr>
+          <w:p>
+            <w:pPr>
+              <w:pStyle w:val="Tabletext"/>
+              <w:rPr>
+                <w:sz w:val="20"/>
+                <w:szCs w:val="20"/>
+              </w:rPr>
+            </w:pPr>
+            <w:r>
+              <w:rPr>
+                <w:sz w:val="20"/>
+                <w:szCs w:val="20"/>
+              </w:rPr>
+              <w:t>TP</w:t>
+            </w:r>
+          </w:p>
+        </w:tc>
+        <w:tc>
+          <w:tcPr>
+            <w:tcW w:w="3437" w:type="dxa"/>
           </w:tcPr>
           <w:p>
             <w:pPr>
@@ -6326,14 +8065,15 @@
         <w:tblLook w:val="04A0" w:firstRow="1" w:lastRow="0" w:firstColumn="1" w:lastColumn="0" w:noHBand="0" w:noVBand="1"/>
       </w:tblPr>
       <w:tblGrid>
-        <w:gridCol w:w="4247"/>
-        <w:gridCol w:w="4247"/>
+        <w:gridCol w:w="5807"/>
+        <w:gridCol w:w="1276"/>
+        <w:gridCol w:w="1411"/>
       </w:tblGrid>
       <w:tr>
         <w:tc>
           <w:tcPr>
             <w:tcW w:w="8494" w:type="dxa"/>
-            <w:gridSpan w:val="2"/>
+            <w:gridSpan w:val="3"/>
           </w:tcPr>
           <w:p>
             <w:pPr>
@@ -6355,13 +8095,22 @@
               <w:lastRenderedPageBreak/>
               <w:t xml:space="preserve">Kontroll-leht nr </w:t>
             </w:r>
+            <w:r>
+              <w:rPr>
+                <w:b/>
+                <w:bCs/>
+                <w:sz w:val="20"/>
+                <w:szCs w:val="20"/>
+              </w:rPr>
+              <w:t>XXX</w:t>
+            </w:r>
           </w:p>
         </w:tc>
       </w:tr>
       <w:tr>
         <w:tc>
           <w:tcPr>
-            <w:tcW w:w="4247" w:type="dxa"/>
+            <w:tcW w:w="5807" w:type="dxa"/>
           </w:tcPr>
           <w:p>
             <w:pPr>
@@ -6382,7 +8131,8 @@
         </w:tc>
         <w:tc>
           <w:tcPr>
-            <w:tcW w:w="4247" w:type="dxa"/>
+            <w:tcW w:w="2687" w:type="dxa"/>
+            <w:gridSpan w:val="2"/>
           </w:tcPr>
           <w:p>
             <w:pPr>
@@ -6398,7 +8148,7 @@
       <w:tr>
         <w:tc>
           <w:tcPr>
-            <w:tcW w:w="4247" w:type="dxa"/>
+            <w:tcW w:w="5807" w:type="dxa"/>
           </w:tcPr>
           <w:p>
             <w:pPr>
@@ -6419,7 +8169,8 @@
         </w:tc>
         <w:tc>
           <w:tcPr>
-            <w:tcW w:w="4247" w:type="dxa"/>
+            <w:tcW w:w="2687" w:type="dxa"/>
+            <w:gridSpan w:val="2"/>
           </w:tcPr>
           <w:p>
             <w:pPr>
@@ -6435,7 +8186,7 @@
       <w:tr>
         <w:tc>
           <w:tcPr>
-            <w:tcW w:w="4247" w:type="dxa"/>
+            <w:tcW w:w="5807" w:type="dxa"/>
           </w:tcPr>
           <w:p>
             <w:pPr>
@@ -6456,7 +8207,8 @@
         </w:tc>
         <w:tc>
           <w:tcPr>
-            <w:tcW w:w="4247" w:type="dxa"/>
+            <w:tcW w:w="2687" w:type="dxa"/>
+            <w:gridSpan w:val="2"/>
           </w:tcPr>
           <w:p>
             <w:pPr>
@@ -6472,7 +8224,7 @@
       <w:tr>
         <w:tc>
           <w:tcPr>
-            <w:tcW w:w="4247" w:type="dxa"/>
+            <w:tcW w:w="5807" w:type="dxa"/>
           </w:tcPr>
           <w:p>
             <w:pPr>
@@ -6493,7 +8245,8 @@
         </w:tc>
         <w:tc>
           <w:tcPr>
-            <w:tcW w:w="4247" w:type="dxa"/>
+            <w:tcW w:w="2687" w:type="dxa"/>
+            <w:gridSpan w:val="2"/>
           </w:tcPr>
           <w:p>
             <w:pPr>
@@ -6509,7 +8262,7 @@
       <w:tr>
         <w:tc>
           <w:tcPr>
-            <w:tcW w:w="4247" w:type="dxa"/>
+            <w:tcW w:w="5807" w:type="dxa"/>
           </w:tcPr>
           <w:p>
             <w:pPr>
@@ -6530,7 +8283,8 @@
         </w:tc>
         <w:tc>
           <w:tcPr>
-            <w:tcW w:w="4247" w:type="dxa"/>
+            <w:tcW w:w="2687" w:type="dxa"/>
+            <w:gridSpan w:val="2"/>
           </w:tcPr>
           <w:p>
             <w:pPr>
@@ -6546,7 +8300,7 @@
       <w:tr>
         <w:tc>
           <w:tcPr>
-            <w:tcW w:w="4247" w:type="dxa"/>
+            <w:tcW w:w="5807" w:type="dxa"/>
           </w:tcPr>
           <w:p>
             <w:pPr>
@@ -6563,11 +8317,93 @@
               </w:rPr>
               <w:t>Rakenduse kontrolli aeg (s)</w:t>
             </w:r>
-          </w:p>
-        </w:tc>
-        <w:tc>
-          <w:tcPr>
-            <w:tcW w:w="4247" w:type="dxa"/>
+            <w:r>
+              <w:rPr>
+                <w:sz w:val="20"/>
+                <w:szCs w:val="20"/>
+              </w:rPr>
+              <w:t xml:space="preserve"> 1. ja 2. katsel</w:t>
+            </w:r>
+          </w:p>
+        </w:tc>
+        <w:tc>
+          <w:tcPr>
+            <w:tcW w:w="1276" w:type="dxa"/>
+          </w:tcPr>
+          <w:p>
+            <w:pPr>
+              <w:pStyle w:val="Tabletext"/>
+              <w:rPr>
+                <w:sz w:val="20"/>
+                <w:szCs w:val="20"/>
+              </w:rPr>
+            </w:pPr>
+          </w:p>
+        </w:tc>
+        <w:tc>
+          <w:tcPr>
+            <w:tcW w:w="1411" w:type="dxa"/>
+          </w:tcPr>
+          <w:p>
+            <w:pPr>
+              <w:pStyle w:val="Tabletext"/>
+              <w:rPr>
+                <w:sz w:val="20"/>
+                <w:szCs w:val="20"/>
+              </w:rPr>
+            </w:pPr>
+          </w:p>
+        </w:tc>
+      </w:tr>
+      <w:tr>
+        <w:tc>
+          <w:tcPr>
+            <w:tcW w:w="5807" w:type="dxa"/>
+          </w:tcPr>
+          <w:p>
+            <w:pPr>
+              <w:pStyle w:val="Tabletext"/>
+              <w:rPr>
+                <w:sz w:val="20"/>
+                <w:szCs w:val="20"/>
+              </w:rPr>
+            </w:pPr>
+            <w:proofErr w:type="spellStart"/>
+            <w:r>
+              <w:rPr>
+                <w:sz w:val="20"/>
+                <w:szCs w:val="20"/>
+              </w:rPr>
+              <w:t>Determinist</w:t>
+            </w:r>
+            <w:r>
+              <w:rPr>
+                <w:sz w:val="20"/>
+                <w:szCs w:val="20"/>
+              </w:rPr>
+              <w:t>l</w:t>
+            </w:r>
+            <w:r>
+              <w:rPr>
+                <w:sz w:val="20"/>
+                <w:szCs w:val="20"/>
+              </w:rPr>
+              <w:t>ikkus</w:t>
+            </w:r>
+            <w:proofErr w:type="spellEnd"/>
+            <w:r>
+              <w:rPr>
+                <w:sz w:val="20"/>
+                <w:szCs w:val="20"/>
+              </w:rPr>
+              <w:t>: 2. katse valideerimistulemused ühtisid 1. katsega</w:t>
+            </w:r>
+          </w:p>
+        </w:tc>
+        <w:tc>
+          <w:tcPr>
+            <w:tcW w:w="2687" w:type="dxa"/>
+            <w:gridSpan w:val="2"/>
           </w:tcPr>
           <w:p>
             <w:pPr>
@@ -6585,21 +8421,22 @@
     <w:tbl>
       <w:tblPr>
         <w:tblStyle w:val="TableGrid"/>
-        <w:tblW w:w="0" w:type="auto"/>
+        <w:tblW w:w="11340" w:type="dxa"/>
+        <w:tblInd w:w="-1139" w:type="dxa"/>
         <w:tblLook w:val="04A0" w:firstRow="1" w:lastRow="0" w:firstColumn="1" w:lastColumn="0" w:noHBand="0" w:noVBand="1"/>
       </w:tblPr>
       <w:tblGrid>
-        <w:gridCol w:w="803"/>
-        <w:gridCol w:w="3020"/>
-        <w:gridCol w:w="1275"/>
-        <w:gridCol w:w="1314"/>
+        <w:gridCol w:w="750"/>
+        <w:gridCol w:w="4231"/>
+        <w:gridCol w:w="1272"/>
+        <w:gridCol w:w="1313"/>
         <w:gridCol w:w="986"/>
-        <w:gridCol w:w="1096"/>
+        <w:gridCol w:w="2788"/>
       </w:tblGrid>
       <w:tr>
         <w:tc>
           <w:tcPr>
-            <w:tcW w:w="803" w:type="dxa"/>
+            <w:tcW w:w="708" w:type="dxa"/>
           </w:tcPr>
           <w:p>
             <w:pPr>
@@ -6624,7 +8461,7 @@
         </w:tc>
         <w:tc>
           <w:tcPr>
-            <w:tcW w:w="3020" w:type="dxa"/>
+            <w:tcW w:w="4254" w:type="dxa"/>
           </w:tcPr>
           <w:p>
             <w:pPr>
@@ -6744,7 +8581,7 @@
         </w:tc>
         <w:tc>
           <w:tcPr>
-            <w:tcW w:w="1096" w:type="dxa"/>
+            <w:tcW w:w="2803" w:type="dxa"/>
           </w:tcPr>
           <w:p>
             <w:pPr>
@@ -6771,7 +8608,7 @@
       <w:tr>
         <w:tc>
           <w:tcPr>
-            <w:tcW w:w="803" w:type="dxa"/>
+            <w:tcW w:w="708" w:type="dxa"/>
           </w:tcPr>
           <w:p>
             <w:pPr>
@@ -6792,7 +8629,7 @@
         </w:tc>
         <w:tc>
           <w:tcPr>
-            <w:tcW w:w="3020" w:type="dxa"/>
+            <w:tcW w:w="4254" w:type="dxa"/>
           </w:tcPr>
           <w:p>
             <w:pPr>
@@ -6855,7 +8692,7 @@
         </w:tc>
         <w:tc>
           <w:tcPr>
-            <w:tcW w:w="1096" w:type="dxa"/>
+            <w:tcW w:w="2803" w:type="dxa"/>
           </w:tcPr>
           <w:p>
             <w:pPr>
@@ -6871,7 +8708,7 @@
       <w:tr>
         <w:tc>
           <w:tcPr>
-            <w:tcW w:w="803" w:type="dxa"/>
+            <w:tcW w:w="708" w:type="dxa"/>
           </w:tcPr>
           <w:p>
             <w:pPr>
@@ -6892,7 +8729,7 @@
         </w:tc>
         <w:tc>
           <w:tcPr>
-            <w:tcW w:w="3020" w:type="dxa"/>
+            <w:tcW w:w="4254" w:type="dxa"/>
           </w:tcPr>
           <w:p>
             <w:pPr>
@@ -6955,7 +8792,7 @@
         </w:tc>
         <w:tc>
           <w:tcPr>
-            <w:tcW w:w="1096" w:type="dxa"/>
+            <w:tcW w:w="2803" w:type="dxa"/>
           </w:tcPr>
           <w:p>
             <w:pPr>
@@ -6971,7 +8808,7 @@
       <w:tr>
         <w:tc>
           <w:tcPr>
-            <w:tcW w:w="803" w:type="dxa"/>
+            <w:tcW w:w="708" w:type="dxa"/>
           </w:tcPr>
           <w:p>
             <w:pPr>
@@ -6992,7 +8829,7 @@
         </w:tc>
         <w:tc>
           <w:tcPr>
-            <w:tcW w:w="3020" w:type="dxa"/>
+            <w:tcW w:w="4254" w:type="dxa"/>
           </w:tcPr>
           <w:p>
             <w:pPr>
@@ -7055,7 +8892,7 @@
         </w:tc>
         <w:tc>
           <w:tcPr>
-            <w:tcW w:w="1096" w:type="dxa"/>
+            <w:tcW w:w="2803" w:type="dxa"/>
           </w:tcPr>
           <w:p>
             <w:pPr>
@@ -7071,7 +8908,7 @@
       <w:tr>
         <w:tc>
           <w:tcPr>
-            <w:tcW w:w="803" w:type="dxa"/>
+            <w:tcW w:w="708" w:type="dxa"/>
           </w:tcPr>
           <w:p>
             <w:pPr>
@@ -7092,7 +8929,7 @@
         </w:tc>
         <w:tc>
           <w:tcPr>
-            <w:tcW w:w="3020" w:type="dxa"/>
+            <w:tcW w:w="4254" w:type="dxa"/>
           </w:tcPr>
           <w:p>
             <w:pPr>
@@ -7155,7 +8992,7 @@
         </w:tc>
         <w:tc>
           <w:tcPr>
-            <w:tcW w:w="1096" w:type="dxa"/>
+            <w:tcW w:w="2803" w:type="dxa"/>
           </w:tcPr>
           <w:p>
             <w:pPr>
@@ -7171,7 +9008,7 @@
       <w:tr>
         <w:tc>
           <w:tcPr>
-            <w:tcW w:w="803" w:type="dxa"/>
+            <w:tcW w:w="708" w:type="dxa"/>
           </w:tcPr>
           <w:p>
             <w:pPr>
@@ -7192,7 +9029,7 @@
         </w:tc>
         <w:tc>
           <w:tcPr>
-            <w:tcW w:w="3020" w:type="dxa"/>
+            <w:tcW w:w="4254" w:type="dxa"/>
           </w:tcPr>
           <w:p>
             <w:pPr>
@@ -7255,7 +9092,7 @@
         </w:tc>
         <w:tc>
           <w:tcPr>
-            <w:tcW w:w="1096" w:type="dxa"/>
+            <w:tcW w:w="2803" w:type="dxa"/>
           </w:tcPr>
           <w:p>
             <w:pPr>
@@ -7271,7 +9108,7 @@
       <w:tr>
         <w:tc>
           <w:tcPr>
-            <w:tcW w:w="803" w:type="dxa"/>
+            <w:tcW w:w="708" w:type="dxa"/>
           </w:tcPr>
           <w:p>
             <w:pPr>
@@ -7292,7 +9129,7 @@
         </w:tc>
         <w:tc>
           <w:tcPr>
-            <w:tcW w:w="3020" w:type="dxa"/>
+            <w:tcW w:w="4254" w:type="dxa"/>
           </w:tcPr>
           <w:p>
             <w:pPr>
@@ -7364,7 +9201,7 @@
         </w:tc>
         <w:tc>
           <w:tcPr>
-            <w:tcW w:w="1096" w:type="dxa"/>
+            <w:tcW w:w="2803" w:type="dxa"/>
           </w:tcPr>
           <w:p>
             <w:pPr>
@@ -7380,7 +9217,7 @@
       <w:tr>
         <w:tc>
           <w:tcPr>
-            <w:tcW w:w="803" w:type="dxa"/>
+            <w:tcW w:w="708" w:type="dxa"/>
           </w:tcPr>
           <w:p>
             <w:pPr>
@@ -7401,7 +9238,7 @@
         </w:tc>
         <w:tc>
           <w:tcPr>
-            <w:tcW w:w="3020" w:type="dxa"/>
+            <w:tcW w:w="4254" w:type="dxa"/>
           </w:tcPr>
           <w:p>
             <w:pPr>
@@ -7473,7 +9310,7 @@
         </w:tc>
         <w:tc>
           <w:tcPr>
-            <w:tcW w:w="1096" w:type="dxa"/>
+            <w:tcW w:w="2803" w:type="dxa"/>
           </w:tcPr>
           <w:p>
             <w:pPr>
@@ -7489,7 +9326,7 @@
       <w:tr>
         <w:tc>
           <w:tcPr>
-            <w:tcW w:w="803" w:type="dxa"/>
+            <w:tcW w:w="708" w:type="dxa"/>
           </w:tcPr>
           <w:p>
             <w:pPr>
@@ -7510,7 +9347,7 @@
         </w:tc>
         <w:tc>
           <w:tcPr>
-            <w:tcW w:w="3020" w:type="dxa"/>
+            <w:tcW w:w="4254" w:type="dxa"/>
           </w:tcPr>
           <w:p>
             <w:pPr>
@@ -7582,7 +9419,7 @@
         </w:tc>
         <w:tc>
           <w:tcPr>
-            <w:tcW w:w="1096" w:type="dxa"/>
+            <w:tcW w:w="2803" w:type="dxa"/>
           </w:tcPr>
           <w:p>
             <w:pPr>
@@ -7598,7 +9435,7 @@
       <w:tr>
         <w:tc>
           <w:tcPr>
-            <w:tcW w:w="803" w:type="dxa"/>
+            <w:tcW w:w="708" w:type="dxa"/>
           </w:tcPr>
           <w:p>
             <w:pPr>
@@ -7619,7 +9456,7 @@
         </w:tc>
         <w:tc>
           <w:tcPr>
-            <w:tcW w:w="3020" w:type="dxa"/>
+            <w:tcW w:w="4254" w:type="dxa"/>
           </w:tcPr>
           <w:p>
             <w:pPr>
@@ -7691,7 +9528,7 @@
         </w:tc>
         <w:tc>
           <w:tcPr>
-            <w:tcW w:w="1096" w:type="dxa"/>
+            <w:tcW w:w="2803" w:type="dxa"/>
           </w:tcPr>
           <w:p>
             <w:pPr>
@@ -7707,7 +9544,7 @@
       <w:tr>
         <w:tc>
           <w:tcPr>
-            <w:tcW w:w="803" w:type="dxa"/>
+            <w:tcW w:w="708" w:type="dxa"/>
           </w:tcPr>
           <w:p>
             <w:pPr>
@@ -7728,7 +9565,7 @@
         </w:tc>
         <w:tc>
           <w:tcPr>
-            <w:tcW w:w="3020" w:type="dxa"/>
+            <w:tcW w:w="4254" w:type="dxa"/>
           </w:tcPr>
           <w:p>
             <w:pPr>
@@ -7800,7 +9637,7 @@
         </w:tc>
         <w:tc>
           <w:tcPr>
-            <w:tcW w:w="1096" w:type="dxa"/>
+            <w:tcW w:w="2803" w:type="dxa"/>
           </w:tcPr>
           <w:p>
             <w:pPr>
@@ -7816,7 +9653,7 @@
       <w:tr>
         <w:tc>
           <w:tcPr>
-            <w:tcW w:w="803" w:type="dxa"/>
+            <w:tcW w:w="708" w:type="dxa"/>
           </w:tcPr>
           <w:p>
             <w:pPr>
@@ -7837,7 +9674,7 @@
         </w:tc>
         <w:tc>
           <w:tcPr>
-            <w:tcW w:w="3020" w:type="dxa"/>
+            <w:tcW w:w="4254" w:type="dxa"/>
           </w:tcPr>
           <w:p>
             <w:pPr>
@@ -7909,7 +9746,7 @@
         </w:tc>
         <w:tc>
           <w:tcPr>
-            <w:tcW w:w="1096" w:type="dxa"/>
+            <w:tcW w:w="2803" w:type="dxa"/>
           </w:tcPr>
           <w:p>
             <w:pPr>
@@ -7925,7 +9762,7 @@
       <w:tr>
         <w:tc>
           <w:tcPr>
-            <w:tcW w:w="803" w:type="dxa"/>
+            <w:tcW w:w="708" w:type="dxa"/>
           </w:tcPr>
           <w:p>
             <w:pPr>
@@ -7946,7 +9783,7 @@
         </w:tc>
         <w:tc>
           <w:tcPr>
-            <w:tcW w:w="3020" w:type="dxa"/>
+            <w:tcW w:w="4254" w:type="dxa"/>
           </w:tcPr>
           <w:p>
             <w:pPr>
@@ -8018,7 +9855,7 @@
         </w:tc>
         <w:tc>
           <w:tcPr>
-            <w:tcW w:w="1096" w:type="dxa"/>
+            <w:tcW w:w="2803" w:type="dxa"/>
           </w:tcPr>
           <w:p>
             <w:pPr>
@@ -8034,7 +9871,7 @@
       <w:tr>
         <w:tc>
           <w:tcPr>
-            <w:tcW w:w="803" w:type="dxa"/>
+            <w:tcW w:w="708" w:type="dxa"/>
           </w:tcPr>
           <w:p>
             <w:pPr>
@@ -8055,7 +9892,7 @@
         </w:tc>
         <w:tc>
           <w:tcPr>
-            <w:tcW w:w="3020" w:type="dxa"/>
+            <w:tcW w:w="4254" w:type="dxa"/>
           </w:tcPr>
           <w:p>
             <w:pPr>
@@ -8127,7 +9964,7 @@
         </w:tc>
         <w:tc>
           <w:tcPr>
-            <w:tcW w:w="1096" w:type="dxa"/>
+            <w:tcW w:w="2803" w:type="dxa"/>
           </w:tcPr>
           <w:p>
             <w:pPr>
@@ -8143,7 +9980,7 @@
       <w:tr>
         <w:tc>
           <w:tcPr>
-            <w:tcW w:w="803" w:type="dxa"/>
+            <w:tcW w:w="708" w:type="dxa"/>
           </w:tcPr>
           <w:p>
             <w:pPr>
@@ -8164,7 +10001,7 @@
         </w:tc>
         <w:tc>
           <w:tcPr>
-            <w:tcW w:w="3020" w:type="dxa"/>
+            <w:tcW w:w="4254" w:type="dxa"/>
           </w:tcPr>
           <w:p>
             <w:pPr>
@@ -8227,7 +10064,7 @@
         </w:tc>
         <w:tc>
           <w:tcPr>
-            <w:tcW w:w="1096" w:type="dxa"/>
+            <w:tcW w:w="2803" w:type="dxa"/>
           </w:tcPr>
           <w:p>
             <w:pPr>
@@ -8243,7 +10080,7 @@
       <w:tr>
         <w:tc>
           <w:tcPr>
-            <w:tcW w:w="803" w:type="dxa"/>
+            <w:tcW w:w="708" w:type="dxa"/>
           </w:tcPr>
           <w:p>
             <w:pPr>
@@ -8264,7 +10101,7 @@
         </w:tc>
         <w:tc>
           <w:tcPr>
-            <w:tcW w:w="3020" w:type="dxa"/>
+            <w:tcW w:w="4254" w:type="dxa"/>
           </w:tcPr>
           <w:p>
             <w:pPr>
@@ -8327,7 +10164,7 @@
         </w:tc>
         <w:tc>
           <w:tcPr>
-            <w:tcW w:w="1096" w:type="dxa"/>
+            <w:tcW w:w="2803" w:type="dxa"/>
           </w:tcPr>
           <w:p>
             <w:pPr>
@@ -8343,7 +10180,7 @@
       <w:tr>
         <w:tc>
           <w:tcPr>
-            <w:tcW w:w="803" w:type="dxa"/>
+            <w:tcW w:w="708" w:type="dxa"/>
           </w:tcPr>
           <w:p>
             <w:pPr>
@@ -8364,22 +10201,36 @@
         </w:tc>
         <w:tc>
           <w:tcPr>
-            <w:tcW w:w="3020" w:type="dxa"/>
-          </w:tcPr>
-          <w:p>
-            <w:pPr>
-              <w:pStyle w:val="Tabletext"/>
-              <w:rPr>
-                <w:sz w:val="20"/>
-                <w:szCs w:val="20"/>
-              </w:rPr>
-            </w:pPr>
-            <w:r>
-              <w:rPr>
-                <w:sz w:val="20"/>
-                <w:szCs w:val="20"/>
-              </w:rPr>
-              <w:t>Alapeatükk sisaldab vähemalt kaks lõiku</w:t>
+            <w:tcW w:w="4254" w:type="dxa"/>
+          </w:tcPr>
+          <w:p>
+            <w:pPr>
+              <w:pStyle w:val="Tabletext"/>
+              <w:rPr>
+                <w:sz w:val="20"/>
+                <w:szCs w:val="20"/>
+              </w:rPr>
+            </w:pPr>
+            <w:r>
+              <w:rPr>
+                <w:sz w:val="20"/>
+                <w:szCs w:val="20"/>
+              </w:rPr>
+              <w:t xml:space="preserve">Alapeatükk sisaldab vähemalt kaks </w:t>
+            </w:r>
+            <w:r>
+              <w:rPr>
+                <w:sz w:val="20"/>
+                <w:szCs w:val="20"/>
+              </w:rPr>
+              <w:t>lõiku</w:t>
+            </w:r>
+            <w:r>
+              <w:rPr>
+                <w:sz w:val="20"/>
+                <w:szCs w:val="20"/>
+              </w:rPr>
+              <w:t xml:space="preserve"> (ja neist esimene on tekstilõik)</w:t>
             </w:r>
           </w:p>
         </w:tc>
@@ -8427,7 +10278,7 @@
         </w:tc>
         <w:tc>
           <w:tcPr>
-            <w:tcW w:w="1096" w:type="dxa"/>
+            <w:tcW w:w="2803" w:type="dxa"/>
           </w:tcPr>
           <w:p>
             <w:pPr>
@@ -8443,7 +10294,7 @@
       <w:tr>
         <w:tc>
           <w:tcPr>
-            <w:tcW w:w="803" w:type="dxa"/>
+            <w:tcW w:w="708" w:type="dxa"/>
           </w:tcPr>
           <w:p>
             <w:pPr>
@@ -8464,7 +10315,7 @@
         </w:tc>
         <w:tc>
           <w:tcPr>
-            <w:tcW w:w="3020" w:type="dxa"/>
+            <w:tcW w:w="4254" w:type="dxa"/>
           </w:tcPr>
           <w:p>
             <w:pPr>
@@ -8527,7 +10378,7 @@
         </w:tc>
         <w:tc>
           <w:tcPr>
-            <w:tcW w:w="1096" w:type="dxa"/>
+            <w:tcW w:w="2803" w:type="dxa"/>
           </w:tcPr>
           <w:p>
             <w:pPr>
@@ -8543,7 +10394,7 @@
       <w:tr>
         <w:tc>
           <w:tcPr>
-            <w:tcW w:w="803" w:type="dxa"/>
+            <w:tcW w:w="708" w:type="dxa"/>
           </w:tcPr>
           <w:p>
             <w:pPr>
@@ -8564,7 +10415,7 @@
         </w:tc>
         <w:tc>
           <w:tcPr>
-            <w:tcW w:w="3020" w:type="dxa"/>
+            <w:tcW w:w="4254" w:type="dxa"/>
           </w:tcPr>
           <w:p>
             <w:pPr>
@@ -8627,7 +10478,7 @@
         </w:tc>
         <w:tc>
           <w:tcPr>
-            <w:tcW w:w="1096" w:type="dxa"/>
+            <w:tcW w:w="2803" w:type="dxa"/>
           </w:tcPr>
           <w:p>
             <w:pPr>
@@ -8643,7 +10494,7 @@
       <w:tr>
         <w:tc>
           <w:tcPr>
-            <w:tcW w:w="803" w:type="dxa"/>
+            <w:tcW w:w="708" w:type="dxa"/>
           </w:tcPr>
           <w:p>
             <w:pPr>
@@ -8664,7 +10515,7 @@
         </w:tc>
         <w:tc>
           <w:tcPr>
-            <w:tcW w:w="3020" w:type="dxa"/>
+            <w:tcW w:w="4254" w:type="dxa"/>
           </w:tcPr>
           <w:p>
             <w:pPr>
@@ -8727,7 +10578,7 @@
         </w:tc>
         <w:tc>
           <w:tcPr>
-            <w:tcW w:w="1096" w:type="dxa"/>
+            <w:tcW w:w="2803" w:type="dxa"/>
           </w:tcPr>
           <w:p>
             <w:pPr>
@@ -8743,7 +10594,7 @@
       <w:tr>
         <w:tc>
           <w:tcPr>
-            <w:tcW w:w="803" w:type="dxa"/>
+            <w:tcW w:w="708" w:type="dxa"/>
           </w:tcPr>
           <w:p>
             <w:pPr>
@@ -8764,7 +10615,7 @@
         </w:tc>
         <w:tc>
           <w:tcPr>
-            <w:tcW w:w="3020" w:type="dxa"/>
+            <w:tcW w:w="4254" w:type="dxa"/>
           </w:tcPr>
           <w:p>
             <w:pPr>
@@ -8827,7 +10678,7 @@
         </w:tc>
         <w:tc>
           <w:tcPr>
-            <w:tcW w:w="1096" w:type="dxa"/>
+            <w:tcW w:w="2803" w:type="dxa"/>
           </w:tcPr>
           <w:p>
             <w:pPr>
@@ -8843,7 +10694,7 @@
       <w:tr>
         <w:tc>
           <w:tcPr>
-            <w:tcW w:w="803" w:type="dxa"/>
+            <w:tcW w:w="708" w:type="dxa"/>
           </w:tcPr>
           <w:p>
             <w:pPr>
@@ -8864,7 +10715,7 @@
         </w:tc>
         <w:tc>
           <w:tcPr>
-            <w:tcW w:w="3020" w:type="dxa"/>
+            <w:tcW w:w="4254" w:type="dxa"/>
           </w:tcPr>
           <w:p>
             <w:pPr>
@@ -8927,7 +10778,7 @@
         </w:tc>
         <w:tc>
           <w:tcPr>
-            <w:tcW w:w="1096" w:type="dxa"/>
+            <w:tcW w:w="2803" w:type="dxa"/>
           </w:tcPr>
           <w:p>
             <w:pPr>
@@ -8943,7 +10794,7 @@
       <w:tr>
         <w:tc>
           <w:tcPr>
-            <w:tcW w:w="803" w:type="dxa"/>
+            <w:tcW w:w="708" w:type="dxa"/>
           </w:tcPr>
           <w:p>
             <w:pPr>
@@ -8964,7 +10815,7 @@
         </w:tc>
         <w:tc>
           <w:tcPr>
-            <w:tcW w:w="3020" w:type="dxa"/>
+            <w:tcW w:w="4254" w:type="dxa"/>
           </w:tcPr>
           <w:p>
             <w:pPr>
@@ -9027,7 +10878,7 @@
         </w:tc>
         <w:tc>
           <w:tcPr>
-            <w:tcW w:w="1096" w:type="dxa"/>
+            <w:tcW w:w="2803" w:type="dxa"/>
           </w:tcPr>
           <w:p>
             <w:pPr>

--- a/docs/testing-results/comparative-testing-results.docx
+++ b/docs/testing-results/comparative-testing-results.docx
@@ -3840,9 +3840,8 @@
           <w:sz w:val="20"/>
           <w:szCs w:val="20"/>
         </w:rPr>
-        <w:t xml:space="preserve">Tabelisse märgitakse ja võrreldakse erinevate </w:t>
+        <w:t>Tabelisse märgitakse ja võrreldakse erinevate vale</w:t>
       </w:r>
-      <w:proofErr w:type="spellStart"/>
       <w:r>
         <w:rPr>
           <w:i/>
@@ -3850,9 +3849,8 @@
           <w:sz w:val="20"/>
           <w:szCs w:val="20"/>
         </w:rPr>
-        <w:t>valete</w:t>
+        <w:t>d</w:t>
       </w:r>
-      <w:proofErr w:type="spellEnd"/>
       <w:r>
         <w:rPr>
           <w:i/>
@@ -3860,7 +3858,7 @@
           <w:sz w:val="20"/>
           <w:szCs w:val="20"/>
         </w:rPr>
-        <w:t xml:space="preserve"> väärtuste arvu ja väärtuseid endid, kuna rakendus loendab täpsemas mõttes sektsioone ja tekstijookse, kuid eksperdi seisukohalt on mõistlikum vaadelda lehekülgi ja lõike.</w:t>
+        <w:t>e väärtuste arvu ja väärtuseid endid, kuna rakendus loendab täpsemas mõttes sektsioone ja tekstijookse, kuid eksperdi seisukohalt on mõistlikum vaadelda lehekülgi ja lõike.</w:t>
       </w:r>
     </w:p>
     <w:p>
@@ -3881,16 +3879,7 @@
           <w:sz w:val="20"/>
           <w:szCs w:val="20"/>
         </w:rPr>
-        <w:t xml:space="preserve">** </w:t>
-      </w:r>
-      <w:r>
-        <w:rPr>
-          <w:i/>
-          <w:iCs/>
-          <w:sz w:val="20"/>
-          <w:szCs w:val="20"/>
-        </w:rPr>
-        <w:t>Tulemused: tõene negatiivne (TN), tõene positiivne (TP), valenegatiivne (VN), valepositiivne (VP).</w:t>
+        <w:t>** Tulemused: tõene negatiivne (TN), tõene positiivne (TP), valenegatiivne (VN), valepositiivne (VP).</w:t>
       </w:r>
     </w:p>
     <w:p>
@@ -8266,21 +8255,7 @@
                 <w:sz w:val="20"/>
                 <w:szCs w:val="20"/>
               </w:rPr>
-              <w:t>0</w:t>
-            </w:r>
-            <w:r>
-              <w:rPr>
-                <w:sz w:val="20"/>
-                <w:szCs w:val="20"/>
-              </w:rPr>
-              <w:t>7</w:t>
-            </w:r>
-            <w:r>
-              <w:rPr>
-                <w:sz w:val="20"/>
-                <w:szCs w:val="20"/>
-              </w:rPr>
-              <w:t>.05.2026</w:t>
+              <w:t>07.05.2026</w:t>
             </w:r>
           </w:p>
         </w:tc>
@@ -9289,14 +9264,7 @@
                 <w:sz w:val="20"/>
                 <w:szCs w:val="20"/>
               </w:rPr>
-              <w:t>2</w:t>
-            </w:r>
-            <w:r>
-              <w:rPr>
-                <w:sz w:val="20"/>
-                <w:szCs w:val="20"/>
-              </w:rPr>
-              <w:t xml:space="preserve"> (1,25 cm)</w:t>
+              <w:t>2 (1,25 cm)</w:t>
             </w:r>
           </w:p>
         </w:tc>
@@ -9351,7 +9319,7 @@
                 <w:sz w:val="20"/>
                 <w:szCs w:val="20"/>
               </w:rPr>
-              <w:t xml:space="preserve">Viga rakenduse loogikas, rakendus andis vastuseks: </w:t>
+              <w:t>Viga rakenduse loogikas, rakendus andis vastuseks: Leitud 22 viga (2 erinevat väärtust: 1.25cm, 1.25cm)</w:t>
             </w:r>
             <w:r>
               <w:rPr>
@@ -9360,7 +9328,7 @@
                 <w:sz w:val="20"/>
                 <w:szCs w:val="20"/>
               </w:rPr>
-              <w:t>Leitud 22 viga (2 erinevat väärtust: 1.25cm, 1.25cm)</w:t>
+              <w:t xml:space="preserve"> </w:t>
             </w:r>
             <w:r>
               <w:rPr>
@@ -9369,1036 +9337,1009 @@
                 <w:sz w:val="20"/>
                 <w:szCs w:val="20"/>
               </w:rPr>
-              <w:t xml:space="preserve"> </w:t>
-            </w:r>
-            <w:r>
+              <w:t>(vead loendatud sektsioonide kaupa)</w:t>
+            </w:r>
+          </w:p>
+        </w:tc>
+      </w:tr>
+      <w:tr>
+        <w:tc>
+          <w:tcPr>
+            <w:tcW w:w="850" w:type="dxa"/>
+          </w:tcPr>
+          <w:p>
+            <w:pPr>
+              <w:pStyle w:val="Tabletext"/>
+              <w:rPr>
+                <w:sz w:val="20"/>
+                <w:szCs w:val="20"/>
+              </w:rPr>
+            </w:pPr>
+            <w:r>
+              <w:rPr>
+                <w:sz w:val="20"/>
+                <w:szCs w:val="20"/>
+              </w:rPr>
+              <w:t>N-006</w:t>
+            </w:r>
+            <w:r>
+              <w:rPr>
+                <w:sz w:val="20"/>
+                <w:szCs w:val="20"/>
+              </w:rPr>
+              <w:t>*</w:t>
+            </w:r>
+          </w:p>
+        </w:tc>
+        <w:tc>
+          <w:tcPr>
+            <w:tcW w:w="4032" w:type="dxa"/>
+          </w:tcPr>
+          <w:p>
+            <w:pPr>
+              <w:pStyle w:val="Tabletext"/>
+              <w:rPr>
+                <w:sz w:val="20"/>
+                <w:szCs w:val="20"/>
+              </w:rPr>
+            </w:pPr>
+            <w:r>
+              <w:rPr>
+                <w:sz w:val="20"/>
+                <w:szCs w:val="20"/>
+              </w:rPr>
+              <w:t xml:space="preserve">Põhiteksti fondi suurus 12 </w:t>
+            </w:r>
+            <w:proofErr w:type="spellStart"/>
+            <w:r>
+              <w:rPr>
+                <w:sz w:val="20"/>
+                <w:szCs w:val="20"/>
+              </w:rPr>
+              <w:t>pt</w:t>
+            </w:r>
+            <w:proofErr w:type="spellEnd"/>
+          </w:p>
+        </w:tc>
+        <w:tc>
+          <w:tcPr>
+            <w:tcW w:w="1261" w:type="dxa"/>
+          </w:tcPr>
+          <w:p>
+            <w:pPr>
+              <w:pStyle w:val="Tabletext"/>
+              <w:rPr>
+                <w:sz w:val="20"/>
+                <w:szCs w:val="20"/>
+              </w:rPr>
+            </w:pPr>
+            <w:r>
+              <w:rPr>
+                <w:sz w:val="20"/>
+                <w:szCs w:val="20"/>
+              </w:rPr>
+              <w:t>0</w:t>
+            </w:r>
+          </w:p>
+        </w:tc>
+        <w:tc>
+          <w:tcPr>
+            <w:tcW w:w="1307" w:type="dxa"/>
+          </w:tcPr>
+          <w:p>
+            <w:pPr>
+              <w:pStyle w:val="Tabletext"/>
+              <w:rPr>
+                <w:sz w:val="20"/>
+                <w:szCs w:val="20"/>
+              </w:rPr>
+            </w:pPr>
+            <w:r>
+              <w:rPr>
+                <w:sz w:val="20"/>
+                <w:szCs w:val="20"/>
+              </w:rPr>
+              <w:t>0</w:t>
+            </w:r>
+          </w:p>
+        </w:tc>
+        <w:tc>
+          <w:tcPr>
+            <w:tcW w:w="1161" w:type="dxa"/>
+          </w:tcPr>
+          <w:p>
+            <w:pPr>
+              <w:pStyle w:val="Tabletext"/>
+              <w:rPr>
+                <w:sz w:val="20"/>
+                <w:szCs w:val="20"/>
+              </w:rPr>
+            </w:pPr>
+            <w:r>
+              <w:rPr>
+                <w:sz w:val="20"/>
+                <w:szCs w:val="20"/>
+              </w:rPr>
+              <w:t>TN</w:t>
+            </w:r>
+          </w:p>
+        </w:tc>
+        <w:tc>
+          <w:tcPr>
+            <w:tcW w:w="2729" w:type="dxa"/>
+          </w:tcPr>
+          <w:p>
+            <w:pPr>
+              <w:pStyle w:val="Tabletext"/>
+              <w:rPr>
+                <w:sz w:val="20"/>
+                <w:szCs w:val="20"/>
+              </w:rPr>
+            </w:pPr>
+          </w:p>
+        </w:tc>
+      </w:tr>
+      <w:tr>
+        <w:tc>
+          <w:tcPr>
+            <w:tcW w:w="850" w:type="dxa"/>
+          </w:tcPr>
+          <w:p>
+            <w:pPr>
+              <w:pStyle w:val="Tabletext"/>
+              <w:rPr>
+                <w:sz w:val="20"/>
+                <w:szCs w:val="20"/>
+              </w:rPr>
+            </w:pPr>
+            <w:r>
+              <w:rPr>
+                <w:sz w:val="20"/>
+                <w:szCs w:val="20"/>
+              </w:rPr>
+              <w:t>N-007</w:t>
+            </w:r>
+            <w:r>
+              <w:rPr>
+                <w:sz w:val="20"/>
+                <w:szCs w:val="20"/>
+              </w:rPr>
+              <w:t>*</w:t>
+            </w:r>
+          </w:p>
+        </w:tc>
+        <w:tc>
+          <w:tcPr>
+            <w:tcW w:w="4032" w:type="dxa"/>
+          </w:tcPr>
+          <w:p>
+            <w:pPr>
+              <w:pStyle w:val="Tabletext"/>
+              <w:rPr>
+                <w:sz w:val="20"/>
+                <w:szCs w:val="20"/>
+              </w:rPr>
+            </w:pPr>
+            <w:r>
+              <w:rPr>
+                <w:sz w:val="20"/>
+                <w:szCs w:val="20"/>
+              </w:rPr>
+              <w:t xml:space="preserve">I taseme pealkirja fondi suurus 16 </w:t>
+            </w:r>
+            <w:proofErr w:type="spellStart"/>
+            <w:r>
+              <w:rPr>
+                <w:sz w:val="20"/>
+                <w:szCs w:val="20"/>
+              </w:rPr>
+              <w:t>pt</w:t>
+            </w:r>
+            <w:proofErr w:type="spellEnd"/>
+          </w:p>
+        </w:tc>
+        <w:tc>
+          <w:tcPr>
+            <w:tcW w:w="1261" w:type="dxa"/>
+          </w:tcPr>
+          <w:p>
+            <w:pPr>
+              <w:pStyle w:val="Tabletext"/>
+              <w:rPr>
+                <w:sz w:val="20"/>
+                <w:szCs w:val="20"/>
+              </w:rPr>
+            </w:pPr>
+            <w:r>
+              <w:rPr>
+                <w:sz w:val="20"/>
+                <w:szCs w:val="20"/>
+              </w:rPr>
+              <w:t>0</w:t>
+            </w:r>
+          </w:p>
+        </w:tc>
+        <w:tc>
+          <w:tcPr>
+            <w:tcW w:w="1307" w:type="dxa"/>
+          </w:tcPr>
+          <w:p>
+            <w:pPr>
+              <w:pStyle w:val="Tabletext"/>
+              <w:rPr>
+                <w:sz w:val="20"/>
+                <w:szCs w:val="20"/>
+              </w:rPr>
+            </w:pPr>
+            <w:r>
+              <w:rPr>
+                <w:sz w:val="20"/>
+                <w:szCs w:val="20"/>
+              </w:rPr>
+              <w:t>0</w:t>
+            </w:r>
+          </w:p>
+        </w:tc>
+        <w:tc>
+          <w:tcPr>
+            <w:tcW w:w="1161" w:type="dxa"/>
+          </w:tcPr>
+          <w:p>
+            <w:pPr>
+              <w:pStyle w:val="Tabletext"/>
+              <w:rPr>
+                <w:sz w:val="20"/>
+                <w:szCs w:val="20"/>
+              </w:rPr>
+            </w:pPr>
+            <w:r>
+              <w:rPr>
+                <w:sz w:val="20"/>
+                <w:szCs w:val="20"/>
+              </w:rPr>
+              <w:t>TN</w:t>
+            </w:r>
+          </w:p>
+        </w:tc>
+        <w:tc>
+          <w:tcPr>
+            <w:tcW w:w="2729" w:type="dxa"/>
+          </w:tcPr>
+          <w:p>
+            <w:pPr>
+              <w:pStyle w:val="Tabletext"/>
+              <w:rPr>
+                <w:sz w:val="20"/>
+                <w:szCs w:val="20"/>
+              </w:rPr>
+            </w:pPr>
+          </w:p>
+        </w:tc>
+      </w:tr>
+      <w:tr>
+        <w:tc>
+          <w:tcPr>
+            <w:tcW w:w="850" w:type="dxa"/>
+          </w:tcPr>
+          <w:p>
+            <w:pPr>
+              <w:pStyle w:val="Tabletext"/>
+              <w:rPr>
+                <w:sz w:val="20"/>
+                <w:szCs w:val="20"/>
+              </w:rPr>
+            </w:pPr>
+            <w:r>
+              <w:rPr>
+                <w:sz w:val="20"/>
+                <w:szCs w:val="20"/>
+              </w:rPr>
+              <w:t>N-008</w:t>
+            </w:r>
+            <w:r>
+              <w:rPr>
+                <w:sz w:val="20"/>
+                <w:szCs w:val="20"/>
+              </w:rPr>
+              <w:t>*</w:t>
+            </w:r>
+          </w:p>
+        </w:tc>
+        <w:tc>
+          <w:tcPr>
+            <w:tcW w:w="4032" w:type="dxa"/>
+          </w:tcPr>
+          <w:p>
+            <w:pPr>
+              <w:pStyle w:val="Tabletext"/>
+              <w:rPr>
+                <w:sz w:val="20"/>
+                <w:szCs w:val="20"/>
+              </w:rPr>
+            </w:pPr>
+            <w:r>
+              <w:rPr>
+                <w:sz w:val="20"/>
+                <w:szCs w:val="20"/>
+              </w:rPr>
+              <w:t xml:space="preserve">II taseme pealkirja fondi suurus 14 </w:t>
+            </w:r>
+            <w:proofErr w:type="spellStart"/>
+            <w:r>
+              <w:rPr>
+                <w:sz w:val="20"/>
+                <w:szCs w:val="20"/>
+              </w:rPr>
+              <w:t>pt</w:t>
+            </w:r>
+            <w:proofErr w:type="spellEnd"/>
+          </w:p>
+        </w:tc>
+        <w:tc>
+          <w:tcPr>
+            <w:tcW w:w="1261" w:type="dxa"/>
+          </w:tcPr>
+          <w:p>
+            <w:pPr>
+              <w:pStyle w:val="Tabletext"/>
+              <w:rPr>
+                <w:sz w:val="20"/>
+                <w:szCs w:val="20"/>
+              </w:rPr>
+            </w:pPr>
+            <w:r>
+              <w:rPr>
+                <w:sz w:val="20"/>
+                <w:szCs w:val="20"/>
+              </w:rPr>
+              <w:t>0</w:t>
+            </w:r>
+          </w:p>
+        </w:tc>
+        <w:tc>
+          <w:tcPr>
+            <w:tcW w:w="1307" w:type="dxa"/>
+          </w:tcPr>
+          <w:p>
+            <w:pPr>
+              <w:pStyle w:val="Tabletext"/>
+              <w:rPr>
+                <w:sz w:val="20"/>
+                <w:szCs w:val="20"/>
+              </w:rPr>
+            </w:pPr>
+            <w:r>
+              <w:rPr>
+                <w:sz w:val="20"/>
+                <w:szCs w:val="20"/>
+              </w:rPr>
+              <w:t>0</w:t>
+            </w:r>
+          </w:p>
+        </w:tc>
+        <w:tc>
+          <w:tcPr>
+            <w:tcW w:w="1161" w:type="dxa"/>
+          </w:tcPr>
+          <w:p>
+            <w:pPr>
+              <w:pStyle w:val="Tabletext"/>
+              <w:rPr>
+                <w:sz w:val="20"/>
+                <w:szCs w:val="20"/>
+              </w:rPr>
+            </w:pPr>
+            <w:r>
+              <w:rPr>
+                <w:sz w:val="20"/>
+                <w:szCs w:val="20"/>
+              </w:rPr>
+              <w:t>TN</w:t>
+            </w:r>
+          </w:p>
+        </w:tc>
+        <w:tc>
+          <w:tcPr>
+            <w:tcW w:w="2729" w:type="dxa"/>
+          </w:tcPr>
+          <w:p>
+            <w:pPr>
+              <w:pStyle w:val="Tabletext"/>
+              <w:rPr>
+                <w:sz w:val="20"/>
+                <w:szCs w:val="20"/>
+              </w:rPr>
+            </w:pPr>
+          </w:p>
+        </w:tc>
+      </w:tr>
+      <w:tr>
+        <w:tc>
+          <w:tcPr>
+            <w:tcW w:w="850" w:type="dxa"/>
+          </w:tcPr>
+          <w:p>
+            <w:pPr>
+              <w:pStyle w:val="Tabletext"/>
+              <w:rPr>
+                <w:sz w:val="20"/>
+                <w:szCs w:val="20"/>
+              </w:rPr>
+            </w:pPr>
+            <w:r>
+              <w:rPr>
+                <w:sz w:val="20"/>
+                <w:szCs w:val="20"/>
+              </w:rPr>
+              <w:t>N-009</w:t>
+            </w:r>
+            <w:r>
+              <w:rPr>
+                <w:sz w:val="20"/>
+                <w:szCs w:val="20"/>
+              </w:rPr>
+              <w:t>*</w:t>
+            </w:r>
+          </w:p>
+        </w:tc>
+        <w:tc>
+          <w:tcPr>
+            <w:tcW w:w="4032" w:type="dxa"/>
+          </w:tcPr>
+          <w:p>
+            <w:pPr>
+              <w:pStyle w:val="Tabletext"/>
+              <w:rPr>
+                <w:sz w:val="20"/>
+                <w:szCs w:val="20"/>
+              </w:rPr>
+            </w:pPr>
+            <w:r>
+              <w:rPr>
+                <w:sz w:val="20"/>
+                <w:szCs w:val="20"/>
+              </w:rPr>
+              <w:t xml:space="preserve">III taseme pealkirja fondi suurus 12 </w:t>
+            </w:r>
+            <w:proofErr w:type="spellStart"/>
+            <w:r>
+              <w:rPr>
+                <w:sz w:val="20"/>
+                <w:szCs w:val="20"/>
+              </w:rPr>
+              <w:t>pt</w:t>
+            </w:r>
+            <w:proofErr w:type="spellEnd"/>
+          </w:p>
+        </w:tc>
+        <w:tc>
+          <w:tcPr>
+            <w:tcW w:w="1261" w:type="dxa"/>
+          </w:tcPr>
+          <w:p>
+            <w:pPr>
+              <w:pStyle w:val="Tabletext"/>
+              <w:rPr>
+                <w:sz w:val="20"/>
+                <w:szCs w:val="20"/>
+              </w:rPr>
+            </w:pPr>
+            <w:r>
+              <w:rPr>
+                <w:sz w:val="20"/>
+                <w:szCs w:val="20"/>
+              </w:rPr>
+              <w:t>0</w:t>
+            </w:r>
+          </w:p>
+        </w:tc>
+        <w:tc>
+          <w:tcPr>
+            <w:tcW w:w="1307" w:type="dxa"/>
+          </w:tcPr>
+          <w:p>
+            <w:pPr>
+              <w:pStyle w:val="Tabletext"/>
+              <w:rPr>
+                <w:sz w:val="20"/>
+                <w:szCs w:val="20"/>
+              </w:rPr>
+            </w:pPr>
+            <w:r>
+              <w:rPr>
+                <w:sz w:val="20"/>
+                <w:szCs w:val="20"/>
+              </w:rPr>
+              <w:t>0</w:t>
+            </w:r>
+          </w:p>
+        </w:tc>
+        <w:tc>
+          <w:tcPr>
+            <w:tcW w:w="1161" w:type="dxa"/>
+          </w:tcPr>
+          <w:p>
+            <w:pPr>
+              <w:pStyle w:val="Tabletext"/>
+              <w:rPr>
+                <w:sz w:val="20"/>
+                <w:szCs w:val="20"/>
+              </w:rPr>
+            </w:pPr>
+            <w:r>
+              <w:rPr>
+                <w:sz w:val="20"/>
+                <w:szCs w:val="20"/>
+              </w:rPr>
+              <w:t>TN</w:t>
+            </w:r>
+          </w:p>
+        </w:tc>
+        <w:tc>
+          <w:tcPr>
+            <w:tcW w:w="2729" w:type="dxa"/>
+          </w:tcPr>
+          <w:p>
+            <w:pPr>
+              <w:pStyle w:val="Tabletext"/>
+              <w:rPr>
+                <w:sz w:val="20"/>
+                <w:szCs w:val="20"/>
+              </w:rPr>
+            </w:pPr>
+          </w:p>
+        </w:tc>
+      </w:tr>
+      <w:tr>
+        <w:tc>
+          <w:tcPr>
+            <w:tcW w:w="850" w:type="dxa"/>
+          </w:tcPr>
+          <w:p>
+            <w:pPr>
+              <w:pStyle w:val="Tabletext"/>
+              <w:rPr>
+                <w:sz w:val="20"/>
+                <w:szCs w:val="20"/>
+              </w:rPr>
+            </w:pPr>
+            <w:r>
+              <w:rPr>
+                <w:sz w:val="20"/>
+                <w:szCs w:val="20"/>
+              </w:rPr>
+              <w:t>N-010</w:t>
+            </w:r>
+            <w:r>
+              <w:rPr>
+                <w:sz w:val="20"/>
+                <w:szCs w:val="20"/>
+              </w:rPr>
+              <w:t>*</w:t>
+            </w:r>
+          </w:p>
+        </w:tc>
+        <w:tc>
+          <w:tcPr>
+            <w:tcW w:w="4032" w:type="dxa"/>
+          </w:tcPr>
+          <w:p>
+            <w:pPr>
+              <w:pStyle w:val="Tabletext"/>
+              <w:rPr>
+                <w:sz w:val="20"/>
+                <w:szCs w:val="20"/>
+              </w:rPr>
+            </w:pPr>
+            <w:r>
+              <w:rPr>
+                <w:sz w:val="20"/>
+                <w:szCs w:val="20"/>
+              </w:rPr>
+              <w:t xml:space="preserve">Sisukorra teksti fondi suurus 12 </w:t>
+            </w:r>
+            <w:proofErr w:type="spellStart"/>
+            <w:r>
+              <w:rPr>
+                <w:sz w:val="20"/>
+                <w:szCs w:val="20"/>
+              </w:rPr>
+              <w:t>pt</w:t>
+            </w:r>
+            <w:proofErr w:type="spellEnd"/>
+          </w:p>
+        </w:tc>
+        <w:tc>
+          <w:tcPr>
+            <w:tcW w:w="1261" w:type="dxa"/>
+          </w:tcPr>
+          <w:p>
+            <w:pPr>
+              <w:pStyle w:val="Tabletext"/>
+              <w:rPr>
+                <w:sz w:val="20"/>
+                <w:szCs w:val="20"/>
+              </w:rPr>
+            </w:pPr>
+            <w:r>
+              <w:rPr>
+                <w:sz w:val="20"/>
+                <w:szCs w:val="20"/>
+              </w:rPr>
+              <w:t>0</w:t>
+            </w:r>
+          </w:p>
+        </w:tc>
+        <w:tc>
+          <w:tcPr>
+            <w:tcW w:w="1307" w:type="dxa"/>
+          </w:tcPr>
+          <w:p>
+            <w:pPr>
+              <w:pStyle w:val="Tabletext"/>
+              <w:rPr>
+                <w:sz w:val="20"/>
+                <w:szCs w:val="20"/>
+              </w:rPr>
+            </w:pPr>
+            <w:r>
+              <w:rPr>
+                <w:sz w:val="20"/>
+                <w:szCs w:val="20"/>
+              </w:rPr>
+              <w:t>0</w:t>
+            </w:r>
+          </w:p>
+        </w:tc>
+        <w:tc>
+          <w:tcPr>
+            <w:tcW w:w="1161" w:type="dxa"/>
+          </w:tcPr>
+          <w:p>
+            <w:pPr>
+              <w:pStyle w:val="Tabletext"/>
+              <w:rPr>
+                <w:sz w:val="20"/>
+                <w:szCs w:val="20"/>
+              </w:rPr>
+            </w:pPr>
+            <w:r>
+              <w:rPr>
+                <w:sz w:val="20"/>
+                <w:szCs w:val="20"/>
+              </w:rPr>
+              <w:t>TN</w:t>
+            </w:r>
+          </w:p>
+        </w:tc>
+        <w:tc>
+          <w:tcPr>
+            <w:tcW w:w="2729" w:type="dxa"/>
+          </w:tcPr>
+          <w:p>
+            <w:pPr>
+              <w:pStyle w:val="Tabletext"/>
+              <w:rPr>
+                <w:sz w:val="20"/>
+                <w:szCs w:val="20"/>
+              </w:rPr>
+            </w:pPr>
+          </w:p>
+        </w:tc>
+      </w:tr>
+      <w:tr>
+        <w:tc>
+          <w:tcPr>
+            <w:tcW w:w="850" w:type="dxa"/>
+          </w:tcPr>
+          <w:p>
+            <w:pPr>
+              <w:pStyle w:val="Tabletext"/>
+              <w:rPr>
+                <w:sz w:val="20"/>
+                <w:szCs w:val="20"/>
+              </w:rPr>
+            </w:pPr>
+            <w:r>
+              <w:rPr>
+                <w:sz w:val="20"/>
+                <w:szCs w:val="20"/>
+              </w:rPr>
+              <w:t>N-011</w:t>
+            </w:r>
+            <w:r>
+              <w:rPr>
+                <w:sz w:val="20"/>
+                <w:szCs w:val="20"/>
+              </w:rPr>
+              <w:t>*</w:t>
+            </w:r>
+          </w:p>
+        </w:tc>
+        <w:tc>
+          <w:tcPr>
+            <w:tcW w:w="4032" w:type="dxa"/>
+          </w:tcPr>
+          <w:p>
+            <w:pPr>
+              <w:pStyle w:val="Tabletext"/>
+              <w:rPr>
+                <w:sz w:val="20"/>
+                <w:szCs w:val="20"/>
+              </w:rPr>
+            </w:pPr>
+            <w:r>
+              <w:rPr>
+                <w:sz w:val="20"/>
+                <w:szCs w:val="20"/>
+              </w:rPr>
+              <w:t xml:space="preserve">Tabeli/joonise pealkirja fondi suurus 10 </w:t>
+            </w:r>
+            <w:proofErr w:type="spellStart"/>
+            <w:r>
+              <w:rPr>
+                <w:sz w:val="20"/>
+                <w:szCs w:val="20"/>
+              </w:rPr>
+              <w:t>pt</w:t>
+            </w:r>
+            <w:proofErr w:type="spellEnd"/>
+          </w:p>
+        </w:tc>
+        <w:tc>
+          <w:tcPr>
+            <w:tcW w:w="1261" w:type="dxa"/>
+          </w:tcPr>
+          <w:p>
+            <w:pPr>
+              <w:pStyle w:val="Tabletext"/>
+              <w:rPr>
+                <w:sz w:val="20"/>
+                <w:szCs w:val="20"/>
+              </w:rPr>
+            </w:pPr>
+            <w:r>
+              <w:rPr>
+                <w:sz w:val="20"/>
+                <w:szCs w:val="20"/>
+              </w:rPr>
+              <w:t>0</w:t>
+            </w:r>
+          </w:p>
+        </w:tc>
+        <w:tc>
+          <w:tcPr>
+            <w:tcW w:w="1307" w:type="dxa"/>
+          </w:tcPr>
+          <w:p>
+            <w:pPr>
+              <w:pStyle w:val="Tabletext"/>
+              <w:rPr>
+                <w:sz w:val="20"/>
+                <w:szCs w:val="20"/>
+              </w:rPr>
+            </w:pPr>
+            <w:r>
+              <w:rPr>
+                <w:sz w:val="20"/>
+                <w:szCs w:val="20"/>
+              </w:rPr>
+              <w:t>0</w:t>
+            </w:r>
+          </w:p>
+        </w:tc>
+        <w:tc>
+          <w:tcPr>
+            <w:tcW w:w="1161" w:type="dxa"/>
+          </w:tcPr>
+          <w:p>
+            <w:pPr>
+              <w:pStyle w:val="Tabletext"/>
+              <w:rPr>
+                <w:sz w:val="20"/>
+                <w:szCs w:val="20"/>
+              </w:rPr>
+            </w:pPr>
+            <w:r>
+              <w:rPr>
+                <w:sz w:val="20"/>
+                <w:szCs w:val="20"/>
+              </w:rPr>
+              <w:t>TN</w:t>
+            </w:r>
+          </w:p>
+        </w:tc>
+        <w:tc>
+          <w:tcPr>
+            <w:tcW w:w="2729" w:type="dxa"/>
+          </w:tcPr>
+          <w:p>
+            <w:pPr>
+              <w:pStyle w:val="Tabletext"/>
+              <w:rPr>
+                <w:sz w:val="20"/>
+                <w:szCs w:val="20"/>
+              </w:rPr>
+            </w:pPr>
+          </w:p>
+        </w:tc>
+      </w:tr>
+      <w:tr>
+        <w:tc>
+          <w:tcPr>
+            <w:tcW w:w="850" w:type="dxa"/>
+          </w:tcPr>
+          <w:p>
+            <w:pPr>
+              <w:pStyle w:val="Tabletext"/>
+              <w:rPr>
+                <w:sz w:val="20"/>
+                <w:szCs w:val="20"/>
+              </w:rPr>
+            </w:pPr>
+            <w:r>
+              <w:rPr>
+                <w:sz w:val="20"/>
+                <w:szCs w:val="20"/>
+              </w:rPr>
+              <w:t>N-012</w:t>
+            </w:r>
+            <w:r>
+              <w:rPr>
+                <w:sz w:val="20"/>
+                <w:szCs w:val="20"/>
+              </w:rPr>
+              <w:t>*</w:t>
+            </w:r>
+          </w:p>
+        </w:tc>
+        <w:tc>
+          <w:tcPr>
+            <w:tcW w:w="4032" w:type="dxa"/>
+          </w:tcPr>
+          <w:p>
+            <w:pPr>
+              <w:pStyle w:val="Tabletext"/>
+              <w:rPr>
+                <w:sz w:val="20"/>
+                <w:szCs w:val="20"/>
+              </w:rPr>
+            </w:pPr>
+            <w:r>
+              <w:rPr>
+                <w:sz w:val="20"/>
+                <w:szCs w:val="20"/>
+              </w:rPr>
+              <w:t xml:space="preserve">Tabeli teksti fondi suurus 11 </w:t>
+            </w:r>
+            <w:proofErr w:type="spellStart"/>
+            <w:r>
+              <w:rPr>
+                <w:sz w:val="20"/>
+                <w:szCs w:val="20"/>
+              </w:rPr>
+              <w:t>pt</w:t>
+            </w:r>
+            <w:proofErr w:type="spellEnd"/>
+          </w:p>
+        </w:tc>
+        <w:tc>
+          <w:tcPr>
+            <w:tcW w:w="1261" w:type="dxa"/>
+          </w:tcPr>
+          <w:p>
+            <w:pPr>
+              <w:pStyle w:val="Tabletext"/>
+              <w:rPr>
+                <w:sz w:val="20"/>
+                <w:szCs w:val="20"/>
+              </w:rPr>
+            </w:pPr>
+            <w:r>
+              <w:rPr>
+                <w:sz w:val="20"/>
+                <w:szCs w:val="20"/>
+              </w:rPr>
+              <w:t xml:space="preserve">1 (12 </w:t>
+            </w:r>
+            <w:proofErr w:type="spellStart"/>
+            <w:r>
+              <w:rPr>
+                <w:sz w:val="20"/>
+                <w:szCs w:val="20"/>
+              </w:rPr>
+              <w:t>pt</w:t>
+            </w:r>
+            <w:proofErr w:type="spellEnd"/>
+            <w:r>
+              <w:rPr>
+                <w:sz w:val="20"/>
+                <w:szCs w:val="20"/>
+              </w:rPr>
+              <w:t>)</w:t>
+            </w:r>
+          </w:p>
+        </w:tc>
+        <w:tc>
+          <w:tcPr>
+            <w:tcW w:w="1307" w:type="dxa"/>
+          </w:tcPr>
+          <w:p>
+            <w:pPr>
+              <w:pStyle w:val="Tabletext"/>
+              <w:rPr>
+                <w:sz w:val="20"/>
+                <w:szCs w:val="20"/>
+              </w:rPr>
+            </w:pPr>
+            <w:r>
+              <w:rPr>
+                <w:sz w:val="20"/>
+                <w:szCs w:val="20"/>
+              </w:rPr>
+              <w:t xml:space="preserve">1 (12 </w:t>
+            </w:r>
+            <w:proofErr w:type="spellStart"/>
+            <w:r>
+              <w:rPr>
+                <w:sz w:val="20"/>
+                <w:szCs w:val="20"/>
+              </w:rPr>
+              <w:t>pt</w:t>
+            </w:r>
+            <w:proofErr w:type="spellEnd"/>
+            <w:r>
+              <w:rPr>
+                <w:sz w:val="20"/>
+                <w:szCs w:val="20"/>
+              </w:rPr>
+              <w:t>)</w:t>
+            </w:r>
+          </w:p>
+        </w:tc>
+        <w:tc>
+          <w:tcPr>
+            <w:tcW w:w="1161" w:type="dxa"/>
+          </w:tcPr>
+          <w:p>
+            <w:pPr>
+              <w:pStyle w:val="Tabletext"/>
+              <w:rPr>
+                <w:sz w:val="20"/>
+                <w:szCs w:val="20"/>
+              </w:rPr>
+            </w:pPr>
+            <w:r>
+              <w:rPr>
+                <w:sz w:val="20"/>
+                <w:szCs w:val="20"/>
+              </w:rPr>
+              <w:t>TP</w:t>
+            </w:r>
+          </w:p>
+        </w:tc>
+        <w:tc>
+          <w:tcPr>
+            <w:tcW w:w="2729" w:type="dxa"/>
+          </w:tcPr>
+          <w:p>
+            <w:pPr>
+              <w:pStyle w:val="Tabletext"/>
               <w:rPr>
                 <w:i/>
                 <w:iCs/>
                 <w:sz w:val="20"/>
                 <w:szCs w:val="20"/>
               </w:rPr>
-              <w:t>(vead loendatud sektsioonide kaupa)</w:t>
-            </w:r>
-          </w:p>
-        </w:tc>
-      </w:tr>
-      <w:tr>
-        <w:tc>
-          <w:tcPr>
-            <w:tcW w:w="850" w:type="dxa"/>
-          </w:tcPr>
-          <w:p>
-            <w:pPr>
-              <w:pStyle w:val="Tabletext"/>
-              <w:rPr>
-                <w:sz w:val="20"/>
-                <w:szCs w:val="20"/>
-              </w:rPr>
-            </w:pPr>
-            <w:r>
-              <w:rPr>
-                <w:sz w:val="20"/>
-                <w:szCs w:val="20"/>
-              </w:rPr>
-              <w:t>N-006</w:t>
-            </w:r>
-            <w:r>
-              <w:rPr>
-                <w:sz w:val="20"/>
-                <w:szCs w:val="20"/>
-              </w:rPr>
-              <w:t>*</w:t>
-            </w:r>
-          </w:p>
-        </w:tc>
-        <w:tc>
-          <w:tcPr>
-            <w:tcW w:w="4032" w:type="dxa"/>
-          </w:tcPr>
-          <w:p>
-            <w:pPr>
-              <w:pStyle w:val="Tabletext"/>
-              <w:rPr>
-                <w:sz w:val="20"/>
-                <w:szCs w:val="20"/>
-              </w:rPr>
-            </w:pPr>
-            <w:r>
-              <w:rPr>
-                <w:sz w:val="20"/>
-                <w:szCs w:val="20"/>
-              </w:rPr>
-              <w:t xml:space="preserve">Põhiteksti fondi suurus 12 </w:t>
-            </w:r>
-            <w:proofErr w:type="spellStart"/>
-            <w:r>
-              <w:rPr>
-                <w:sz w:val="20"/>
-                <w:szCs w:val="20"/>
-              </w:rPr>
-              <w:t>pt</w:t>
-            </w:r>
-            <w:proofErr w:type="spellEnd"/>
-          </w:p>
-        </w:tc>
-        <w:tc>
-          <w:tcPr>
-            <w:tcW w:w="1261" w:type="dxa"/>
-          </w:tcPr>
-          <w:p>
-            <w:pPr>
-              <w:pStyle w:val="Tabletext"/>
-              <w:rPr>
-                <w:sz w:val="20"/>
-                <w:szCs w:val="20"/>
-              </w:rPr>
-            </w:pPr>
-            <w:r>
-              <w:rPr>
-                <w:sz w:val="20"/>
-                <w:szCs w:val="20"/>
-              </w:rPr>
-              <w:t>0</w:t>
-            </w:r>
-          </w:p>
-        </w:tc>
-        <w:tc>
-          <w:tcPr>
-            <w:tcW w:w="1307" w:type="dxa"/>
-          </w:tcPr>
-          <w:p>
-            <w:pPr>
-              <w:pStyle w:val="Tabletext"/>
-              <w:rPr>
-                <w:sz w:val="20"/>
-                <w:szCs w:val="20"/>
-              </w:rPr>
-            </w:pPr>
-            <w:r>
-              <w:rPr>
-                <w:sz w:val="20"/>
-                <w:szCs w:val="20"/>
-              </w:rPr>
-              <w:t>0</w:t>
-            </w:r>
-          </w:p>
-        </w:tc>
-        <w:tc>
-          <w:tcPr>
-            <w:tcW w:w="1161" w:type="dxa"/>
-          </w:tcPr>
-          <w:p>
-            <w:pPr>
-              <w:pStyle w:val="Tabletext"/>
-              <w:rPr>
-                <w:sz w:val="20"/>
-                <w:szCs w:val="20"/>
-              </w:rPr>
-            </w:pPr>
-            <w:r>
-              <w:rPr>
-                <w:sz w:val="20"/>
-                <w:szCs w:val="20"/>
-              </w:rPr>
-              <w:t>TN</w:t>
-            </w:r>
-          </w:p>
-        </w:tc>
-        <w:tc>
-          <w:tcPr>
-            <w:tcW w:w="2729" w:type="dxa"/>
-          </w:tcPr>
-          <w:p>
-            <w:pPr>
-              <w:pStyle w:val="Tabletext"/>
-              <w:rPr>
-                <w:sz w:val="20"/>
-                <w:szCs w:val="20"/>
-              </w:rPr>
-            </w:pPr>
-          </w:p>
-        </w:tc>
-      </w:tr>
-      <w:tr>
-        <w:tc>
-          <w:tcPr>
-            <w:tcW w:w="850" w:type="dxa"/>
-          </w:tcPr>
-          <w:p>
-            <w:pPr>
-              <w:pStyle w:val="Tabletext"/>
-              <w:rPr>
-                <w:sz w:val="20"/>
-                <w:szCs w:val="20"/>
-              </w:rPr>
-            </w:pPr>
-            <w:r>
-              <w:rPr>
-                <w:sz w:val="20"/>
-                <w:szCs w:val="20"/>
-              </w:rPr>
-              <w:t>N-007</w:t>
-            </w:r>
-            <w:r>
-              <w:rPr>
-                <w:sz w:val="20"/>
-                <w:szCs w:val="20"/>
-              </w:rPr>
-              <w:t>*</w:t>
-            </w:r>
-          </w:p>
-        </w:tc>
-        <w:tc>
-          <w:tcPr>
-            <w:tcW w:w="4032" w:type="dxa"/>
-          </w:tcPr>
-          <w:p>
-            <w:pPr>
-              <w:pStyle w:val="Tabletext"/>
-              <w:rPr>
-                <w:sz w:val="20"/>
-                <w:szCs w:val="20"/>
-              </w:rPr>
-            </w:pPr>
-            <w:r>
-              <w:rPr>
-                <w:sz w:val="20"/>
-                <w:szCs w:val="20"/>
-              </w:rPr>
-              <w:t xml:space="preserve">I taseme pealkirja fondi suurus 16 </w:t>
-            </w:r>
-            <w:proofErr w:type="spellStart"/>
-            <w:r>
-              <w:rPr>
-                <w:sz w:val="20"/>
-                <w:szCs w:val="20"/>
-              </w:rPr>
-              <w:t>pt</w:t>
-            </w:r>
-            <w:proofErr w:type="spellEnd"/>
-          </w:p>
-        </w:tc>
-        <w:tc>
-          <w:tcPr>
-            <w:tcW w:w="1261" w:type="dxa"/>
-          </w:tcPr>
-          <w:p>
-            <w:pPr>
-              <w:pStyle w:val="Tabletext"/>
-              <w:rPr>
-                <w:sz w:val="20"/>
-                <w:szCs w:val="20"/>
-              </w:rPr>
-            </w:pPr>
-            <w:r>
-              <w:rPr>
-                <w:sz w:val="20"/>
-                <w:szCs w:val="20"/>
-              </w:rPr>
-              <w:t>0</w:t>
-            </w:r>
-          </w:p>
-        </w:tc>
-        <w:tc>
-          <w:tcPr>
-            <w:tcW w:w="1307" w:type="dxa"/>
-          </w:tcPr>
-          <w:p>
-            <w:pPr>
-              <w:pStyle w:val="Tabletext"/>
-              <w:rPr>
-                <w:sz w:val="20"/>
-                <w:szCs w:val="20"/>
-              </w:rPr>
-            </w:pPr>
-            <w:r>
-              <w:rPr>
-                <w:sz w:val="20"/>
-                <w:szCs w:val="20"/>
-              </w:rPr>
-              <w:t>0</w:t>
-            </w:r>
-          </w:p>
-        </w:tc>
-        <w:tc>
-          <w:tcPr>
-            <w:tcW w:w="1161" w:type="dxa"/>
-          </w:tcPr>
-          <w:p>
-            <w:pPr>
-              <w:pStyle w:val="Tabletext"/>
-              <w:rPr>
-                <w:sz w:val="20"/>
-                <w:szCs w:val="20"/>
-              </w:rPr>
-            </w:pPr>
-            <w:r>
-              <w:rPr>
-                <w:sz w:val="20"/>
-                <w:szCs w:val="20"/>
-              </w:rPr>
-              <w:t>TN</w:t>
-            </w:r>
-          </w:p>
-        </w:tc>
-        <w:tc>
-          <w:tcPr>
-            <w:tcW w:w="2729" w:type="dxa"/>
-          </w:tcPr>
-          <w:p>
-            <w:pPr>
-              <w:pStyle w:val="Tabletext"/>
-              <w:rPr>
-                <w:sz w:val="20"/>
-                <w:szCs w:val="20"/>
-              </w:rPr>
-            </w:pPr>
-          </w:p>
-        </w:tc>
-      </w:tr>
-      <w:tr>
-        <w:tc>
-          <w:tcPr>
-            <w:tcW w:w="850" w:type="dxa"/>
-          </w:tcPr>
-          <w:p>
-            <w:pPr>
-              <w:pStyle w:val="Tabletext"/>
-              <w:rPr>
-                <w:sz w:val="20"/>
-                <w:szCs w:val="20"/>
-              </w:rPr>
-            </w:pPr>
-            <w:r>
-              <w:rPr>
-                <w:sz w:val="20"/>
-                <w:szCs w:val="20"/>
-              </w:rPr>
-              <w:t>N-008</w:t>
-            </w:r>
-            <w:r>
-              <w:rPr>
-                <w:sz w:val="20"/>
-                <w:szCs w:val="20"/>
-              </w:rPr>
-              <w:t>*</w:t>
-            </w:r>
-          </w:p>
-        </w:tc>
-        <w:tc>
-          <w:tcPr>
-            <w:tcW w:w="4032" w:type="dxa"/>
-          </w:tcPr>
-          <w:p>
-            <w:pPr>
-              <w:pStyle w:val="Tabletext"/>
-              <w:rPr>
-                <w:sz w:val="20"/>
-                <w:szCs w:val="20"/>
-              </w:rPr>
-            </w:pPr>
-            <w:r>
-              <w:rPr>
-                <w:sz w:val="20"/>
-                <w:szCs w:val="20"/>
-              </w:rPr>
-              <w:t xml:space="preserve">II taseme pealkirja fondi suurus 14 </w:t>
-            </w:r>
-            <w:proofErr w:type="spellStart"/>
-            <w:r>
-              <w:rPr>
-                <w:sz w:val="20"/>
-                <w:szCs w:val="20"/>
-              </w:rPr>
-              <w:t>pt</w:t>
-            </w:r>
-            <w:proofErr w:type="spellEnd"/>
-          </w:p>
-        </w:tc>
-        <w:tc>
-          <w:tcPr>
-            <w:tcW w:w="1261" w:type="dxa"/>
-          </w:tcPr>
-          <w:p>
-            <w:pPr>
-              <w:pStyle w:val="Tabletext"/>
-              <w:rPr>
-                <w:sz w:val="20"/>
-                <w:szCs w:val="20"/>
-              </w:rPr>
-            </w:pPr>
-            <w:r>
-              <w:rPr>
-                <w:sz w:val="20"/>
-                <w:szCs w:val="20"/>
-              </w:rPr>
-              <w:t>0</w:t>
-            </w:r>
-          </w:p>
-        </w:tc>
-        <w:tc>
-          <w:tcPr>
-            <w:tcW w:w="1307" w:type="dxa"/>
-          </w:tcPr>
-          <w:p>
-            <w:pPr>
-              <w:pStyle w:val="Tabletext"/>
-              <w:rPr>
-                <w:sz w:val="20"/>
-                <w:szCs w:val="20"/>
-              </w:rPr>
-            </w:pPr>
-            <w:r>
-              <w:rPr>
-                <w:sz w:val="20"/>
-                <w:szCs w:val="20"/>
-              </w:rPr>
-              <w:t>0</w:t>
-            </w:r>
-          </w:p>
-        </w:tc>
-        <w:tc>
-          <w:tcPr>
-            <w:tcW w:w="1161" w:type="dxa"/>
-          </w:tcPr>
-          <w:p>
-            <w:pPr>
-              <w:pStyle w:val="Tabletext"/>
-              <w:rPr>
-                <w:sz w:val="20"/>
-                <w:szCs w:val="20"/>
-              </w:rPr>
-            </w:pPr>
-            <w:r>
-              <w:rPr>
-                <w:sz w:val="20"/>
-                <w:szCs w:val="20"/>
-              </w:rPr>
-              <w:t>TN</w:t>
-            </w:r>
-          </w:p>
-        </w:tc>
-        <w:tc>
-          <w:tcPr>
-            <w:tcW w:w="2729" w:type="dxa"/>
-          </w:tcPr>
-          <w:p>
-            <w:pPr>
-              <w:pStyle w:val="Tabletext"/>
-              <w:rPr>
-                <w:sz w:val="20"/>
-                <w:szCs w:val="20"/>
-              </w:rPr>
-            </w:pPr>
-          </w:p>
-        </w:tc>
-      </w:tr>
-      <w:tr>
-        <w:tc>
-          <w:tcPr>
-            <w:tcW w:w="850" w:type="dxa"/>
-          </w:tcPr>
-          <w:p>
-            <w:pPr>
-              <w:pStyle w:val="Tabletext"/>
-              <w:rPr>
-                <w:sz w:val="20"/>
-                <w:szCs w:val="20"/>
-              </w:rPr>
-            </w:pPr>
-            <w:r>
-              <w:rPr>
-                <w:sz w:val="20"/>
-                <w:szCs w:val="20"/>
-              </w:rPr>
-              <w:t>N-009</w:t>
-            </w:r>
-            <w:r>
-              <w:rPr>
-                <w:sz w:val="20"/>
-                <w:szCs w:val="20"/>
-              </w:rPr>
-              <w:t>*</w:t>
-            </w:r>
-          </w:p>
-        </w:tc>
-        <w:tc>
-          <w:tcPr>
-            <w:tcW w:w="4032" w:type="dxa"/>
-          </w:tcPr>
-          <w:p>
-            <w:pPr>
-              <w:pStyle w:val="Tabletext"/>
-              <w:rPr>
-                <w:sz w:val="20"/>
-                <w:szCs w:val="20"/>
-              </w:rPr>
-            </w:pPr>
-            <w:r>
-              <w:rPr>
-                <w:sz w:val="20"/>
-                <w:szCs w:val="20"/>
-              </w:rPr>
-              <w:t xml:space="preserve">III taseme pealkirja fondi suurus 12 </w:t>
-            </w:r>
-            <w:proofErr w:type="spellStart"/>
-            <w:r>
-              <w:rPr>
-                <w:sz w:val="20"/>
-                <w:szCs w:val="20"/>
-              </w:rPr>
-              <w:t>pt</w:t>
-            </w:r>
-            <w:proofErr w:type="spellEnd"/>
-          </w:p>
-        </w:tc>
-        <w:tc>
-          <w:tcPr>
-            <w:tcW w:w="1261" w:type="dxa"/>
-          </w:tcPr>
-          <w:p>
-            <w:pPr>
-              <w:pStyle w:val="Tabletext"/>
-              <w:rPr>
-                <w:sz w:val="20"/>
-                <w:szCs w:val="20"/>
-              </w:rPr>
-            </w:pPr>
-            <w:r>
-              <w:rPr>
-                <w:sz w:val="20"/>
-                <w:szCs w:val="20"/>
-              </w:rPr>
-              <w:t>0</w:t>
-            </w:r>
-          </w:p>
-        </w:tc>
-        <w:tc>
-          <w:tcPr>
-            <w:tcW w:w="1307" w:type="dxa"/>
-          </w:tcPr>
-          <w:p>
-            <w:pPr>
-              <w:pStyle w:val="Tabletext"/>
-              <w:rPr>
-                <w:sz w:val="20"/>
-                <w:szCs w:val="20"/>
-              </w:rPr>
-            </w:pPr>
-            <w:r>
-              <w:rPr>
-                <w:sz w:val="20"/>
-                <w:szCs w:val="20"/>
-              </w:rPr>
-              <w:t>0</w:t>
-            </w:r>
-          </w:p>
-        </w:tc>
-        <w:tc>
-          <w:tcPr>
-            <w:tcW w:w="1161" w:type="dxa"/>
-          </w:tcPr>
-          <w:p>
-            <w:pPr>
-              <w:pStyle w:val="Tabletext"/>
-              <w:rPr>
-                <w:sz w:val="20"/>
-                <w:szCs w:val="20"/>
-              </w:rPr>
-            </w:pPr>
-            <w:r>
-              <w:rPr>
-                <w:sz w:val="20"/>
-                <w:szCs w:val="20"/>
-              </w:rPr>
-              <w:t>TN</w:t>
-            </w:r>
-          </w:p>
-        </w:tc>
-        <w:tc>
-          <w:tcPr>
-            <w:tcW w:w="2729" w:type="dxa"/>
-          </w:tcPr>
-          <w:p>
-            <w:pPr>
-              <w:pStyle w:val="Tabletext"/>
-              <w:rPr>
-                <w:sz w:val="20"/>
-                <w:szCs w:val="20"/>
-              </w:rPr>
-            </w:pPr>
-          </w:p>
-        </w:tc>
-      </w:tr>
-      <w:tr>
-        <w:tc>
-          <w:tcPr>
-            <w:tcW w:w="850" w:type="dxa"/>
-          </w:tcPr>
-          <w:p>
-            <w:pPr>
-              <w:pStyle w:val="Tabletext"/>
-              <w:rPr>
-                <w:sz w:val="20"/>
-                <w:szCs w:val="20"/>
-              </w:rPr>
-            </w:pPr>
-            <w:r>
-              <w:rPr>
-                <w:sz w:val="20"/>
-                <w:szCs w:val="20"/>
-              </w:rPr>
-              <w:t>N-010</w:t>
-            </w:r>
-            <w:r>
-              <w:rPr>
-                <w:sz w:val="20"/>
-                <w:szCs w:val="20"/>
-              </w:rPr>
-              <w:t>*</w:t>
-            </w:r>
-          </w:p>
-        </w:tc>
-        <w:tc>
-          <w:tcPr>
-            <w:tcW w:w="4032" w:type="dxa"/>
-          </w:tcPr>
-          <w:p>
-            <w:pPr>
-              <w:pStyle w:val="Tabletext"/>
-              <w:rPr>
-                <w:sz w:val="20"/>
-                <w:szCs w:val="20"/>
-              </w:rPr>
-            </w:pPr>
-            <w:r>
-              <w:rPr>
-                <w:sz w:val="20"/>
-                <w:szCs w:val="20"/>
-              </w:rPr>
-              <w:t xml:space="preserve">Sisukorra teksti fondi suurus 12 </w:t>
-            </w:r>
-            <w:proofErr w:type="spellStart"/>
-            <w:r>
-              <w:rPr>
-                <w:sz w:val="20"/>
-                <w:szCs w:val="20"/>
-              </w:rPr>
-              <w:t>pt</w:t>
-            </w:r>
-            <w:proofErr w:type="spellEnd"/>
-          </w:p>
-        </w:tc>
-        <w:tc>
-          <w:tcPr>
-            <w:tcW w:w="1261" w:type="dxa"/>
-          </w:tcPr>
-          <w:p>
-            <w:pPr>
-              <w:pStyle w:val="Tabletext"/>
-              <w:rPr>
-                <w:sz w:val="20"/>
-                <w:szCs w:val="20"/>
-              </w:rPr>
-            </w:pPr>
-            <w:r>
-              <w:rPr>
-                <w:sz w:val="20"/>
-                <w:szCs w:val="20"/>
-              </w:rPr>
-              <w:t>0</w:t>
-            </w:r>
-          </w:p>
-        </w:tc>
-        <w:tc>
-          <w:tcPr>
-            <w:tcW w:w="1307" w:type="dxa"/>
-          </w:tcPr>
-          <w:p>
-            <w:pPr>
-              <w:pStyle w:val="Tabletext"/>
-              <w:rPr>
-                <w:sz w:val="20"/>
-                <w:szCs w:val="20"/>
-              </w:rPr>
-            </w:pPr>
-            <w:r>
-              <w:rPr>
-                <w:sz w:val="20"/>
-                <w:szCs w:val="20"/>
-              </w:rPr>
-              <w:t>0</w:t>
-            </w:r>
-          </w:p>
-        </w:tc>
-        <w:tc>
-          <w:tcPr>
-            <w:tcW w:w="1161" w:type="dxa"/>
-          </w:tcPr>
-          <w:p>
-            <w:pPr>
-              <w:pStyle w:val="Tabletext"/>
-              <w:rPr>
-                <w:sz w:val="20"/>
-                <w:szCs w:val="20"/>
-              </w:rPr>
-            </w:pPr>
-            <w:r>
-              <w:rPr>
-                <w:sz w:val="20"/>
-                <w:szCs w:val="20"/>
-              </w:rPr>
-              <w:t>TN</w:t>
-            </w:r>
-          </w:p>
-        </w:tc>
-        <w:tc>
-          <w:tcPr>
-            <w:tcW w:w="2729" w:type="dxa"/>
-          </w:tcPr>
-          <w:p>
-            <w:pPr>
-              <w:pStyle w:val="Tabletext"/>
-              <w:rPr>
-                <w:sz w:val="20"/>
-                <w:szCs w:val="20"/>
-              </w:rPr>
-            </w:pPr>
-          </w:p>
-        </w:tc>
-      </w:tr>
-      <w:tr>
-        <w:tc>
-          <w:tcPr>
-            <w:tcW w:w="850" w:type="dxa"/>
-          </w:tcPr>
-          <w:p>
-            <w:pPr>
-              <w:pStyle w:val="Tabletext"/>
-              <w:rPr>
-                <w:sz w:val="20"/>
-                <w:szCs w:val="20"/>
-              </w:rPr>
-            </w:pPr>
-            <w:r>
-              <w:rPr>
-                <w:sz w:val="20"/>
-                <w:szCs w:val="20"/>
-              </w:rPr>
-              <w:t>N-011</w:t>
-            </w:r>
-            <w:r>
-              <w:rPr>
-                <w:sz w:val="20"/>
-                <w:szCs w:val="20"/>
-              </w:rPr>
-              <w:t>*</w:t>
-            </w:r>
-          </w:p>
-        </w:tc>
-        <w:tc>
-          <w:tcPr>
-            <w:tcW w:w="4032" w:type="dxa"/>
-          </w:tcPr>
-          <w:p>
-            <w:pPr>
-              <w:pStyle w:val="Tabletext"/>
-              <w:rPr>
-                <w:sz w:val="20"/>
-                <w:szCs w:val="20"/>
-              </w:rPr>
-            </w:pPr>
-            <w:r>
-              <w:rPr>
-                <w:sz w:val="20"/>
-                <w:szCs w:val="20"/>
-              </w:rPr>
-              <w:t xml:space="preserve">Tabeli/joonise pealkirja fondi suurus 10 </w:t>
-            </w:r>
-            <w:proofErr w:type="spellStart"/>
-            <w:r>
-              <w:rPr>
-                <w:sz w:val="20"/>
-                <w:szCs w:val="20"/>
-              </w:rPr>
-              <w:t>pt</w:t>
-            </w:r>
-            <w:proofErr w:type="spellEnd"/>
-          </w:p>
-        </w:tc>
-        <w:tc>
-          <w:tcPr>
-            <w:tcW w:w="1261" w:type="dxa"/>
-          </w:tcPr>
-          <w:p>
-            <w:pPr>
-              <w:pStyle w:val="Tabletext"/>
-              <w:rPr>
-                <w:sz w:val="20"/>
-                <w:szCs w:val="20"/>
-              </w:rPr>
-            </w:pPr>
-            <w:r>
-              <w:rPr>
-                <w:sz w:val="20"/>
-                <w:szCs w:val="20"/>
-              </w:rPr>
-              <w:t>0</w:t>
-            </w:r>
-          </w:p>
-        </w:tc>
-        <w:tc>
-          <w:tcPr>
-            <w:tcW w:w="1307" w:type="dxa"/>
-          </w:tcPr>
-          <w:p>
-            <w:pPr>
-              <w:pStyle w:val="Tabletext"/>
-              <w:rPr>
-                <w:sz w:val="20"/>
-                <w:szCs w:val="20"/>
-              </w:rPr>
-            </w:pPr>
-            <w:r>
-              <w:rPr>
-                <w:sz w:val="20"/>
-                <w:szCs w:val="20"/>
-              </w:rPr>
-              <w:t>0</w:t>
-            </w:r>
-          </w:p>
-        </w:tc>
-        <w:tc>
-          <w:tcPr>
-            <w:tcW w:w="1161" w:type="dxa"/>
-          </w:tcPr>
-          <w:p>
-            <w:pPr>
-              <w:pStyle w:val="Tabletext"/>
-              <w:rPr>
-                <w:sz w:val="20"/>
-                <w:szCs w:val="20"/>
-              </w:rPr>
-            </w:pPr>
-            <w:r>
-              <w:rPr>
-                <w:sz w:val="20"/>
-                <w:szCs w:val="20"/>
-              </w:rPr>
-              <w:t>TN</w:t>
-            </w:r>
-          </w:p>
-        </w:tc>
-        <w:tc>
-          <w:tcPr>
-            <w:tcW w:w="2729" w:type="dxa"/>
-          </w:tcPr>
-          <w:p>
-            <w:pPr>
-              <w:pStyle w:val="Tabletext"/>
-              <w:rPr>
-                <w:sz w:val="20"/>
-                <w:szCs w:val="20"/>
-              </w:rPr>
-            </w:pPr>
-          </w:p>
-        </w:tc>
-      </w:tr>
-      <w:tr>
-        <w:tc>
-          <w:tcPr>
-            <w:tcW w:w="850" w:type="dxa"/>
-          </w:tcPr>
-          <w:p>
-            <w:pPr>
-              <w:pStyle w:val="Tabletext"/>
-              <w:rPr>
-                <w:sz w:val="20"/>
-                <w:szCs w:val="20"/>
-              </w:rPr>
-            </w:pPr>
-            <w:r>
-              <w:rPr>
-                <w:sz w:val="20"/>
-                <w:szCs w:val="20"/>
-              </w:rPr>
-              <w:t>N-012</w:t>
-            </w:r>
-            <w:r>
-              <w:rPr>
-                <w:sz w:val="20"/>
-                <w:szCs w:val="20"/>
-              </w:rPr>
-              <w:t>*</w:t>
-            </w:r>
-          </w:p>
-        </w:tc>
-        <w:tc>
-          <w:tcPr>
-            <w:tcW w:w="4032" w:type="dxa"/>
-          </w:tcPr>
-          <w:p>
-            <w:pPr>
-              <w:pStyle w:val="Tabletext"/>
-              <w:rPr>
-                <w:sz w:val="20"/>
-                <w:szCs w:val="20"/>
-              </w:rPr>
-            </w:pPr>
-            <w:r>
-              <w:rPr>
-                <w:sz w:val="20"/>
-                <w:szCs w:val="20"/>
-              </w:rPr>
-              <w:t xml:space="preserve">Tabeli teksti fondi suurus 11 </w:t>
-            </w:r>
-            <w:proofErr w:type="spellStart"/>
-            <w:r>
-              <w:rPr>
-                <w:sz w:val="20"/>
-                <w:szCs w:val="20"/>
-              </w:rPr>
-              <w:t>pt</w:t>
-            </w:r>
-            <w:proofErr w:type="spellEnd"/>
-          </w:p>
-        </w:tc>
-        <w:tc>
-          <w:tcPr>
-            <w:tcW w:w="1261" w:type="dxa"/>
-          </w:tcPr>
-          <w:p>
-            <w:pPr>
-              <w:pStyle w:val="Tabletext"/>
-              <w:rPr>
-                <w:sz w:val="20"/>
-                <w:szCs w:val="20"/>
-              </w:rPr>
-            </w:pPr>
-            <w:r>
-              <w:rPr>
-                <w:sz w:val="20"/>
-                <w:szCs w:val="20"/>
-              </w:rPr>
-              <w:t xml:space="preserve">1 (12 </w:t>
-            </w:r>
-            <w:proofErr w:type="spellStart"/>
-            <w:r>
-              <w:rPr>
-                <w:sz w:val="20"/>
-                <w:szCs w:val="20"/>
-              </w:rPr>
-              <w:t>pt</w:t>
-            </w:r>
-            <w:proofErr w:type="spellEnd"/>
-            <w:r>
-              <w:rPr>
-                <w:sz w:val="20"/>
-                <w:szCs w:val="20"/>
-              </w:rPr>
-              <w:t>)</w:t>
-            </w:r>
-          </w:p>
-        </w:tc>
-        <w:tc>
-          <w:tcPr>
-            <w:tcW w:w="1307" w:type="dxa"/>
-          </w:tcPr>
-          <w:p>
-            <w:pPr>
-              <w:pStyle w:val="Tabletext"/>
-              <w:rPr>
-                <w:sz w:val="20"/>
-                <w:szCs w:val="20"/>
-              </w:rPr>
-            </w:pPr>
-            <w:r>
-              <w:rPr>
-                <w:sz w:val="20"/>
-                <w:szCs w:val="20"/>
-              </w:rPr>
-              <w:t xml:space="preserve">1 (12 </w:t>
-            </w:r>
-            <w:proofErr w:type="spellStart"/>
-            <w:r>
-              <w:rPr>
-                <w:sz w:val="20"/>
-                <w:szCs w:val="20"/>
-              </w:rPr>
-              <w:t>pt</w:t>
-            </w:r>
-            <w:proofErr w:type="spellEnd"/>
-            <w:r>
-              <w:rPr>
-                <w:sz w:val="20"/>
-                <w:szCs w:val="20"/>
-              </w:rPr>
-              <w:t>)</w:t>
-            </w:r>
-          </w:p>
-        </w:tc>
-        <w:tc>
-          <w:tcPr>
-            <w:tcW w:w="1161" w:type="dxa"/>
-          </w:tcPr>
-          <w:p>
-            <w:pPr>
-              <w:pStyle w:val="Tabletext"/>
-              <w:rPr>
-                <w:sz w:val="20"/>
-                <w:szCs w:val="20"/>
-              </w:rPr>
-            </w:pPr>
-            <w:r>
-              <w:rPr>
-                <w:sz w:val="20"/>
-                <w:szCs w:val="20"/>
-              </w:rPr>
-              <w:t>TP</w:t>
-            </w:r>
-          </w:p>
-        </w:tc>
-        <w:tc>
-          <w:tcPr>
-            <w:tcW w:w="2729" w:type="dxa"/>
-          </w:tcPr>
-          <w:p>
-            <w:pPr>
-              <w:pStyle w:val="Tabletext"/>
+            </w:pPr>
+            <w:r>
               <w:rPr>
                 <w:i/>
                 <w:iCs/>
                 <w:sz w:val="20"/>
                 <w:szCs w:val="20"/>
               </w:rPr>
-            </w:pPr>
-            <w:r>
-              <w:rPr>
-                <w:i/>
-                <w:iCs/>
-                <w:sz w:val="20"/>
-                <w:szCs w:val="20"/>
-              </w:rPr>
-              <w:t>Viga k</w:t>
-            </w:r>
-            <w:r>
-              <w:rPr>
-                <w:i/>
-                <w:iCs/>
-                <w:sz w:val="20"/>
-                <w:szCs w:val="20"/>
-              </w:rPr>
-              <w:t>asutatud kirjandus</w:t>
-            </w:r>
-            <w:r>
-              <w:rPr>
-                <w:i/>
-                <w:iCs/>
-                <w:sz w:val="20"/>
-                <w:szCs w:val="20"/>
-              </w:rPr>
-              <w:t>e tabelis</w:t>
+              <w:t>Viga kasutatud kirjanduse tabelis</w:t>
             </w:r>
           </w:p>
         </w:tc>
@@ -11761,14 +11702,7 @@
                 <w:sz w:val="20"/>
                 <w:szCs w:val="20"/>
               </w:rPr>
-              <w:t xml:space="preserve">Reaalne lõputöö dokument </w:t>
-            </w:r>
-            <w:r>
-              <w:rPr>
-                <w:sz w:val="20"/>
-                <w:szCs w:val="20"/>
-              </w:rPr>
-              <w:t>2</w:t>
+              <w:t>Reaalne lõputöö dokument 2</w:t>
             </w:r>
           </w:p>
         </w:tc>
@@ -12912,14 +12846,7 @@
                 <w:sz w:val="20"/>
                 <w:szCs w:val="20"/>
               </w:rPr>
-              <w:t>2</w:t>
-            </w:r>
-            <w:r>
-              <w:rPr>
-                <w:sz w:val="20"/>
-                <w:szCs w:val="20"/>
-              </w:rPr>
-              <w:t xml:space="preserve"> (1,25 cm)</w:t>
+              <w:t>2 (1,25 cm)</w:t>
             </w:r>
           </w:p>
         </w:tc>
@@ -13906,16 +13833,187 @@
                 <w:sz w:val="20"/>
                 <w:szCs w:val="20"/>
               </w:rPr>
-              <w:t xml:space="preserve"> </w:t>
-            </w:r>
-            <w:r>
+              <w:t xml:space="preserve"> Vea põhjuse tuvastamine nõuab täiendavat uurimist.</w:t>
+            </w:r>
+          </w:p>
+        </w:tc>
+      </w:tr>
+      <w:tr>
+        <w:tc>
+          <w:tcPr>
+            <w:tcW w:w="850" w:type="dxa"/>
+          </w:tcPr>
+          <w:p>
+            <w:pPr>
+              <w:pStyle w:val="Tabletext"/>
+              <w:rPr>
+                <w:sz w:val="20"/>
+                <w:szCs w:val="20"/>
+              </w:rPr>
+            </w:pPr>
+            <w:r>
+              <w:rPr>
+                <w:sz w:val="20"/>
+                <w:szCs w:val="20"/>
+              </w:rPr>
+              <w:t>N-012</w:t>
+            </w:r>
+            <w:r>
+              <w:rPr>
+                <w:sz w:val="20"/>
+                <w:szCs w:val="20"/>
+              </w:rPr>
+              <w:t>*</w:t>
+            </w:r>
+          </w:p>
+        </w:tc>
+        <w:tc>
+          <w:tcPr>
+            <w:tcW w:w="4027" w:type="dxa"/>
+          </w:tcPr>
+          <w:p>
+            <w:pPr>
+              <w:pStyle w:val="Tabletext"/>
+              <w:rPr>
+                <w:sz w:val="20"/>
+                <w:szCs w:val="20"/>
+              </w:rPr>
+            </w:pPr>
+            <w:r>
+              <w:rPr>
+                <w:sz w:val="20"/>
+                <w:szCs w:val="20"/>
+              </w:rPr>
+              <w:t xml:space="preserve">Tabeli teksti fondi suurus 11 </w:t>
+            </w:r>
+            <w:proofErr w:type="spellStart"/>
+            <w:r>
+              <w:rPr>
+                <w:sz w:val="20"/>
+                <w:szCs w:val="20"/>
+              </w:rPr>
+              <w:t>pt</w:t>
+            </w:r>
+            <w:proofErr w:type="spellEnd"/>
+          </w:p>
+        </w:tc>
+        <w:tc>
+          <w:tcPr>
+            <w:tcW w:w="1261" w:type="dxa"/>
+          </w:tcPr>
+          <w:p>
+            <w:pPr>
+              <w:pStyle w:val="Tabletext"/>
+              <w:rPr>
+                <w:sz w:val="20"/>
+                <w:szCs w:val="20"/>
+              </w:rPr>
+            </w:pPr>
+            <w:r>
+              <w:rPr>
+                <w:sz w:val="20"/>
+                <w:szCs w:val="20"/>
+              </w:rPr>
+              <w:t xml:space="preserve">1 (12 </w:t>
+            </w:r>
+            <w:proofErr w:type="spellStart"/>
+            <w:r>
+              <w:rPr>
+                <w:sz w:val="20"/>
+                <w:szCs w:val="20"/>
+              </w:rPr>
+              <w:t>pt</w:t>
+            </w:r>
+            <w:proofErr w:type="spellEnd"/>
+            <w:r>
+              <w:rPr>
+                <w:sz w:val="20"/>
+                <w:szCs w:val="20"/>
+              </w:rPr>
+              <w:t>)</w:t>
+            </w:r>
+          </w:p>
+        </w:tc>
+        <w:tc>
+          <w:tcPr>
+            <w:tcW w:w="1306" w:type="dxa"/>
+          </w:tcPr>
+          <w:p>
+            <w:pPr>
+              <w:pStyle w:val="Tabletext"/>
+              <w:rPr>
+                <w:sz w:val="20"/>
+                <w:szCs w:val="20"/>
+              </w:rPr>
+            </w:pPr>
+            <w:r>
+              <w:rPr>
+                <w:sz w:val="20"/>
+                <w:szCs w:val="20"/>
+              </w:rPr>
+              <w:t xml:space="preserve">1 (12 </w:t>
+            </w:r>
+            <w:proofErr w:type="spellStart"/>
+            <w:r>
+              <w:rPr>
+                <w:sz w:val="20"/>
+                <w:szCs w:val="20"/>
+              </w:rPr>
+              <w:t>pt</w:t>
+            </w:r>
+            <w:proofErr w:type="spellEnd"/>
+            <w:r>
+              <w:rPr>
+                <w:sz w:val="20"/>
+                <w:szCs w:val="20"/>
+              </w:rPr>
+              <w:t>)</w:t>
+            </w:r>
+          </w:p>
+        </w:tc>
+        <w:tc>
+          <w:tcPr>
+            <w:tcW w:w="1161" w:type="dxa"/>
+          </w:tcPr>
+          <w:p>
+            <w:pPr>
+              <w:pStyle w:val="Tabletext"/>
+              <w:rPr>
+                <w:sz w:val="20"/>
+                <w:szCs w:val="20"/>
+              </w:rPr>
+            </w:pPr>
+            <w:r>
+              <w:rPr>
+                <w:sz w:val="20"/>
+                <w:szCs w:val="20"/>
+              </w:rPr>
+              <w:t>TP</w:t>
+            </w:r>
+          </w:p>
+        </w:tc>
+        <w:tc>
+          <w:tcPr>
+            <w:tcW w:w="2735" w:type="dxa"/>
+          </w:tcPr>
+          <w:p>
+            <w:pPr>
+              <w:pStyle w:val="Tabletext"/>
               <w:rPr>
                 <w:i/>
                 <w:iCs/>
                 <w:sz w:val="20"/>
                 <w:szCs w:val="20"/>
               </w:rPr>
-              <w:t>Vea põhjuse tuvastamine nõuab täiendavat uurimist.</w:t>
+            </w:pPr>
+            <w:r>
+              <w:rPr>
+                <w:i/>
+                <w:iCs/>
+                <w:sz w:val="20"/>
+                <w:szCs w:val="20"/>
+              </w:rPr>
+              <w:t>Viga osades tabeliruutudes</w:t>
             </w:r>
           </w:p>
         </w:tc>
@@ -13938,7 +14036,7 @@
                 <w:sz w:val="20"/>
                 <w:szCs w:val="20"/>
               </w:rPr>
-              <w:t>N-012</w:t>
+              <w:t>N-013</w:t>
             </w:r>
             <w:r>
               <w:rPr>
@@ -13966,7 +14064,7 @@
                 <w:sz w:val="20"/>
                 <w:szCs w:val="20"/>
               </w:rPr>
-              <w:t xml:space="preserve">Tabeli teksti fondi suurus 11 </w:t>
+              <w:t xml:space="preserve">Programmikoodi fondi suurus 10 </w:t>
             </w:r>
             <w:proofErr w:type="spellStart"/>
             <w:r>
@@ -13996,23 +14094,7 @@
                 <w:sz w:val="20"/>
                 <w:szCs w:val="20"/>
               </w:rPr>
-              <w:t xml:space="preserve">1 (12 </w:t>
-            </w:r>
-            <w:proofErr w:type="spellStart"/>
-            <w:r>
-              <w:rPr>
-                <w:sz w:val="20"/>
-                <w:szCs w:val="20"/>
-              </w:rPr>
-              <w:t>pt</w:t>
-            </w:r>
-            <w:proofErr w:type="spellEnd"/>
-            <w:r>
-              <w:rPr>
-                <w:sz w:val="20"/>
-                <w:szCs w:val="20"/>
-              </w:rPr>
-              <w:t>)</w:t>
+              <w:t>0</w:t>
             </w:r>
           </w:p>
         </w:tc>
@@ -14033,23 +14115,7 @@
                 <w:sz w:val="20"/>
                 <w:szCs w:val="20"/>
               </w:rPr>
-              <w:t xml:space="preserve">1 (12 </w:t>
-            </w:r>
-            <w:proofErr w:type="spellStart"/>
-            <w:r>
-              <w:rPr>
-                <w:sz w:val="20"/>
-                <w:szCs w:val="20"/>
-              </w:rPr>
-              <w:t>pt</w:t>
-            </w:r>
-            <w:proofErr w:type="spellEnd"/>
-            <w:r>
-              <w:rPr>
-                <w:sz w:val="20"/>
-                <w:szCs w:val="20"/>
-              </w:rPr>
-              <w:t>)</w:t>
+              <w:t>0</w:t>
             </w:r>
           </w:p>
         </w:tc>
@@ -14070,7 +14136,263 @@
                 <w:sz w:val="20"/>
                 <w:szCs w:val="20"/>
               </w:rPr>
-              <w:t>TP</w:t>
+              <w:t>TN</w:t>
+            </w:r>
+          </w:p>
+        </w:tc>
+        <w:tc>
+          <w:tcPr>
+            <w:tcW w:w="2735" w:type="dxa"/>
+          </w:tcPr>
+          <w:p>
+            <w:pPr>
+              <w:pStyle w:val="Tabletext"/>
+              <w:rPr>
+                <w:sz w:val="20"/>
+                <w:szCs w:val="20"/>
+              </w:rPr>
+            </w:pPr>
+          </w:p>
+        </w:tc>
+      </w:tr>
+      <w:tr>
+        <w:tc>
+          <w:tcPr>
+            <w:tcW w:w="850" w:type="dxa"/>
+          </w:tcPr>
+          <w:p>
+            <w:pPr>
+              <w:pStyle w:val="Tabletext"/>
+              <w:rPr>
+                <w:sz w:val="20"/>
+                <w:szCs w:val="20"/>
+              </w:rPr>
+            </w:pPr>
+            <w:r>
+              <w:rPr>
+                <w:sz w:val="20"/>
+                <w:szCs w:val="20"/>
+              </w:rPr>
+              <w:t>B-001</w:t>
+            </w:r>
+            <w:r>
+              <w:rPr>
+                <w:sz w:val="20"/>
+                <w:szCs w:val="20"/>
+              </w:rPr>
+              <w:t>*</w:t>
+            </w:r>
+          </w:p>
+        </w:tc>
+        <w:tc>
+          <w:tcPr>
+            <w:tcW w:w="4027" w:type="dxa"/>
+          </w:tcPr>
+          <w:p>
+            <w:pPr>
+              <w:pStyle w:val="Tabletext"/>
+              <w:rPr>
+                <w:sz w:val="20"/>
+                <w:szCs w:val="20"/>
+              </w:rPr>
+            </w:pPr>
+            <w:r>
+              <w:rPr>
+                <w:sz w:val="20"/>
+                <w:szCs w:val="20"/>
+              </w:rPr>
+              <w:t>I taseme pealkiri on rasvane</w:t>
+            </w:r>
+          </w:p>
+        </w:tc>
+        <w:tc>
+          <w:tcPr>
+            <w:tcW w:w="1261" w:type="dxa"/>
+          </w:tcPr>
+          <w:p>
+            <w:pPr>
+              <w:pStyle w:val="Tabletext"/>
+              <w:rPr>
+                <w:sz w:val="20"/>
+                <w:szCs w:val="20"/>
+              </w:rPr>
+            </w:pPr>
+            <w:r>
+              <w:rPr>
+                <w:sz w:val="20"/>
+                <w:szCs w:val="20"/>
+              </w:rPr>
+              <w:t>0</w:t>
+            </w:r>
+          </w:p>
+        </w:tc>
+        <w:tc>
+          <w:tcPr>
+            <w:tcW w:w="1306" w:type="dxa"/>
+          </w:tcPr>
+          <w:p>
+            <w:pPr>
+              <w:pStyle w:val="Tabletext"/>
+              <w:rPr>
+                <w:sz w:val="20"/>
+                <w:szCs w:val="20"/>
+              </w:rPr>
+            </w:pPr>
+            <w:r>
+              <w:rPr>
+                <w:sz w:val="20"/>
+                <w:szCs w:val="20"/>
+              </w:rPr>
+              <w:t>0</w:t>
+            </w:r>
+          </w:p>
+        </w:tc>
+        <w:tc>
+          <w:tcPr>
+            <w:tcW w:w="1161" w:type="dxa"/>
+          </w:tcPr>
+          <w:p>
+            <w:pPr>
+              <w:pStyle w:val="Tabletext"/>
+              <w:rPr>
+                <w:sz w:val="20"/>
+                <w:szCs w:val="20"/>
+              </w:rPr>
+            </w:pPr>
+            <w:r>
+              <w:rPr>
+                <w:sz w:val="20"/>
+                <w:szCs w:val="20"/>
+              </w:rPr>
+              <w:t>TN</w:t>
+            </w:r>
+          </w:p>
+        </w:tc>
+        <w:tc>
+          <w:tcPr>
+            <w:tcW w:w="2735" w:type="dxa"/>
+          </w:tcPr>
+          <w:p>
+            <w:pPr>
+              <w:pStyle w:val="Tabletext"/>
+              <w:rPr>
+                <w:sz w:val="20"/>
+                <w:szCs w:val="20"/>
+              </w:rPr>
+            </w:pPr>
+          </w:p>
+        </w:tc>
+      </w:tr>
+      <w:tr>
+        <w:tc>
+          <w:tcPr>
+            <w:tcW w:w="850" w:type="dxa"/>
+          </w:tcPr>
+          <w:p>
+            <w:pPr>
+              <w:pStyle w:val="Tabletext"/>
+              <w:rPr>
+                <w:sz w:val="20"/>
+                <w:szCs w:val="20"/>
+              </w:rPr>
+            </w:pPr>
+            <w:r>
+              <w:rPr>
+                <w:sz w:val="20"/>
+                <w:szCs w:val="20"/>
+              </w:rPr>
+              <w:t>E-001</w:t>
+            </w:r>
+            <w:r>
+              <w:rPr>
+                <w:sz w:val="20"/>
+                <w:szCs w:val="20"/>
+              </w:rPr>
+              <w:t>*</w:t>
+            </w:r>
+          </w:p>
+        </w:tc>
+        <w:tc>
+          <w:tcPr>
+            <w:tcW w:w="4027" w:type="dxa"/>
+          </w:tcPr>
+          <w:p>
+            <w:pPr>
+              <w:pStyle w:val="Tabletext"/>
+              <w:rPr>
+                <w:sz w:val="20"/>
+                <w:szCs w:val="20"/>
+              </w:rPr>
+            </w:pPr>
+            <w:r>
+              <w:rPr>
+                <w:sz w:val="20"/>
+                <w:szCs w:val="20"/>
+              </w:rPr>
+              <w:t>Põhiteksti joondus on rööpjoondus</w:t>
+            </w:r>
+          </w:p>
+        </w:tc>
+        <w:tc>
+          <w:tcPr>
+            <w:tcW w:w="1261" w:type="dxa"/>
+          </w:tcPr>
+          <w:p>
+            <w:pPr>
+              <w:pStyle w:val="Tabletext"/>
+              <w:rPr>
+                <w:sz w:val="20"/>
+                <w:szCs w:val="20"/>
+              </w:rPr>
+            </w:pPr>
+            <w:r>
+              <w:rPr>
+                <w:sz w:val="20"/>
+                <w:szCs w:val="20"/>
+              </w:rPr>
+              <w:t>0</w:t>
+            </w:r>
+          </w:p>
+        </w:tc>
+        <w:tc>
+          <w:tcPr>
+            <w:tcW w:w="1306" w:type="dxa"/>
+          </w:tcPr>
+          <w:p>
+            <w:pPr>
+              <w:pStyle w:val="Tabletext"/>
+              <w:rPr>
+                <w:sz w:val="20"/>
+                <w:szCs w:val="20"/>
+              </w:rPr>
+            </w:pPr>
+            <w:r>
+              <w:rPr>
+                <w:sz w:val="20"/>
+                <w:szCs w:val="20"/>
+              </w:rPr>
+              <w:t>1</w:t>
+            </w:r>
+          </w:p>
+        </w:tc>
+        <w:tc>
+          <w:tcPr>
+            <w:tcW w:w="1161" w:type="dxa"/>
+          </w:tcPr>
+          <w:p>
+            <w:pPr>
+              <w:pStyle w:val="Tabletext"/>
+              <w:rPr>
+                <w:sz w:val="20"/>
+                <w:szCs w:val="20"/>
+              </w:rPr>
+            </w:pPr>
+            <w:r>
+              <w:rPr>
+                <w:sz w:val="20"/>
+                <w:szCs w:val="20"/>
+              </w:rPr>
+              <w:t>VP</w:t>
             </w:r>
           </w:p>
         </w:tc>
@@ -14095,7 +14417,7 @@
                 <w:sz w:val="20"/>
                 <w:szCs w:val="20"/>
               </w:rPr>
-              <w:t>Viga osades tabeliruutudes</w:t>
+              <w:t>Vea põhjuse tuvastamine nõuab täiendavat uurimist.</w:t>
             </w:r>
           </w:p>
         </w:tc>
@@ -14118,14 +14440,7 @@
                 <w:sz w:val="20"/>
                 <w:szCs w:val="20"/>
               </w:rPr>
-              <w:t>N-013</w:t>
-            </w:r>
-            <w:r>
-              <w:rPr>
-                <w:sz w:val="20"/>
-                <w:szCs w:val="20"/>
-              </w:rPr>
-              <w:t>*</w:t>
+              <w:t>C-001</w:t>
             </w:r>
           </w:p>
         </w:tc>
@@ -14146,17 +14461,15 @@
                 <w:sz w:val="20"/>
                 <w:szCs w:val="20"/>
               </w:rPr>
-              <w:t xml:space="preserve">Programmikoodi fondi suurus 10 </w:t>
-            </w:r>
-            <w:proofErr w:type="spellStart"/>
-            <w:r>
-              <w:rPr>
-                <w:sz w:val="20"/>
-                <w:szCs w:val="20"/>
-              </w:rPr>
-              <w:t>pt</w:t>
-            </w:r>
-            <w:proofErr w:type="spellEnd"/>
+              <w:t>Alapeatükk sisaldab vähemalt kaks lõiku</w:t>
+            </w:r>
+            <w:r>
+              <w:rPr>
+                <w:sz w:val="20"/>
+                <w:szCs w:val="20"/>
+              </w:rPr>
+              <w:t xml:space="preserve"> (ja neist esimene on tekstilõik)</w:t>
+            </w:r>
           </w:p>
         </w:tc>
         <w:tc>
@@ -14176,7 +14489,7 @@
                 <w:sz w:val="20"/>
                 <w:szCs w:val="20"/>
               </w:rPr>
-              <w:t>0</w:t>
+              <w:t>3</w:t>
             </w:r>
           </w:p>
         </w:tc>
@@ -14197,7 +14510,7 @@
                 <w:sz w:val="20"/>
                 <w:szCs w:val="20"/>
               </w:rPr>
-              <w:t>0</w:t>
+              <w:t>5</w:t>
             </w:r>
           </w:p>
         </w:tc>
@@ -14218,7 +14531,7 @@
                 <w:sz w:val="20"/>
                 <w:szCs w:val="20"/>
               </w:rPr>
-              <w:t>TN</w:t>
+              <w:t>TP, VP</w:t>
             </w:r>
           </w:p>
         </w:tc>
@@ -14230,10 +14543,30 @@
             <w:pPr>
               <w:pStyle w:val="Tabletext"/>
               <w:rPr>
-                <w:sz w:val="20"/>
-                <w:szCs w:val="20"/>
-              </w:rPr>
-            </w:pPr>
+                <w:i/>
+                <w:iCs/>
+                <w:sz w:val="20"/>
+                <w:szCs w:val="20"/>
+              </w:rPr>
+            </w:pPr>
+            <w:r>
+              <w:rPr>
+                <w:i/>
+                <w:iCs/>
+                <w:sz w:val="20"/>
+                <w:szCs w:val="20"/>
+              </w:rPr>
+              <w:t>Rakendus ei arvesta loendit eraldi tekstilõigun</w:t>
+            </w:r>
+            <w:r>
+              <w:rPr>
+                <w:i/>
+                <w:iCs/>
+                <w:sz w:val="20"/>
+                <w:szCs w:val="20"/>
+              </w:rPr>
+              <w:t>a</w:t>
+            </w:r>
           </w:p>
         </w:tc>
       </w:tr>
@@ -14255,14 +14588,7 @@
                 <w:sz w:val="20"/>
                 <w:szCs w:val="20"/>
               </w:rPr>
-              <w:t>B-001</w:t>
-            </w:r>
-            <w:r>
-              <w:rPr>
-                <w:sz w:val="20"/>
-                <w:szCs w:val="20"/>
-              </w:rPr>
-              <w:t>*</w:t>
+              <w:t>C-002</w:t>
             </w:r>
           </w:p>
         </w:tc>
@@ -14283,7 +14609,7 @@
                 <w:sz w:val="20"/>
                 <w:szCs w:val="20"/>
               </w:rPr>
-              <w:t>I taseme pealkiri on rasvane</w:t>
+              <w:t>Bakalaureusetöö põhiosa maht 25-35 lk</w:t>
             </w:r>
           </w:p>
         </w:tc>
@@ -14304,7 +14630,7 @@
                 <w:sz w:val="20"/>
                 <w:szCs w:val="20"/>
               </w:rPr>
-              <w:t>0</w:t>
+              <w:t>1 (40 lk)</w:t>
             </w:r>
           </w:p>
         </w:tc>
@@ -14325,7 +14651,7 @@
                 <w:sz w:val="20"/>
                 <w:szCs w:val="20"/>
               </w:rPr>
-              <w:t>0</w:t>
+              <w:t>1 (48 lk)</w:t>
             </w:r>
           </w:p>
         </w:tc>
@@ -14346,7 +14672,7 @@
                 <w:sz w:val="20"/>
                 <w:szCs w:val="20"/>
               </w:rPr>
-              <w:t>TN</w:t>
+              <w:t>TP, VP</w:t>
             </w:r>
           </w:p>
         </w:tc>
@@ -14358,10 +14684,21 @@
             <w:pPr>
               <w:pStyle w:val="Tabletext"/>
               <w:rPr>
-                <w:sz w:val="20"/>
-                <w:szCs w:val="20"/>
-              </w:rPr>
-            </w:pPr>
+                <w:i/>
+                <w:iCs/>
+                <w:sz w:val="20"/>
+                <w:szCs w:val="20"/>
+              </w:rPr>
+            </w:pPr>
+            <w:r>
+              <w:rPr>
+                <w:i/>
+                <w:iCs/>
+                <w:sz w:val="20"/>
+                <w:szCs w:val="20"/>
+              </w:rPr>
+              <w:t>Erinevus tuleneb O-001 veast</w:t>
+            </w:r>
           </w:p>
         </w:tc>
       </w:tr>
@@ -14383,14 +14720,7 @@
                 <w:sz w:val="20"/>
                 <w:szCs w:val="20"/>
               </w:rPr>
-              <w:t>E-001</w:t>
-            </w:r>
-            <w:r>
-              <w:rPr>
-                <w:sz w:val="20"/>
-                <w:szCs w:val="20"/>
-              </w:rPr>
-              <w:t>*</w:t>
+              <w:t>C-003</w:t>
             </w:r>
           </w:p>
         </w:tc>
@@ -14411,7 +14741,7 @@
                 <w:sz w:val="20"/>
                 <w:szCs w:val="20"/>
               </w:rPr>
-              <w:t>Põhiteksti joondus on rööpjoondus</w:t>
+              <w:t>Magistritöö põhiosa maht 30-60 lk</w:t>
             </w:r>
           </w:p>
         </w:tc>
@@ -14432,6 +14762,127 @@
                 <w:sz w:val="20"/>
                 <w:szCs w:val="20"/>
               </w:rPr>
+              <w:t>Ei kehti</w:t>
+            </w:r>
+          </w:p>
+        </w:tc>
+        <w:tc>
+          <w:tcPr>
+            <w:tcW w:w="1306" w:type="dxa"/>
+          </w:tcPr>
+          <w:p>
+            <w:pPr>
+              <w:pStyle w:val="Tabletext"/>
+              <w:rPr>
+                <w:sz w:val="20"/>
+                <w:szCs w:val="20"/>
+              </w:rPr>
+            </w:pPr>
+            <w:r>
+              <w:rPr>
+                <w:sz w:val="20"/>
+                <w:szCs w:val="20"/>
+              </w:rPr>
+              <w:t>Ei kehti</w:t>
+            </w:r>
+          </w:p>
+        </w:tc>
+        <w:tc>
+          <w:tcPr>
+            <w:tcW w:w="1161" w:type="dxa"/>
+          </w:tcPr>
+          <w:p>
+            <w:pPr>
+              <w:pStyle w:val="Tabletext"/>
+              <w:rPr>
+                <w:sz w:val="20"/>
+                <w:szCs w:val="20"/>
+              </w:rPr>
+            </w:pPr>
+            <w:r>
+              <w:rPr>
+                <w:sz w:val="20"/>
+                <w:szCs w:val="20"/>
+              </w:rPr>
+              <w:t>TN</w:t>
+            </w:r>
+          </w:p>
+        </w:tc>
+        <w:tc>
+          <w:tcPr>
+            <w:tcW w:w="2735" w:type="dxa"/>
+          </w:tcPr>
+          <w:p>
+            <w:pPr>
+              <w:pStyle w:val="Tabletext"/>
+              <w:rPr>
+                <w:sz w:val="20"/>
+                <w:szCs w:val="20"/>
+              </w:rPr>
+            </w:pPr>
+          </w:p>
+        </w:tc>
+      </w:tr>
+      <w:tr>
+        <w:tc>
+          <w:tcPr>
+            <w:tcW w:w="850" w:type="dxa"/>
+          </w:tcPr>
+          <w:p>
+            <w:pPr>
+              <w:pStyle w:val="Tabletext"/>
+              <w:rPr>
+                <w:sz w:val="20"/>
+                <w:szCs w:val="20"/>
+              </w:rPr>
+            </w:pPr>
+            <w:r>
+              <w:rPr>
+                <w:sz w:val="20"/>
+                <w:szCs w:val="20"/>
+              </w:rPr>
+              <w:t>O-001</w:t>
+            </w:r>
+          </w:p>
+        </w:tc>
+        <w:tc>
+          <w:tcPr>
+            <w:tcW w:w="4027" w:type="dxa"/>
+          </w:tcPr>
+          <w:p>
+            <w:pPr>
+              <w:pStyle w:val="Tabletext"/>
+              <w:rPr>
+                <w:sz w:val="20"/>
+                <w:szCs w:val="20"/>
+              </w:rPr>
+            </w:pPr>
+            <w:r>
+              <w:rPr>
+                <w:sz w:val="20"/>
+                <w:szCs w:val="20"/>
+              </w:rPr>
+              <w:t>Lõputöö osade järjekord on korrektne</w:t>
+            </w:r>
+          </w:p>
+        </w:tc>
+        <w:tc>
+          <w:tcPr>
+            <w:tcW w:w="1261" w:type="dxa"/>
+          </w:tcPr>
+          <w:p>
+            <w:pPr>
+              <w:pStyle w:val="Tabletext"/>
+              <w:rPr>
+                <w:sz w:val="20"/>
+                <w:szCs w:val="20"/>
+              </w:rPr>
+            </w:pPr>
+            <w:r>
+              <w:rPr>
+                <w:sz w:val="20"/>
+                <w:szCs w:val="20"/>
+              </w:rPr>
               <w:t>0</w:t>
             </w:r>
           </w:p>
@@ -14453,7 +14904,7 @@
                 <w:sz w:val="20"/>
                 <w:szCs w:val="20"/>
               </w:rPr>
-              <w:t>1</w:t>
+              <w:t>1 (esineb vigu)</w:t>
             </w:r>
           </w:p>
         </w:tc>
@@ -14499,7 +14950,17 @@
                 <w:sz w:val="20"/>
                 <w:szCs w:val="20"/>
               </w:rPr>
-              <w:t>Vea leidmiseks tuleks koos dokumendiga rakendust siluda</w:t>
+              <w:t>Rakenduse veateade:</w:t>
+            </w:r>
+            <w:r>
+              <w:rPr>
+                <w:i/>
+                <w:iCs/>
+                <w:sz w:val="20"/>
+                <w:szCs w:val="20"/>
+              </w:rPr>
+              <w:br/>
+              <w:t>Puuduvad kohustuslikud osad: Kasutatud kirjandus</w:t>
             </w:r>
           </w:p>
         </w:tc>
@@ -14522,7 +14983,7 @@
                 <w:sz w:val="20"/>
                 <w:szCs w:val="20"/>
               </w:rPr>
-              <w:t>C-001</w:t>
+              <w:t>X-001</w:t>
             </w:r>
           </w:p>
         </w:tc>
@@ -14543,14 +15004,7 @@
                 <w:sz w:val="20"/>
                 <w:szCs w:val="20"/>
               </w:rPr>
-              <w:t>Alapeatükk sisaldab vähemalt kaks lõiku</w:t>
-            </w:r>
-            <w:r>
-              <w:rPr>
-                <w:sz w:val="20"/>
-                <w:szCs w:val="20"/>
-              </w:rPr>
-              <w:t xml:space="preserve"> (ja neist esimene on tekstilõik)</w:t>
+              <w:t>Lühendite ja mõistete sõnastiku terminid esinevad põhitekstis</w:t>
             </w:r>
           </w:p>
         </w:tc>
@@ -14571,7 +15025,7 @@
                 <w:sz w:val="20"/>
                 <w:szCs w:val="20"/>
               </w:rPr>
-              <w:t>3</w:t>
+              <w:t>0</w:t>
             </w:r>
           </w:p>
         </w:tc>
@@ -14592,7 +15046,7 @@
                 <w:sz w:val="20"/>
                 <w:szCs w:val="20"/>
               </w:rPr>
-              <w:t>5</w:t>
+              <w:t>11</w:t>
             </w:r>
           </w:p>
         </w:tc>
@@ -14613,7 +15067,7 @@
                 <w:sz w:val="20"/>
                 <w:szCs w:val="20"/>
               </w:rPr>
-              <w:t>TP, VP</w:t>
+              <w:t>VP</w:t>
             </w:r>
           </w:p>
         </w:tc>
@@ -14624,22 +15078,264 @@
           <w:p>
             <w:pPr>
               <w:pStyle w:val="Tabletext"/>
+              <w:rPr>
+                <w:sz w:val="20"/>
+                <w:szCs w:val="20"/>
+              </w:rPr>
+            </w:pPr>
+            <w:r>
               <w:rPr>
                 <w:i/>
                 <w:iCs/>
                 <w:sz w:val="20"/>
                 <w:szCs w:val="20"/>
               </w:rPr>
-            </w:pPr>
-            <w:r>
+              <w:t>Rakendus ei tuvasta käänatud sõnavorme</w:t>
+            </w:r>
+          </w:p>
+        </w:tc>
+      </w:tr>
+      <w:tr>
+        <w:tc>
+          <w:tcPr>
+            <w:tcW w:w="850" w:type="dxa"/>
+          </w:tcPr>
+          <w:p>
+            <w:pPr>
+              <w:pStyle w:val="Tabletext"/>
+              <w:rPr>
+                <w:sz w:val="20"/>
+                <w:szCs w:val="20"/>
+              </w:rPr>
+            </w:pPr>
+            <w:r>
+              <w:rPr>
+                <w:sz w:val="20"/>
+                <w:szCs w:val="20"/>
+              </w:rPr>
+              <w:t>L-001</w:t>
+            </w:r>
+          </w:p>
+        </w:tc>
+        <w:tc>
+          <w:tcPr>
+            <w:tcW w:w="4027" w:type="dxa"/>
+          </w:tcPr>
+          <w:p>
+            <w:pPr>
+              <w:pStyle w:val="Tabletext"/>
+              <w:rPr>
+                <w:sz w:val="20"/>
+                <w:szCs w:val="20"/>
+              </w:rPr>
+            </w:pPr>
+            <w:r>
+              <w:rPr>
+                <w:sz w:val="20"/>
+                <w:szCs w:val="20"/>
+              </w:rPr>
+              <w:t>Peamine lühikokkuvõte on eesti keeles</w:t>
+            </w:r>
+          </w:p>
+        </w:tc>
+        <w:tc>
+          <w:tcPr>
+            <w:tcW w:w="1261" w:type="dxa"/>
+          </w:tcPr>
+          <w:p>
+            <w:pPr>
+              <w:pStyle w:val="Tabletext"/>
+              <w:rPr>
+                <w:sz w:val="20"/>
+                <w:szCs w:val="20"/>
+              </w:rPr>
+            </w:pPr>
+            <w:r>
+              <w:rPr>
+                <w:sz w:val="20"/>
+                <w:szCs w:val="20"/>
+              </w:rPr>
+              <w:t>0</w:t>
+            </w:r>
+          </w:p>
+        </w:tc>
+        <w:tc>
+          <w:tcPr>
+            <w:tcW w:w="1306" w:type="dxa"/>
+          </w:tcPr>
+          <w:p>
+            <w:pPr>
+              <w:pStyle w:val="Tabletext"/>
+              <w:rPr>
+                <w:sz w:val="20"/>
+                <w:szCs w:val="20"/>
+              </w:rPr>
+            </w:pPr>
+            <w:r>
+              <w:rPr>
+                <w:sz w:val="20"/>
+                <w:szCs w:val="20"/>
+              </w:rPr>
+              <w:t>0</w:t>
+            </w:r>
+          </w:p>
+        </w:tc>
+        <w:tc>
+          <w:tcPr>
+            <w:tcW w:w="1161" w:type="dxa"/>
+          </w:tcPr>
+          <w:p>
+            <w:pPr>
+              <w:pStyle w:val="Tabletext"/>
+              <w:rPr>
+                <w:sz w:val="20"/>
+                <w:szCs w:val="20"/>
+              </w:rPr>
+            </w:pPr>
+            <w:r>
+              <w:rPr>
+                <w:sz w:val="20"/>
+                <w:szCs w:val="20"/>
+              </w:rPr>
+              <w:t>TN</w:t>
+            </w:r>
+          </w:p>
+        </w:tc>
+        <w:tc>
+          <w:tcPr>
+            <w:tcW w:w="2735" w:type="dxa"/>
+          </w:tcPr>
+          <w:p>
+            <w:pPr>
+              <w:pStyle w:val="Tabletext"/>
+              <w:rPr>
+                <w:sz w:val="20"/>
+                <w:szCs w:val="20"/>
+              </w:rPr>
+            </w:pPr>
+          </w:p>
+        </w:tc>
+      </w:tr>
+      <w:tr>
+        <w:tc>
+          <w:tcPr>
+            <w:tcW w:w="850" w:type="dxa"/>
+          </w:tcPr>
+          <w:p>
+            <w:pPr>
+              <w:pStyle w:val="Tabletext"/>
+              <w:rPr>
+                <w:sz w:val="20"/>
+                <w:szCs w:val="20"/>
+              </w:rPr>
+            </w:pPr>
+            <w:r>
+              <w:rPr>
+                <w:sz w:val="20"/>
+                <w:szCs w:val="20"/>
+              </w:rPr>
+              <w:t>R-001</w:t>
+            </w:r>
+          </w:p>
+        </w:tc>
+        <w:tc>
+          <w:tcPr>
+            <w:tcW w:w="4027" w:type="dxa"/>
+          </w:tcPr>
+          <w:p>
+            <w:pPr>
+              <w:pStyle w:val="Tabletext"/>
+              <w:rPr>
+                <w:sz w:val="20"/>
+                <w:szCs w:val="20"/>
+              </w:rPr>
+            </w:pPr>
+            <w:r>
+              <w:rPr>
+                <w:sz w:val="20"/>
+                <w:szCs w:val="20"/>
+              </w:rPr>
+              <w:t>Lisa pealkiri vastab formaadile „Lisa N – Pealkiri“</w:t>
+            </w:r>
+          </w:p>
+        </w:tc>
+        <w:tc>
+          <w:tcPr>
+            <w:tcW w:w="1261" w:type="dxa"/>
+          </w:tcPr>
+          <w:p>
+            <w:pPr>
+              <w:pStyle w:val="Tabletext"/>
+              <w:rPr>
+                <w:sz w:val="20"/>
+                <w:szCs w:val="20"/>
+              </w:rPr>
+            </w:pPr>
+            <w:r>
+              <w:rPr>
+                <w:sz w:val="20"/>
+                <w:szCs w:val="20"/>
+              </w:rPr>
+              <w:t>0</w:t>
+            </w:r>
+          </w:p>
+        </w:tc>
+        <w:tc>
+          <w:tcPr>
+            <w:tcW w:w="1306" w:type="dxa"/>
+          </w:tcPr>
+          <w:p>
+            <w:pPr>
+              <w:pStyle w:val="Tabletext"/>
+              <w:rPr>
+                <w:sz w:val="20"/>
+                <w:szCs w:val="20"/>
+              </w:rPr>
+            </w:pPr>
+            <w:r>
+              <w:rPr>
+                <w:sz w:val="20"/>
+                <w:szCs w:val="20"/>
+              </w:rPr>
+              <w:t>14</w:t>
+            </w:r>
+          </w:p>
+        </w:tc>
+        <w:tc>
+          <w:tcPr>
+            <w:tcW w:w="1161" w:type="dxa"/>
+          </w:tcPr>
+          <w:p>
+            <w:pPr>
+              <w:pStyle w:val="Tabletext"/>
+              <w:rPr>
+                <w:sz w:val="20"/>
+                <w:szCs w:val="20"/>
+              </w:rPr>
+            </w:pPr>
+            <w:r>
+              <w:rPr>
+                <w:sz w:val="20"/>
+                <w:szCs w:val="20"/>
+              </w:rPr>
+              <w:t>VP</w:t>
+            </w:r>
+          </w:p>
+        </w:tc>
+        <w:tc>
+          <w:tcPr>
+            <w:tcW w:w="2735" w:type="dxa"/>
+          </w:tcPr>
+          <w:p>
+            <w:pPr>
+              <w:pStyle w:val="Tabletext"/>
               <w:rPr>
                 <w:i/>
                 <w:iCs/>
                 <w:sz w:val="20"/>
                 <w:szCs w:val="20"/>
               </w:rPr>
-              <w:t>Rakendus ei arvesta loendit eraldi tekstilõigun</w:t>
-            </w:r>
+            </w:pPr>
             <w:r>
               <w:rPr>
                 <w:i/>
@@ -14647,827 +15343,16 @@
                 <w:sz w:val="20"/>
                 <w:szCs w:val="20"/>
               </w:rPr>
-              <w:t>a</w:t>
-            </w:r>
-          </w:p>
-        </w:tc>
-      </w:tr>
-      <w:tr>
-        <w:tc>
-          <w:tcPr>
-            <w:tcW w:w="850" w:type="dxa"/>
-          </w:tcPr>
-          <w:p>
-            <w:pPr>
-              <w:pStyle w:val="Tabletext"/>
-              <w:rPr>
-                <w:sz w:val="20"/>
-                <w:szCs w:val="20"/>
-              </w:rPr>
-            </w:pPr>
-            <w:r>
-              <w:rPr>
-                <w:sz w:val="20"/>
-                <w:szCs w:val="20"/>
-              </w:rPr>
-              <w:t>C-002</w:t>
-            </w:r>
-          </w:p>
-        </w:tc>
-        <w:tc>
-          <w:tcPr>
-            <w:tcW w:w="4027" w:type="dxa"/>
-          </w:tcPr>
-          <w:p>
-            <w:pPr>
-              <w:pStyle w:val="Tabletext"/>
-              <w:rPr>
-                <w:sz w:val="20"/>
-                <w:szCs w:val="20"/>
-              </w:rPr>
-            </w:pPr>
-            <w:r>
-              <w:rPr>
-                <w:sz w:val="20"/>
-                <w:szCs w:val="20"/>
-              </w:rPr>
-              <w:t>Bakalaureusetöö põhiosa maht 25-35 lk</w:t>
-            </w:r>
-          </w:p>
-        </w:tc>
-        <w:tc>
-          <w:tcPr>
-            <w:tcW w:w="1261" w:type="dxa"/>
-          </w:tcPr>
-          <w:p>
-            <w:pPr>
-              <w:pStyle w:val="Tabletext"/>
-              <w:rPr>
-                <w:sz w:val="20"/>
-                <w:szCs w:val="20"/>
-              </w:rPr>
-            </w:pPr>
-            <w:r>
-              <w:rPr>
-                <w:sz w:val="20"/>
-                <w:szCs w:val="20"/>
-              </w:rPr>
-              <w:t>1 (40 lk)</w:t>
-            </w:r>
-          </w:p>
-        </w:tc>
-        <w:tc>
-          <w:tcPr>
-            <w:tcW w:w="1306" w:type="dxa"/>
-          </w:tcPr>
-          <w:p>
-            <w:pPr>
-              <w:pStyle w:val="Tabletext"/>
-              <w:rPr>
-                <w:sz w:val="20"/>
-                <w:szCs w:val="20"/>
-              </w:rPr>
-            </w:pPr>
-            <w:r>
-              <w:rPr>
-                <w:sz w:val="20"/>
-                <w:szCs w:val="20"/>
-              </w:rPr>
-              <w:t>1 (48 lk)</w:t>
-            </w:r>
-          </w:p>
-        </w:tc>
-        <w:tc>
-          <w:tcPr>
-            <w:tcW w:w="1161" w:type="dxa"/>
-          </w:tcPr>
-          <w:p>
-            <w:pPr>
-              <w:pStyle w:val="Tabletext"/>
-              <w:rPr>
-                <w:sz w:val="20"/>
-                <w:szCs w:val="20"/>
-              </w:rPr>
-            </w:pPr>
-            <w:r>
-              <w:rPr>
-                <w:sz w:val="20"/>
-                <w:szCs w:val="20"/>
-              </w:rPr>
-              <w:t>TP, VP</w:t>
-            </w:r>
-          </w:p>
-        </w:tc>
-        <w:tc>
-          <w:tcPr>
-            <w:tcW w:w="2735" w:type="dxa"/>
-          </w:tcPr>
-          <w:p>
-            <w:pPr>
-              <w:pStyle w:val="Tabletext"/>
+              <w:t>Rakendus ei suutnud lisasid õigesti tuvastada</w:t>
+            </w:r>
+            <w:r>
               <w:rPr>
                 <w:i/>
                 <w:iCs/>
                 <w:sz w:val="20"/>
                 <w:szCs w:val="20"/>
               </w:rPr>
-            </w:pPr>
-            <w:r>
-              <w:rPr>
-                <w:i/>
-                <w:iCs/>
-                <w:sz w:val="20"/>
-                <w:szCs w:val="20"/>
-              </w:rPr>
-              <w:t>Erinevus tuleneb O-001 veast</w:t>
-            </w:r>
-          </w:p>
-        </w:tc>
-      </w:tr>
-      <w:tr>
-        <w:tc>
-          <w:tcPr>
-            <w:tcW w:w="850" w:type="dxa"/>
-          </w:tcPr>
-          <w:p>
-            <w:pPr>
-              <w:pStyle w:val="Tabletext"/>
-              <w:rPr>
-                <w:sz w:val="20"/>
-                <w:szCs w:val="20"/>
-              </w:rPr>
-            </w:pPr>
-            <w:r>
-              <w:rPr>
-                <w:sz w:val="20"/>
-                <w:szCs w:val="20"/>
-              </w:rPr>
-              <w:t>C-003</w:t>
-            </w:r>
-          </w:p>
-        </w:tc>
-        <w:tc>
-          <w:tcPr>
-            <w:tcW w:w="4027" w:type="dxa"/>
-          </w:tcPr>
-          <w:p>
-            <w:pPr>
-              <w:pStyle w:val="Tabletext"/>
-              <w:rPr>
-                <w:sz w:val="20"/>
-                <w:szCs w:val="20"/>
-              </w:rPr>
-            </w:pPr>
-            <w:r>
-              <w:rPr>
-                <w:sz w:val="20"/>
-                <w:szCs w:val="20"/>
-              </w:rPr>
-              <w:t>Magistritöö põhiosa maht 30-60 lk</w:t>
-            </w:r>
-          </w:p>
-        </w:tc>
-        <w:tc>
-          <w:tcPr>
-            <w:tcW w:w="1261" w:type="dxa"/>
-          </w:tcPr>
-          <w:p>
-            <w:pPr>
-              <w:pStyle w:val="Tabletext"/>
-              <w:rPr>
-                <w:sz w:val="20"/>
-                <w:szCs w:val="20"/>
-              </w:rPr>
-            </w:pPr>
-            <w:r>
-              <w:rPr>
-                <w:sz w:val="20"/>
-                <w:szCs w:val="20"/>
-              </w:rPr>
-              <w:t>Ei kehti</w:t>
-            </w:r>
-          </w:p>
-        </w:tc>
-        <w:tc>
-          <w:tcPr>
-            <w:tcW w:w="1306" w:type="dxa"/>
-          </w:tcPr>
-          <w:p>
-            <w:pPr>
-              <w:pStyle w:val="Tabletext"/>
-              <w:rPr>
-                <w:sz w:val="20"/>
-                <w:szCs w:val="20"/>
-              </w:rPr>
-            </w:pPr>
-            <w:r>
-              <w:rPr>
-                <w:sz w:val="20"/>
-                <w:szCs w:val="20"/>
-              </w:rPr>
-              <w:t>Ei kehti</w:t>
-            </w:r>
-          </w:p>
-        </w:tc>
-        <w:tc>
-          <w:tcPr>
-            <w:tcW w:w="1161" w:type="dxa"/>
-          </w:tcPr>
-          <w:p>
-            <w:pPr>
-              <w:pStyle w:val="Tabletext"/>
-              <w:rPr>
-                <w:sz w:val="20"/>
-                <w:szCs w:val="20"/>
-              </w:rPr>
-            </w:pPr>
-            <w:r>
-              <w:rPr>
-                <w:sz w:val="20"/>
-                <w:szCs w:val="20"/>
-              </w:rPr>
-              <w:t>TN</w:t>
-            </w:r>
-          </w:p>
-        </w:tc>
-        <w:tc>
-          <w:tcPr>
-            <w:tcW w:w="2735" w:type="dxa"/>
-          </w:tcPr>
-          <w:p>
-            <w:pPr>
-              <w:pStyle w:val="Tabletext"/>
-              <w:rPr>
-                <w:sz w:val="20"/>
-                <w:szCs w:val="20"/>
-              </w:rPr>
-            </w:pPr>
-          </w:p>
-        </w:tc>
-      </w:tr>
-      <w:tr>
-        <w:tc>
-          <w:tcPr>
-            <w:tcW w:w="850" w:type="dxa"/>
-          </w:tcPr>
-          <w:p>
-            <w:pPr>
-              <w:pStyle w:val="Tabletext"/>
-              <w:rPr>
-                <w:sz w:val="20"/>
-                <w:szCs w:val="20"/>
-              </w:rPr>
-            </w:pPr>
-            <w:r>
-              <w:rPr>
-                <w:sz w:val="20"/>
-                <w:szCs w:val="20"/>
-              </w:rPr>
-              <w:t>O-001</w:t>
-            </w:r>
-          </w:p>
-        </w:tc>
-        <w:tc>
-          <w:tcPr>
-            <w:tcW w:w="4027" w:type="dxa"/>
-          </w:tcPr>
-          <w:p>
-            <w:pPr>
-              <w:pStyle w:val="Tabletext"/>
-              <w:rPr>
-                <w:sz w:val="20"/>
-                <w:szCs w:val="20"/>
-              </w:rPr>
-            </w:pPr>
-            <w:r>
-              <w:rPr>
-                <w:sz w:val="20"/>
-                <w:szCs w:val="20"/>
-              </w:rPr>
-              <w:t>Lõputöö osade järjekord on korrektne</w:t>
-            </w:r>
-          </w:p>
-        </w:tc>
-        <w:tc>
-          <w:tcPr>
-            <w:tcW w:w="1261" w:type="dxa"/>
-          </w:tcPr>
-          <w:p>
-            <w:pPr>
-              <w:pStyle w:val="Tabletext"/>
-              <w:rPr>
-                <w:sz w:val="20"/>
-                <w:szCs w:val="20"/>
-              </w:rPr>
-            </w:pPr>
-            <w:r>
-              <w:rPr>
-                <w:sz w:val="20"/>
-                <w:szCs w:val="20"/>
-              </w:rPr>
-              <w:t>0</w:t>
-            </w:r>
-          </w:p>
-        </w:tc>
-        <w:tc>
-          <w:tcPr>
-            <w:tcW w:w="1306" w:type="dxa"/>
-          </w:tcPr>
-          <w:p>
-            <w:pPr>
-              <w:pStyle w:val="Tabletext"/>
-              <w:rPr>
-                <w:sz w:val="20"/>
-                <w:szCs w:val="20"/>
-              </w:rPr>
-            </w:pPr>
-            <w:r>
-              <w:rPr>
-                <w:sz w:val="20"/>
-                <w:szCs w:val="20"/>
-              </w:rPr>
-              <w:t xml:space="preserve">1 </w:t>
-            </w:r>
-            <w:r>
-              <w:rPr>
-                <w:sz w:val="20"/>
-                <w:szCs w:val="20"/>
-              </w:rPr>
-              <w:t>(esineb vigu)</w:t>
-            </w:r>
-          </w:p>
-        </w:tc>
-        <w:tc>
-          <w:tcPr>
-            <w:tcW w:w="1161" w:type="dxa"/>
-          </w:tcPr>
-          <w:p>
-            <w:pPr>
-              <w:pStyle w:val="Tabletext"/>
-              <w:rPr>
-                <w:sz w:val="20"/>
-                <w:szCs w:val="20"/>
-              </w:rPr>
-            </w:pPr>
-            <w:r>
-              <w:rPr>
-                <w:sz w:val="20"/>
-                <w:szCs w:val="20"/>
-              </w:rPr>
-              <w:t>VP</w:t>
-            </w:r>
-          </w:p>
-        </w:tc>
-        <w:tc>
-          <w:tcPr>
-            <w:tcW w:w="2735" w:type="dxa"/>
-          </w:tcPr>
-          <w:p>
-            <w:pPr>
-              <w:pStyle w:val="Tabletext"/>
-              <w:rPr>
-                <w:i/>
-                <w:iCs/>
-                <w:sz w:val="20"/>
-                <w:szCs w:val="20"/>
-              </w:rPr>
-            </w:pPr>
-            <w:r>
-              <w:rPr>
-                <w:i/>
-                <w:iCs/>
-                <w:sz w:val="20"/>
-                <w:szCs w:val="20"/>
-              </w:rPr>
-              <w:t>Rakenduse veateade:</w:t>
-            </w:r>
-            <w:r>
-              <w:rPr>
-                <w:i/>
-                <w:iCs/>
-                <w:sz w:val="20"/>
-                <w:szCs w:val="20"/>
-              </w:rPr>
-              <w:br/>
-            </w:r>
-            <w:r>
-              <w:rPr>
-                <w:i/>
-                <w:iCs/>
-                <w:sz w:val="20"/>
-                <w:szCs w:val="20"/>
-              </w:rPr>
-              <w:t>Puuduvad kohustuslikud osad: Kasutatud kirjandus</w:t>
-            </w:r>
-          </w:p>
-        </w:tc>
-      </w:tr>
-      <w:tr>
-        <w:tc>
-          <w:tcPr>
-            <w:tcW w:w="850" w:type="dxa"/>
-          </w:tcPr>
-          <w:p>
-            <w:pPr>
-              <w:pStyle w:val="Tabletext"/>
-              <w:rPr>
-                <w:sz w:val="20"/>
-                <w:szCs w:val="20"/>
-              </w:rPr>
-            </w:pPr>
-            <w:r>
-              <w:rPr>
-                <w:sz w:val="20"/>
-                <w:szCs w:val="20"/>
-              </w:rPr>
-              <w:t>X-001</w:t>
-            </w:r>
-          </w:p>
-        </w:tc>
-        <w:tc>
-          <w:tcPr>
-            <w:tcW w:w="4027" w:type="dxa"/>
-          </w:tcPr>
-          <w:p>
-            <w:pPr>
-              <w:pStyle w:val="Tabletext"/>
-              <w:rPr>
-                <w:sz w:val="20"/>
-                <w:szCs w:val="20"/>
-              </w:rPr>
-            </w:pPr>
-            <w:r>
-              <w:rPr>
-                <w:sz w:val="20"/>
-                <w:szCs w:val="20"/>
-              </w:rPr>
-              <w:t>Lühendite ja mõistete sõnastiku terminid esinevad põhitekstis</w:t>
-            </w:r>
-          </w:p>
-        </w:tc>
-        <w:tc>
-          <w:tcPr>
-            <w:tcW w:w="1261" w:type="dxa"/>
-          </w:tcPr>
-          <w:p>
-            <w:pPr>
-              <w:pStyle w:val="Tabletext"/>
-              <w:rPr>
-                <w:sz w:val="20"/>
-                <w:szCs w:val="20"/>
-              </w:rPr>
-            </w:pPr>
-            <w:r>
-              <w:rPr>
-                <w:sz w:val="20"/>
-                <w:szCs w:val="20"/>
-              </w:rPr>
-              <w:t>0</w:t>
-            </w:r>
-          </w:p>
-        </w:tc>
-        <w:tc>
-          <w:tcPr>
-            <w:tcW w:w="1306" w:type="dxa"/>
-          </w:tcPr>
-          <w:p>
-            <w:pPr>
-              <w:pStyle w:val="Tabletext"/>
-              <w:rPr>
-                <w:sz w:val="20"/>
-                <w:szCs w:val="20"/>
-              </w:rPr>
-            </w:pPr>
-            <w:r>
-              <w:rPr>
-                <w:sz w:val="20"/>
-                <w:szCs w:val="20"/>
-              </w:rPr>
-              <w:t>11</w:t>
-            </w:r>
-          </w:p>
-        </w:tc>
-        <w:tc>
-          <w:tcPr>
-            <w:tcW w:w="1161" w:type="dxa"/>
-          </w:tcPr>
-          <w:p>
-            <w:pPr>
-              <w:pStyle w:val="Tabletext"/>
-              <w:rPr>
-                <w:sz w:val="20"/>
-                <w:szCs w:val="20"/>
-              </w:rPr>
-            </w:pPr>
-            <w:r>
-              <w:rPr>
-                <w:sz w:val="20"/>
-                <w:szCs w:val="20"/>
-              </w:rPr>
-              <w:t>VP</w:t>
-            </w:r>
-          </w:p>
-        </w:tc>
-        <w:tc>
-          <w:tcPr>
-            <w:tcW w:w="2735" w:type="dxa"/>
-          </w:tcPr>
-          <w:p>
-            <w:pPr>
-              <w:pStyle w:val="Tabletext"/>
-              <w:rPr>
-                <w:sz w:val="20"/>
-                <w:szCs w:val="20"/>
-              </w:rPr>
-            </w:pPr>
-            <w:r>
-              <w:rPr>
-                <w:i/>
-                <w:iCs/>
-                <w:sz w:val="20"/>
-                <w:szCs w:val="20"/>
-              </w:rPr>
-              <w:t>Rakendus ei tuvasta käänatud sõnavorme</w:t>
-            </w:r>
-          </w:p>
-        </w:tc>
-      </w:tr>
-      <w:tr>
-        <w:tc>
-          <w:tcPr>
-            <w:tcW w:w="850" w:type="dxa"/>
-          </w:tcPr>
-          <w:p>
-            <w:pPr>
-              <w:pStyle w:val="Tabletext"/>
-              <w:rPr>
-                <w:sz w:val="20"/>
-                <w:szCs w:val="20"/>
-              </w:rPr>
-            </w:pPr>
-            <w:r>
-              <w:rPr>
-                <w:sz w:val="20"/>
-                <w:szCs w:val="20"/>
-              </w:rPr>
-              <w:t>L-001</w:t>
-            </w:r>
-          </w:p>
-        </w:tc>
-        <w:tc>
-          <w:tcPr>
-            <w:tcW w:w="4027" w:type="dxa"/>
-          </w:tcPr>
-          <w:p>
-            <w:pPr>
-              <w:pStyle w:val="Tabletext"/>
-              <w:rPr>
-                <w:sz w:val="20"/>
-                <w:szCs w:val="20"/>
-              </w:rPr>
-            </w:pPr>
-            <w:r>
-              <w:rPr>
-                <w:sz w:val="20"/>
-                <w:szCs w:val="20"/>
-              </w:rPr>
-              <w:t>Peamine lühikokkuvõte on eesti keeles</w:t>
-            </w:r>
-          </w:p>
-        </w:tc>
-        <w:tc>
-          <w:tcPr>
-            <w:tcW w:w="1261" w:type="dxa"/>
-          </w:tcPr>
-          <w:p>
-            <w:pPr>
-              <w:pStyle w:val="Tabletext"/>
-              <w:rPr>
-                <w:sz w:val="20"/>
-                <w:szCs w:val="20"/>
-              </w:rPr>
-            </w:pPr>
-            <w:r>
-              <w:rPr>
-                <w:sz w:val="20"/>
-                <w:szCs w:val="20"/>
-              </w:rPr>
-              <w:t>0</w:t>
-            </w:r>
-          </w:p>
-        </w:tc>
-        <w:tc>
-          <w:tcPr>
-            <w:tcW w:w="1306" w:type="dxa"/>
-          </w:tcPr>
-          <w:p>
-            <w:pPr>
-              <w:pStyle w:val="Tabletext"/>
-              <w:rPr>
-                <w:sz w:val="20"/>
-                <w:szCs w:val="20"/>
-              </w:rPr>
-            </w:pPr>
-            <w:r>
-              <w:rPr>
-                <w:sz w:val="20"/>
-                <w:szCs w:val="20"/>
-              </w:rPr>
-              <w:t>0</w:t>
-            </w:r>
-          </w:p>
-        </w:tc>
-        <w:tc>
-          <w:tcPr>
-            <w:tcW w:w="1161" w:type="dxa"/>
-          </w:tcPr>
-          <w:p>
-            <w:pPr>
-              <w:pStyle w:val="Tabletext"/>
-              <w:rPr>
-                <w:sz w:val="20"/>
-                <w:szCs w:val="20"/>
-              </w:rPr>
-            </w:pPr>
-            <w:r>
-              <w:rPr>
-                <w:sz w:val="20"/>
-                <w:szCs w:val="20"/>
-              </w:rPr>
-              <w:t>TN</w:t>
-            </w:r>
-          </w:p>
-        </w:tc>
-        <w:tc>
-          <w:tcPr>
-            <w:tcW w:w="2735" w:type="dxa"/>
-          </w:tcPr>
-          <w:p>
-            <w:pPr>
-              <w:pStyle w:val="Tabletext"/>
-              <w:rPr>
-                <w:sz w:val="20"/>
-                <w:szCs w:val="20"/>
-              </w:rPr>
-            </w:pPr>
-          </w:p>
-        </w:tc>
-      </w:tr>
-      <w:tr>
-        <w:tc>
-          <w:tcPr>
-            <w:tcW w:w="850" w:type="dxa"/>
-          </w:tcPr>
-          <w:p>
-            <w:pPr>
-              <w:pStyle w:val="Tabletext"/>
-              <w:rPr>
-                <w:sz w:val="20"/>
-                <w:szCs w:val="20"/>
-              </w:rPr>
-            </w:pPr>
-            <w:r>
-              <w:rPr>
-                <w:sz w:val="20"/>
-                <w:szCs w:val="20"/>
-              </w:rPr>
-              <w:t>R-001</w:t>
-            </w:r>
-          </w:p>
-        </w:tc>
-        <w:tc>
-          <w:tcPr>
-            <w:tcW w:w="4027" w:type="dxa"/>
-          </w:tcPr>
-          <w:p>
-            <w:pPr>
-              <w:pStyle w:val="Tabletext"/>
-              <w:rPr>
-                <w:sz w:val="20"/>
-                <w:szCs w:val="20"/>
-              </w:rPr>
-            </w:pPr>
-            <w:r>
-              <w:rPr>
-                <w:sz w:val="20"/>
-                <w:szCs w:val="20"/>
-              </w:rPr>
-              <w:t>Lisa pealkiri vastab formaadile „Lisa N – Pealkiri“</w:t>
-            </w:r>
-          </w:p>
-        </w:tc>
-        <w:tc>
-          <w:tcPr>
-            <w:tcW w:w="1261" w:type="dxa"/>
-          </w:tcPr>
-          <w:p>
-            <w:pPr>
-              <w:pStyle w:val="Tabletext"/>
-              <w:rPr>
-                <w:sz w:val="20"/>
-                <w:szCs w:val="20"/>
-              </w:rPr>
-            </w:pPr>
-            <w:r>
-              <w:rPr>
-                <w:sz w:val="20"/>
-                <w:szCs w:val="20"/>
-              </w:rPr>
-              <w:t>0</w:t>
-            </w:r>
-          </w:p>
-        </w:tc>
-        <w:tc>
-          <w:tcPr>
-            <w:tcW w:w="1306" w:type="dxa"/>
-          </w:tcPr>
-          <w:p>
-            <w:pPr>
-              <w:pStyle w:val="Tabletext"/>
-              <w:rPr>
-                <w:sz w:val="20"/>
-                <w:szCs w:val="20"/>
-              </w:rPr>
-            </w:pPr>
-            <w:r>
-              <w:rPr>
-                <w:sz w:val="20"/>
-                <w:szCs w:val="20"/>
-              </w:rPr>
-              <w:t>14</w:t>
-            </w:r>
-          </w:p>
-        </w:tc>
-        <w:tc>
-          <w:tcPr>
-            <w:tcW w:w="1161" w:type="dxa"/>
-          </w:tcPr>
-          <w:p>
-            <w:pPr>
-              <w:pStyle w:val="Tabletext"/>
-              <w:rPr>
-                <w:sz w:val="20"/>
-                <w:szCs w:val="20"/>
-              </w:rPr>
-            </w:pPr>
-            <w:r>
-              <w:rPr>
-                <w:sz w:val="20"/>
-                <w:szCs w:val="20"/>
-              </w:rPr>
-              <w:t>VP</w:t>
-            </w:r>
-          </w:p>
-        </w:tc>
-        <w:tc>
-          <w:tcPr>
-            <w:tcW w:w="2735" w:type="dxa"/>
-          </w:tcPr>
-          <w:p>
-            <w:pPr>
-              <w:pStyle w:val="Tabletext"/>
-              <w:rPr>
-                <w:i/>
-                <w:iCs/>
-                <w:sz w:val="20"/>
-                <w:szCs w:val="20"/>
-              </w:rPr>
-            </w:pPr>
-            <w:r>
-              <w:rPr>
-                <w:i/>
-                <w:iCs/>
-                <w:sz w:val="20"/>
-                <w:szCs w:val="20"/>
-              </w:rPr>
-              <w:t>Rakendus ei suutnud lisasid õigesti tuvastada</w:t>
-            </w:r>
-            <w:r>
-              <w:rPr>
-                <w:i/>
-                <w:iCs/>
-                <w:sz w:val="20"/>
-                <w:szCs w:val="20"/>
-              </w:rPr>
-              <w:t xml:space="preserve">. Vea põhjuse tuvastamine nõuab täiendavat </w:t>
-            </w:r>
-            <w:r>
-              <w:rPr>
-                <w:i/>
-                <w:iCs/>
-                <w:sz w:val="20"/>
-                <w:szCs w:val="20"/>
-              </w:rPr>
-              <w:t>uurimist</w:t>
-            </w:r>
-            <w:r>
-              <w:rPr>
-                <w:i/>
-                <w:iCs/>
-                <w:sz w:val="20"/>
-                <w:szCs w:val="20"/>
-              </w:rPr>
-              <w:t>.</w:t>
+              <w:t>. Vea põhjuse tuvastamine nõuab täiendavat uurimist.</w:t>
             </w:r>
           </w:p>
         </w:tc>
@@ -15572,14 +15457,7 @@
                 <w:sz w:val="20"/>
                 <w:szCs w:val="20"/>
               </w:rPr>
-              <w:t xml:space="preserve">Reaalne lõputöö dokument </w:t>
-            </w:r>
-            <w:r>
-              <w:rPr>
-                <w:sz w:val="20"/>
-                <w:szCs w:val="20"/>
-              </w:rPr>
-              <w:t>3</w:t>
+              <w:t>Reaalne lõputöö dokument 3</w:t>
             </w:r>
           </w:p>
         </w:tc>
@@ -16746,14 +16624,7 @@
                 <w:sz w:val="20"/>
                 <w:szCs w:val="20"/>
               </w:rPr>
-              <w:t xml:space="preserve">TP, </w:t>
-            </w:r>
-            <w:r>
-              <w:rPr>
-                <w:sz w:val="20"/>
-                <w:szCs w:val="20"/>
-              </w:rPr>
-              <w:t>VP</w:t>
+              <w:t>TP, VP</w:t>
             </w:r>
           </w:p>
         </w:tc>
@@ -16794,7 +16665,7 @@
                 <w:sz w:val="20"/>
                 <w:szCs w:val="20"/>
               </w:rPr>
-              <w:t>1</w:t>
+              <w:t>12</w:t>
             </w:r>
             <w:r>
               <w:rPr>
@@ -16803,7 +16674,7 @@
                 <w:sz w:val="20"/>
                 <w:szCs w:val="20"/>
               </w:rPr>
-              <w:t>2</w:t>
+              <w:t xml:space="preserve"> viga (2 erinevat väärtust: 1.25cm, 1.25cm)</w:t>
             </w:r>
             <w:r>
               <w:rPr>
@@ -16812,7 +16683,7 @@
                 <w:sz w:val="20"/>
                 <w:szCs w:val="20"/>
               </w:rPr>
-              <w:t xml:space="preserve"> viga (2 erinevat väärtust: 1.25cm, 1.25cm)</w:t>
+              <w:t xml:space="preserve"> </w:t>
             </w:r>
             <w:r>
               <w:rPr>
@@ -16821,8 +16692,161 @@
                 <w:sz w:val="20"/>
                 <w:szCs w:val="20"/>
               </w:rPr>
-              <w:t xml:space="preserve"> </w:t>
-            </w:r>
+              <w:t>(vead loendatud sektsioonide kaupa)</w:t>
+            </w:r>
+          </w:p>
+        </w:tc>
+      </w:tr>
+      <w:tr>
+        <w:tc>
+          <w:tcPr>
+            <w:tcW w:w="850" w:type="dxa"/>
+          </w:tcPr>
+          <w:p>
+            <w:pPr>
+              <w:pStyle w:val="Tabletext"/>
+              <w:rPr>
+                <w:sz w:val="20"/>
+                <w:szCs w:val="20"/>
+              </w:rPr>
+            </w:pPr>
+            <w:r>
+              <w:rPr>
+                <w:sz w:val="20"/>
+                <w:szCs w:val="20"/>
+              </w:rPr>
+              <w:t>N-006</w:t>
+            </w:r>
+            <w:r>
+              <w:rPr>
+                <w:sz w:val="20"/>
+                <w:szCs w:val="20"/>
+              </w:rPr>
+              <w:t>*</w:t>
+            </w:r>
+          </w:p>
+        </w:tc>
+        <w:tc>
+          <w:tcPr>
+            <w:tcW w:w="4028" w:type="dxa"/>
+          </w:tcPr>
+          <w:p>
+            <w:pPr>
+              <w:pStyle w:val="Tabletext"/>
+              <w:rPr>
+                <w:sz w:val="20"/>
+                <w:szCs w:val="20"/>
+              </w:rPr>
+            </w:pPr>
+            <w:r>
+              <w:rPr>
+                <w:sz w:val="20"/>
+                <w:szCs w:val="20"/>
+              </w:rPr>
+              <w:t xml:space="preserve">Põhiteksti fondi suurus 12 </w:t>
+            </w:r>
+            <w:proofErr w:type="spellStart"/>
+            <w:r>
+              <w:rPr>
+                <w:sz w:val="20"/>
+                <w:szCs w:val="20"/>
+              </w:rPr>
+              <w:t>pt</w:t>
+            </w:r>
+            <w:proofErr w:type="spellEnd"/>
+          </w:p>
+        </w:tc>
+        <w:tc>
+          <w:tcPr>
+            <w:tcW w:w="1263" w:type="dxa"/>
+          </w:tcPr>
+          <w:p>
+            <w:pPr>
+              <w:pStyle w:val="Tabletext"/>
+              <w:rPr>
+                <w:sz w:val="20"/>
+                <w:szCs w:val="20"/>
+              </w:rPr>
+            </w:pPr>
+            <w:r>
+              <w:rPr>
+                <w:sz w:val="20"/>
+                <w:szCs w:val="20"/>
+              </w:rPr>
+              <w:t>0</w:t>
+            </w:r>
+          </w:p>
+        </w:tc>
+        <w:tc>
+          <w:tcPr>
+            <w:tcW w:w="1306" w:type="dxa"/>
+          </w:tcPr>
+          <w:p>
+            <w:pPr>
+              <w:pStyle w:val="Tabletext"/>
+              <w:rPr>
+                <w:sz w:val="20"/>
+                <w:szCs w:val="20"/>
+              </w:rPr>
+            </w:pPr>
+            <w:r>
+              <w:rPr>
+                <w:sz w:val="20"/>
+                <w:szCs w:val="20"/>
+              </w:rPr>
+              <w:t xml:space="preserve">2 (10; 10,5 </w:t>
+            </w:r>
+            <w:proofErr w:type="spellStart"/>
+            <w:r>
+              <w:rPr>
+                <w:sz w:val="20"/>
+                <w:szCs w:val="20"/>
+              </w:rPr>
+              <w:t>pt</w:t>
+            </w:r>
+            <w:proofErr w:type="spellEnd"/>
+            <w:r>
+              <w:rPr>
+                <w:sz w:val="20"/>
+                <w:szCs w:val="20"/>
+              </w:rPr>
+              <w:t>)</w:t>
+            </w:r>
+          </w:p>
+        </w:tc>
+        <w:tc>
+          <w:tcPr>
+            <w:tcW w:w="1161" w:type="dxa"/>
+          </w:tcPr>
+          <w:p>
+            <w:pPr>
+              <w:pStyle w:val="Tabletext"/>
+              <w:rPr>
+                <w:sz w:val="20"/>
+                <w:szCs w:val="20"/>
+              </w:rPr>
+            </w:pPr>
+            <w:r>
+              <w:rPr>
+                <w:sz w:val="20"/>
+                <w:szCs w:val="20"/>
+              </w:rPr>
+              <w:t>VP</w:t>
+            </w:r>
+          </w:p>
+        </w:tc>
+        <w:tc>
+          <w:tcPr>
+            <w:tcW w:w="2732" w:type="dxa"/>
+          </w:tcPr>
+          <w:p>
+            <w:pPr>
+              <w:pStyle w:val="Tabletext"/>
+              <w:rPr>
+                <w:sz w:val="20"/>
+                <w:szCs w:val="20"/>
+              </w:rPr>
+            </w:pPr>
             <w:r>
               <w:rPr>
                 <w:i/>
@@ -16830,7 +16854,7 @@
                 <w:sz w:val="20"/>
                 <w:szCs w:val="20"/>
               </w:rPr>
-              <w:t>(vead loendatud sektsioonide kaupa)</w:t>
+              <w:t>Vea põhjuse tuvastamine nõuab täiendavat uurimist.</w:t>
             </w:r>
           </w:p>
         </w:tc>
@@ -16853,7 +16877,7 @@
                 <w:sz w:val="20"/>
                 <w:szCs w:val="20"/>
               </w:rPr>
-              <w:t>N-006</w:t>
+              <w:t>N-007</w:t>
             </w:r>
             <w:r>
               <w:rPr>
@@ -16881,7 +16905,7 @@
                 <w:sz w:val="20"/>
                 <w:szCs w:val="20"/>
               </w:rPr>
-              <w:t xml:space="preserve">Põhiteksti fondi suurus 12 </w:t>
+              <w:t xml:space="preserve">I taseme pealkirja fondi suurus 16 </w:t>
             </w:r>
             <w:proofErr w:type="spellStart"/>
             <w:r>
@@ -16911,6 +16935,175 @@
                 <w:sz w:val="20"/>
                 <w:szCs w:val="20"/>
               </w:rPr>
+              <w:t xml:space="preserve">1 (12 </w:t>
+            </w:r>
+            <w:proofErr w:type="spellStart"/>
+            <w:r>
+              <w:rPr>
+                <w:sz w:val="20"/>
+                <w:szCs w:val="20"/>
+              </w:rPr>
+              <w:t>pt</w:t>
+            </w:r>
+            <w:proofErr w:type="spellEnd"/>
+            <w:r>
+              <w:rPr>
+                <w:sz w:val="20"/>
+                <w:szCs w:val="20"/>
+              </w:rPr>
+              <w:t>)</w:t>
+            </w:r>
+          </w:p>
+        </w:tc>
+        <w:tc>
+          <w:tcPr>
+            <w:tcW w:w="1306" w:type="dxa"/>
+          </w:tcPr>
+          <w:p>
+            <w:pPr>
+              <w:pStyle w:val="Tabletext"/>
+              <w:rPr>
+                <w:sz w:val="20"/>
+                <w:szCs w:val="20"/>
+              </w:rPr>
+            </w:pPr>
+            <w:r>
+              <w:rPr>
+                <w:sz w:val="20"/>
+                <w:szCs w:val="20"/>
+              </w:rPr>
+              <w:t xml:space="preserve">1 (12 </w:t>
+            </w:r>
+            <w:proofErr w:type="spellStart"/>
+            <w:r>
+              <w:rPr>
+                <w:sz w:val="20"/>
+                <w:szCs w:val="20"/>
+              </w:rPr>
+              <w:t>pt</w:t>
+            </w:r>
+            <w:proofErr w:type="spellEnd"/>
+            <w:r>
+              <w:rPr>
+                <w:sz w:val="20"/>
+                <w:szCs w:val="20"/>
+              </w:rPr>
+              <w:t>)</w:t>
+            </w:r>
+          </w:p>
+        </w:tc>
+        <w:tc>
+          <w:tcPr>
+            <w:tcW w:w="1161" w:type="dxa"/>
+          </w:tcPr>
+          <w:p>
+            <w:pPr>
+              <w:pStyle w:val="Tabletext"/>
+              <w:rPr>
+                <w:sz w:val="20"/>
+                <w:szCs w:val="20"/>
+              </w:rPr>
+            </w:pPr>
+            <w:r>
+              <w:rPr>
+                <w:sz w:val="20"/>
+                <w:szCs w:val="20"/>
+              </w:rPr>
+              <w:t>TP</w:t>
+            </w:r>
+          </w:p>
+        </w:tc>
+        <w:tc>
+          <w:tcPr>
+            <w:tcW w:w="2732" w:type="dxa"/>
+          </w:tcPr>
+          <w:p>
+            <w:pPr>
+              <w:pStyle w:val="Tabletext"/>
+              <w:rPr>
+                <w:sz w:val="20"/>
+                <w:szCs w:val="20"/>
+              </w:rPr>
+            </w:pPr>
+          </w:p>
+        </w:tc>
+      </w:tr>
+      <w:tr>
+        <w:tc>
+          <w:tcPr>
+            <w:tcW w:w="850" w:type="dxa"/>
+          </w:tcPr>
+          <w:p>
+            <w:pPr>
+              <w:pStyle w:val="Tabletext"/>
+              <w:rPr>
+                <w:sz w:val="20"/>
+                <w:szCs w:val="20"/>
+              </w:rPr>
+            </w:pPr>
+            <w:r>
+              <w:rPr>
+                <w:sz w:val="20"/>
+                <w:szCs w:val="20"/>
+              </w:rPr>
+              <w:t>N-008</w:t>
+            </w:r>
+            <w:r>
+              <w:rPr>
+                <w:sz w:val="20"/>
+                <w:szCs w:val="20"/>
+              </w:rPr>
+              <w:t>*</w:t>
+            </w:r>
+          </w:p>
+        </w:tc>
+        <w:tc>
+          <w:tcPr>
+            <w:tcW w:w="4028" w:type="dxa"/>
+          </w:tcPr>
+          <w:p>
+            <w:pPr>
+              <w:pStyle w:val="Tabletext"/>
+              <w:rPr>
+                <w:sz w:val="20"/>
+                <w:szCs w:val="20"/>
+              </w:rPr>
+            </w:pPr>
+            <w:r>
+              <w:rPr>
+                <w:sz w:val="20"/>
+                <w:szCs w:val="20"/>
+              </w:rPr>
+              <w:t xml:space="preserve">II taseme pealkirja fondi suurus 14 </w:t>
+            </w:r>
+            <w:proofErr w:type="spellStart"/>
+            <w:r>
+              <w:rPr>
+                <w:sz w:val="20"/>
+                <w:szCs w:val="20"/>
+              </w:rPr>
+              <w:t>pt</w:t>
+            </w:r>
+            <w:proofErr w:type="spellEnd"/>
+          </w:p>
+        </w:tc>
+        <w:tc>
+          <w:tcPr>
+            <w:tcW w:w="1263" w:type="dxa"/>
+          </w:tcPr>
+          <w:p>
+            <w:pPr>
+              <w:pStyle w:val="Tabletext"/>
+              <w:rPr>
+                <w:sz w:val="20"/>
+                <w:szCs w:val="20"/>
+              </w:rPr>
+            </w:pPr>
+            <w:r>
+              <w:rPr>
+                <w:sz w:val="20"/>
+                <w:szCs w:val="20"/>
+              </w:rPr>
               <w:t>0</w:t>
             </w:r>
           </w:p>
@@ -16932,7 +17125,93 @@
                 <w:sz w:val="20"/>
                 <w:szCs w:val="20"/>
               </w:rPr>
-              <w:t xml:space="preserve">2 (10; 10,5 </w:t>
+              <w:t>0</w:t>
+            </w:r>
+          </w:p>
+        </w:tc>
+        <w:tc>
+          <w:tcPr>
+            <w:tcW w:w="1161" w:type="dxa"/>
+          </w:tcPr>
+          <w:p>
+            <w:pPr>
+              <w:pStyle w:val="Tabletext"/>
+              <w:rPr>
+                <w:sz w:val="20"/>
+                <w:szCs w:val="20"/>
+              </w:rPr>
+            </w:pPr>
+            <w:r>
+              <w:rPr>
+                <w:sz w:val="20"/>
+                <w:szCs w:val="20"/>
+              </w:rPr>
+              <w:t>TN</w:t>
+            </w:r>
+          </w:p>
+        </w:tc>
+        <w:tc>
+          <w:tcPr>
+            <w:tcW w:w="2732" w:type="dxa"/>
+          </w:tcPr>
+          <w:p>
+            <w:pPr>
+              <w:pStyle w:val="Tabletext"/>
+              <w:rPr>
+                <w:sz w:val="20"/>
+                <w:szCs w:val="20"/>
+              </w:rPr>
+            </w:pPr>
+          </w:p>
+        </w:tc>
+      </w:tr>
+      <w:tr>
+        <w:tc>
+          <w:tcPr>
+            <w:tcW w:w="850" w:type="dxa"/>
+          </w:tcPr>
+          <w:p>
+            <w:pPr>
+              <w:pStyle w:val="Tabletext"/>
+              <w:rPr>
+                <w:sz w:val="20"/>
+                <w:szCs w:val="20"/>
+              </w:rPr>
+            </w:pPr>
+            <w:r>
+              <w:rPr>
+                <w:sz w:val="20"/>
+                <w:szCs w:val="20"/>
+              </w:rPr>
+              <w:t>N-009</w:t>
+            </w:r>
+            <w:r>
+              <w:rPr>
+                <w:sz w:val="20"/>
+                <w:szCs w:val="20"/>
+              </w:rPr>
+              <w:t>*</w:t>
+            </w:r>
+          </w:p>
+        </w:tc>
+        <w:tc>
+          <w:tcPr>
+            <w:tcW w:w="4028" w:type="dxa"/>
+          </w:tcPr>
+          <w:p>
+            <w:pPr>
+              <w:pStyle w:val="Tabletext"/>
+              <w:rPr>
+                <w:sz w:val="20"/>
+                <w:szCs w:val="20"/>
+              </w:rPr>
+            </w:pPr>
+            <w:r>
+              <w:rPr>
+                <w:sz w:val="20"/>
+                <w:szCs w:val="20"/>
+              </w:rPr>
+              <w:t xml:space="preserve">III taseme pealkirja fondi suurus 12 </w:t>
             </w:r>
             <w:proofErr w:type="spellStart"/>
             <w:r>
@@ -16943,6 +17222,447 @@
               <w:t>pt</w:t>
             </w:r>
             <w:proofErr w:type="spellEnd"/>
+          </w:p>
+        </w:tc>
+        <w:tc>
+          <w:tcPr>
+            <w:tcW w:w="1263" w:type="dxa"/>
+          </w:tcPr>
+          <w:p>
+            <w:pPr>
+              <w:pStyle w:val="Tabletext"/>
+              <w:rPr>
+                <w:sz w:val="20"/>
+                <w:szCs w:val="20"/>
+              </w:rPr>
+            </w:pPr>
+            <w:r>
+              <w:rPr>
+                <w:sz w:val="20"/>
+                <w:szCs w:val="20"/>
+              </w:rPr>
+              <w:t>0</w:t>
+            </w:r>
+          </w:p>
+        </w:tc>
+        <w:tc>
+          <w:tcPr>
+            <w:tcW w:w="1306" w:type="dxa"/>
+          </w:tcPr>
+          <w:p>
+            <w:pPr>
+              <w:pStyle w:val="Tabletext"/>
+              <w:rPr>
+                <w:sz w:val="20"/>
+                <w:szCs w:val="20"/>
+              </w:rPr>
+            </w:pPr>
+            <w:r>
+              <w:rPr>
+                <w:sz w:val="20"/>
+                <w:szCs w:val="20"/>
+              </w:rPr>
+              <w:t>0</w:t>
+            </w:r>
+          </w:p>
+        </w:tc>
+        <w:tc>
+          <w:tcPr>
+            <w:tcW w:w="1161" w:type="dxa"/>
+          </w:tcPr>
+          <w:p>
+            <w:pPr>
+              <w:pStyle w:val="Tabletext"/>
+              <w:rPr>
+                <w:sz w:val="20"/>
+                <w:szCs w:val="20"/>
+              </w:rPr>
+            </w:pPr>
+            <w:r>
+              <w:rPr>
+                <w:sz w:val="20"/>
+                <w:szCs w:val="20"/>
+              </w:rPr>
+              <w:t>TN</w:t>
+            </w:r>
+          </w:p>
+        </w:tc>
+        <w:tc>
+          <w:tcPr>
+            <w:tcW w:w="2732" w:type="dxa"/>
+          </w:tcPr>
+          <w:p>
+            <w:pPr>
+              <w:pStyle w:val="Tabletext"/>
+              <w:rPr>
+                <w:sz w:val="20"/>
+                <w:szCs w:val="20"/>
+              </w:rPr>
+            </w:pPr>
+          </w:p>
+        </w:tc>
+      </w:tr>
+      <w:tr>
+        <w:tc>
+          <w:tcPr>
+            <w:tcW w:w="850" w:type="dxa"/>
+          </w:tcPr>
+          <w:p>
+            <w:pPr>
+              <w:pStyle w:val="Tabletext"/>
+              <w:rPr>
+                <w:sz w:val="20"/>
+                <w:szCs w:val="20"/>
+              </w:rPr>
+            </w:pPr>
+            <w:r>
+              <w:rPr>
+                <w:sz w:val="20"/>
+                <w:szCs w:val="20"/>
+              </w:rPr>
+              <w:t>N-010</w:t>
+            </w:r>
+            <w:r>
+              <w:rPr>
+                <w:sz w:val="20"/>
+                <w:szCs w:val="20"/>
+              </w:rPr>
+              <w:t>*</w:t>
+            </w:r>
+          </w:p>
+        </w:tc>
+        <w:tc>
+          <w:tcPr>
+            <w:tcW w:w="4028" w:type="dxa"/>
+          </w:tcPr>
+          <w:p>
+            <w:pPr>
+              <w:pStyle w:val="Tabletext"/>
+              <w:rPr>
+                <w:sz w:val="20"/>
+                <w:szCs w:val="20"/>
+              </w:rPr>
+            </w:pPr>
+            <w:r>
+              <w:rPr>
+                <w:sz w:val="20"/>
+                <w:szCs w:val="20"/>
+              </w:rPr>
+              <w:t xml:space="preserve">Sisukorra teksti fondi suurus 12 </w:t>
+            </w:r>
+            <w:proofErr w:type="spellStart"/>
+            <w:r>
+              <w:rPr>
+                <w:sz w:val="20"/>
+                <w:szCs w:val="20"/>
+              </w:rPr>
+              <w:t>pt</w:t>
+            </w:r>
+            <w:proofErr w:type="spellEnd"/>
+          </w:p>
+        </w:tc>
+        <w:tc>
+          <w:tcPr>
+            <w:tcW w:w="1263" w:type="dxa"/>
+          </w:tcPr>
+          <w:p>
+            <w:pPr>
+              <w:pStyle w:val="Tabletext"/>
+              <w:rPr>
+                <w:sz w:val="20"/>
+                <w:szCs w:val="20"/>
+              </w:rPr>
+            </w:pPr>
+            <w:r>
+              <w:rPr>
+                <w:sz w:val="20"/>
+                <w:szCs w:val="20"/>
+              </w:rPr>
+              <w:t>0</w:t>
+            </w:r>
+          </w:p>
+        </w:tc>
+        <w:tc>
+          <w:tcPr>
+            <w:tcW w:w="1306" w:type="dxa"/>
+          </w:tcPr>
+          <w:p>
+            <w:pPr>
+              <w:pStyle w:val="Tabletext"/>
+              <w:rPr>
+                <w:sz w:val="20"/>
+                <w:szCs w:val="20"/>
+              </w:rPr>
+            </w:pPr>
+            <w:r>
+              <w:rPr>
+                <w:sz w:val="20"/>
+                <w:szCs w:val="20"/>
+              </w:rPr>
+              <w:t>0</w:t>
+            </w:r>
+          </w:p>
+        </w:tc>
+        <w:tc>
+          <w:tcPr>
+            <w:tcW w:w="1161" w:type="dxa"/>
+          </w:tcPr>
+          <w:p>
+            <w:pPr>
+              <w:pStyle w:val="Tabletext"/>
+              <w:rPr>
+                <w:sz w:val="20"/>
+                <w:szCs w:val="20"/>
+              </w:rPr>
+            </w:pPr>
+            <w:r>
+              <w:rPr>
+                <w:sz w:val="20"/>
+                <w:szCs w:val="20"/>
+              </w:rPr>
+              <w:t>TN</w:t>
+            </w:r>
+          </w:p>
+        </w:tc>
+        <w:tc>
+          <w:tcPr>
+            <w:tcW w:w="2732" w:type="dxa"/>
+          </w:tcPr>
+          <w:p>
+            <w:pPr>
+              <w:pStyle w:val="Tabletext"/>
+              <w:rPr>
+                <w:sz w:val="20"/>
+                <w:szCs w:val="20"/>
+              </w:rPr>
+            </w:pPr>
+          </w:p>
+        </w:tc>
+      </w:tr>
+      <w:tr>
+        <w:tc>
+          <w:tcPr>
+            <w:tcW w:w="850" w:type="dxa"/>
+          </w:tcPr>
+          <w:p>
+            <w:pPr>
+              <w:pStyle w:val="Tabletext"/>
+              <w:rPr>
+                <w:sz w:val="20"/>
+                <w:szCs w:val="20"/>
+              </w:rPr>
+            </w:pPr>
+            <w:r>
+              <w:rPr>
+                <w:sz w:val="20"/>
+                <w:szCs w:val="20"/>
+              </w:rPr>
+              <w:t>N-011</w:t>
+            </w:r>
+            <w:r>
+              <w:rPr>
+                <w:sz w:val="20"/>
+                <w:szCs w:val="20"/>
+              </w:rPr>
+              <w:t>*</w:t>
+            </w:r>
+          </w:p>
+        </w:tc>
+        <w:tc>
+          <w:tcPr>
+            <w:tcW w:w="4028" w:type="dxa"/>
+          </w:tcPr>
+          <w:p>
+            <w:pPr>
+              <w:pStyle w:val="Tabletext"/>
+              <w:rPr>
+                <w:sz w:val="20"/>
+                <w:szCs w:val="20"/>
+              </w:rPr>
+            </w:pPr>
+            <w:r>
+              <w:rPr>
+                <w:sz w:val="20"/>
+                <w:szCs w:val="20"/>
+              </w:rPr>
+              <w:t xml:space="preserve">Tabeli/joonise pealkirja fondi suurus 10 </w:t>
+            </w:r>
+            <w:proofErr w:type="spellStart"/>
+            <w:r>
+              <w:rPr>
+                <w:sz w:val="20"/>
+                <w:szCs w:val="20"/>
+              </w:rPr>
+              <w:t>pt</w:t>
+            </w:r>
+            <w:proofErr w:type="spellEnd"/>
+          </w:p>
+        </w:tc>
+        <w:tc>
+          <w:tcPr>
+            <w:tcW w:w="1263" w:type="dxa"/>
+          </w:tcPr>
+          <w:p>
+            <w:pPr>
+              <w:pStyle w:val="Tabletext"/>
+              <w:rPr>
+                <w:sz w:val="20"/>
+                <w:szCs w:val="20"/>
+              </w:rPr>
+            </w:pPr>
+            <w:r>
+              <w:rPr>
+                <w:sz w:val="20"/>
+                <w:szCs w:val="20"/>
+              </w:rPr>
+              <w:t>0</w:t>
+            </w:r>
+          </w:p>
+        </w:tc>
+        <w:tc>
+          <w:tcPr>
+            <w:tcW w:w="1306" w:type="dxa"/>
+          </w:tcPr>
+          <w:p>
+            <w:pPr>
+              <w:pStyle w:val="Tabletext"/>
+              <w:rPr>
+                <w:sz w:val="20"/>
+                <w:szCs w:val="20"/>
+              </w:rPr>
+            </w:pPr>
+            <w:r>
+              <w:rPr>
+                <w:sz w:val="20"/>
+                <w:szCs w:val="20"/>
+              </w:rPr>
+              <w:t>0</w:t>
+            </w:r>
+          </w:p>
+        </w:tc>
+        <w:tc>
+          <w:tcPr>
+            <w:tcW w:w="1161" w:type="dxa"/>
+          </w:tcPr>
+          <w:p>
+            <w:pPr>
+              <w:pStyle w:val="Tabletext"/>
+              <w:rPr>
+                <w:sz w:val="20"/>
+                <w:szCs w:val="20"/>
+              </w:rPr>
+            </w:pPr>
+            <w:r>
+              <w:rPr>
+                <w:sz w:val="20"/>
+                <w:szCs w:val="20"/>
+              </w:rPr>
+              <w:t>TN</w:t>
+            </w:r>
+          </w:p>
+        </w:tc>
+        <w:tc>
+          <w:tcPr>
+            <w:tcW w:w="2732" w:type="dxa"/>
+          </w:tcPr>
+          <w:p>
+            <w:pPr>
+              <w:pStyle w:val="Tabletext"/>
+              <w:rPr>
+                <w:sz w:val="20"/>
+                <w:szCs w:val="20"/>
+              </w:rPr>
+            </w:pPr>
+          </w:p>
+        </w:tc>
+      </w:tr>
+      <w:tr>
+        <w:tc>
+          <w:tcPr>
+            <w:tcW w:w="850" w:type="dxa"/>
+          </w:tcPr>
+          <w:p>
+            <w:pPr>
+              <w:pStyle w:val="Tabletext"/>
+              <w:rPr>
+                <w:sz w:val="20"/>
+                <w:szCs w:val="20"/>
+              </w:rPr>
+            </w:pPr>
+            <w:r>
+              <w:rPr>
+                <w:sz w:val="20"/>
+                <w:szCs w:val="20"/>
+              </w:rPr>
+              <w:t>N-012</w:t>
+            </w:r>
+            <w:r>
+              <w:rPr>
+                <w:sz w:val="20"/>
+                <w:szCs w:val="20"/>
+              </w:rPr>
+              <w:t>*</w:t>
+            </w:r>
+          </w:p>
+        </w:tc>
+        <w:tc>
+          <w:tcPr>
+            <w:tcW w:w="4028" w:type="dxa"/>
+          </w:tcPr>
+          <w:p>
+            <w:pPr>
+              <w:pStyle w:val="Tabletext"/>
+              <w:rPr>
+                <w:sz w:val="20"/>
+                <w:szCs w:val="20"/>
+              </w:rPr>
+            </w:pPr>
+            <w:r>
+              <w:rPr>
+                <w:sz w:val="20"/>
+                <w:szCs w:val="20"/>
+              </w:rPr>
+              <w:t xml:space="preserve">Tabeli teksti fondi suurus 11 </w:t>
+            </w:r>
+            <w:proofErr w:type="spellStart"/>
+            <w:r>
+              <w:rPr>
+                <w:sz w:val="20"/>
+                <w:szCs w:val="20"/>
+              </w:rPr>
+              <w:t>pt</w:t>
+            </w:r>
+            <w:proofErr w:type="spellEnd"/>
+          </w:p>
+        </w:tc>
+        <w:tc>
+          <w:tcPr>
+            <w:tcW w:w="1263" w:type="dxa"/>
+          </w:tcPr>
+          <w:p>
+            <w:pPr>
+              <w:pStyle w:val="Tabletext"/>
+              <w:rPr>
+                <w:sz w:val="20"/>
+                <w:szCs w:val="20"/>
+              </w:rPr>
+            </w:pPr>
+            <w:r>
+              <w:rPr>
+                <w:sz w:val="20"/>
+                <w:szCs w:val="20"/>
+              </w:rPr>
+              <w:t xml:space="preserve">1 (12 </w:t>
+            </w:r>
+            <w:proofErr w:type="spellStart"/>
+            <w:r>
+              <w:rPr>
+                <w:sz w:val="20"/>
+                <w:szCs w:val="20"/>
+              </w:rPr>
+              <w:t>pt</w:t>
+            </w:r>
+            <w:proofErr w:type="spellEnd"/>
             <w:r>
               <w:rPr>
                 <w:sz w:val="20"/>
@@ -16954,6 +17674,43 @@
         </w:tc>
         <w:tc>
           <w:tcPr>
+            <w:tcW w:w="1306" w:type="dxa"/>
+          </w:tcPr>
+          <w:p>
+            <w:pPr>
+              <w:pStyle w:val="Tabletext"/>
+              <w:rPr>
+                <w:sz w:val="20"/>
+                <w:szCs w:val="20"/>
+              </w:rPr>
+            </w:pPr>
+            <w:r>
+              <w:rPr>
+                <w:sz w:val="20"/>
+                <w:szCs w:val="20"/>
+              </w:rPr>
+              <w:t xml:space="preserve">1 (12 </w:t>
+            </w:r>
+            <w:proofErr w:type="spellStart"/>
+            <w:r>
+              <w:rPr>
+                <w:sz w:val="20"/>
+                <w:szCs w:val="20"/>
+              </w:rPr>
+              <w:t>pt</w:t>
+            </w:r>
+            <w:proofErr w:type="spellEnd"/>
+            <w:r>
+              <w:rPr>
+                <w:sz w:val="20"/>
+                <w:szCs w:val="20"/>
+              </w:rPr>
+              <w:t>)</w:t>
+            </w:r>
+          </w:p>
+        </w:tc>
+        <w:tc>
+          <w:tcPr>
             <w:tcW w:w="1161" w:type="dxa"/>
           </w:tcPr>
           <w:p>
@@ -16969,6 +17726,399 @@
                 <w:sz w:val="20"/>
                 <w:szCs w:val="20"/>
               </w:rPr>
+              <w:t>TP</w:t>
+            </w:r>
+          </w:p>
+        </w:tc>
+        <w:tc>
+          <w:tcPr>
+            <w:tcW w:w="2732" w:type="dxa"/>
+          </w:tcPr>
+          <w:p>
+            <w:pPr>
+              <w:pStyle w:val="Tabletext"/>
+              <w:rPr>
+                <w:sz w:val="20"/>
+                <w:szCs w:val="20"/>
+              </w:rPr>
+            </w:pPr>
+          </w:p>
+        </w:tc>
+      </w:tr>
+      <w:tr>
+        <w:tc>
+          <w:tcPr>
+            <w:tcW w:w="850" w:type="dxa"/>
+          </w:tcPr>
+          <w:p>
+            <w:pPr>
+              <w:pStyle w:val="Tabletext"/>
+              <w:rPr>
+                <w:sz w:val="20"/>
+                <w:szCs w:val="20"/>
+              </w:rPr>
+            </w:pPr>
+            <w:r>
+              <w:rPr>
+                <w:sz w:val="20"/>
+                <w:szCs w:val="20"/>
+              </w:rPr>
+              <w:t>N-013</w:t>
+            </w:r>
+            <w:r>
+              <w:rPr>
+                <w:sz w:val="20"/>
+                <w:szCs w:val="20"/>
+              </w:rPr>
+              <w:t>*</w:t>
+            </w:r>
+          </w:p>
+        </w:tc>
+        <w:tc>
+          <w:tcPr>
+            <w:tcW w:w="4028" w:type="dxa"/>
+          </w:tcPr>
+          <w:p>
+            <w:pPr>
+              <w:pStyle w:val="Tabletext"/>
+              <w:rPr>
+                <w:sz w:val="20"/>
+                <w:szCs w:val="20"/>
+              </w:rPr>
+            </w:pPr>
+            <w:r>
+              <w:rPr>
+                <w:sz w:val="20"/>
+                <w:szCs w:val="20"/>
+              </w:rPr>
+              <w:t xml:space="preserve">Programmikoodi fondi suurus 10 </w:t>
+            </w:r>
+            <w:proofErr w:type="spellStart"/>
+            <w:r>
+              <w:rPr>
+                <w:sz w:val="20"/>
+                <w:szCs w:val="20"/>
+              </w:rPr>
+              <w:t>pt</w:t>
+            </w:r>
+            <w:proofErr w:type="spellEnd"/>
+          </w:p>
+        </w:tc>
+        <w:tc>
+          <w:tcPr>
+            <w:tcW w:w="1263" w:type="dxa"/>
+          </w:tcPr>
+          <w:p>
+            <w:pPr>
+              <w:pStyle w:val="Tabletext"/>
+              <w:rPr>
+                <w:sz w:val="20"/>
+                <w:szCs w:val="20"/>
+              </w:rPr>
+            </w:pPr>
+            <w:r>
+              <w:rPr>
+                <w:sz w:val="20"/>
+                <w:szCs w:val="20"/>
+              </w:rPr>
+              <w:t>0</w:t>
+            </w:r>
+          </w:p>
+        </w:tc>
+        <w:tc>
+          <w:tcPr>
+            <w:tcW w:w="1306" w:type="dxa"/>
+          </w:tcPr>
+          <w:p>
+            <w:pPr>
+              <w:pStyle w:val="Tabletext"/>
+              <w:rPr>
+                <w:sz w:val="20"/>
+                <w:szCs w:val="20"/>
+              </w:rPr>
+            </w:pPr>
+            <w:r>
+              <w:rPr>
+                <w:sz w:val="20"/>
+                <w:szCs w:val="20"/>
+              </w:rPr>
+              <w:t>0</w:t>
+            </w:r>
+          </w:p>
+        </w:tc>
+        <w:tc>
+          <w:tcPr>
+            <w:tcW w:w="1161" w:type="dxa"/>
+          </w:tcPr>
+          <w:p>
+            <w:pPr>
+              <w:pStyle w:val="Tabletext"/>
+              <w:rPr>
+                <w:sz w:val="20"/>
+                <w:szCs w:val="20"/>
+              </w:rPr>
+            </w:pPr>
+            <w:r>
+              <w:rPr>
+                <w:sz w:val="20"/>
+                <w:szCs w:val="20"/>
+              </w:rPr>
+              <w:t>TN</w:t>
+            </w:r>
+          </w:p>
+        </w:tc>
+        <w:tc>
+          <w:tcPr>
+            <w:tcW w:w="2732" w:type="dxa"/>
+          </w:tcPr>
+          <w:p>
+            <w:pPr>
+              <w:pStyle w:val="Tabletext"/>
+              <w:rPr>
+                <w:sz w:val="20"/>
+                <w:szCs w:val="20"/>
+              </w:rPr>
+            </w:pPr>
+          </w:p>
+        </w:tc>
+      </w:tr>
+      <w:tr>
+        <w:tc>
+          <w:tcPr>
+            <w:tcW w:w="850" w:type="dxa"/>
+          </w:tcPr>
+          <w:p>
+            <w:pPr>
+              <w:pStyle w:val="Tabletext"/>
+              <w:rPr>
+                <w:sz w:val="20"/>
+                <w:szCs w:val="20"/>
+              </w:rPr>
+            </w:pPr>
+            <w:r>
+              <w:rPr>
+                <w:sz w:val="20"/>
+                <w:szCs w:val="20"/>
+              </w:rPr>
+              <w:t>B-001</w:t>
+            </w:r>
+            <w:r>
+              <w:rPr>
+                <w:sz w:val="20"/>
+                <w:szCs w:val="20"/>
+              </w:rPr>
+              <w:t>*</w:t>
+            </w:r>
+          </w:p>
+        </w:tc>
+        <w:tc>
+          <w:tcPr>
+            <w:tcW w:w="4028" w:type="dxa"/>
+          </w:tcPr>
+          <w:p>
+            <w:pPr>
+              <w:pStyle w:val="Tabletext"/>
+              <w:rPr>
+                <w:sz w:val="20"/>
+                <w:szCs w:val="20"/>
+              </w:rPr>
+            </w:pPr>
+            <w:r>
+              <w:rPr>
+                <w:sz w:val="20"/>
+                <w:szCs w:val="20"/>
+              </w:rPr>
+              <w:t>I taseme pealkiri on rasvane</w:t>
+            </w:r>
+          </w:p>
+        </w:tc>
+        <w:tc>
+          <w:tcPr>
+            <w:tcW w:w="1263" w:type="dxa"/>
+          </w:tcPr>
+          <w:p>
+            <w:pPr>
+              <w:pStyle w:val="Tabletext"/>
+              <w:rPr>
+                <w:sz w:val="20"/>
+                <w:szCs w:val="20"/>
+              </w:rPr>
+            </w:pPr>
+            <w:r>
+              <w:rPr>
+                <w:sz w:val="20"/>
+                <w:szCs w:val="20"/>
+              </w:rPr>
+              <w:t>1</w:t>
+            </w:r>
+          </w:p>
+        </w:tc>
+        <w:tc>
+          <w:tcPr>
+            <w:tcW w:w="1306" w:type="dxa"/>
+          </w:tcPr>
+          <w:p>
+            <w:pPr>
+              <w:pStyle w:val="Tabletext"/>
+              <w:rPr>
+                <w:sz w:val="20"/>
+                <w:szCs w:val="20"/>
+              </w:rPr>
+            </w:pPr>
+            <w:r>
+              <w:rPr>
+                <w:sz w:val="20"/>
+                <w:szCs w:val="20"/>
+              </w:rPr>
+              <w:t>1</w:t>
+            </w:r>
+          </w:p>
+        </w:tc>
+        <w:tc>
+          <w:tcPr>
+            <w:tcW w:w="1161" w:type="dxa"/>
+          </w:tcPr>
+          <w:p>
+            <w:pPr>
+              <w:pStyle w:val="Tabletext"/>
+              <w:rPr>
+                <w:sz w:val="20"/>
+                <w:szCs w:val="20"/>
+              </w:rPr>
+            </w:pPr>
+            <w:r>
+              <w:rPr>
+                <w:sz w:val="20"/>
+                <w:szCs w:val="20"/>
+              </w:rPr>
+              <w:t>TP</w:t>
+            </w:r>
+          </w:p>
+        </w:tc>
+        <w:tc>
+          <w:tcPr>
+            <w:tcW w:w="2732" w:type="dxa"/>
+          </w:tcPr>
+          <w:p>
+            <w:pPr>
+              <w:pStyle w:val="Tabletext"/>
+              <w:rPr>
+                <w:sz w:val="20"/>
+                <w:szCs w:val="20"/>
+              </w:rPr>
+            </w:pPr>
+          </w:p>
+        </w:tc>
+      </w:tr>
+      <w:tr>
+        <w:tc>
+          <w:tcPr>
+            <w:tcW w:w="850" w:type="dxa"/>
+          </w:tcPr>
+          <w:p>
+            <w:pPr>
+              <w:pStyle w:val="Tabletext"/>
+              <w:rPr>
+                <w:sz w:val="20"/>
+                <w:szCs w:val="20"/>
+              </w:rPr>
+            </w:pPr>
+            <w:r>
+              <w:rPr>
+                <w:sz w:val="20"/>
+                <w:szCs w:val="20"/>
+              </w:rPr>
+              <w:t>E-001</w:t>
+            </w:r>
+            <w:r>
+              <w:rPr>
+                <w:sz w:val="20"/>
+                <w:szCs w:val="20"/>
+              </w:rPr>
+              <w:t>*</w:t>
+            </w:r>
+          </w:p>
+        </w:tc>
+        <w:tc>
+          <w:tcPr>
+            <w:tcW w:w="4028" w:type="dxa"/>
+          </w:tcPr>
+          <w:p>
+            <w:pPr>
+              <w:pStyle w:val="Tabletext"/>
+              <w:rPr>
+                <w:sz w:val="20"/>
+                <w:szCs w:val="20"/>
+              </w:rPr>
+            </w:pPr>
+            <w:r>
+              <w:rPr>
+                <w:sz w:val="20"/>
+                <w:szCs w:val="20"/>
+              </w:rPr>
+              <w:t>Põhiteksti joondus on rööpjoondus</w:t>
+            </w:r>
+          </w:p>
+        </w:tc>
+        <w:tc>
+          <w:tcPr>
+            <w:tcW w:w="1263" w:type="dxa"/>
+          </w:tcPr>
+          <w:p>
+            <w:pPr>
+              <w:pStyle w:val="Tabletext"/>
+              <w:rPr>
+                <w:sz w:val="20"/>
+                <w:szCs w:val="20"/>
+              </w:rPr>
+            </w:pPr>
+            <w:r>
+              <w:rPr>
+                <w:sz w:val="20"/>
+                <w:szCs w:val="20"/>
+              </w:rPr>
+              <w:t>0</w:t>
+            </w:r>
+          </w:p>
+        </w:tc>
+        <w:tc>
+          <w:tcPr>
+            <w:tcW w:w="1306" w:type="dxa"/>
+          </w:tcPr>
+          <w:p>
+            <w:pPr>
+              <w:pStyle w:val="Tabletext"/>
+              <w:rPr>
+                <w:sz w:val="20"/>
+                <w:szCs w:val="20"/>
+              </w:rPr>
+            </w:pPr>
+            <w:r>
+              <w:rPr>
+                <w:sz w:val="20"/>
+                <w:szCs w:val="20"/>
+              </w:rPr>
+              <w:t>3</w:t>
+            </w:r>
+          </w:p>
+        </w:tc>
+        <w:tc>
+          <w:tcPr>
+            <w:tcW w:w="1161" w:type="dxa"/>
+          </w:tcPr>
+          <w:p>
+            <w:pPr>
+              <w:pStyle w:val="Tabletext"/>
+              <w:rPr>
+                <w:sz w:val="20"/>
+                <w:szCs w:val="20"/>
+              </w:rPr>
+            </w:pPr>
+            <w:r>
+              <w:rPr>
+                <w:sz w:val="20"/>
+                <w:szCs w:val="20"/>
+              </w:rPr>
               <w:t>VP</w:t>
             </w:r>
           </w:p>
@@ -16980,20 +18130,13 @@
           <w:p>
             <w:pPr>
               <w:pStyle w:val="Tabletext"/>
-              <w:rPr>
-                <w:sz w:val="20"/>
-                <w:szCs w:val="20"/>
-              </w:rPr>
-            </w:pPr>
-            <w:r>
               <w:rPr>
                 <w:i/>
                 <w:iCs/>
                 <w:sz w:val="20"/>
                 <w:szCs w:val="20"/>
               </w:rPr>
-              <w:t xml:space="preserve">Vea põhjuse tuvastamine nõuab täiendavat </w:t>
-            </w:r>
+            </w:pPr>
             <w:r>
               <w:rPr>
                 <w:i/>
@@ -17001,8 +18144,257 @@
                 <w:sz w:val="20"/>
                 <w:szCs w:val="20"/>
               </w:rPr>
-              <w:t>uurimist</w:t>
-            </w:r>
+              <w:t>Rakendus ei arvesta põhiteksti hulgast välja valemeid.</w:t>
+            </w:r>
+          </w:p>
+        </w:tc>
+      </w:tr>
+      <w:tr>
+        <w:tc>
+          <w:tcPr>
+            <w:tcW w:w="850" w:type="dxa"/>
+          </w:tcPr>
+          <w:p>
+            <w:pPr>
+              <w:pStyle w:val="Tabletext"/>
+              <w:rPr>
+                <w:sz w:val="20"/>
+                <w:szCs w:val="20"/>
+              </w:rPr>
+            </w:pPr>
+            <w:r>
+              <w:rPr>
+                <w:sz w:val="20"/>
+                <w:szCs w:val="20"/>
+              </w:rPr>
+              <w:t>C-001</w:t>
+            </w:r>
+          </w:p>
+        </w:tc>
+        <w:tc>
+          <w:tcPr>
+            <w:tcW w:w="4028" w:type="dxa"/>
+          </w:tcPr>
+          <w:p>
+            <w:pPr>
+              <w:pStyle w:val="Tabletext"/>
+              <w:rPr>
+                <w:sz w:val="20"/>
+                <w:szCs w:val="20"/>
+              </w:rPr>
+            </w:pPr>
+            <w:r>
+              <w:rPr>
+                <w:sz w:val="20"/>
+                <w:szCs w:val="20"/>
+              </w:rPr>
+              <w:t>Alapeatükk sisaldab vähemalt kaks lõiku</w:t>
+            </w:r>
+            <w:r>
+              <w:rPr>
+                <w:sz w:val="20"/>
+                <w:szCs w:val="20"/>
+              </w:rPr>
+              <w:t xml:space="preserve"> (ja neist esimene on tekstilõik)</w:t>
+            </w:r>
+          </w:p>
+        </w:tc>
+        <w:tc>
+          <w:tcPr>
+            <w:tcW w:w="1263" w:type="dxa"/>
+          </w:tcPr>
+          <w:p>
+            <w:pPr>
+              <w:pStyle w:val="Tabletext"/>
+              <w:rPr>
+                <w:sz w:val="20"/>
+                <w:szCs w:val="20"/>
+              </w:rPr>
+            </w:pPr>
+            <w:r>
+              <w:rPr>
+                <w:sz w:val="20"/>
+                <w:szCs w:val="20"/>
+              </w:rPr>
+              <w:t>17</w:t>
+            </w:r>
+          </w:p>
+        </w:tc>
+        <w:tc>
+          <w:tcPr>
+            <w:tcW w:w="1306" w:type="dxa"/>
+          </w:tcPr>
+          <w:p>
+            <w:pPr>
+              <w:pStyle w:val="Tabletext"/>
+              <w:rPr>
+                <w:sz w:val="20"/>
+                <w:szCs w:val="20"/>
+              </w:rPr>
+            </w:pPr>
+            <w:r>
+              <w:rPr>
+                <w:sz w:val="20"/>
+                <w:szCs w:val="20"/>
+              </w:rPr>
+              <w:t>17</w:t>
+            </w:r>
+          </w:p>
+        </w:tc>
+        <w:tc>
+          <w:tcPr>
+            <w:tcW w:w="1161" w:type="dxa"/>
+          </w:tcPr>
+          <w:p>
+            <w:pPr>
+              <w:pStyle w:val="Tabletext"/>
+              <w:rPr>
+                <w:sz w:val="20"/>
+                <w:szCs w:val="20"/>
+              </w:rPr>
+            </w:pPr>
+            <w:r>
+              <w:rPr>
+                <w:sz w:val="20"/>
+                <w:szCs w:val="20"/>
+              </w:rPr>
+              <w:t>TP</w:t>
+            </w:r>
+          </w:p>
+        </w:tc>
+        <w:tc>
+          <w:tcPr>
+            <w:tcW w:w="2732" w:type="dxa"/>
+          </w:tcPr>
+          <w:p>
+            <w:pPr>
+              <w:pStyle w:val="Tabletext"/>
+              <w:rPr>
+                <w:sz w:val="20"/>
+                <w:szCs w:val="20"/>
+              </w:rPr>
+            </w:pPr>
+          </w:p>
+        </w:tc>
+      </w:tr>
+      <w:tr>
+        <w:tc>
+          <w:tcPr>
+            <w:tcW w:w="850" w:type="dxa"/>
+          </w:tcPr>
+          <w:p>
+            <w:pPr>
+              <w:pStyle w:val="Tabletext"/>
+              <w:rPr>
+                <w:sz w:val="20"/>
+                <w:szCs w:val="20"/>
+              </w:rPr>
+            </w:pPr>
+            <w:r>
+              <w:rPr>
+                <w:sz w:val="20"/>
+                <w:szCs w:val="20"/>
+              </w:rPr>
+              <w:t>C-002</w:t>
+            </w:r>
+          </w:p>
+        </w:tc>
+        <w:tc>
+          <w:tcPr>
+            <w:tcW w:w="4028" w:type="dxa"/>
+          </w:tcPr>
+          <w:p>
+            <w:pPr>
+              <w:pStyle w:val="Tabletext"/>
+              <w:rPr>
+                <w:sz w:val="20"/>
+                <w:szCs w:val="20"/>
+              </w:rPr>
+            </w:pPr>
+            <w:r>
+              <w:rPr>
+                <w:sz w:val="20"/>
+                <w:szCs w:val="20"/>
+              </w:rPr>
+              <w:t>Bakalaureusetöö põhiosa maht 25-35 lk</w:t>
+            </w:r>
+          </w:p>
+        </w:tc>
+        <w:tc>
+          <w:tcPr>
+            <w:tcW w:w="1263" w:type="dxa"/>
+          </w:tcPr>
+          <w:p>
+            <w:pPr>
+              <w:pStyle w:val="Tabletext"/>
+              <w:rPr>
+                <w:sz w:val="20"/>
+                <w:szCs w:val="20"/>
+              </w:rPr>
+            </w:pPr>
+            <w:r>
+              <w:rPr>
+                <w:sz w:val="20"/>
+                <w:szCs w:val="20"/>
+              </w:rPr>
+              <w:t>1 (39 lk)</w:t>
+            </w:r>
+          </w:p>
+        </w:tc>
+        <w:tc>
+          <w:tcPr>
+            <w:tcW w:w="1306" w:type="dxa"/>
+          </w:tcPr>
+          <w:p>
+            <w:pPr>
+              <w:pStyle w:val="Tabletext"/>
+              <w:rPr>
+                <w:sz w:val="20"/>
+                <w:szCs w:val="20"/>
+              </w:rPr>
+            </w:pPr>
+            <w:r>
+              <w:rPr>
+                <w:sz w:val="20"/>
+                <w:szCs w:val="20"/>
+              </w:rPr>
+              <w:t>1 (67 lk)</w:t>
+            </w:r>
+          </w:p>
+        </w:tc>
+        <w:tc>
+          <w:tcPr>
+            <w:tcW w:w="1161" w:type="dxa"/>
+          </w:tcPr>
+          <w:p>
+            <w:pPr>
+              <w:pStyle w:val="Tabletext"/>
+              <w:rPr>
+                <w:sz w:val="20"/>
+                <w:szCs w:val="20"/>
+              </w:rPr>
+            </w:pPr>
+            <w:r>
+              <w:rPr>
+                <w:sz w:val="20"/>
+                <w:szCs w:val="20"/>
+              </w:rPr>
+              <w:t>TP, VP</w:t>
+            </w:r>
+          </w:p>
+        </w:tc>
+        <w:tc>
+          <w:tcPr>
+            <w:tcW w:w="2732" w:type="dxa"/>
+          </w:tcPr>
+          <w:p>
+            <w:pPr>
+              <w:pStyle w:val="Tabletext"/>
+              <w:rPr>
+                <w:sz w:val="20"/>
+                <w:szCs w:val="20"/>
+              </w:rPr>
+            </w:pPr>
             <w:r>
               <w:rPr>
                 <w:i/>
@@ -17010,7 +18402,7 @@
                 <w:sz w:val="20"/>
                 <w:szCs w:val="20"/>
               </w:rPr>
-              <w:t>.</w:t>
+              <w:t>Vea põhjuse tuvastamine nõuab täiendavat uurimist. Arvude järgi tundub, et rakendus ei tuvasta kokkuvõtte peatükki.</w:t>
             </w:r>
           </w:p>
         </w:tc>
@@ -17033,14 +18425,7 @@
                 <w:sz w:val="20"/>
                 <w:szCs w:val="20"/>
               </w:rPr>
-              <w:t>N-007</w:t>
-            </w:r>
-            <w:r>
-              <w:rPr>
-                <w:sz w:val="20"/>
-                <w:szCs w:val="20"/>
-              </w:rPr>
-              <w:t>*</w:t>
+              <w:t>C-003</w:t>
             </w:r>
           </w:p>
         </w:tc>
@@ -17061,17 +18446,8 @@
                 <w:sz w:val="20"/>
                 <w:szCs w:val="20"/>
               </w:rPr>
-              <w:t xml:space="preserve">I taseme pealkirja fondi suurus 16 </w:t>
-            </w:r>
-            <w:proofErr w:type="spellStart"/>
-            <w:r>
-              <w:rPr>
-                <w:sz w:val="20"/>
-                <w:szCs w:val="20"/>
-              </w:rPr>
-              <w:t>pt</w:t>
-            </w:r>
-            <w:proofErr w:type="spellEnd"/>
+              <w:t>Magistritöö põhiosa maht 30-60 lk</w:t>
+            </w:r>
           </w:p>
         </w:tc>
         <w:tc>
@@ -17091,23 +18467,7 @@
                 <w:sz w:val="20"/>
                 <w:szCs w:val="20"/>
               </w:rPr>
-              <w:t xml:space="preserve">1 (12 </w:t>
-            </w:r>
-            <w:proofErr w:type="spellStart"/>
-            <w:r>
-              <w:rPr>
-                <w:sz w:val="20"/>
-                <w:szCs w:val="20"/>
-              </w:rPr>
-              <w:t>pt</w:t>
-            </w:r>
-            <w:proofErr w:type="spellEnd"/>
-            <w:r>
-              <w:rPr>
-                <w:sz w:val="20"/>
-                <w:szCs w:val="20"/>
-              </w:rPr>
-              <w:t>)</w:t>
+              <w:t>Ei kehti</w:t>
             </w:r>
           </w:p>
         </w:tc>
@@ -17128,23 +18488,7 @@
                 <w:sz w:val="20"/>
                 <w:szCs w:val="20"/>
               </w:rPr>
-              <w:t xml:space="preserve">1 (12 </w:t>
-            </w:r>
-            <w:proofErr w:type="spellStart"/>
-            <w:r>
-              <w:rPr>
-                <w:sz w:val="20"/>
-                <w:szCs w:val="20"/>
-              </w:rPr>
-              <w:t>pt</w:t>
-            </w:r>
-            <w:proofErr w:type="spellEnd"/>
-            <w:r>
-              <w:rPr>
-                <w:sz w:val="20"/>
-                <w:szCs w:val="20"/>
-              </w:rPr>
-              <w:t>)</w:t>
+              <w:t>Ei kehti</w:t>
             </w:r>
           </w:p>
         </w:tc>
@@ -17165,7 +18509,7 @@
                 <w:sz w:val="20"/>
                 <w:szCs w:val="20"/>
               </w:rPr>
-              <w:t>TP</w:t>
+              <w:t>TN</w:t>
             </w:r>
           </w:p>
         </w:tc>
@@ -17202,14 +18546,7 @@
                 <w:sz w:val="20"/>
                 <w:szCs w:val="20"/>
               </w:rPr>
-              <w:t>N-008</w:t>
-            </w:r>
-            <w:r>
-              <w:rPr>
-                <w:sz w:val="20"/>
-                <w:szCs w:val="20"/>
-              </w:rPr>
-              <w:t>*</w:t>
+              <w:t>O-001</w:t>
             </w:r>
           </w:p>
         </w:tc>
@@ -17230,17 +18567,8 @@
                 <w:sz w:val="20"/>
                 <w:szCs w:val="20"/>
               </w:rPr>
-              <w:t xml:space="preserve">II taseme pealkirja fondi suurus 14 </w:t>
-            </w:r>
-            <w:proofErr w:type="spellStart"/>
-            <w:r>
-              <w:rPr>
-                <w:sz w:val="20"/>
-                <w:szCs w:val="20"/>
-              </w:rPr>
-              <w:t>pt</w:t>
-            </w:r>
-            <w:proofErr w:type="spellEnd"/>
+              <w:t>Lõputöö osade järjekord on korrektne</w:t>
+            </w:r>
           </w:p>
         </w:tc>
         <w:tc>
@@ -17339,14 +18667,7 @@
                 <w:sz w:val="20"/>
                 <w:szCs w:val="20"/>
               </w:rPr>
-              <w:t>N-009</w:t>
-            </w:r>
-            <w:r>
-              <w:rPr>
-                <w:sz w:val="20"/>
-                <w:szCs w:val="20"/>
-              </w:rPr>
-              <w:t>*</w:t>
+              <w:t>X-001</w:t>
             </w:r>
           </w:p>
         </w:tc>
@@ -17367,17 +18688,8 @@
                 <w:sz w:val="20"/>
                 <w:szCs w:val="20"/>
               </w:rPr>
-              <w:t xml:space="preserve">III taseme pealkirja fondi suurus 12 </w:t>
-            </w:r>
-            <w:proofErr w:type="spellStart"/>
-            <w:r>
-              <w:rPr>
-                <w:sz w:val="20"/>
-                <w:szCs w:val="20"/>
-              </w:rPr>
-              <w:t>pt</w:t>
-            </w:r>
-            <w:proofErr w:type="spellEnd"/>
+              <w:t>Lühendite ja mõistete sõnastiku terminid esinevad põhitekstis</w:t>
+            </w:r>
           </w:p>
         </w:tc>
         <w:tc>
@@ -17397,902 +18709,18 @@
                 <w:sz w:val="20"/>
                 <w:szCs w:val="20"/>
               </w:rPr>
-              <w:t>0</w:t>
-            </w:r>
-          </w:p>
-        </w:tc>
-        <w:tc>
-          <w:tcPr>
-            <w:tcW w:w="1306" w:type="dxa"/>
-          </w:tcPr>
-          <w:p>
-            <w:pPr>
-              <w:pStyle w:val="Tabletext"/>
-              <w:rPr>
-                <w:sz w:val="20"/>
-                <w:szCs w:val="20"/>
-              </w:rPr>
-            </w:pPr>
-            <w:r>
-              <w:rPr>
-                <w:sz w:val="20"/>
-                <w:szCs w:val="20"/>
-              </w:rPr>
-              <w:t>0</w:t>
-            </w:r>
-          </w:p>
-        </w:tc>
-        <w:tc>
-          <w:tcPr>
-            <w:tcW w:w="1161" w:type="dxa"/>
-          </w:tcPr>
-          <w:p>
-            <w:pPr>
-              <w:pStyle w:val="Tabletext"/>
-              <w:rPr>
-                <w:sz w:val="20"/>
-                <w:szCs w:val="20"/>
-              </w:rPr>
-            </w:pPr>
-            <w:r>
-              <w:rPr>
-                <w:sz w:val="20"/>
-                <w:szCs w:val="20"/>
-              </w:rPr>
-              <w:t>TN</w:t>
-            </w:r>
-          </w:p>
-        </w:tc>
-        <w:tc>
-          <w:tcPr>
-            <w:tcW w:w="2732" w:type="dxa"/>
-          </w:tcPr>
-          <w:p>
-            <w:pPr>
-              <w:pStyle w:val="Tabletext"/>
-              <w:rPr>
-                <w:sz w:val="20"/>
-                <w:szCs w:val="20"/>
-              </w:rPr>
-            </w:pPr>
-          </w:p>
-        </w:tc>
-      </w:tr>
-      <w:tr>
-        <w:tc>
-          <w:tcPr>
-            <w:tcW w:w="850" w:type="dxa"/>
-          </w:tcPr>
-          <w:p>
-            <w:pPr>
-              <w:pStyle w:val="Tabletext"/>
-              <w:rPr>
-                <w:sz w:val="20"/>
-                <w:szCs w:val="20"/>
-              </w:rPr>
-            </w:pPr>
-            <w:r>
-              <w:rPr>
-                <w:sz w:val="20"/>
-                <w:szCs w:val="20"/>
-              </w:rPr>
-              <w:t>N-010</w:t>
-            </w:r>
-            <w:r>
-              <w:rPr>
-                <w:sz w:val="20"/>
-                <w:szCs w:val="20"/>
-              </w:rPr>
-              <w:t>*</w:t>
-            </w:r>
-          </w:p>
-        </w:tc>
-        <w:tc>
-          <w:tcPr>
-            <w:tcW w:w="4028" w:type="dxa"/>
-          </w:tcPr>
-          <w:p>
-            <w:pPr>
-              <w:pStyle w:val="Tabletext"/>
-              <w:rPr>
-                <w:sz w:val="20"/>
-                <w:szCs w:val="20"/>
-              </w:rPr>
-            </w:pPr>
-            <w:r>
-              <w:rPr>
-                <w:sz w:val="20"/>
-                <w:szCs w:val="20"/>
-              </w:rPr>
-              <w:t xml:space="preserve">Sisukorra teksti fondi suurus 12 </w:t>
-            </w:r>
-            <w:proofErr w:type="spellStart"/>
-            <w:r>
-              <w:rPr>
-                <w:sz w:val="20"/>
-                <w:szCs w:val="20"/>
-              </w:rPr>
-              <w:t>pt</w:t>
-            </w:r>
-            <w:proofErr w:type="spellEnd"/>
-          </w:p>
-        </w:tc>
-        <w:tc>
-          <w:tcPr>
-            <w:tcW w:w="1263" w:type="dxa"/>
-          </w:tcPr>
-          <w:p>
-            <w:pPr>
-              <w:pStyle w:val="Tabletext"/>
-              <w:rPr>
-                <w:sz w:val="20"/>
-                <w:szCs w:val="20"/>
-              </w:rPr>
-            </w:pPr>
-            <w:r>
-              <w:rPr>
-                <w:sz w:val="20"/>
-                <w:szCs w:val="20"/>
-              </w:rPr>
-              <w:t>0</w:t>
-            </w:r>
-          </w:p>
-        </w:tc>
-        <w:tc>
-          <w:tcPr>
-            <w:tcW w:w="1306" w:type="dxa"/>
-          </w:tcPr>
-          <w:p>
-            <w:pPr>
-              <w:pStyle w:val="Tabletext"/>
-              <w:rPr>
-                <w:sz w:val="20"/>
-                <w:szCs w:val="20"/>
-              </w:rPr>
-            </w:pPr>
-            <w:r>
-              <w:rPr>
-                <w:sz w:val="20"/>
-                <w:szCs w:val="20"/>
-              </w:rPr>
-              <w:t>0</w:t>
-            </w:r>
-          </w:p>
-        </w:tc>
-        <w:tc>
-          <w:tcPr>
-            <w:tcW w:w="1161" w:type="dxa"/>
-          </w:tcPr>
-          <w:p>
-            <w:pPr>
-              <w:pStyle w:val="Tabletext"/>
-              <w:rPr>
-                <w:sz w:val="20"/>
-                <w:szCs w:val="20"/>
-              </w:rPr>
-            </w:pPr>
-            <w:r>
-              <w:rPr>
-                <w:sz w:val="20"/>
-                <w:szCs w:val="20"/>
-              </w:rPr>
-              <w:t>TN</w:t>
-            </w:r>
-          </w:p>
-        </w:tc>
-        <w:tc>
-          <w:tcPr>
-            <w:tcW w:w="2732" w:type="dxa"/>
-          </w:tcPr>
-          <w:p>
-            <w:pPr>
-              <w:pStyle w:val="Tabletext"/>
-              <w:rPr>
-                <w:sz w:val="20"/>
-                <w:szCs w:val="20"/>
-              </w:rPr>
-            </w:pPr>
-          </w:p>
-        </w:tc>
-      </w:tr>
-      <w:tr>
-        <w:tc>
-          <w:tcPr>
-            <w:tcW w:w="850" w:type="dxa"/>
-          </w:tcPr>
-          <w:p>
-            <w:pPr>
-              <w:pStyle w:val="Tabletext"/>
-              <w:rPr>
-                <w:sz w:val="20"/>
-                <w:szCs w:val="20"/>
-              </w:rPr>
-            </w:pPr>
-            <w:r>
-              <w:rPr>
-                <w:sz w:val="20"/>
-                <w:szCs w:val="20"/>
-              </w:rPr>
-              <w:t>N-011</w:t>
-            </w:r>
-            <w:r>
-              <w:rPr>
-                <w:sz w:val="20"/>
-                <w:szCs w:val="20"/>
-              </w:rPr>
-              <w:t>*</w:t>
-            </w:r>
-          </w:p>
-        </w:tc>
-        <w:tc>
-          <w:tcPr>
-            <w:tcW w:w="4028" w:type="dxa"/>
-          </w:tcPr>
-          <w:p>
-            <w:pPr>
-              <w:pStyle w:val="Tabletext"/>
-              <w:rPr>
-                <w:sz w:val="20"/>
-                <w:szCs w:val="20"/>
-              </w:rPr>
-            </w:pPr>
-            <w:r>
-              <w:rPr>
-                <w:sz w:val="20"/>
-                <w:szCs w:val="20"/>
-              </w:rPr>
-              <w:t xml:space="preserve">Tabeli/joonise pealkirja fondi suurus 10 </w:t>
-            </w:r>
-            <w:proofErr w:type="spellStart"/>
-            <w:r>
-              <w:rPr>
-                <w:sz w:val="20"/>
-                <w:szCs w:val="20"/>
-              </w:rPr>
-              <w:t>pt</w:t>
-            </w:r>
-            <w:proofErr w:type="spellEnd"/>
-          </w:p>
-        </w:tc>
-        <w:tc>
-          <w:tcPr>
-            <w:tcW w:w="1263" w:type="dxa"/>
-          </w:tcPr>
-          <w:p>
-            <w:pPr>
-              <w:pStyle w:val="Tabletext"/>
-              <w:rPr>
-                <w:sz w:val="20"/>
-                <w:szCs w:val="20"/>
-              </w:rPr>
-            </w:pPr>
-            <w:r>
-              <w:rPr>
-                <w:sz w:val="20"/>
-                <w:szCs w:val="20"/>
-              </w:rPr>
-              <w:t>0</w:t>
-            </w:r>
-          </w:p>
-        </w:tc>
-        <w:tc>
-          <w:tcPr>
-            <w:tcW w:w="1306" w:type="dxa"/>
-          </w:tcPr>
-          <w:p>
-            <w:pPr>
-              <w:pStyle w:val="Tabletext"/>
-              <w:rPr>
-                <w:sz w:val="20"/>
-                <w:szCs w:val="20"/>
-              </w:rPr>
-            </w:pPr>
-            <w:r>
-              <w:rPr>
-                <w:sz w:val="20"/>
-                <w:szCs w:val="20"/>
-              </w:rPr>
-              <w:t>0</w:t>
-            </w:r>
-          </w:p>
-        </w:tc>
-        <w:tc>
-          <w:tcPr>
-            <w:tcW w:w="1161" w:type="dxa"/>
-          </w:tcPr>
-          <w:p>
-            <w:pPr>
-              <w:pStyle w:val="Tabletext"/>
-              <w:rPr>
-                <w:sz w:val="20"/>
-                <w:szCs w:val="20"/>
-              </w:rPr>
-            </w:pPr>
-            <w:r>
-              <w:rPr>
-                <w:sz w:val="20"/>
-                <w:szCs w:val="20"/>
-              </w:rPr>
-              <w:t>TN</w:t>
-            </w:r>
-          </w:p>
-        </w:tc>
-        <w:tc>
-          <w:tcPr>
-            <w:tcW w:w="2732" w:type="dxa"/>
-          </w:tcPr>
-          <w:p>
-            <w:pPr>
-              <w:pStyle w:val="Tabletext"/>
-              <w:rPr>
-                <w:sz w:val="20"/>
-                <w:szCs w:val="20"/>
-              </w:rPr>
-            </w:pPr>
-          </w:p>
-        </w:tc>
-      </w:tr>
-      <w:tr>
-        <w:tc>
-          <w:tcPr>
-            <w:tcW w:w="850" w:type="dxa"/>
-          </w:tcPr>
-          <w:p>
-            <w:pPr>
-              <w:pStyle w:val="Tabletext"/>
-              <w:rPr>
-                <w:sz w:val="20"/>
-                <w:szCs w:val="20"/>
-              </w:rPr>
-            </w:pPr>
-            <w:r>
-              <w:rPr>
-                <w:sz w:val="20"/>
-                <w:szCs w:val="20"/>
-              </w:rPr>
-              <w:t>N-012</w:t>
-            </w:r>
-            <w:r>
-              <w:rPr>
-                <w:sz w:val="20"/>
-                <w:szCs w:val="20"/>
-              </w:rPr>
-              <w:t>*</w:t>
-            </w:r>
-          </w:p>
-        </w:tc>
-        <w:tc>
-          <w:tcPr>
-            <w:tcW w:w="4028" w:type="dxa"/>
-          </w:tcPr>
-          <w:p>
-            <w:pPr>
-              <w:pStyle w:val="Tabletext"/>
-              <w:rPr>
-                <w:sz w:val="20"/>
-                <w:szCs w:val="20"/>
-              </w:rPr>
-            </w:pPr>
-            <w:r>
-              <w:rPr>
-                <w:sz w:val="20"/>
-                <w:szCs w:val="20"/>
-              </w:rPr>
-              <w:t xml:space="preserve">Tabeli teksti fondi suurus 11 </w:t>
-            </w:r>
-            <w:proofErr w:type="spellStart"/>
-            <w:r>
-              <w:rPr>
-                <w:sz w:val="20"/>
-                <w:szCs w:val="20"/>
-              </w:rPr>
-              <w:t>pt</w:t>
-            </w:r>
-            <w:proofErr w:type="spellEnd"/>
-          </w:p>
-        </w:tc>
-        <w:tc>
-          <w:tcPr>
-            <w:tcW w:w="1263" w:type="dxa"/>
-          </w:tcPr>
-          <w:p>
-            <w:pPr>
-              <w:pStyle w:val="Tabletext"/>
-              <w:rPr>
-                <w:sz w:val="20"/>
-                <w:szCs w:val="20"/>
-              </w:rPr>
-            </w:pPr>
-            <w:r>
-              <w:rPr>
-                <w:sz w:val="20"/>
-                <w:szCs w:val="20"/>
-              </w:rPr>
-              <w:t xml:space="preserve">1 (12 </w:t>
-            </w:r>
-            <w:proofErr w:type="spellStart"/>
-            <w:r>
-              <w:rPr>
-                <w:sz w:val="20"/>
-                <w:szCs w:val="20"/>
-              </w:rPr>
-              <w:t>pt</w:t>
-            </w:r>
-            <w:proofErr w:type="spellEnd"/>
-            <w:r>
-              <w:rPr>
-                <w:sz w:val="20"/>
-                <w:szCs w:val="20"/>
-              </w:rPr>
-              <w:t>)</w:t>
-            </w:r>
-          </w:p>
-        </w:tc>
-        <w:tc>
-          <w:tcPr>
-            <w:tcW w:w="1306" w:type="dxa"/>
-          </w:tcPr>
-          <w:p>
-            <w:pPr>
-              <w:pStyle w:val="Tabletext"/>
-              <w:rPr>
-                <w:sz w:val="20"/>
-                <w:szCs w:val="20"/>
-              </w:rPr>
-            </w:pPr>
-            <w:r>
-              <w:rPr>
-                <w:sz w:val="20"/>
-                <w:szCs w:val="20"/>
-              </w:rPr>
-              <w:t xml:space="preserve">1 (12 </w:t>
-            </w:r>
-            <w:proofErr w:type="spellStart"/>
-            <w:r>
-              <w:rPr>
-                <w:sz w:val="20"/>
-                <w:szCs w:val="20"/>
-              </w:rPr>
-              <w:t>pt</w:t>
-            </w:r>
-            <w:proofErr w:type="spellEnd"/>
-            <w:r>
-              <w:rPr>
-                <w:sz w:val="20"/>
-                <w:szCs w:val="20"/>
-              </w:rPr>
-              <w:t>)</w:t>
-            </w:r>
-          </w:p>
-        </w:tc>
-        <w:tc>
-          <w:tcPr>
-            <w:tcW w:w="1161" w:type="dxa"/>
-          </w:tcPr>
-          <w:p>
-            <w:pPr>
-              <w:pStyle w:val="Tabletext"/>
-              <w:rPr>
-                <w:sz w:val="20"/>
-                <w:szCs w:val="20"/>
-              </w:rPr>
-            </w:pPr>
-            <w:r>
-              <w:rPr>
-                <w:sz w:val="20"/>
-                <w:szCs w:val="20"/>
-              </w:rPr>
-              <w:t>TP</w:t>
-            </w:r>
-          </w:p>
-        </w:tc>
-        <w:tc>
-          <w:tcPr>
-            <w:tcW w:w="2732" w:type="dxa"/>
-          </w:tcPr>
-          <w:p>
-            <w:pPr>
-              <w:pStyle w:val="Tabletext"/>
-              <w:rPr>
-                <w:sz w:val="20"/>
-                <w:szCs w:val="20"/>
-              </w:rPr>
-            </w:pPr>
-          </w:p>
-        </w:tc>
-      </w:tr>
-      <w:tr>
-        <w:tc>
-          <w:tcPr>
-            <w:tcW w:w="850" w:type="dxa"/>
-          </w:tcPr>
-          <w:p>
-            <w:pPr>
-              <w:pStyle w:val="Tabletext"/>
-              <w:rPr>
-                <w:sz w:val="20"/>
-                <w:szCs w:val="20"/>
-              </w:rPr>
-            </w:pPr>
-            <w:r>
-              <w:rPr>
-                <w:sz w:val="20"/>
-                <w:szCs w:val="20"/>
-              </w:rPr>
-              <w:t>N-013</w:t>
-            </w:r>
-            <w:r>
-              <w:rPr>
-                <w:sz w:val="20"/>
-                <w:szCs w:val="20"/>
-              </w:rPr>
-              <w:t>*</w:t>
-            </w:r>
-          </w:p>
-        </w:tc>
-        <w:tc>
-          <w:tcPr>
-            <w:tcW w:w="4028" w:type="dxa"/>
-          </w:tcPr>
-          <w:p>
-            <w:pPr>
-              <w:pStyle w:val="Tabletext"/>
-              <w:rPr>
-                <w:sz w:val="20"/>
-                <w:szCs w:val="20"/>
-              </w:rPr>
-            </w:pPr>
-            <w:r>
-              <w:rPr>
-                <w:sz w:val="20"/>
-                <w:szCs w:val="20"/>
-              </w:rPr>
-              <w:t xml:space="preserve">Programmikoodi fondi suurus 10 </w:t>
-            </w:r>
-            <w:proofErr w:type="spellStart"/>
-            <w:r>
-              <w:rPr>
-                <w:sz w:val="20"/>
-                <w:szCs w:val="20"/>
-              </w:rPr>
-              <w:t>pt</w:t>
-            </w:r>
-            <w:proofErr w:type="spellEnd"/>
-          </w:p>
-        </w:tc>
-        <w:tc>
-          <w:tcPr>
-            <w:tcW w:w="1263" w:type="dxa"/>
-          </w:tcPr>
-          <w:p>
-            <w:pPr>
-              <w:pStyle w:val="Tabletext"/>
-              <w:rPr>
-                <w:sz w:val="20"/>
-                <w:szCs w:val="20"/>
-              </w:rPr>
-            </w:pPr>
-            <w:r>
-              <w:rPr>
-                <w:sz w:val="20"/>
-                <w:szCs w:val="20"/>
-              </w:rPr>
-              <w:t>0</w:t>
-            </w:r>
-          </w:p>
-        </w:tc>
-        <w:tc>
-          <w:tcPr>
-            <w:tcW w:w="1306" w:type="dxa"/>
-          </w:tcPr>
-          <w:p>
-            <w:pPr>
-              <w:pStyle w:val="Tabletext"/>
-              <w:rPr>
-                <w:sz w:val="20"/>
-                <w:szCs w:val="20"/>
-              </w:rPr>
-            </w:pPr>
-            <w:r>
-              <w:rPr>
-                <w:sz w:val="20"/>
-                <w:szCs w:val="20"/>
-              </w:rPr>
-              <w:t>0</w:t>
-            </w:r>
-          </w:p>
-        </w:tc>
-        <w:tc>
-          <w:tcPr>
-            <w:tcW w:w="1161" w:type="dxa"/>
-          </w:tcPr>
-          <w:p>
-            <w:pPr>
-              <w:pStyle w:val="Tabletext"/>
-              <w:rPr>
-                <w:sz w:val="20"/>
-                <w:szCs w:val="20"/>
-              </w:rPr>
-            </w:pPr>
-            <w:r>
-              <w:rPr>
-                <w:sz w:val="20"/>
-                <w:szCs w:val="20"/>
-              </w:rPr>
-              <w:t>TN</w:t>
-            </w:r>
-          </w:p>
-        </w:tc>
-        <w:tc>
-          <w:tcPr>
-            <w:tcW w:w="2732" w:type="dxa"/>
-          </w:tcPr>
-          <w:p>
-            <w:pPr>
-              <w:pStyle w:val="Tabletext"/>
-              <w:rPr>
-                <w:sz w:val="20"/>
-                <w:szCs w:val="20"/>
-              </w:rPr>
-            </w:pPr>
-          </w:p>
-        </w:tc>
-      </w:tr>
-      <w:tr>
-        <w:tc>
-          <w:tcPr>
-            <w:tcW w:w="850" w:type="dxa"/>
-          </w:tcPr>
-          <w:p>
-            <w:pPr>
-              <w:pStyle w:val="Tabletext"/>
-              <w:rPr>
-                <w:sz w:val="20"/>
-                <w:szCs w:val="20"/>
-              </w:rPr>
-            </w:pPr>
-            <w:r>
-              <w:rPr>
-                <w:sz w:val="20"/>
-                <w:szCs w:val="20"/>
-              </w:rPr>
-              <w:t>B-001</w:t>
-            </w:r>
-            <w:r>
-              <w:rPr>
-                <w:sz w:val="20"/>
-                <w:szCs w:val="20"/>
-              </w:rPr>
-              <w:t>*</w:t>
-            </w:r>
-          </w:p>
-        </w:tc>
-        <w:tc>
-          <w:tcPr>
-            <w:tcW w:w="4028" w:type="dxa"/>
-          </w:tcPr>
-          <w:p>
-            <w:pPr>
-              <w:pStyle w:val="Tabletext"/>
-              <w:rPr>
-                <w:sz w:val="20"/>
-                <w:szCs w:val="20"/>
-              </w:rPr>
-            </w:pPr>
-            <w:r>
-              <w:rPr>
-                <w:sz w:val="20"/>
-                <w:szCs w:val="20"/>
-              </w:rPr>
-              <w:t>I taseme pealkiri on rasvane</w:t>
-            </w:r>
-          </w:p>
-        </w:tc>
-        <w:tc>
-          <w:tcPr>
-            <w:tcW w:w="1263" w:type="dxa"/>
-          </w:tcPr>
-          <w:p>
-            <w:pPr>
-              <w:pStyle w:val="Tabletext"/>
-              <w:rPr>
-                <w:sz w:val="20"/>
-                <w:szCs w:val="20"/>
-              </w:rPr>
-            </w:pPr>
-            <w:r>
-              <w:rPr>
-                <w:sz w:val="20"/>
-                <w:szCs w:val="20"/>
-              </w:rPr>
-              <w:t>1</w:t>
-            </w:r>
-          </w:p>
-        </w:tc>
-        <w:tc>
-          <w:tcPr>
-            <w:tcW w:w="1306" w:type="dxa"/>
-          </w:tcPr>
-          <w:p>
-            <w:pPr>
-              <w:pStyle w:val="Tabletext"/>
-              <w:rPr>
-                <w:sz w:val="20"/>
-                <w:szCs w:val="20"/>
-              </w:rPr>
-            </w:pPr>
-            <w:r>
-              <w:rPr>
-                <w:sz w:val="20"/>
-                <w:szCs w:val="20"/>
-              </w:rPr>
-              <w:t>1</w:t>
-            </w:r>
-          </w:p>
-        </w:tc>
-        <w:tc>
-          <w:tcPr>
-            <w:tcW w:w="1161" w:type="dxa"/>
-          </w:tcPr>
-          <w:p>
-            <w:pPr>
-              <w:pStyle w:val="Tabletext"/>
-              <w:rPr>
-                <w:sz w:val="20"/>
-                <w:szCs w:val="20"/>
-              </w:rPr>
-            </w:pPr>
-            <w:r>
-              <w:rPr>
-                <w:sz w:val="20"/>
-                <w:szCs w:val="20"/>
-              </w:rPr>
-              <w:t>TP</w:t>
-            </w:r>
-          </w:p>
-        </w:tc>
-        <w:tc>
-          <w:tcPr>
-            <w:tcW w:w="2732" w:type="dxa"/>
-          </w:tcPr>
-          <w:p>
-            <w:pPr>
-              <w:pStyle w:val="Tabletext"/>
-              <w:rPr>
-                <w:sz w:val="20"/>
-                <w:szCs w:val="20"/>
-              </w:rPr>
-            </w:pPr>
-          </w:p>
-        </w:tc>
-      </w:tr>
-      <w:tr>
-        <w:tc>
-          <w:tcPr>
-            <w:tcW w:w="850" w:type="dxa"/>
-          </w:tcPr>
-          <w:p>
-            <w:pPr>
-              <w:pStyle w:val="Tabletext"/>
-              <w:rPr>
-                <w:sz w:val="20"/>
-                <w:szCs w:val="20"/>
-              </w:rPr>
-            </w:pPr>
-            <w:r>
-              <w:rPr>
-                <w:sz w:val="20"/>
-                <w:szCs w:val="20"/>
-              </w:rPr>
-              <w:t>E-001</w:t>
-            </w:r>
-            <w:r>
-              <w:rPr>
-                <w:sz w:val="20"/>
-                <w:szCs w:val="20"/>
-              </w:rPr>
-              <w:t>*</w:t>
-            </w:r>
-          </w:p>
-        </w:tc>
-        <w:tc>
-          <w:tcPr>
-            <w:tcW w:w="4028" w:type="dxa"/>
-          </w:tcPr>
-          <w:p>
-            <w:pPr>
-              <w:pStyle w:val="Tabletext"/>
-              <w:rPr>
-                <w:sz w:val="20"/>
-                <w:szCs w:val="20"/>
-              </w:rPr>
-            </w:pPr>
-            <w:r>
-              <w:rPr>
-                <w:sz w:val="20"/>
-                <w:szCs w:val="20"/>
-              </w:rPr>
-              <w:t>Põhiteksti joondus on rööpjoondus</w:t>
-            </w:r>
-          </w:p>
-        </w:tc>
-        <w:tc>
-          <w:tcPr>
-            <w:tcW w:w="1263" w:type="dxa"/>
-          </w:tcPr>
-          <w:p>
-            <w:pPr>
-              <w:pStyle w:val="Tabletext"/>
-              <w:rPr>
-                <w:sz w:val="20"/>
-                <w:szCs w:val="20"/>
-              </w:rPr>
-            </w:pPr>
-            <w:r>
-              <w:rPr>
-                <w:sz w:val="20"/>
-                <w:szCs w:val="20"/>
-              </w:rPr>
-              <w:t>0</w:t>
-            </w:r>
-          </w:p>
-        </w:tc>
-        <w:tc>
-          <w:tcPr>
-            <w:tcW w:w="1306" w:type="dxa"/>
-          </w:tcPr>
-          <w:p>
-            <w:pPr>
-              <w:pStyle w:val="Tabletext"/>
-              <w:rPr>
-                <w:sz w:val="20"/>
-                <w:szCs w:val="20"/>
-              </w:rPr>
-            </w:pPr>
-            <w:r>
-              <w:rPr>
-                <w:sz w:val="20"/>
-                <w:szCs w:val="20"/>
-              </w:rPr>
-              <w:t>3</w:t>
-            </w:r>
-          </w:p>
-        </w:tc>
-        <w:tc>
-          <w:tcPr>
-            <w:tcW w:w="1161" w:type="dxa"/>
-          </w:tcPr>
-          <w:p>
-            <w:pPr>
-              <w:pStyle w:val="Tabletext"/>
-              <w:rPr>
-                <w:sz w:val="20"/>
-                <w:szCs w:val="20"/>
-              </w:rPr>
-            </w:pPr>
-            <w:r>
-              <w:rPr>
-                <w:sz w:val="20"/>
-                <w:szCs w:val="20"/>
-              </w:rPr>
-              <w:t>VP</w:t>
-            </w:r>
-          </w:p>
-        </w:tc>
-        <w:tc>
-          <w:tcPr>
-            <w:tcW w:w="2732" w:type="dxa"/>
-          </w:tcPr>
-          <w:p>
-            <w:pPr>
-              <w:pStyle w:val="Tabletext"/>
+              <w:t>1 (</w:t>
+            </w:r>
+            <w:r>
               <w:rPr>
                 <w:i/>
                 <w:iCs/>
                 <w:sz w:val="20"/>
                 <w:szCs w:val="20"/>
               </w:rPr>
-            </w:pPr>
+              <w:t xml:space="preserve">Design </w:t>
+            </w:r>
+            <w:proofErr w:type="spellStart"/>
             <w:r>
               <w:rPr>
                 <w:i/>
@@ -18300,257 +18728,9 @@
                 <w:sz w:val="20"/>
                 <w:szCs w:val="20"/>
               </w:rPr>
-              <w:t>Rakendus ei arvesta põhiteksti hulgast välja valemeid.</w:t>
-            </w:r>
-          </w:p>
-        </w:tc>
-      </w:tr>
-      <w:tr>
-        <w:tc>
-          <w:tcPr>
-            <w:tcW w:w="850" w:type="dxa"/>
-          </w:tcPr>
-          <w:p>
-            <w:pPr>
-              <w:pStyle w:val="Tabletext"/>
-              <w:rPr>
-                <w:sz w:val="20"/>
-                <w:szCs w:val="20"/>
-              </w:rPr>
-            </w:pPr>
-            <w:r>
-              <w:rPr>
-                <w:sz w:val="20"/>
-                <w:szCs w:val="20"/>
-              </w:rPr>
-              <w:t>C-001</w:t>
-            </w:r>
-          </w:p>
-        </w:tc>
-        <w:tc>
-          <w:tcPr>
-            <w:tcW w:w="4028" w:type="dxa"/>
-          </w:tcPr>
-          <w:p>
-            <w:pPr>
-              <w:pStyle w:val="Tabletext"/>
-              <w:rPr>
-                <w:sz w:val="20"/>
-                <w:szCs w:val="20"/>
-              </w:rPr>
-            </w:pPr>
-            <w:r>
-              <w:rPr>
-                <w:sz w:val="20"/>
-                <w:szCs w:val="20"/>
-              </w:rPr>
-              <w:t>Alapeatükk sisaldab vähemalt kaks lõiku</w:t>
-            </w:r>
-            <w:r>
-              <w:rPr>
-                <w:sz w:val="20"/>
-                <w:szCs w:val="20"/>
-              </w:rPr>
-              <w:t xml:space="preserve"> (ja neist esimene on tekstilõik)</w:t>
-            </w:r>
-          </w:p>
-        </w:tc>
-        <w:tc>
-          <w:tcPr>
-            <w:tcW w:w="1263" w:type="dxa"/>
-          </w:tcPr>
-          <w:p>
-            <w:pPr>
-              <w:pStyle w:val="Tabletext"/>
-              <w:rPr>
-                <w:sz w:val="20"/>
-                <w:szCs w:val="20"/>
-              </w:rPr>
-            </w:pPr>
-            <w:r>
-              <w:rPr>
-                <w:sz w:val="20"/>
-                <w:szCs w:val="20"/>
-              </w:rPr>
-              <w:t>17</w:t>
-            </w:r>
-          </w:p>
-        </w:tc>
-        <w:tc>
-          <w:tcPr>
-            <w:tcW w:w="1306" w:type="dxa"/>
-          </w:tcPr>
-          <w:p>
-            <w:pPr>
-              <w:pStyle w:val="Tabletext"/>
-              <w:rPr>
-                <w:sz w:val="20"/>
-                <w:szCs w:val="20"/>
-              </w:rPr>
-            </w:pPr>
-            <w:r>
-              <w:rPr>
-                <w:sz w:val="20"/>
-                <w:szCs w:val="20"/>
-              </w:rPr>
-              <w:t>17</w:t>
-            </w:r>
-          </w:p>
-        </w:tc>
-        <w:tc>
-          <w:tcPr>
-            <w:tcW w:w="1161" w:type="dxa"/>
-          </w:tcPr>
-          <w:p>
-            <w:pPr>
-              <w:pStyle w:val="Tabletext"/>
-              <w:rPr>
-                <w:sz w:val="20"/>
-                <w:szCs w:val="20"/>
-              </w:rPr>
-            </w:pPr>
-            <w:r>
-              <w:rPr>
-                <w:sz w:val="20"/>
-                <w:szCs w:val="20"/>
-              </w:rPr>
-              <w:t>TP</w:t>
-            </w:r>
-          </w:p>
-        </w:tc>
-        <w:tc>
-          <w:tcPr>
-            <w:tcW w:w="2732" w:type="dxa"/>
-          </w:tcPr>
-          <w:p>
-            <w:pPr>
-              <w:pStyle w:val="Tabletext"/>
-              <w:rPr>
-                <w:sz w:val="20"/>
-                <w:szCs w:val="20"/>
-              </w:rPr>
-            </w:pPr>
-          </w:p>
-        </w:tc>
-      </w:tr>
-      <w:tr>
-        <w:tc>
-          <w:tcPr>
-            <w:tcW w:w="850" w:type="dxa"/>
-          </w:tcPr>
-          <w:p>
-            <w:pPr>
-              <w:pStyle w:val="Tabletext"/>
-              <w:rPr>
-                <w:sz w:val="20"/>
-                <w:szCs w:val="20"/>
-              </w:rPr>
-            </w:pPr>
-            <w:r>
-              <w:rPr>
-                <w:sz w:val="20"/>
-                <w:szCs w:val="20"/>
-              </w:rPr>
-              <w:t>C-002</w:t>
-            </w:r>
-          </w:p>
-        </w:tc>
-        <w:tc>
-          <w:tcPr>
-            <w:tcW w:w="4028" w:type="dxa"/>
-          </w:tcPr>
-          <w:p>
-            <w:pPr>
-              <w:pStyle w:val="Tabletext"/>
-              <w:rPr>
-                <w:sz w:val="20"/>
-                <w:szCs w:val="20"/>
-              </w:rPr>
-            </w:pPr>
-            <w:r>
-              <w:rPr>
-                <w:sz w:val="20"/>
-                <w:szCs w:val="20"/>
-              </w:rPr>
-              <w:t>Bakalaureusetöö põhiosa maht 25-35 lk</w:t>
-            </w:r>
-          </w:p>
-        </w:tc>
-        <w:tc>
-          <w:tcPr>
-            <w:tcW w:w="1263" w:type="dxa"/>
-          </w:tcPr>
-          <w:p>
-            <w:pPr>
-              <w:pStyle w:val="Tabletext"/>
-              <w:rPr>
-                <w:sz w:val="20"/>
-                <w:szCs w:val="20"/>
-              </w:rPr>
-            </w:pPr>
-            <w:r>
-              <w:rPr>
-                <w:sz w:val="20"/>
-                <w:szCs w:val="20"/>
-              </w:rPr>
-              <w:t>1 (39 lk)</w:t>
-            </w:r>
-          </w:p>
-        </w:tc>
-        <w:tc>
-          <w:tcPr>
-            <w:tcW w:w="1306" w:type="dxa"/>
-          </w:tcPr>
-          <w:p>
-            <w:pPr>
-              <w:pStyle w:val="Tabletext"/>
-              <w:rPr>
-                <w:sz w:val="20"/>
-                <w:szCs w:val="20"/>
-              </w:rPr>
-            </w:pPr>
-            <w:r>
-              <w:rPr>
-                <w:sz w:val="20"/>
-                <w:szCs w:val="20"/>
-              </w:rPr>
-              <w:t>1 (67 lk)</w:t>
-            </w:r>
-          </w:p>
-        </w:tc>
-        <w:tc>
-          <w:tcPr>
-            <w:tcW w:w="1161" w:type="dxa"/>
-          </w:tcPr>
-          <w:p>
-            <w:pPr>
-              <w:pStyle w:val="Tabletext"/>
-              <w:rPr>
-                <w:sz w:val="20"/>
-                <w:szCs w:val="20"/>
-              </w:rPr>
-            </w:pPr>
-            <w:r>
-              <w:rPr>
-                <w:sz w:val="20"/>
-                <w:szCs w:val="20"/>
-              </w:rPr>
-              <w:t>TP, VP</w:t>
-            </w:r>
-          </w:p>
-        </w:tc>
-        <w:tc>
-          <w:tcPr>
-            <w:tcW w:w="2732" w:type="dxa"/>
-          </w:tcPr>
-          <w:p>
-            <w:pPr>
-              <w:pStyle w:val="Tabletext"/>
-              <w:rPr>
-                <w:sz w:val="20"/>
-                <w:szCs w:val="20"/>
-              </w:rPr>
-            </w:pPr>
+              <w:t>Science</w:t>
+            </w:r>
+            <w:proofErr w:type="spellEnd"/>
             <w:r>
               <w:rPr>
                 <w:i/>
@@ -18558,361 +18738,7 @@
                 <w:sz w:val="20"/>
                 <w:szCs w:val="20"/>
               </w:rPr>
-              <w:t>Vea põhjuse tuvastamine nõuab täiendavat uurimist.</w:t>
-            </w:r>
-            <w:r>
-              <w:rPr>
-                <w:i/>
-                <w:iCs/>
-                <w:sz w:val="20"/>
-                <w:szCs w:val="20"/>
-              </w:rPr>
-              <w:t xml:space="preserve"> Arvude järgi tundub, et rakendus ei tuvasta kokkuvõtte peatükki.</w:t>
-            </w:r>
-          </w:p>
-        </w:tc>
-      </w:tr>
-      <w:tr>
-        <w:tc>
-          <w:tcPr>
-            <w:tcW w:w="850" w:type="dxa"/>
-          </w:tcPr>
-          <w:p>
-            <w:pPr>
-              <w:pStyle w:val="Tabletext"/>
-              <w:rPr>
-                <w:sz w:val="20"/>
-                <w:szCs w:val="20"/>
-              </w:rPr>
-            </w:pPr>
-            <w:r>
-              <w:rPr>
-                <w:sz w:val="20"/>
-                <w:szCs w:val="20"/>
-              </w:rPr>
-              <w:t>C-003</w:t>
-            </w:r>
-          </w:p>
-        </w:tc>
-        <w:tc>
-          <w:tcPr>
-            <w:tcW w:w="4028" w:type="dxa"/>
-          </w:tcPr>
-          <w:p>
-            <w:pPr>
-              <w:pStyle w:val="Tabletext"/>
-              <w:rPr>
-                <w:sz w:val="20"/>
-                <w:szCs w:val="20"/>
-              </w:rPr>
-            </w:pPr>
-            <w:r>
-              <w:rPr>
-                <w:sz w:val="20"/>
-                <w:szCs w:val="20"/>
-              </w:rPr>
-              <w:t>Magistritöö põhiosa maht 30-60 lk</w:t>
-            </w:r>
-          </w:p>
-        </w:tc>
-        <w:tc>
-          <w:tcPr>
-            <w:tcW w:w="1263" w:type="dxa"/>
-          </w:tcPr>
-          <w:p>
-            <w:pPr>
-              <w:pStyle w:val="Tabletext"/>
-              <w:rPr>
-                <w:sz w:val="20"/>
-                <w:szCs w:val="20"/>
-              </w:rPr>
-            </w:pPr>
-            <w:r>
-              <w:rPr>
-                <w:sz w:val="20"/>
-                <w:szCs w:val="20"/>
-              </w:rPr>
-              <w:t>Ei kehti</w:t>
-            </w:r>
-          </w:p>
-        </w:tc>
-        <w:tc>
-          <w:tcPr>
-            <w:tcW w:w="1306" w:type="dxa"/>
-          </w:tcPr>
-          <w:p>
-            <w:pPr>
-              <w:pStyle w:val="Tabletext"/>
-              <w:rPr>
-                <w:sz w:val="20"/>
-                <w:szCs w:val="20"/>
-              </w:rPr>
-            </w:pPr>
-            <w:r>
-              <w:rPr>
-                <w:sz w:val="20"/>
-                <w:szCs w:val="20"/>
-              </w:rPr>
-              <w:t>Ei kehti</w:t>
-            </w:r>
-          </w:p>
-        </w:tc>
-        <w:tc>
-          <w:tcPr>
-            <w:tcW w:w="1161" w:type="dxa"/>
-          </w:tcPr>
-          <w:p>
-            <w:pPr>
-              <w:pStyle w:val="Tabletext"/>
-              <w:rPr>
-                <w:sz w:val="20"/>
-                <w:szCs w:val="20"/>
-              </w:rPr>
-            </w:pPr>
-            <w:r>
-              <w:rPr>
-                <w:sz w:val="20"/>
-                <w:szCs w:val="20"/>
-              </w:rPr>
-              <w:t>TN</w:t>
-            </w:r>
-          </w:p>
-        </w:tc>
-        <w:tc>
-          <w:tcPr>
-            <w:tcW w:w="2732" w:type="dxa"/>
-          </w:tcPr>
-          <w:p>
-            <w:pPr>
-              <w:pStyle w:val="Tabletext"/>
-              <w:rPr>
-                <w:sz w:val="20"/>
-                <w:szCs w:val="20"/>
-              </w:rPr>
-            </w:pPr>
-          </w:p>
-        </w:tc>
-      </w:tr>
-      <w:tr>
-        <w:tc>
-          <w:tcPr>
-            <w:tcW w:w="850" w:type="dxa"/>
-          </w:tcPr>
-          <w:p>
-            <w:pPr>
-              <w:pStyle w:val="Tabletext"/>
-              <w:rPr>
-                <w:sz w:val="20"/>
-                <w:szCs w:val="20"/>
-              </w:rPr>
-            </w:pPr>
-            <w:r>
-              <w:rPr>
-                <w:sz w:val="20"/>
-                <w:szCs w:val="20"/>
-              </w:rPr>
-              <w:t>O-001</w:t>
-            </w:r>
-          </w:p>
-        </w:tc>
-        <w:tc>
-          <w:tcPr>
-            <w:tcW w:w="4028" w:type="dxa"/>
-          </w:tcPr>
-          <w:p>
-            <w:pPr>
-              <w:pStyle w:val="Tabletext"/>
-              <w:rPr>
-                <w:sz w:val="20"/>
-                <w:szCs w:val="20"/>
-              </w:rPr>
-            </w:pPr>
-            <w:r>
-              <w:rPr>
-                <w:sz w:val="20"/>
-                <w:szCs w:val="20"/>
-              </w:rPr>
-              <w:t>Lõputöö osade järjekord on korrektne</w:t>
-            </w:r>
-          </w:p>
-        </w:tc>
-        <w:tc>
-          <w:tcPr>
-            <w:tcW w:w="1263" w:type="dxa"/>
-          </w:tcPr>
-          <w:p>
-            <w:pPr>
-              <w:pStyle w:val="Tabletext"/>
-              <w:rPr>
-                <w:sz w:val="20"/>
-                <w:szCs w:val="20"/>
-              </w:rPr>
-            </w:pPr>
-            <w:r>
-              <w:rPr>
-                <w:sz w:val="20"/>
-                <w:szCs w:val="20"/>
-              </w:rPr>
-              <w:t>0</w:t>
-            </w:r>
-          </w:p>
-        </w:tc>
-        <w:tc>
-          <w:tcPr>
-            <w:tcW w:w="1306" w:type="dxa"/>
-          </w:tcPr>
-          <w:p>
-            <w:pPr>
-              <w:pStyle w:val="Tabletext"/>
-              <w:rPr>
-                <w:sz w:val="20"/>
-                <w:szCs w:val="20"/>
-              </w:rPr>
-            </w:pPr>
-            <w:r>
-              <w:rPr>
-                <w:sz w:val="20"/>
-                <w:szCs w:val="20"/>
-              </w:rPr>
-              <w:t>0</w:t>
-            </w:r>
-          </w:p>
-        </w:tc>
-        <w:tc>
-          <w:tcPr>
-            <w:tcW w:w="1161" w:type="dxa"/>
-          </w:tcPr>
-          <w:p>
-            <w:pPr>
-              <w:pStyle w:val="Tabletext"/>
-              <w:rPr>
-                <w:sz w:val="20"/>
-                <w:szCs w:val="20"/>
-              </w:rPr>
-            </w:pPr>
-            <w:r>
-              <w:rPr>
-                <w:sz w:val="20"/>
-                <w:szCs w:val="20"/>
-              </w:rPr>
-              <w:t>TN</w:t>
-            </w:r>
-          </w:p>
-        </w:tc>
-        <w:tc>
-          <w:tcPr>
-            <w:tcW w:w="2732" w:type="dxa"/>
-          </w:tcPr>
-          <w:p>
-            <w:pPr>
-              <w:pStyle w:val="Tabletext"/>
-              <w:rPr>
-                <w:sz w:val="20"/>
-                <w:szCs w:val="20"/>
-              </w:rPr>
-            </w:pPr>
-          </w:p>
-        </w:tc>
-      </w:tr>
-      <w:tr>
-        <w:tc>
-          <w:tcPr>
-            <w:tcW w:w="850" w:type="dxa"/>
-          </w:tcPr>
-          <w:p>
-            <w:pPr>
-              <w:pStyle w:val="Tabletext"/>
-              <w:rPr>
-                <w:sz w:val="20"/>
-                <w:szCs w:val="20"/>
-              </w:rPr>
-            </w:pPr>
-            <w:r>
-              <w:rPr>
-                <w:sz w:val="20"/>
-                <w:szCs w:val="20"/>
-              </w:rPr>
-              <w:t>X-001</w:t>
-            </w:r>
-          </w:p>
-        </w:tc>
-        <w:tc>
-          <w:tcPr>
-            <w:tcW w:w="4028" w:type="dxa"/>
-          </w:tcPr>
-          <w:p>
-            <w:pPr>
-              <w:pStyle w:val="Tabletext"/>
-              <w:rPr>
-                <w:sz w:val="20"/>
-                <w:szCs w:val="20"/>
-              </w:rPr>
-            </w:pPr>
-            <w:r>
-              <w:rPr>
-                <w:sz w:val="20"/>
-                <w:szCs w:val="20"/>
-              </w:rPr>
-              <w:t>Lühendite ja mõistete sõnastiku terminid esinevad põhitekstis</w:t>
-            </w:r>
-          </w:p>
-        </w:tc>
-        <w:tc>
-          <w:tcPr>
-            <w:tcW w:w="1263" w:type="dxa"/>
-          </w:tcPr>
-          <w:p>
-            <w:pPr>
-              <w:pStyle w:val="Tabletext"/>
-              <w:rPr>
-                <w:sz w:val="20"/>
-                <w:szCs w:val="20"/>
-              </w:rPr>
-            </w:pPr>
-            <w:r>
-              <w:rPr>
-                <w:sz w:val="20"/>
-                <w:szCs w:val="20"/>
-              </w:rPr>
-              <w:t>1 (</w:t>
-            </w:r>
-            <w:r>
-              <w:rPr>
-                <w:i/>
-                <w:iCs/>
-                <w:sz w:val="20"/>
-                <w:szCs w:val="20"/>
-              </w:rPr>
-              <w:t xml:space="preserve">Design </w:t>
-            </w:r>
-            <w:proofErr w:type="spellStart"/>
-            <w:r>
-              <w:rPr>
-                <w:i/>
-                <w:iCs/>
-                <w:sz w:val="20"/>
-                <w:szCs w:val="20"/>
-              </w:rPr>
-              <w:t>Science</w:t>
-            </w:r>
-            <w:proofErr w:type="spellEnd"/>
-            <w:r>
-              <w:rPr>
-                <w:i/>
-                <w:iCs/>
-                <w:sz w:val="20"/>
-                <w:szCs w:val="20"/>
-              </w:rPr>
-              <w:t xml:space="preserve"> Researc</w:t>
-            </w:r>
-            <w:r>
-              <w:rPr>
-                <w:i/>
-                <w:iCs/>
-                <w:sz w:val="20"/>
-                <w:szCs w:val="20"/>
-              </w:rPr>
-              <w:t>h</w:t>
+              <w:t xml:space="preserve"> Research</w:t>
             </w:r>
             <w:r>
               <w:rPr>
@@ -19398,14 +19224,7 @@
                 <w:sz w:val="20"/>
                 <w:szCs w:val="20"/>
               </w:rPr>
-              <w:t xml:space="preserve">Reaalne lõputöö dokument </w:t>
-            </w:r>
-            <w:r>
-              <w:rPr>
-                <w:sz w:val="20"/>
-                <w:szCs w:val="20"/>
-              </w:rPr>
-              <w:t>4</w:t>
+              <w:t>Reaalne lõputöö dokument 4</w:t>
             </w:r>
           </w:p>
         </w:tc>
@@ -22921,7 +22740,7 @@
                 <w:sz w:val="20"/>
                 <w:szCs w:val="20"/>
               </w:rPr>
-              <w:t xml:space="preserve">. </w:t>
+              <w:t>. Vea põhjuse tuvastamine nõuab täiendavat uurimist. Veateade –</w:t>
             </w:r>
             <w:r>
               <w:rPr>
@@ -22930,54 +22749,7 @@
                 <w:sz w:val="20"/>
                 <w:szCs w:val="20"/>
               </w:rPr>
-              <w:t xml:space="preserve">Vea põhjuse tuvastamine nõuab täiendavat </w:t>
-            </w:r>
-            <w:proofErr w:type="spellStart"/>
-            <w:r>
-              <w:rPr>
-                <w:i/>
-                <w:iCs/>
-                <w:sz w:val="20"/>
-                <w:szCs w:val="20"/>
-              </w:rPr>
-              <w:t>uurimist.</w:t>
-            </w:r>
-            <w:r>
-              <w:rPr>
-                <w:i/>
-                <w:iCs/>
-                <w:sz w:val="20"/>
-                <w:szCs w:val="20"/>
-              </w:rPr>
-              <w:t xml:space="preserve"> Veatead</w:t>
-            </w:r>
-            <w:proofErr w:type="spellEnd"/>
-            <w:r>
-              <w:rPr>
-                <w:i/>
-                <w:iCs/>
-                <w:sz w:val="20"/>
-                <w:szCs w:val="20"/>
-              </w:rPr>
-              <w:t>e –</w:t>
-            </w:r>
-            <w:r>
-              <w:rPr>
-                <w:i/>
-                <w:iCs/>
-                <w:sz w:val="20"/>
-                <w:szCs w:val="20"/>
-              </w:rPr>
-              <w:t xml:space="preserve"> </w:t>
-            </w:r>
-            <w:r>
-              <w:rPr>
-                <w:i/>
-                <w:iCs/>
-                <w:sz w:val="20"/>
-                <w:szCs w:val="20"/>
-              </w:rPr>
-              <w:t xml:space="preserve">Vale formaat leitud: Autorideklaratsioon, Lühikokkuvõte, </w:t>
+              <w:t xml:space="preserve"> Vale formaat leitud: Autorideklaratsioon, Lühikokkuvõte, </w:t>
             </w:r>
             <w:proofErr w:type="spellStart"/>
             <w:r>
@@ -23102,14 +22874,7 @@
                 <w:sz w:val="20"/>
                 <w:szCs w:val="20"/>
               </w:rPr>
-              <w:t xml:space="preserve">Reaalne lõputöö dokument </w:t>
-            </w:r>
-            <w:r>
-              <w:rPr>
-                <w:sz w:val="20"/>
-                <w:szCs w:val="20"/>
-              </w:rPr>
-              <w:t>5</w:t>
+              <w:t>Reaalne lõputöö dokument 5</w:t>
             </w:r>
           </w:p>
         </w:tc>
@@ -26069,268 +25834,261 @@
                 <w:sz w:val="20"/>
                 <w:szCs w:val="20"/>
               </w:rPr>
-              <w:t>Vea põhjuse tuvastamine nõuab täiendavat uurimist</w:t>
-            </w:r>
-            <w:r>
+              <w:t>Vea põhjuse tuvastamine nõuab täiendavat uurimist.</w:t>
+            </w:r>
+          </w:p>
+        </w:tc>
+      </w:tr>
+      <w:tr>
+        <w:tc>
+          <w:tcPr>
+            <w:tcW w:w="850" w:type="dxa"/>
+          </w:tcPr>
+          <w:p>
+            <w:pPr>
+              <w:pStyle w:val="Tabletext"/>
+              <w:rPr>
+                <w:sz w:val="20"/>
+                <w:szCs w:val="20"/>
+              </w:rPr>
+            </w:pPr>
+            <w:r>
+              <w:rPr>
+                <w:sz w:val="20"/>
+                <w:szCs w:val="20"/>
+              </w:rPr>
+              <w:t>C-003</w:t>
+            </w:r>
+          </w:p>
+        </w:tc>
+        <w:tc>
+          <w:tcPr>
+            <w:tcW w:w="4035" w:type="dxa"/>
+          </w:tcPr>
+          <w:p>
+            <w:pPr>
+              <w:pStyle w:val="Tabletext"/>
+              <w:rPr>
+                <w:sz w:val="20"/>
+                <w:szCs w:val="20"/>
+              </w:rPr>
+            </w:pPr>
+            <w:r>
+              <w:rPr>
+                <w:sz w:val="20"/>
+                <w:szCs w:val="20"/>
+              </w:rPr>
+              <w:t>Magistritöö põhiosa maht 30-60 lk</w:t>
+            </w:r>
+          </w:p>
+        </w:tc>
+        <w:tc>
+          <w:tcPr>
+            <w:tcW w:w="1261" w:type="dxa"/>
+          </w:tcPr>
+          <w:p>
+            <w:pPr>
+              <w:pStyle w:val="Tabletext"/>
+              <w:rPr>
+                <w:sz w:val="20"/>
+                <w:szCs w:val="20"/>
+              </w:rPr>
+            </w:pPr>
+            <w:r>
+              <w:rPr>
+                <w:sz w:val="20"/>
+                <w:szCs w:val="20"/>
+              </w:rPr>
+              <w:t>Ei kehti</w:t>
+            </w:r>
+          </w:p>
+        </w:tc>
+        <w:tc>
+          <w:tcPr>
+            <w:tcW w:w="1307" w:type="dxa"/>
+          </w:tcPr>
+          <w:p>
+            <w:pPr>
+              <w:pStyle w:val="Tabletext"/>
+              <w:rPr>
+                <w:sz w:val="20"/>
+                <w:szCs w:val="20"/>
+              </w:rPr>
+            </w:pPr>
+            <w:r>
+              <w:rPr>
+                <w:sz w:val="20"/>
+                <w:szCs w:val="20"/>
+              </w:rPr>
+              <w:t>Ei kehti</w:t>
+            </w:r>
+          </w:p>
+        </w:tc>
+        <w:tc>
+          <w:tcPr>
+            <w:tcW w:w="1161" w:type="dxa"/>
+          </w:tcPr>
+          <w:p>
+            <w:pPr>
+              <w:pStyle w:val="Tabletext"/>
+              <w:rPr>
+                <w:sz w:val="20"/>
+                <w:szCs w:val="20"/>
+              </w:rPr>
+            </w:pPr>
+            <w:r>
+              <w:rPr>
+                <w:sz w:val="20"/>
+                <w:szCs w:val="20"/>
+              </w:rPr>
+              <w:t>TN</w:t>
+            </w:r>
+          </w:p>
+        </w:tc>
+        <w:tc>
+          <w:tcPr>
+            <w:tcW w:w="2726" w:type="dxa"/>
+          </w:tcPr>
+          <w:p>
+            <w:pPr>
+              <w:pStyle w:val="Tabletext"/>
+              <w:rPr>
+                <w:sz w:val="20"/>
+                <w:szCs w:val="20"/>
+              </w:rPr>
+            </w:pPr>
+          </w:p>
+        </w:tc>
+      </w:tr>
+      <w:tr>
+        <w:tc>
+          <w:tcPr>
+            <w:tcW w:w="850" w:type="dxa"/>
+          </w:tcPr>
+          <w:p>
+            <w:pPr>
+              <w:pStyle w:val="Tabletext"/>
+              <w:rPr>
+                <w:sz w:val="20"/>
+                <w:szCs w:val="20"/>
+              </w:rPr>
+            </w:pPr>
+            <w:r>
+              <w:rPr>
+                <w:sz w:val="20"/>
+                <w:szCs w:val="20"/>
+              </w:rPr>
+              <w:t>O-001</w:t>
+            </w:r>
+          </w:p>
+        </w:tc>
+        <w:tc>
+          <w:tcPr>
+            <w:tcW w:w="4035" w:type="dxa"/>
+          </w:tcPr>
+          <w:p>
+            <w:pPr>
+              <w:pStyle w:val="Tabletext"/>
+              <w:rPr>
+                <w:sz w:val="20"/>
+                <w:szCs w:val="20"/>
+              </w:rPr>
+            </w:pPr>
+            <w:r>
+              <w:rPr>
+                <w:sz w:val="20"/>
+                <w:szCs w:val="20"/>
+              </w:rPr>
+              <w:t>Lõputöö osade järjekord on korrektne</w:t>
+            </w:r>
+          </w:p>
+        </w:tc>
+        <w:tc>
+          <w:tcPr>
+            <w:tcW w:w="1261" w:type="dxa"/>
+          </w:tcPr>
+          <w:p>
+            <w:pPr>
+              <w:pStyle w:val="Tabletext"/>
+              <w:rPr>
+                <w:sz w:val="20"/>
+                <w:szCs w:val="20"/>
+              </w:rPr>
+            </w:pPr>
+            <w:r>
+              <w:rPr>
+                <w:sz w:val="20"/>
+                <w:szCs w:val="20"/>
+              </w:rPr>
+              <w:t>0</w:t>
+            </w:r>
+          </w:p>
+        </w:tc>
+        <w:tc>
+          <w:tcPr>
+            <w:tcW w:w="1307" w:type="dxa"/>
+          </w:tcPr>
+          <w:p>
+            <w:pPr>
+              <w:pStyle w:val="Tabletext"/>
+              <w:rPr>
+                <w:sz w:val="20"/>
+                <w:szCs w:val="20"/>
+              </w:rPr>
+            </w:pPr>
+            <w:r>
+              <w:rPr>
+                <w:sz w:val="20"/>
+                <w:szCs w:val="20"/>
+              </w:rPr>
+              <w:t>1 (esineb vigu)</w:t>
+            </w:r>
+          </w:p>
+        </w:tc>
+        <w:tc>
+          <w:tcPr>
+            <w:tcW w:w="1161" w:type="dxa"/>
+          </w:tcPr>
+          <w:p>
+            <w:pPr>
+              <w:pStyle w:val="Tabletext"/>
+              <w:rPr>
+                <w:sz w:val="20"/>
+                <w:szCs w:val="20"/>
+              </w:rPr>
+            </w:pPr>
+            <w:r>
+              <w:rPr>
+                <w:sz w:val="20"/>
+                <w:szCs w:val="20"/>
+              </w:rPr>
+              <w:t>VP</w:t>
+            </w:r>
+          </w:p>
+        </w:tc>
+        <w:tc>
+          <w:tcPr>
+            <w:tcW w:w="2726" w:type="dxa"/>
+          </w:tcPr>
+          <w:p>
+            <w:pPr>
+              <w:pStyle w:val="Tabletext"/>
               <w:rPr>
                 <w:i/>
                 <w:iCs/>
                 <w:sz w:val="20"/>
                 <w:szCs w:val="20"/>
               </w:rPr>
-              <w:t>.</w:t>
-            </w:r>
-          </w:p>
-        </w:tc>
-      </w:tr>
-      <w:tr>
-        <w:tc>
-          <w:tcPr>
-            <w:tcW w:w="850" w:type="dxa"/>
-          </w:tcPr>
-          <w:p>
-            <w:pPr>
-              <w:pStyle w:val="Tabletext"/>
-              <w:rPr>
-                <w:sz w:val="20"/>
-                <w:szCs w:val="20"/>
-              </w:rPr>
-            </w:pPr>
-            <w:r>
-              <w:rPr>
-                <w:sz w:val="20"/>
-                <w:szCs w:val="20"/>
-              </w:rPr>
-              <w:t>C-003</w:t>
-            </w:r>
-          </w:p>
-        </w:tc>
-        <w:tc>
-          <w:tcPr>
-            <w:tcW w:w="4035" w:type="dxa"/>
-          </w:tcPr>
-          <w:p>
-            <w:pPr>
-              <w:pStyle w:val="Tabletext"/>
-              <w:rPr>
-                <w:sz w:val="20"/>
-                <w:szCs w:val="20"/>
-              </w:rPr>
-            </w:pPr>
-            <w:r>
-              <w:rPr>
-                <w:sz w:val="20"/>
-                <w:szCs w:val="20"/>
-              </w:rPr>
-              <w:t>Magistritöö põhiosa maht 30-60 lk</w:t>
-            </w:r>
-          </w:p>
-        </w:tc>
-        <w:tc>
-          <w:tcPr>
-            <w:tcW w:w="1261" w:type="dxa"/>
-          </w:tcPr>
-          <w:p>
-            <w:pPr>
-              <w:pStyle w:val="Tabletext"/>
-              <w:rPr>
-                <w:sz w:val="20"/>
-                <w:szCs w:val="20"/>
-              </w:rPr>
-            </w:pPr>
-            <w:r>
-              <w:rPr>
-                <w:sz w:val="20"/>
-                <w:szCs w:val="20"/>
-              </w:rPr>
-              <w:t>Ei kehti</w:t>
-            </w:r>
-          </w:p>
-        </w:tc>
-        <w:tc>
-          <w:tcPr>
-            <w:tcW w:w="1307" w:type="dxa"/>
-          </w:tcPr>
-          <w:p>
-            <w:pPr>
-              <w:pStyle w:val="Tabletext"/>
-              <w:rPr>
-                <w:sz w:val="20"/>
-                <w:szCs w:val="20"/>
-              </w:rPr>
-            </w:pPr>
-            <w:r>
-              <w:rPr>
-                <w:sz w:val="20"/>
-                <w:szCs w:val="20"/>
-              </w:rPr>
-              <w:t>Ei kehti</w:t>
-            </w:r>
-          </w:p>
-        </w:tc>
-        <w:tc>
-          <w:tcPr>
-            <w:tcW w:w="1161" w:type="dxa"/>
-          </w:tcPr>
-          <w:p>
-            <w:pPr>
-              <w:pStyle w:val="Tabletext"/>
-              <w:rPr>
-                <w:sz w:val="20"/>
-                <w:szCs w:val="20"/>
-              </w:rPr>
-            </w:pPr>
-            <w:r>
-              <w:rPr>
-                <w:sz w:val="20"/>
-                <w:szCs w:val="20"/>
-              </w:rPr>
-              <w:t>TN</w:t>
-            </w:r>
-          </w:p>
-        </w:tc>
-        <w:tc>
-          <w:tcPr>
-            <w:tcW w:w="2726" w:type="dxa"/>
-          </w:tcPr>
-          <w:p>
-            <w:pPr>
-              <w:pStyle w:val="Tabletext"/>
-              <w:rPr>
-                <w:sz w:val="20"/>
-                <w:szCs w:val="20"/>
-              </w:rPr>
-            </w:pPr>
-          </w:p>
-        </w:tc>
-      </w:tr>
-      <w:tr>
-        <w:tc>
-          <w:tcPr>
-            <w:tcW w:w="850" w:type="dxa"/>
-          </w:tcPr>
-          <w:p>
-            <w:pPr>
-              <w:pStyle w:val="Tabletext"/>
-              <w:rPr>
-                <w:sz w:val="20"/>
-                <w:szCs w:val="20"/>
-              </w:rPr>
-            </w:pPr>
-            <w:r>
-              <w:rPr>
-                <w:sz w:val="20"/>
-                <w:szCs w:val="20"/>
-              </w:rPr>
-              <w:t>O-001</w:t>
-            </w:r>
-          </w:p>
-        </w:tc>
-        <w:tc>
-          <w:tcPr>
-            <w:tcW w:w="4035" w:type="dxa"/>
-          </w:tcPr>
-          <w:p>
-            <w:pPr>
-              <w:pStyle w:val="Tabletext"/>
-              <w:rPr>
-                <w:sz w:val="20"/>
-                <w:szCs w:val="20"/>
-              </w:rPr>
-            </w:pPr>
-            <w:r>
-              <w:rPr>
-                <w:sz w:val="20"/>
-                <w:szCs w:val="20"/>
-              </w:rPr>
-              <w:t>Lõputöö osade järjekord on korrektne</w:t>
-            </w:r>
-          </w:p>
-        </w:tc>
-        <w:tc>
-          <w:tcPr>
-            <w:tcW w:w="1261" w:type="dxa"/>
-          </w:tcPr>
-          <w:p>
-            <w:pPr>
-              <w:pStyle w:val="Tabletext"/>
-              <w:rPr>
-                <w:sz w:val="20"/>
-                <w:szCs w:val="20"/>
-              </w:rPr>
-            </w:pPr>
-            <w:r>
-              <w:rPr>
-                <w:sz w:val="20"/>
-                <w:szCs w:val="20"/>
-              </w:rPr>
-              <w:t>0</w:t>
-            </w:r>
-          </w:p>
-        </w:tc>
-        <w:tc>
-          <w:tcPr>
-            <w:tcW w:w="1307" w:type="dxa"/>
-          </w:tcPr>
-          <w:p>
-            <w:pPr>
-              <w:pStyle w:val="Tabletext"/>
-              <w:rPr>
-                <w:sz w:val="20"/>
-                <w:szCs w:val="20"/>
-              </w:rPr>
-            </w:pPr>
-            <w:r>
-              <w:rPr>
-                <w:sz w:val="20"/>
-                <w:szCs w:val="20"/>
-              </w:rPr>
-              <w:t xml:space="preserve">1 </w:t>
-            </w:r>
-            <w:r>
-              <w:rPr>
-                <w:sz w:val="20"/>
-                <w:szCs w:val="20"/>
-              </w:rPr>
-              <w:t>(esineb vigu)</w:t>
-            </w:r>
-          </w:p>
-        </w:tc>
-        <w:tc>
-          <w:tcPr>
-            <w:tcW w:w="1161" w:type="dxa"/>
-          </w:tcPr>
-          <w:p>
-            <w:pPr>
-              <w:pStyle w:val="Tabletext"/>
-              <w:rPr>
-                <w:sz w:val="20"/>
-                <w:szCs w:val="20"/>
-              </w:rPr>
-            </w:pPr>
-            <w:r>
-              <w:rPr>
-                <w:sz w:val="20"/>
-                <w:szCs w:val="20"/>
-              </w:rPr>
-              <w:t>VP</w:t>
-            </w:r>
-          </w:p>
-        </w:tc>
-        <w:tc>
-          <w:tcPr>
-            <w:tcW w:w="2726" w:type="dxa"/>
-          </w:tcPr>
-          <w:p>
-            <w:pPr>
-              <w:pStyle w:val="Tabletext"/>
+            </w:pPr>
+            <w:r>
               <w:rPr>
                 <w:i/>
                 <w:iCs/>
                 <w:sz w:val="20"/>
                 <w:szCs w:val="20"/>
               </w:rPr>
-            </w:pPr>
+              <w:t xml:space="preserve">Vea põhjuse tuvastamine nõuab täiendavat uurimist. </w:t>
+            </w:r>
             <w:r>
               <w:rPr>
                 <w:i/>
@@ -26338,34 +26096,7 @@
                 <w:sz w:val="20"/>
                 <w:szCs w:val="20"/>
               </w:rPr>
-              <w:t>Vea põhjuse tuvastamine nõuab täiendavat uurimist.</w:t>
-            </w:r>
-            <w:r>
-              <w:rPr>
-                <w:i/>
-                <w:iCs/>
-                <w:sz w:val="20"/>
-                <w:szCs w:val="20"/>
-              </w:rPr>
-              <w:t xml:space="preserve"> </w:t>
-            </w:r>
-            <w:r>
-              <w:rPr>
-                <w:i/>
-                <w:iCs/>
-                <w:sz w:val="20"/>
-                <w:szCs w:val="20"/>
-              </w:rPr>
-              <w:t xml:space="preserve">Rakenduse veateade – </w:t>
-            </w:r>
-            <w:r>
-              <w:rPr>
-                <w:i/>
-                <w:iCs/>
-                <w:sz w:val="20"/>
-                <w:szCs w:val="20"/>
-              </w:rPr>
-              <w:t>Puuduvad kohustuslikud osad: Sissejuhatus, Kokkuvõte</w:t>
+              <w:t>Rakenduse veateade – Puuduvad kohustuslikud osad: Sissejuhatus, Kokkuvõte</w:t>
             </w:r>
           </w:p>
         </w:tc>

--- a/docs/testing-results/comparative-testing-results.docx
+++ b/docs/testing-results/comparative-testing-results.docx
@@ -9,15 +9,16 @@
         <w:tblLook w:val="04A0" w:firstRow="1" w:lastRow="0" w:firstColumn="1" w:lastColumn="0" w:noHBand="0" w:noVBand="1"/>
       </w:tblPr>
       <w:tblGrid>
-        <w:gridCol w:w="5807"/>
-        <w:gridCol w:w="1276"/>
-        <w:gridCol w:w="1411"/>
+        <w:gridCol w:w="5382"/>
+        <w:gridCol w:w="992"/>
+        <w:gridCol w:w="1060"/>
+        <w:gridCol w:w="1128"/>
       </w:tblGrid>
       <w:tr>
         <w:tc>
           <w:tcPr>
-            <w:tcW w:w="8494" w:type="dxa"/>
-            <w:gridSpan w:val="3"/>
+            <w:tcW w:w="8562" w:type="dxa"/>
+            <w:gridSpan w:val="4"/>
           </w:tcPr>
           <w:p>
             <w:pPr>
@@ -53,7 +54,7 @@
       <w:tr>
         <w:tc>
           <w:tcPr>
-            <w:tcW w:w="5807" w:type="dxa"/>
+            <w:tcW w:w="5382" w:type="dxa"/>
           </w:tcPr>
           <w:p>
             <w:pPr>
@@ -74,8 +75,8 @@
         </w:tc>
         <w:tc>
           <w:tcPr>
-            <w:tcW w:w="2687" w:type="dxa"/>
-            <w:gridSpan w:val="2"/>
+            <w:tcW w:w="3180" w:type="dxa"/>
+            <w:gridSpan w:val="3"/>
           </w:tcPr>
           <w:p>
             <w:pPr>
@@ -105,7 +106,7 @@
       <w:tr>
         <w:tc>
           <w:tcPr>
-            <w:tcW w:w="5807" w:type="dxa"/>
+            <w:tcW w:w="5382" w:type="dxa"/>
           </w:tcPr>
           <w:p>
             <w:pPr>
@@ -133,8 +134,8 @@
         </w:tc>
         <w:tc>
           <w:tcPr>
-            <w:tcW w:w="2687" w:type="dxa"/>
-            <w:gridSpan w:val="2"/>
+            <w:tcW w:w="3180" w:type="dxa"/>
+            <w:gridSpan w:val="3"/>
           </w:tcPr>
           <w:p>
             <w:pPr>
@@ -157,7 +158,7 @@
       <w:tr>
         <w:tc>
           <w:tcPr>
-            <w:tcW w:w="5807" w:type="dxa"/>
+            <w:tcW w:w="5382" w:type="dxa"/>
           </w:tcPr>
           <w:p>
             <w:pPr>
@@ -178,8 +179,8 @@
         </w:tc>
         <w:tc>
           <w:tcPr>
-            <w:tcW w:w="2687" w:type="dxa"/>
-            <w:gridSpan w:val="2"/>
+            <w:tcW w:w="3180" w:type="dxa"/>
+            <w:gridSpan w:val="3"/>
           </w:tcPr>
           <w:p>
             <w:pPr>
@@ -202,7 +203,7 @@
       <w:tr>
         <w:tc>
           <w:tcPr>
-            <w:tcW w:w="5807" w:type="dxa"/>
+            <w:tcW w:w="5382" w:type="dxa"/>
           </w:tcPr>
           <w:p>
             <w:pPr>
@@ -223,8 +224,8 @@
         </w:tc>
         <w:tc>
           <w:tcPr>
-            <w:tcW w:w="2687" w:type="dxa"/>
-            <w:gridSpan w:val="2"/>
+            <w:tcW w:w="3180" w:type="dxa"/>
+            <w:gridSpan w:val="3"/>
           </w:tcPr>
           <w:p>
             <w:pPr>
@@ -247,7 +248,7 @@
       <w:tr>
         <w:tc>
           <w:tcPr>
-            <w:tcW w:w="5807" w:type="dxa"/>
+            <w:tcW w:w="5382" w:type="dxa"/>
           </w:tcPr>
           <w:p>
             <w:pPr>
@@ -275,8 +276,8 @@
         </w:tc>
         <w:tc>
           <w:tcPr>
-            <w:tcW w:w="2687" w:type="dxa"/>
-            <w:gridSpan w:val="2"/>
+            <w:tcW w:w="3180" w:type="dxa"/>
+            <w:gridSpan w:val="3"/>
           </w:tcPr>
           <w:p>
             <w:pPr>
@@ -299,44 +300,55 @@
       <w:tr>
         <w:tc>
           <w:tcPr>
-            <w:tcW w:w="5807" w:type="dxa"/>
-          </w:tcPr>
-          <w:p>
-            <w:pPr>
-              <w:pStyle w:val="Tabletext"/>
-              <w:rPr>
-                <w:sz w:val="20"/>
-                <w:szCs w:val="20"/>
-              </w:rPr>
-            </w:pPr>
-            <w:r>
-              <w:rPr>
-                <w:sz w:val="20"/>
-                <w:szCs w:val="20"/>
-              </w:rPr>
-              <w:t>Rakenduse kontrolli aeg (s)</w:t>
-            </w:r>
-            <w:r>
-              <w:rPr>
-                <w:sz w:val="20"/>
-                <w:szCs w:val="20"/>
-              </w:rPr>
-              <w:t xml:space="preserve"> 1. ja 2. katsel</w:t>
-            </w:r>
-          </w:p>
-        </w:tc>
-        <w:tc>
-          <w:tcPr>
-            <w:tcW w:w="1276" w:type="dxa"/>
-          </w:tcPr>
-          <w:p>
-            <w:pPr>
-              <w:pStyle w:val="Tabletext"/>
-              <w:rPr>
-                <w:sz w:val="20"/>
-                <w:szCs w:val="20"/>
-              </w:rPr>
-            </w:pPr>
+            <w:tcW w:w="5382" w:type="dxa"/>
+          </w:tcPr>
+          <w:p>
+            <w:pPr>
+              <w:pStyle w:val="Tabletext"/>
+              <w:rPr>
+                <w:sz w:val="20"/>
+                <w:szCs w:val="20"/>
+              </w:rPr>
+            </w:pPr>
+            <w:r>
+              <w:rPr>
+                <w:sz w:val="20"/>
+                <w:szCs w:val="20"/>
+              </w:rPr>
+              <w:t>Rakenduse kontrolli aeg (s) 1. ja 2. katsel ning 2 katse keskmine tulemus</w:t>
+            </w:r>
+          </w:p>
+        </w:tc>
+        <w:tc>
+          <w:tcPr>
+            <w:tcW w:w="992" w:type="dxa"/>
+          </w:tcPr>
+          <w:p>
+            <w:pPr>
+              <w:pStyle w:val="Tabletext"/>
+              <w:rPr>
+                <w:sz w:val="20"/>
+                <w:szCs w:val="20"/>
+              </w:rPr>
+            </w:pPr>
+            <w:r>
+              <w:rPr>
+                <w:b/>
+                <w:bCs/>
+                <w:sz w:val="20"/>
+                <w:szCs w:val="20"/>
+              </w:rPr>
+              <w:t>1. katse:</w:t>
+            </w:r>
+            <w:r>
+              <w:rPr>
+                <w:b/>
+                <w:bCs/>
+                <w:sz w:val="20"/>
+                <w:szCs w:val="20"/>
+              </w:rPr>
+              <w:br/>
+            </w:r>
             <w:r>
               <w:rPr>
                 <w:sz w:val="20"/>
@@ -348,22 +360,86 @@
         </w:tc>
         <w:tc>
           <w:tcPr>
-            <w:tcW w:w="1411" w:type="dxa"/>
-          </w:tcPr>
-          <w:p>
-            <w:pPr>
-              <w:pStyle w:val="Tabletext"/>
-              <w:rPr>
-                <w:sz w:val="20"/>
-                <w:szCs w:val="20"/>
-              </w:rPr>
-            </w:pPr>
+            <w:tcW w:w="1060" w:type="dxa"/>
+          </w:tcPr>
+          <w:p>
+            <w:pPr>
+              <w:pStyle w:val="Tabletext"/>
+              <w:rPr>
+                <w:sz w:val="20"/>
+                <w:szCs w:val="20"/>
+              </w:rPr>
+            </w:pPr>
+            <w:r>
+              <w:rPr>
+                <w:b/>
+                <w:bCs/>
+                <w:sz w:val="20"/>
+                <w:szCs w:val="20"/>
+              </w:rPr>
+              <w:t>2. katse:</w:t>
+            </w:r>
+            <w:r>
+              <w:rPr>
+                <w:b/>
+                <w:bCs/>
+                <w:sz w:val="20"/>
+                <w:szCs w:val="20"/>
+              </w:rPr>
+              <w:br/>
+            </w:r>
             <w:r>
               <w:rPr>
                 <w:sz w:val="20"/>
                 <w:szCs w:val="20"/>
               </w:rPr>
               <w:t>1,11 s</w:t>
+            </w:r>
+          </w:p>
+        </w:tc>
+        <w:tc>
+          <w:tcPr>
+            <w:tcW w:w="1128" w:type="dxa"/>
+          </w:tcPr>
+          <w:p>
+            <w:pPr>
+              <w:pStyle w:val="Tabletext"/>
+              <w:rPr>
+                <w:b/>
+                <w:bCs/>
+                <w:sz w:val="20"/>
+                <w:szCs w:val="20"/>
+              </w:rPr>
+            </w:pPr>
+            <w:r>
+              <w:rPr>
+                <w:b/>
+                <w:bCs/>
+                <w:sz w:val="20"/>
+                <w:szCs w:val="20"/>
+              </w:rPr>
+              <w:t>Keskmine</w:t>
+            </w:r>
+            <w:r>
+              <w:rPr>
+                <w:sz w:val="20"/>
+                <w:szCs w:val="20"/>
+              </w:rPr>
+              <w:t>:</w:t>
+            </w:r>
+            <w:r>
+              <w:rPr>
+                <w:sz w:val="20"/>
+                <w:szCs w:val="20"/>
+              </w:rPr>
+              <w:br/>
+            </w:r>
+            <w:r>
+              <w:rPr>
+                <w:sz w:val="20"/>
+                <w:szCs w:val="20"/>
+              </w:rPr>
+              <w:t>1,24 s</w:t>
             </w:r>
           </w:p>
         </w:tc>
@@ -371,7 +447,7 @@
       <w:tr>
         <w:tc>
           <w:tcPr>
-            <w:tcW w:w="5807" w:type="dxa"/>
+            <w:tcW w:w="5382" w:type="dxa"/>
           </w:tcPr>
           <w:p>
             <w:pPr>
@@ -401,8 +477,8 @@
         </w:tc>
         <w:tc>
           <w:tcPr>
-            <w:tcW w:w="2687" w:type="dxa"/>
-            <w:gridSpan w:val="2"/>
+            <w:tcW w:w="3180" w:type="dxa"/>
+            <w:gridSpan w:val="3"/>
           </w:tcPr>
           <w:p>
             <w:pPr>
@@ -3906,14 +3982,15 @@
       </w:tblPr>
       <w:tblGrid>
         <w:gridCol w:w="5807"/>
-        <w:gridCol w:w="1276"/>
-        <w:gridCol w:w="1411"/>
+        <w:gridCol w:w="992"/>
+        <w:gridCol w:w="1012"/>
+        <w:gridCol w:w="1128"/>
       </w:tblGrid>
       <w:tr>
         <w:tc>
           <w:tcPr>
-            <w:tcW w:w="8494" w:type="dxa"/>
-            <w:gridSpan w:val="3"/>
+            <w:tcW w:w="8939" w:type="dxa"/>
+            <w:gridSpan w:val="4"/>
           </w:tcPr>
           <w:p>
             <w:pPr>
@@ -3971,8 +4048,8 @@
         </w:tc>
         <w:tc>
           <w:tcPr>
-            <w:tcW w:w="2687" w:type="dxa"/>
-            <w:gridSpan w:val="2"/>
+            <w:tcW w:w="3132" w:type="dxa"/>
+            <w:gridSpan w:val="3"/>
           </w:tcPr>
           <w:p>
             <w:pPr>
@@ -4023,8 +4100,8 @@
         </w:tc>
         <w:tc>
           <w:tcPr>
-            <w:tcW w:w="2687" w:type="dxa"/>
-            <w:gridSpan w:val="2"/>
+            <w:tcW w:w="3132" w:type="dxa"/>
+            <w:gridSpan w:val="3"/>
           </w:tcPr>
           <w:p>
             <w:pPr>
@@ -4068,8 +4145,8 @@
         </w:tc>
         <w:tc>
           <w:tcPr>
-            <w:tcW w:w="2687" w:type="dxa"/>
-            <w:gridSpan w:val="2"/>
+            <w:tcW w:w="3132" w:type="dxa"/>
+            <w:gridSpan w:val="3"/>
           </w:tcPr>
           <w:p>
             <w:pPr>
@@ -4113,8 +4190,8 @@
         </w:tc>
         <w:tc>
           <w:tcPr>
-            <w:tcW w:w="2687" w:type="dxa"/>
-            <w:gridSpan w:val="2"/>
+            <w:tcW w:w="3132" w:type="dxa"/>
+            <w:gridSpan w:val="3"/>
           </w:tcPr>
           <w:p>
             <w:pPr>
@@ -4165,8 +4242,8 @@
         </w:tc>
         <w:tc>
           <w:tcPr>
-            <w:tcW w:w="2687" w:type="dxa"/>
-            <w:gridSpan w:val="2"/>
+            <w:tcW w:w="3132" w:type="dxa"/>
+            <w:gridSpan w:val="3"/>
           </w:tcPr>
           <w:p>
             <w:pPr>
@@ -4204,29 +4281,40 @@
                 <w:sz w:val="20"/>
                 <w:szCs w:val="20"/>
               </w:rPr>
-              <w:t>Rakenduse kontrolli aeg (s)</w:t>
-            </w:r>
-            <w:r>
-              <w:rPr>
-                <w:sz w:val="20"/>
-                <w:szCs w:val="20"/>
-              </w:rPr>
-              <w:t xml:space="preserve"> 1. ja 2. katsel</w:t>
-            </w:r>
-          </w:p>
-        </w:tc>
-        <w:tc>
-          <w:tcPr>
-            <w:tcW w:w="1276" w:type="dxa"/>
-          </w:tcPr>
-          <w:p>
-            <w:pPr>
-              <w:pStyle w:val="Tabletext"/>
-              <w:rPr>
-                <w:sz w:val="20"/>
-                <w:szCs w:val="20"/>
-              </w:rPr>
-            </w:pPr>
+              <w:t>Rakenduse kontrolli aeg (s) 1. ja 2. katsel ning 2 katse keskmine tulemus</w:t>
+            </w:r>
+          </w:p>
+        </w:tc>
+        <w:tc>
+          <w:tcPr>
+            <w:tcW w:w="992" w:type="dxa"/>
+          </w:tcPr>
+          <w:p>
+            <w:pPr>
+              <w:pStyle w:val="Tabletext"/>
+              <w:rPr>
+                <w:sz w:val="20"/>
+                <w:szCs w:val="20"/>
+              </w:rPr>
+            </w:pPr>
+            <w:r>
+              <w:rPr>
+                <w:b/>
+                <w:bCs/>
+                <w:sz w:val="20"/>
+                <w:szCs w:val="20"/>
+              </w:rPr>
+              <w:t>1. katse:</w:t>
+            </w:r>
+            <w:r>
+              <w:rPr>
+                <w:b/>
+                <w:bCs/>
+                <w:sz w:val="20"/>
+                <w:szCs w:val="20"/>
+              </w:rPr>
+              <w:br/>
+            </w:r>
             <w:r>
               <w:rPr>
                 <w:sz w:val="20"/>
@@ -4238,22 +4326,84 @@
         </w:tc>
         <w:tc>
           <w:tcPr>
-            <w:tcW w:w="1411" w:type="dxa"/>
-          </w:tcPr>
-          <w:p>
-            <w:pPr>
-              <w:pStyle w:val="Tabletext"/>
-              <w:rPr>
-                <w:sz w:val="20"/>
-                <w:szCs w:val="20"/>
-              </w:rPr>
-            </w:pPr>
+            <w:tcW w:w="1012" w:type="dxa"/>
+          </w:tcPr>
+          <w:p>
+            <w:pPr>
+              <w:pStyle w:val="Tabletext"/>
+              <w:rPr>
+                <w:sz w:val="20"/>
+                <w:szCs w:val="20"/>
+              </w:rPr>
+            </w:pPr>
+            <w:r>
+              <w:rPr>
+                <w:b/>
+                <w:bCs/>
+                <w:sz w:val="20"/>
+                <w:szCs w:val="20"/>
+              </w:rPr>
+              <w:t>2. katse:</w:t>
+            </w:r>
+            <w:r>
+              <w:rPr>
+                <w:b/>
+                <w:bCs/>
+                <w:sz w:val="20"/>
+                <w:szCs w:val="20"/>
+              </w:rPr>
+              <w:br/>
+            </w:r>
             <w:r>
               <w:rPr>
                 <w:sz w:val="20"/>
                 <w:szCs w:val="20"/>
               </w:rPr>
               <w:t>1,12 s</w:t>
+            </w:r>
+          </w:p>
+        </w:tc>
+        <w:tc>
+          <w:tcPr>
+            <w:tcW w:w="1128" w:type="dxa"/>
+          </w:tcPr>
+          <w:p>
+            <w:pPr>
+              <w:pStyle w:val="Tabletext"/>
+              <w:rPr>
+                <w:sz w:val="20"/>
+                <w:szCs w:val="20"/>
+              </w:rPr>
+            </w:pPr>
+            <w:r>
+              <w:rPr>
+                <w:b/>
+                <w:bCs/>
+                <w:sz w:val="20"/>
+                <w:szCs w:val="20"/>
+              </w:rPr>
+              <w:t>Keskmine</w:t>
+            </w:r>
+            <w:r>
+              <w:rPr>
+                <w:sz w:val="20"/>
+                <w:szCs w:val="20"/>
+              </w:rPr>
+              <w:t>:</w:t>
+            </w:r>
+            <w:r>
+              <w:rPr>
+                <w:sz w:val="20"/>
+                <w:szCs w:val="20"/>
+              </w:rPr>
+              <w:br/>
+            </w:r>
+            <w:r>
+              <w:rPr>
+                <w:sz w:val="20"/>
+                <w:szCs w:val="20"/>
+              </w:rPr>
+              <w:t>1,16 s</w:t>
             </w:r>
           </w:p>
         </w:tc>
@@ -4291,8 +4441,8 @@
         </w:tc>
         <w:tc>
           <w:tcPr>
-            <w:tcW w:w="2687" w:type="dxa"/>
-            <w:gridSpan w:val="2"/>
+            <w:tcW w:w="3132" w:type="dxa"/>
+            <w:gridSpan w:val="3"/>
           </w:tcPr>
           <w:p>
             <w:pPr>
@@ -8039,14 +8189,15 @@
       </w:tblPr>
       <w:tblGrid>
         <w:gridCol w:w="5807"/>
-        <w:gridCol w:w="1276"/>
-        <w:gridCol w:w="1411"/>
+        <w:gridCol w:w="992"/>
+        <w:gridCol w:w="1012"/>
+        <w:gridCol w:w="1128"/>
       </w:tblGrid>
       <w:tr>
         <w:tc>
           <w:tcPr>
-            <w:tcW w:w="8494" w:type="dxa"/>
-            <w:gridSpan w:val="3"/>
+            <w:tcW w:w="8939" w:type="dxa"/>
+            <w:gridSpan w:val="4"/>
           </w:tcPr>
           <w:p>
             <w:pPr>
@@ -8104,8 +8255,8 @@
         </w:tc>
         <w:tc>
           <w:tcPr>
-            <w:tcW w:w="2687" w:type="dxa"/>
-            <w:gridSpan w:val="2"/>
+            <w:tcW w:w="3132" w:type="dxa"/>
+            <w:gridSpan w:val="3"/>
           </w:tcPr>
           <w:p>
             <w:pPr>
@@ -8149,8 +8300,8 @@
         </w:tc>
         <w:tc>
           <w:tcPr>
-            <w:tcW w:w="2687" w:type="dxa"/>
-            <w:gridSpan w:val="2"/>
+            <w:tcW w:w="3132" w:type="dxa"/>
+            <w:gridSpan w:val="3"/>
           </w:tcPr>
           <w:p>
             <w:pPr>
@@ -8194,8 +8345,8 @@
         </w:tc>
         <w:tc>
           <w:tcPr>
-            <w:tcW w:w="2687" w:type="dxa"/>
-            <w:gridSpan w:val="2"/>
+            <w:tcW w:w="3132" w:type="dxa"/>
+            <w:gridSpan w:val="3"/>
           </w:tcPr>
           <w:p>
             <w:pPr>
@@ -8239,8 +8390,8 @@
         </w:tc>
         <w:tc>
           <w:tcPr>
-            <w:tcW w:w="2687" w:type="dxa"/>
-            <w:gridSpan w:val="2"/>
+            <w:tcW w:w="3132" w:type="dxa"/>
+            <w:gridSpan w:val="3"/>
           </w:tcPr>
           <w:p>
             <w:pPr>
@@ -8284,8 +8435,8 @@
         </w:tc>
         <w:tc>
           <w:tcPr>
-            <w:tcW w:w="2687" w:type="dxa"/>
-            <w:gridSpan w:val="2"/>
+            <w:tcW w:w="3132" w:type="dxa"/>
+            <w:gridSpan w:val="3"/>
           </w:tcPr>
           <w:p>
             <w:pPr>
@@ -8323,29 +8474,40 @@
                 <w:sz w:val="20"/>
                 <w:szCs w:val="20"/>
               </w:rPr>
-              <w:t>Rakenduse kontrolli aeg (s)</w:t>
-            </w:r>
-            <w:r>
-              <w:rPr>
-                <w:sz w:val="20"/>
-                <w:szCs w:val="20"/>
-              </w:rPr>
-              <w:t xml:space="preserve"> 1. ja 2. katsel</w:t>
-            </w:r>
-          </w:p>
-        </w:tc>
-        <w:tc>
-          <w:tcPr>
-            <w:tcW w:w="1276" w:type="dxa"/>
-          </w:tcPr>
-          <w:p>
-            <w:pPr>
-              <w:pStyle w:val="Tabletext"/>
-              <w:rPr>
-                <w:sz w:val="20"/>
-                <w:szCs w:val="20"/>
-              </w:rPr>
-            </w:pPr>
+              <w:t>Rakenduse kontrolli aeg (s) 1. ja 2. katsel ning 2 katse keskmine tulemus</w:t>
+            </w:r>
+          </w:p>
+        </w:tc>
+        <w:tc>
+          <w:tcPr>
+            <w:tcW w:w="992" w:type="dxa"/>
+          </w:tcPr>
+          <w:p>
+            <w:pPr>
+              <w:pStyle w:val="Tabletext"/>
+              <w:rPr>
+                <w:sz w:val="20"/>
+                <w:szCs w:val="20"/>
+              </w:rPr>
+            </w:pPr>
+            <w:r>
+              <w:rPr>
+                <w:b/>
+                <w:bCs/>
+                <w:sz w:val="20"/>
+                <w:szCs w:val="20"/>
+              </w:rPr>
+              <w:t>1. katse:</w:t>
+            </w:r>
+            <w:r>
+              <w:rPr>
+                <w:b/>
+                <w:bCs/>
+                <w:sz w:val="20"/>
+                <w:szCs w:val="20"/>
+              </w:rPr>
+              <w:br/>
+            </w:r>
             <w:r>
               <w:rPr>
                 <w:sz w:val="20"/>
@@ -8357,22 +8519,84 @@
         </w:tc>
         <w:tc>
           <w:tcPr>
-            <w:tcW w:w="1411" w:type="dxa"/>
-          </w:tcPr>
-          <w:p>
-            <w:pPr>
-              <w:pStyle w:val="Tabletext"/>
-              <w:rPr>
-                <w:sz w:val="20"/>
-                <w:szCs w:val="20"/>
-              </w:rPr>
-            </w:pPr>
+            <w:tcW w:w="1012" w:type="dxa"/>
+          </w:tcPr>
+          <w:p>
+            <w:pPr>
+              <w:pStyle w:val="Tabletext"/>
+              <w:rPr>
+                <w:sz w:val="20"/>
+                <w:szCs w:val="20"/>
+              </w:rPr>
+            </w:pPr>
+            <w:r>
+              <w:rPr>
+                <w:b/>
+                <w:bCs/>
+                <w:sz w:val="20"/>
+                <w:szCs w:val="20"/>
+              </w:rPr>
+              <w:t>2. katse:</w:t>
+            </w:r>
+            <w:r>
+              <w:rPr>
+                <w:b/>
+                <w:bCs/>
+                <w:sz w:val="20"/>
+                <w:szCs w:val="20"/>
+              </w:rPr>
+              <w:br/>
+            </w:r>
             <w:r>
               <w:rPr>
                 <w:sz w:val="20"/>
                 <w:szCs w:val="20"/>
               </w:rPr>
               <w:t>1,37 s</w:t>
+            </w:r>
+          </w:p>
+        </w:tc>
+        <w:tc>
+          <w:tcPr>
+            <w:tcW w:w="1128" w:type="dxa"/>
+          </w:tcPr>
+          <w:p>
+            <w:pPr>
+              <w:pStyle w:val="Tabletext"/>
+              <w:rPr>
+                <w:sz w:val="20"/>
+                <w:szCs w:val="20"/>
+              </w:rPr>
+            </w:pPr>
+            <w:r>
+              <w:rPr>
+                <w:b/>
+                <w:bCs/>
+                <w:sz w:val="20"/>
+                <w:szCs w:val="20"/>
+              </w:rPr>
+              <w:t>Keskmine</w:t>
+            </w:r>
+            <w:r>
+              <w:rPr>
+                <w:sz w:val="20"/>
+                <w:szCs w:val="20"/>
+              </w:rPr>
+              <w:t>:</w:t>
+            </w:r>
+            <w:r>
+              <w:rPr>
+                <w:sz w:val="20"/>
+                <w:szCs w:val="20"/>
+              </w:rPr>
+              <w:br/>
+            </w:r>
+            <w:r>
+              <w:rPr>
+                <w:sz w:val="20"/>
+                <w:szCs w:val="20"/>
+              </w:rPr>
+              <w:t>1,28 s</w:t>
             </w:r>
           </w:p>
         </w:tc>
@@ -8410,8 +8634,8 @@
         </w:tc>
         <w:tc>
           <w:tcPr>
-            <w:tcW w:w="2687" w:type="dxa"/>
-            <w:gridSpan w:val="2"/>
+            <w:tcW w:w="3132" w:type="dxa"/>
+            <w:gridSpan w:val="3"/>
           </w:tcPr>
           <w:p>
             <w:pPr>
@@ -11621,14 +11845,15 @@
       </w:tblPr>
       <w:tblGrid>
         <w:gridCol w:w="5807"/>
-        <w:gridCol w:w="1276"/>
-        <w:gridCol w:w="1411"/>
+        <w:gridCol w:w="992"/>
+        <w:gridCol w:w="1012"/>
+        <w:gridCol w:w="1128"/>
       </w:tblGrid>
       <w:tr>
         <w:tc>
           <w:tcPr>
-            <w:tcW w:w="8494" w:type="dxa"/>
-            <w:gridSpan w:val="3"/>
+            <w:tcW w:w="8939" w:type="dxa"/>
+            <w:gridSpan w:val="4"/>
           </w:tcPr>
           <w:p>
             <w:pPr>
@@ -11686,8 +11911,8 @@
         </w:tc>
         <w:tc>
           <w:tcPr>
-            <w:tcW w:w="2687" w:type="dxa"/>
-            <w:gridSpan w:val="2"/>
+            <w:tcW w:w="3132" w:type="dxa"/>
+            <w:gridSpan w:val="3"/>
           </w:tcPr>
           <w:p>
             <w:pPr>
@@ -11731,8 +11956,8 @@
         </w:tc>
         <w:tc>
           <w:tcPr>
-            <w:tcW w:w="2687" w:type="dxa"/>
-            <w:gridSpan w:val="2"/>
+            <w:tcW w:w="3132" w:type="dxa"/>
+            <w:gridSpan w:val="3"/>
           </w:tcPr>
           <w:p>
             <w:pPr>
@@ -11776,8 +12001,8 @@
         </w:tc>
         <w:tc>
           <w:tcPr>
-            <w:tcW w:w="2687" w:type="dxa"/>
-            <w:gridSpan w:val="2"/>
+            <w:tcW w:w="3132" w:type="dxa"/>
+            <w:gridSpan w:val="3"/>
           </w:tcPr>
           <w:p>
             <w:pPr>
@@ -11821,8 +12046,8 @@
         </w:tc>
         <w:tc>
           <w:tcPr>
-            <w:tcW w:w="2687" w:type="dxa"/>
-            <w:gridSpan w:val="2"/>
+            <w:tcW w:w="3132" w:type="dxa"/>
+            <w:gridSpan w:val="3"/>
           </w:tcPr>
           <w:p>
             <w:pPr>
@@ -11866,8 +12091,8 @@
         </w:tc>
         <w:tc>
           <w:tcPr>
-            <w:tcW w:w="2687" w:type="dxa"/>
-            <w:gridSpan w:val="2"/>
+            <w:tcW w:w="3132" w:type="dxa"/>
+            <w:gridSpan w:val="3"/>
           </w:tcPr>
           <w:p>
             <w:pPr>
@@ -11905,29 +12130,40 @@
                 <w:sz w:val="20"/>
                 <w:szCs w:val="20"/>
               </w:rPr>
-              <w:t>Rakenduse kontrolli aeg (s)</w:t>
-            </w:r>
-            <w:r>
-              <w:rPr>
-                <w:sz w:val="20"/>
-                <w:szCs w:val="20"/>
-              </w:rPr>
-              <w:t xml:space="preserve"> 1. ja 2. katsel</w:t>
-            </w:r>
-          </w:p>
-        </w:tc>
-        <w:tc>
-          <w:tcPr>
-            <w:tcW w:w="1276" w:type="dxa"/>
-          </w:tcPr>
-          <w:p>
-            <w:pPr>
-              <w:pStyle w:val="Tabletext"/>
-              <w:rPr>
-                <w:sz w:val="20"/>
-                <w:szCs w:val="20"/>
-              </w:rPr>
-            </w:pPr>
+              <w:t>Rakenduse kontrolli aeg (s) 1. ja 2. katsel ning 2 katse keskmine tulemus</w:t>
+            </w:r>
+          </w:p>
+        </w:tc>
+        <w:tc>
+          <w:tcPr>
+            <w:tcW w:w="992" w:type="dxa"/>
+          </w:tcPr>
+          <w:p>
+            <w:pPr>
+              <w:pStyle w:val="Tabletext"/>
+              <w:rPr>
+                <w:sz w:val="20"/>
+                <w:szCs w:val="20"/>
+              </w:rPr>
+            </w:pPr>
+            <w:r>
+              <w:rPr>
+                <w:b/>
+                <w:bCs/>
+                <w:sz w:val="20"/>
+                <w:szCs w:val="20"/>
+              </w:rPr>
+              <w:t>1. katse:</w:t>
+            </w:r>
+            <w:r>
+              <w:rPr>
+                <w:b/>
+                <w:bCs/>
+                <w:sz w:val="20"/>
+                <w:szCs w:val="20"/>
+              </w:rPr>
+              <w:br/>
+            </w:r>
             <w:r>
               <w:rPr>
                 <w:sz w:val="20"/>
@@ -11939,22 +12175,84 @@
         </w:tc>
         <w:tc>
           <w:tcPr>
-            <w:tcW w:w="1411" w:type="dxa"/>
-          </w:tcPr>
-          <w:p>
-            <w:pPr>
-              <w:pStyle w:val="Tabletext"/>
-              <w:rPr>
-                <w:sz w:val="20"/>
-                <w:szCs w:val="20"/>
-              </w:rPr>
-            </w:pPr>
+            <w:tcW w:w="1012" w:type="dxa"/>
+          </w:tcPr>
+          <w:p>
+            <w:pPr>
+              <w:pStyle w:val="Tabletext"/>
+              <w:rPr>
+                <w:sz w:val="20"/>
+                <w:szCs w:val="20"/>
+              </w:rPr>
+            </w:pPr>
+            <w:r>
+              <w:rPr>
+                <w:b/>
+                <w:bCs/>
+                <w:sz w:val="20"/>
+                <w:szCs w:val="20"/>
+              </w:rPr>
+              <w:t>2. katse:</w:t>
+            </w:r>
+            <w:r>
+              <w:rPr>
+                <w:b/>
+                <w:bCs/>
+                <w:sz w:val="20"/>
+                <w:szCs w:val="20"/>
+              </w:rPr>
+              <w:br/>
+            </w:r>
             <w:r>
               <w:rPr>
                 <w:sz w:val="20"/>
                 <w:szCs w:val="20"/>
               </w:rPr>
               <w:t>2,88 s</w:t>
+            </w:r>
+          </w:p>
+        </w:tc>
+        <w:tc>
+          <w:tcPr>
+            <w:tcW w:w="1128" w:type="dxa"/>
+          </w:tcPr>
+          <w:p>
+            <w:pPr>
+              <w:pStyle w:val="Tabletext"/>
+              <w:rPr>
+                <w:sz w:val="20"/>
+                <w:szCs w:val="20"/>
+              </w:rPr>
+            </w:pPr>
+            <w:r>
+              <w:rPr>
+                <w:b/>
+                <w:bCs/>
+                <w:sz w:val="20"/>
+                <w:szCs w:val="20"/>
+              </w:rPr>
+              <w:t>Keskmine</w:t>
+            </w:r>
+            <w:r>
+              <w:rPr>
+                <w:sz w:val="20"/>
+                <w:szCs w:val="20"/>
+              </w:rPr>
+              <w:t>:</w:t>
+            </w:r>
+            <w:r>
+              <w:rPr>
+                <w:sz w:val="20"/>
+                <w:szCs w:val="20"/>
+              </w:rPr>
+              <w:br/>
+            </w:r>
+            <w:r>
+              <w:rPr>
+                <w:sz w:val="20"/>
+                <w:szCs w:val="20"/>
+              </w:rPr>
+              <w:t>2,98 s</w:t>
             </w:r>
           </w:p>
         </w:tc>
@@ -11992,8 +12290,8 @@
         </w:tc>
         <w:tc>
           <w:tcPr>
-            <w:tcW w:w="2687" w:type="dxa"/>
-            <w:gridSpan w:val="2"/>
+            <w:tcW w:w="3132" w:type="dxa"/>
+            <w:gridSpan w:val="3"/>
           </w:tcPr>
           <w:p>
             <w:pPr>
@@ -15376,14 +15674,15 @@
       </w:tblPr>
       <w:tblGrid>
         <w:gridCol w:w="5807"/>
-        <w:gridCol w:w="1276"/>
-        <w:gridCol w:w="1411"/>
+        <w:gridCol w:w="992"/>
+        <w:gridCol w:w="1012"/>
+        <w:gridCol w:w="1128"/>
       </w:tblGrid>
       <w:tr>
         <w:tc>
           <w:tcPr>
-            <w:tcW w:w="8494" w:type="dxa"/>
-            <w:gridSpan w:val="3"/>
+            <w:tcW w:w="8939" w:type="dxa"/>
+            <w:gridSpan w:val="4"/>
           </w:tcPr>
           <w:p>
             <w:pPr>
@@ -15441,8 +15740,8 @@
         </w:tc>
         <w:tc>
           <w:tcPr>
-            <w:tcW w:w="2687" w:type="dxa"/>
-            <w:gridSpan w:val="2"/>
+            <w:tcW w:w="3132" w:type="dxa"/>
+            <w:gridSpan w:val="3"/>
           </w:tcPr>
           <w:p>
             <w:pPr>
@@ -15486,8 +15785,8 @@
         </w:tc>
         <w:tc>
           <w:tcPr>
-            <w:tcW w:w="2687" w:type="dxa"/>
-            <w:gridSpan w:val="2"/>
+            <w:tcW w:w="3132" w:type="dxa"/>
+            <w:gridSpan w:val="3"/>
           </w:tcPr>
           <w:p>
             <w:pPr>
@@ -15531,8 +15830,8 @@
         </w:tc>
         <w:tc>
           <w:tcPr>
-            <w:tcW w:w="2687" w:type="dxa"/>
-            <w:gridSpan w:val="2"/>
+            <w:tcW w:w="3132" w:type="dxa"/>
+            <w:gridSpan w:val="3"/>
           </w:tcPr>
           <w:p>
             <w:pPr>
@@ -15576,8 +15875,8 @@
         </w:tc>
         <w:tc>
           <w:tcPr>
-            <w:tcW w:w="2687" w:type="dxa"/>
-            <w:gridSpan w:val="2"/>
+            <w:tcW w:w="3132" w:type="dxa"/>
+            <w:gridSpan w:val="3"/>
           </w:tcPr>
           <w:p>
             <w:pPr>
@@ -15621,8 +15920,8 @@
         </w:tc>
         <w:tc>
           <w:tcPr>
-            <w:tcW w:w="2687" w:type="dxa"/>
-            <w:gridSpan w:val="2"/>
+            <w:tcW w:w="3132" w:type="dxa"/>
+            <w:gridSpan w:val="3"/>
           </w:tcPr>
           <w:p>
             <w:pPr>
@@ -15660,29 +15959,40 @@
                 <w:sz w:val="20"/>
                 <w:szCs w:val="20"/>
               </w:rPr>
-              <w:t>Rakenduse kontrolli aeg (s)</w:t>
-            </w:r>
-            <w:r>
-              <w:rPr>
-                <w:sz w:val="20"/>
-                <w:szCs w:val="20"/>
-              </w:rPr>
-              <w:t xml:space="preserve"> 1. ja 2. katsel</w:t>
-            </w:r>
-          </w:p>
-        </w:tc>
-        <w:tc>
-          <w:tcPr>
-            <w:tcW w:w="1276" w:type="dxa"/>
-          </w:tcPr>
-          <w:p>
-            <w:pPr>
-              <w:pStyle w:val="Tabletext"/>
-              <w:rPr>
-                <w:sz w:val="20"/>
-                <w:szCs w:val="20"/>
-              </w:rPr>
-            </w:pPr>
+              <w:t>Rakenduse kontrolli aeg (s) 1. ja 2. katsel ning 2 katse keskmine tulemus</w:t>
+            </w:r>
+          </w:p>
+        </w:tc>
+        <w:tc>
+          <w:tcPr>
+            <w:tcW w:w="992" w:type="dxa"/>
+          </w:tcPr>
+          <w:p>
+            <w:pPr>
+              <w:pStyle w:val="Tabletext"/>
+              <w:rPr>
+                <w:sz w:val="20"/>
+                <w:szCs w:val="20"/>
+              </w:rPr>
+            </w:pPr>
+            <w:r>
+              <w:rPr>
+                <w:b/>
+                <w:bCs/>
+                <w:sz w:val="20"/>
+                <w:szCs w:val="20"/>
+              </w:rPr>
+              <w:t>1. katse:</w:t>
+            </w:r>
+            <w:r>
+              <w:rPr>
+                <w:b/>
+                <w:bCs/>
+                <w:sz w:val="20"/>
+                <w:szCs w:val="20"/>
+              </w:rPr>
+              <w:br/>
+            </w:r>
             <w:r>
               <w:rPr>
                 <w:sz w:val="20"/>
@@ -15694,22 +16004,84 @@
         </w:tc>
         <w:tc>
           <w:tcPr>
-            <w:tcW w:w="1411" w:type="dxa"/>
-          </w:tcPr>
-          <w:p>
-            <w:pPr>
-              <w:pStyle w:val="Tabletext"/>
-              <w:rPr>
-                <w:sz w:val="20"/>
-                <w:szCs w:val="20"/>
-              </w:rPr>
-            </w:pPr>
+            <w:tcW w:w="1012" w:type="dxa"/>
+          </w:tcPr>
+          <w:p>
+            <w:pPr>
+              <w:pStyle w:val="Tabletext"/>
+              <w:rPr>
+                <w:sz w:val="20"/>
+                <w:szCs w:val="20"/>
+              </w:rPr>
+            </w:pPr>
+            <w:r>
+              <w:rPr>
+                <w:b/>
+                <w:bCs/>
+                <w:sz w:val="20"/>
+                <w:szCs w:val="20"/>
+              </w:rPr>
+              <w:t>2. katse:</w:t>
+            </w:r>
+            <w:r>
+              <w:rPr>
+                <w:b/>
+                <w:bCs/>
+                <w:sz w:val="20"/>
+                <w:szCs w:val="20"/>
+              </w:rPr>
+              <w:br/>
+            </w:r>
             <w:r>
               <w:rPr>
                 <w:sz w:val="20"/>
                 <w:szCs w:val="20"/>
               </w:rPr>
               <w:t>5,44 s</w:t>
+            </w:r>
+          </w:p>
+        </w:tc>
+        <w:tc>
+          <w:tcPr>
+            <w:tcW w:w="1128" w:type="dxa"/>
+          </w:tcPr>
+          <w:p>
+            <w:pPr>
+              <w:pStyle w:val="Tabletext"/>
+              <w:rPr>
+                <w:sz w:val="20"/>
+                <w:szCs w:val="20"/>
+              </w:rPr>
+            </w:pPr>
+            <w:r>
+              <w:rPr>
+                <w:b/>
+                <w:bCs/>
+                <w:sz w:val="20"/>
+                <w:szCs w:val="20"/>
+              </w:rPr>
+              <w:t>Keskmine</w:t>
+            </w:r>
+            <w:r>
+              <w:rPr>
+                <w:sz w:val="20"/>
+                <w:szCs w:val="20"/>
+              </w:rPr>
+              <w:t>:</w:t>
+            </w:r>
+            <w:r>
+              <w:rPr>
+                <w:sz w:val="20"/>
+                <w:szCs w:val="20"/>
+              </w:rPr>
+              <w:br/>
+            </w:r>
+            <w:r>
+              <w:rPr>
+                <w:sz w:val="20"/>
+                <w:szCs w:val="20"/>
+              </w:rPr>
+              <w:t>5,41 s</w:t>
             </w:r>
           </w:p>
         </w:tc>
@@ -15747,8 +16119,8 @@
         </w:tc>
         <w:tc>
           <w:tcPr>
-            <w:tcW w:w="2687" w:type="dxa"/>
-            <w:gridSpan w:val="2"/>
+            <w:tcW w:w="3132" w:type="dxa"/>
+            <w:gridSpan w:val="3"/>
           </w:tcPr>
           <w:p>
             <w:pPr>
@@ -19143,14 +19515,15 @@
       </w:tblPr>
       <w:tblGrid>
         <w:gridCol w:w="5807"/>
-        <w:gridCol w:w="1276"/>
-        <w:gridCol w:w="1411"/>
+        <w:gridCol w:w="992"/>
+        <w:gridCol w:w="1012"/>
+        <w:gridCol w:w="1128"/>
       </w:tblGrid>
       <w:tr>
         <w:tc>
           <w:tcPr>
-            <w:tcW w:w="8494" w:type="dxa"/>
-            <w:gridSpan w:val="3"/>
+            <w:tcW w:w="8939" w:type="dxa"/>
+            <w:gridSpan w:val="4"/>
           </w:tcPr>
           <w:p>
             <w:pPr>
@@ -19208,8 +19581,8 @@
         </w:tc>
         <w:tc>
           <w:tcPr>
-            <w:tcW w:w="2687" w:type="dxa"/>
-            <w:gridSpan w:val="2"/>
+            <w:tcW w:w="3132" w:type="dxa"/>
+            <w:gridSpan w:val="3"/>
           </w:tcPr>
           <w:p>
             <w:pPr>
@@ -19253,8 +19626,8 @@
         </w:tc>
         <w:tc>
           <w:tcPr>
-            <w:tcW w:w="2687" w:type="dxa"/>
-            <w:gridSpan w:val="2"/>
+            <w:tcW w:w="3132" w:type="dxa"/>
+            <w:gridSpan w:val="3"/>
           </w:tcPr>
           <w:p>
             <w:pPr>
@@ -19298,8 +19671,8 @@
         </w:tc>
         <w:tc>
           <w:tcPr>
-            <w:tcW w:w="2687" w:type="dxa"/>
-            <w:gridSpan w:val="2"/>
+            <w:tcW w:w="3132" w:type="dxa"/>
+            <w:gridSpan w:val="3"/>
           </w:tcPr>
           <w:p>
             <w:pPr>
@@ -19343,8 +19716,8 @@
         </w:tc>
         <w:tc>
           <w:tcPr>
-            <w:tcW w:w="2687" w:type="dxa"/>
-            <w:gridSpan w:val="2"/>
+            <w:tcW w:w="3132" w:type="dxa"/>
+            <w:gridSpan w:val="3"/>
           </w:tcPr>
           <w:p>
             <w:pPr>
@@ -19388,8 +19761,8 @@
         </w:tc>
         <w:tc>
           <w:tcPr>
-            <w:tcW w:w="2687" w:type="dxa"/>
-            <w:gridSpan w:val="2"/>
+            <w:tcW w:w="3132" w:type="dxa"/>
+            <w:gridSpan w:val="3"/>
           </w:tcPr>
           <w:p>
             <w:pPr>
@@ -19427,29 +19800,40 @@
                 <w:sz w:val="20"/>
                 <w:szCs w:val="20"/>
               </w:rPr>
-              <w:t>Rakenduse kontrolli aeg (s)</w:t>
-            </w:r>
-            <w:r>
-              <w:rPr>
-                <w:sz w:val="20"/>
-                <w:szCs w:val="20"/>
-              </w:rPr>
-              <w:t xml:space="preserve"> 1. ja 2. katsel</w:t>
-            </w:r>
-          </w:p>
-        </w:tc>
-        <w:tc>
-          <w:tcPr>
-            <w:tcW w:w="1276" w:type="dxa"/>
-          </w:tcPr>
-          <w:p>
-            <w:pPr>
-              <w:pStyle w:val="Tabletext"/>
-              <w:rPr>
-                <w:sz w:val="20"/>
-                <w:szCs w:val="20"/>
-              </w:rPr>
-            </w:pPr>
+              <w:t>Rakenduse kontrolli aeg (s) 1. ja 2. katsel ning 2 katse keskmine tulemus</w:t>
+            </w:r>
+          </w:p>
+        </w:tc>
+        <w:tc>
+          <w:tcPr>
+            <w:tcW w:w="992" w:type="dxa"/>
+          </w:tcPr>
+          <w:p>
+            <w:pPr>
+              <w:pStyle w:val="Tabletext"/>
+              <w:rPr>
+                <w:sz w:val="20"/>
+                <w:szCs w:val="20"/>
+              </w:rPr>
+            </w:pPr>
+            <w:r>
+              <w:rPr>
+                <w:b/>
+                <w:bCs/>
+                <w:sz w:val="20"/>
+                <w:szCs w:val="20"/>
+              </w:rPr>
+              <w:t>1. katse:</w:t>
+            </w:r>
+            <w:r>
+              <w:rPr>
+                <w:b/>
+                <w:bCs/>
+                <w:sz w:val="20"/>
+                <w:szCs w:val="20"/>
+              </w:rPr>
+              <w:br/>
+            </w:r>
             <w:r>
               <w:rPr>
                 <w:sz w:val="20"/>
@@ -19461,22 +19845,84 @@
         </w:tc>
         <w:tc>
           <w:tcPr>
-            <w:tcW w:w="1411" w:type="dxa"/>
-          </w:tcPr>
-          <w:p>
-            <w:pPr>
-              <w:pStyle w:val="Tabletext"/>
-              <w:rPr>
-                <w:sz w:val="20"/>
-                <w:szCs w:val="20"/>
-              </w:rPr>
-            </w:pPr>
+            <w:tcW w:w="1012" w:type="dxa"/>
+          </w:tcPr>
+          <w:p>
+            <w:pPr>
+              <w:pStyle w:val="Tabletext"/>
+              <w:rPr>
+                <w:sz w:val="20"/>
+                <w:szCs w:val="20"/>
+              </w:rPr>
+            </w:pPr>
+            <w:r>
+              <w:rPr>
+                <w:b/>
+                <w:bCs/>
+                <w:sz w:val="20"/>
+                <w:szCs w:val="20"/>
+              </w:rPr>
+              <w:t>2. katse:</w:t>
+            </w:r>
+            <w:r>
+              <w:rPr>
+                <w:b/>
+                <w:bCs/>
+                <w:sz w:val="20"/>
+                <w:szCs w:val="20"/>
+              </w:rPr>
+              <w:br/>
+            </w:r>
             <w:r>
               <w:rPr>
                 <w:sz w:val="20"/>
                 <w:szCs w:val="20"/>
               </w:rPr>
               <w:t>2,93 s</w:t>
+            </w:r>
+          </w:p>
+        </w:tc>
+        <w:tc>
+          <w:tcPr>
+            <w:tcW w:w="1128" w:type="dxa"/>
+          </w:tcPr>
+          <w:p>
+            <w:pPr>
+              <w:pStyle w:val="Tabletext"/>
+              <w:rPr>
+                <w:sz w:val="20"/>
+                <w:szCs w:val="20"/>
+              </w:rPr>
+            </w:pPr>
+            <w:r>
+              <w:rPr>
+                <w:b/>
+                <w:bCs/>
+                <w:sz w:val="20"/>
+                <w:szCs w:val="20"/>
+              </w:rPr>
+              <w:t>Keskmine</w:t>
+            </w:r>
+            <w:r>
+              <w:rPr>
+                <w:sz w:val="20"/>
+                <w:szCs w:val="20"/>
+              </w:rPr>
+              <w:t>:</w:t>
+            </w:r>
+            <w:r>
+              <w:rPr>
+                <w:sz w:val="20"/>
+                <w:szCs w:val="20"/>
+              </w:rPr>
+              <w:br/>
+            </w:r>
+            <w:r>
+              <w:rPr>
+                <w:sz w:val="20"/>
+                <w:szCs w:val="20"/>
+              </w:rPr>
+              <w:t>2,86 s</w:t>
             </w:r>
           </w:p>
         </w:tc>
@@ -19514,8 +19960,8 @@
         </w:tc>
         <w:tc>
           <w:tcPr>
-            <w:tcW w:w="2687" w:type="dxa"/>
-            <w:gridSpan w:val="2"/>
+            <w:tcW w:w="3132" w:type="dxa"/>
+            <w:gridSpan w:val="3"/>
           </w:tcPr>
           <w:p>
             <w:pPr>
@@ -22793,14 +23239,15 @@
       </w:tblPr>
       <w:tblGrid>
         <w:gridCol w:w="5807"/>
-        <w:gridCol w:w="1276"/>
-        <w:gridCol w:w="1411"/>
+        <w:gridCol w:w="992"/>
+        <w:gridCol w:w="1012"/>
+        <w:gridCol w:w="1128"/>
       </w:tblGrid>
       <w:tr>
         <w:tc>
           <w:tcPr>
-            <w:tcW w:w="8494" w:type="dxa"/>
-            <w:gridSpan w:val="3"/>
+            <w:tcW w:w="8939" w:type="dxa"/>
+            <w:gridSpan w:val="4"/>
           </w:tcPr>
           <w:p>
             <w:pPr>
@@ -22858,8 +23305,8 @@
         </w:tc>
         <w:tc>
           <w:tcPr>
-            <w:tcW w:w="2687" w:type="dxa"/>
-            <w:gridSpan w:val="2"/>
+            <w:tcW w:w="3132" w:type="dxa"/>
+            <w:gridSpan w:val="3"/>
           </w:tcPr>
           <w:p>
             <w:pPr>
@@ -22903,8 +23350,8 @@
         </w:tc>
         <w:tc>
           <w:tcPr>
-            <w:tcW w:w="2687" w:type="dxa"/>
-            <w:gridSpan w:val="2"/>
+            <w:tcW w:w="3132" w:type="dxa"/>
+            <w:gridSpan w:val="3"/>
           </w:tcPr>
           <w:p>
             <w:pPr>
@@ -22948,8 +23395,8 @@
         </w:tc>
         <w:tc>
           <w:tcPr>
-            <w:tcW w:w="2687" w:type="dxa"/>
-            <w:gridSpan w:val="2"/>
+            <w:tcW w:w="3132" w:type="dxa"/>
+            <w:gridSpan w:val="3"/>
           </w:tcPr>
           <w:p>
             <w:pPr>
@@ -22993,8 +23440,8 @@
         </w:tc>
         <w:tc>
           <w:tcPr>
-            <w:tcW w:w="2687" w:type="dxa"/>
-            <w:gridSpan w:val="2"/>
+            <w:tcW w:w="3132" w:type="dxa"/>
+            <w:gridSpan w:val="3"/>
           </w:tcPr>
           <w:p>
             <w:pPr>
@@ -23038,8 +23485,8 @@
         </w:tc>
         <w:tc>
           <w:tcPr>
-            <w:tcW w:w="2687" w:type="dxa"/>
-            <w:gridSpan w:val="2"/>
+            <w:tcW w:w="3132" w:type="dxa"/>
+            <w:gridSpan w:val="3"/>
           </w:tcPr>
           <w:p>
             <w:pPr>
@@ -23077,29 +23524,40 @@
                 <w:sz w:val="20"/>
                 <w:szCs w:val="20"/>
               </w:rPr>
-              <w:t>Rakenduse kontrolli aeg (s)</w:t>
-            </w:r>
-            <w:r>
-              <w:rPr>
-                <w:sz w:val="20"/>
-                <w:szCs w:val="20"/>
-              </w:rPr>
-              <w:t xml:space="preserve"> 1. ja 2. katsel</w:t>
-            </w:r>
-          </w:p>
-        </w:tc>
-        <w:tc>
-          <w:tcPr>
-            <w:tcW w:w="1276" w:type="dxa"/>
-          </w:tcPr>
-          <w:p>
-            <w:pPr>
-              <w:pStyle w:val="Tabletext"/>
-              <w:rPr>
-                <w:sz w:val="20"/>
-                <w:szCs w:val="20"/>
-              </w:rPr>
-            </w:pPr>
+              <w:t>Rakenduse kontrolli aeg (s) 1. ja 2. katsel ning 2 katse keskmine tulemus</w:t>
+            </w:r>
+          </w:p>
+        </w:tc>
+        <w:tc>
+          <w:tcPr>
+            <w:tcW w:w="992" w:type="dxa"/>
+          </w:tcPr>
+          <w:p>
+            <w:pPr>
+              <w:pStyle w:val="Tabletext"/>
+              <w:rPr>
+                <w:sz w:val="20"/>
+                <w:szCs w:val="20"/>
+              </w:rPr>
+            </w:pPr>
+            <w:r>
+              <w:rPr>
+                <w:b/>
+                <w:bCs/>
+                <w:sz w:val="20"/>
+                <w:szCs w:val="20"/>
+              </w:rPr>
+              <w:t>1. katse:</w:t>
+            </w:r>
+            <w:r>
+              <w:rPr>
+                <w:b/>
+                <w:bCs/>
+                <w:sz w:val="20"/>
+                <w:szCs w:val="20"/>
+              </w:rPr>
+              <w:br/>
+            </w:r>
             <w:r>
               <w:rPr>
                 <w:sz w:val="20"/>
@@ -23111,22 +23569,84 @@
         </w:tc>
         <w:tc>
           <w:tcPr>
-            <w:tcW w:w="1411" w:type="dxa"/>
-          </w:tcPr>
-          <w:p>
-            <w:pPr>
-              <w:pStyle w:val="Tabletext"/>
-              <w:rPr>
-                <w:sz w:val="20"/>
-                <w:szCs w:val="20"/>
-              </w:rPr>
-            </w:pPr>
+            <w:tcW w:w="1012" w:type="dxa"/>
+          </w:tcPr>
+          <w:p>
+            <w:pPr>
+              <w:pStyle w:val="Tabletext"/>
+              <w:rPr>
+                <w:sz w:val="20"/>
+                <w:szCs w:val="20"/>
+              </w:rPr>
+            </w:pPr>
+            <w:r>
+              <w:rPr>
+                <w:b/>
+                <w:bCs/>
+                <w:sz w:val="20"/>
+                <w:szCs w:val="20"/>
+              </w:rPr>
+              <w:t>2. katse:</w:t>
+            </w:r>
+            <w:r>
+              <w:rPr>
+                <w:b/>
+                <w:bCs/>
+                <w:sz w:val="20"/>
+                <w:szCs w:val="20"/>
+              </w:rPr>
+              <w:br/>
+            </w:r>
             <w:r>
               <w:rPr>
                 <w:sz w:val="20"/>
                 <w:szCs w:val="20"/>
               </w:rPr>
               <w:t>0,67 s</w:t>
+            </w:r>
+          </w:p>
+        </w:tc>
+        <w:tc>
+          <w:tcPr>
+            <w:tcW w:w="1128" w:type="dxa"/>
+          </w:tcPr>
+          <w:p>
+            <w:pPr>
+              <w:pStyle w:val="Tabletext"/>
+              <w:rPr>
+                <w:sz w:val="20"/>
+                <w:szCs w:val="20"/>
+              </w:rPr>
+            </w:pPr>
+            <w:r>
+              <w:rPr>
+                <w:b/>
+                <w:bCs/>
+                <w:sz w:val="20"/>
+                <w:szCs w:val="20"/>
+              </w:rPr>
+              <w:t>Keskmine</w:t>
+            </w:r>
+            <w:r>
+              <w:rPr>
+                <w:sz w:val="20"/>
+                <w:szCs w:val="20"/>
+              </w:rPr>
+              <w:t>:</w:t>
+            </w:r>
+            <w:r>
+              <w:rPr>
+                <w:sz w:val="20"/>
+                <w:szCs w:val="20"/>
+              </w:rPr>
+              <w:br/>
+            </w:r>
+            <w:r>
+              <w:rPr>
+                <w:sz w:val="20"/>
+                <w:szCs w:val="20"/>
+              </w:rPr>
+              <w:t>0,62 s</w:t>
             </w:r>
           </w:p>
         </w:tc>
@@ -23164,8 +23684,8 @@
         </w:tc>
         <w:tc>
           <w:tcPr>
-            <w:tcW w:w="2687" w:type="dxa"/>
-            <w:gridSpan w:val="2"/>
+            <w:tcW w:w="3132" w:type="dxa"/>
+            <w:gridSpan w:val="3"/>
           </w:tcPr>
           <w:p>
             <w:pPr>
